--- a/pr/Revo-PR.docx
+++ b/pr/Revo-PR.docx
@@ -1,6 +1,6 @@
 
 <file path=word/document.xml><?xml version="1.0" encoding="utf-8"?>
-<w:document xmlns:wpc="http://schemas.microsoft.com/office/word/2010/wordprocessingCanvas" xmlns:cx="http://schemas.microsoft.com/office/drawing/2014/chartex" xmlns:cx1="http://schemas.microsoft.com/office/drawing/2015/9/8/chartex" xmlns:mc="http://schemas.openxmlformats.org/markup-compatibility/2006" xmlns:o="urn:schemas-microsoft-com:office:office" xmlns:r="http://schemas.openxmlformats.org/officeDocument/2006/relationships" xmlns:m="http://schemas.openxmlformats.org/officeDocument/2006/math" xmlns:v="urn:schemas-microsoft-com:vml" xmlns:wp14="http://schemas.microsoft.com/office/word/2010/wordprocessingDrawing" xmlns:wp="http://schemas.openxmlformats.org/drawingml/2006/wordprocessingDrawing" xmlns:w10="urn:schemas-microsoft-com:office:word" xmlns:w="http://schemas.openxmlformats.org/wordprocessingml/2006/main" xmlns:w14="http://schemas.microsoft.com/office/word/2010/wordml" xmlns:w15="http://schemas.microsoft.com/office/word/2012/wordml" xmlns:w16se="http://schemas.microsoft.com/office/word/2015/wordml/symex" xmlns:wpg="http://schemas.microsoft.com/office/word/2010/wordprocessingGroup" xmlns:wpi="http://schemas.microsoft.com/office/word/2010/wordprocessingInk" xmlns:wne="http://schemas.microsoft.com/office/word/2006/wordml" xmlns:wps="http://schemas.microsoft.com/office/word/2010/wordprocessingShape" mc:Ignorable="w14 w15 w16se wp14">
+<w:document xmlns:wpc="http://schemas.microsoft.com/office/word/2010/wordprocessingCanvas" xmlns:cx="http://schemas.microsoft.com/office/drawing/2014/chartex" xmlns:cx1="http://schemas.microsoft.com/office/drawing/2015/9/8/chartex" xmlns:mc="http://schemas.openxmlformats.org/markup-compatibility/2006" xmlns:o="urn:schemas-microsoft-com:office:office" xmlns:r="http://schemas.openxmlformats.org/officeDocument/2006/relationships" xmlns:m="http://schemas.openxmlformats.org/officeDocument/2006/math" xmlns:v="urn:schemas-microsoft-com:vml" xmlns:wp14="http://schemas.microsoft.com/office/word/2010/wordprocessingDrawing" xmlns:wp="http://schemas.openxmlformats.org/drawingml/2006/wordprocessingDrawing" xmlns:w10="urn:schemas-microsoft-com:office:word" xmlns:w="http://schemas.openxmlformats.org/wordprocessingml/2006/main" xmlns:w14="http://schemas.microsoft.com/office/word/2010/wordml" xmlns:w15="http://schemas.microsoft.com/office/word/2012/wordml" xmlns:w16se="http://schemas.microsoft.com/office/word/2015/wordml/symex" xmlns:wpg="http://schemas.microsoft.com/office/word/2010/wordprocessingGroup" xmlns:wpi="http://schemas.microsoft.com/office/word/2010/wordprocessingInk" xmlns:wne="http://schemas.microsoft.com/office/word/2006/wordml" xmlns:wps="http://schemas.microsoft.com/office/word/2010/wordprocessingShape" xmlns:a="http://schemas.openxmlformats.org/drawingml/2006/main" xmlns:pic="http://schemas.openxmlformats.org/drawingml/2006/picture" mc:Ignorable="w14 w15 w16se wp14">
   <w:body>
     <w:p>
       <w:r>
@@ -60,7 +60,7 @@
           </mc:Choice>
           <mc:Fallback xmlns:w16sdtdh="http://schemas.microsoft.com/office/word/2020/wordml/sdtdatahash" xmlns:w16="http://schemas.microsoft.com/office/word/2018/wordml" xmlns:w16cid="http://schemas.microsoft.com/office/word/2016/wordml/cid" xmlns:w16cex="http://schemas.microsoft.com/office/word/2018/wordml/cex" xmlns:a="http://schemas.openxmlformats.org/drawingml/2006/main">
             <w:pict>
-              <v:shapetype id="_x0000_t75" coordsize="21600,21600" o:spt="75" o:preferrelative="t" path="m@4@5l@4@11@9@11@9@5xe" filled="f" stroked="f">
+              <v:shapetype id="_x0000_t75" coordsize="21600,21600" filled="f" stroked="f" o:spt="75" o:preferrelative="t" path="m@4@5l@4@11@9@11@9@5xe">
                 <v:stroke joinstyle="miter"/>
                 <v:formulas>
                   <v:f eqn="if lineDrawn pixelLineWidth 0"/>
@@ -76,11 +76,11 @@
                   <v:f eqn="prod @7 21600 pixelHeight"/>
                   <v:f eqn="sum @10 21600 0"/>
                 </v:formulas>
-                <v:path o:extrusionok="f" gradientshapeok="t" o:connecttype="rect"/>
+                <v:path gradientshapeok="t" o:connecttype="rect" o:extrusionok="f"/>
                 <o:lock v:ext="edit" aspectratio="t"/>
               </v:shapetype>
-              <v:shape id="_x0000_i0" o:spid="_x0000_s0" type="#_x0000_t75" style="width:46.20pt;height:46.20pt;mso-wrap-distance-left:0.00pt;mso-wrap-distance-top:0.00pt;mso-wrap-distance-right:0.00pt;mso-wrap-distance-bottom:0.00pt;z-index:1;" stroked="false">
-                <v:imagedata r:id="rId11" o:title=""/>
+              <v:shape id="_x0000_i0" style="width:46.20pt;height:46.20pt;mso-wrap-distance-left:0.00pt;mso-wrap-distance-top:0.00pt;mso-wrap-distance-right:0.00pt;mso-wrap-distance-bottom:0.00pt;z-index:1;" o:spid="_x0000_s0" stroked="false" type="#_x0000_t75">
+                <v:imagedata o:title="" r:id="rId11"/>
                 <o:lock v:ext="edit" rotation="t"/>
               </v:shape>
             </w:pict>
@@ -92,8 +92,8 @@
       <w:pPr>
         <w:pStyle w:val="a"/>
         <w:rPr>
-          <w:b/>
-          <w:bCs/>
+          <w:b w:val="1"/>
+          <w:bCs w:val="1"/>
         </w:rPr>
       </w:pPr>
       <w:r>
@@ -104,11 +104,27 @@
       </w:r>
       <w:r>
         <w:rPr>
-          <w:b/>
-          <w:bCs/>
+          <w:b w:val="1"/>
+          <w:bCs w:val="1"/>
           <w:lang w:val="en-IN"/>
         </w:rPr>
         <w:t xml:space="preserve">                   </w:t>
+      </w:r>
+      <w:r>
+        <w:rPr>
+          <w:b w:val="1"/>
+          <w:bCs w:val="1"/>
+          <w:lang w:val="en-IN"/>
+        </w:rPr>
+        <w:t xml:space="preserve"> </w:t>
+      </w:r>
+      <w:r>
+        <w:rPr>
+          <w:b w:val="1"/>
+          <w:bCs w:val="1"/>
+          <w:lang w:val="en-IN"/>
+        </w:rPr>
+        <w:t xml:space="preserve">      </w:t>
       </w:r>
       <w:r>
         <w:rPr>
@@ -441,7 +457,7 @@
               </w:rPr>
               <w:t>prnumber</w:t>
             </w:r>
-            <w:bookmarkStart w:id="0" w:name="_GoBack"/>
+            <w:bookmarkStart w:name="_GoBack" w:id="0"/>
             <w:bookmarkEnd w:id="0"/>
             <w:r>
               <w:rPr>
@@ -555,12 +571,12 @@
         <w:tblW w:w="10490" w:type="dxa"/>
         <w:tblInd w:w="-5" w:type="dxa"/>
         <w:tblBorders>
-          <w:top w:val="single" w:sz="4" w:space="0" w:color="000000"/>
-          <w:left w:val="single" w:sz="4" w:space="0" w:color="000000"/>
-          <w:bottom w:val="single" w:sz="4" w:space="0" w:color="000000"/>
-          <w:right w:val="single" w:sz="4" w:space="0" w:color="000000"/>
-          <w:insideH w:val="single" w:sz="4" w:space="0" w:color="000000"/>
-          <w:insideV w:val="single" w:sz="4" w:space="0" w:color="000000"/>
+          <w:top w:val="single" w:color="000000" w:sz="4" w:space="0"/>
+          <w:left w:val="single" w:color="000000" w:sz="4" w:space="0"/>
+          <w:bottom w:val="single" w:color="000000" w:sz="4" w:space="0"/>
+          <w:right w:val="single" w:color="000000" w:sz="4" w:space="0"/>
+          <w:insideH w:val="single" w:color="000000" w:sz="4" w:space="0"/>
+          <w:insideV w:val="single" w:color="000000" w:sz="4" w:space="0"/>
         </w:tblBorders>
         <w:tblLayout w:type="fixed"/>
         <w:tblCellMar>
@@ -584,8 +600,8 @@
           <w:tcPr>
             <w:tcW w:w="2552" w:type="dxa"/>
             <w:tcBorders>
-              <w:top w:val="single" w:sz="12" w:space="0" w:color="000000" w:themeColor="text1"/>
-              <w:bottom w:val="single" w:sz="4" w:space="0" w:color="000000" w:themeColor="text1"/>
+              <w:top w:val="single" w:color="000000" w:themeColor="text1" w:sz="12" w:space="0"/>
+              <w:bottom w:val="single" w:color="000000" w:themeColor="text1" w:sz="4" w:space="0"/>
             </w:tcBorders>
             <w:shd w:val="clear" w:color="auto" w:fill="C4BC96" w:themeFill="background2" w:themeFillShade="BF"/>
             <w:vAlign w:val="center"/>
@@ -617,8 +633,8 @@
           <w:tcPr>
             <w:tcW w:w="4252" w:type="dxa"/>
             <w:tcBorders>
-              <w:top w:val="single" w:sz="12" w:space="0" w:color="000000" w:themeColor="text1"/>
-              <w:bottom w:val="single" w:sz="4" w:space="0" w:color="000000" w:themeColor="text1"/>
+              <w:top w:val="single" w:color="000000" w:themeColor="text1" w:sz="12" w:space="0"/>
+              <w:bottom w:val="single" w:color="000000" w:themeColor="text1" w:sz="4" w:space="0"/>
             </w:tcBorders>
             <w:shd w:val="clear" w:color="auto" w:fill="C4BC96" w:themeFill="background2" w:themeFillShade="BF"/>
             <w:vAlign w:val="center"/>
@@ -642,8 +658,8 @@
           <w:tcPr>
             <w:tcW w:w="3686" w:type="dxa"/>
             <w:tcBorders>
-              <w:top w:val="single" w:sz="12" w:space="0" w:color="000000" w:themeColor="text1"/>
-              <w:bottom w:val="single" w:sz="4" w:space="0" w:color="000000" w:themeColor="text1"/>
+              <w:top w:val="single" w:color="000000" w:themeColor="text1" w:sz="12" w:space="0"/>
+              <w:bottom w:val="single" w:color="000000" w:themeColor="text1" w:sz="4" w:space="0"/>
             </w:tcBorders>
             <w:shd w:val="clear" w:color="auto" w:fill="C4BC96" w:themeFill="background2" w:themeFillShade="BF"/>
             <w:vAlign w:val="center"/>
@@ -680,10 +696,10 @@
           <w:tcPr>
             <w:tcW w:w="2552" w:type="dxa"/>
             <w:tcBorders>
-              <w:top w:val="single" w:sz="4" w:space="0" w:color="000000" w:themeColor="text1"/>
-              <w:left w:val="single" w:sz="4" w:space="0" w:color="000000" w:themeColor="text1"/>
-              <w:bottom w:val="single" w:sz="4" w:space="0" w:color="000000" w:themeColor="text1"/>
-              <w:right w:val="single" w:sz="4" w:space="0" w:color="000000" w:themeColor="text1"/>
+              <w:top w:val="single" w:color="000000" w:themeColor="text1" w:sz="4" w:space="0"/>
+              <w:left w:val="single" w:color="000000" w:themeColor="text1" w:sz="4" w:space="0"/>
+              <w:bottom w:val="single" w:color="000000" w:themeColor="text1" w:sz="4" w:space="0"/>
+              <w:right w:val="single" w:color="000000" w:themeColor="text1" w:sz="4" w:space="0"/>
             </w:tcBorders>
             <w:vAlign w:val="center"/>
           </w:tcPr>
@@ -720,10 +736,10 @@
           <w:tcPr>
             <w:tcW w:w="4252" w:type="dxa"/>
             <w:tcBorders>
-              <w:top w:val="single" w:sz="4" w:space="0" w:color="000000" w:themeColor="text1"/>
-              <w:left w:val="single" w:sz="4" w:space="0" w:color="000000" w:themeColor="text1"/>
-              <w:bottom w:val="single" w:sz="4" w:space="0" w:color="000000" w:themeColor="text1"/>
-              <w:right w:val="single" w:sz="4" w:space="0" w:color="000000" w:themeColor="text1"/>
+              <w:top w:val="single" w:color="000000" w:themeColor="text1" w:sz="4" w:space="0"/>
+              <w:left w:val="single" w:color="000000" w:themeColor="text1" w:sz="4" w:space="0"/>
+              <w:bottom w:val="single" w:color="000000" w:themeColor="text1" w:sz="4" w:space="0"/>
+              <w:right w:val="single" w:color="000000" w:themeColor="text1" w:sz="4" w:space="0"/>
             </w:tcBorders>
             <w:vAlign w:val="center"/>
           </w:tcPr>
@@ -746,10 +762,10 @@
           <w:tcPr>
             <w:tcW w:w="3686" w:type="dxa"/>
             <w:tcBorders>
-              <w:top w:val="single" w:sz="4" w:space="0" w:color="000000" w:themeColor="text1"/>
-              <w:left w:val="single" w:sz="4" w:space="0" w:color="000000" w:themeColor="text1"/>
-              <w:bottom w:val="single" w:sz="4" w:space="0" w:color="000000" w:themeColor="text1"/>
-              <w:right w:val="single" w:sz="4" w:space="0" w:color="000000" w:themeColor="text1"/>
+              <w:top w:val="single" w:color="000000" w:themeColor="text1" w:sz="4" w:space="0"/>
+              <w:left w:val="single" w:color="000000" w:themeColor="text1" w:sz="4" w:space="0"/>
+              <w:bottom w:val="single" w:color="000000" w:themeColor="text1" w:sz="4" w:space="0"/>
+              <w:right w:val="single" w:color="000000" w:themeColor="text1" w:sz="4" w:space="0"/>
             </w:tcBorders>
             <w:tcMar>
               <w:left w:w="216" w:type="dxa"/>
@@ -862,7 +878,7 @@
           </mc:Choice>
           <mc:Fallback>
             <w:pict>
-              <v:rect w14:anchorId="1604551D" id="Rectangle 3" o:spid="_x0000_s1026" style="position:absolute;margin-left:387pt;margin-top:24.85pt;width:148.5pt;height:66pt;z-index:251659264;visibility:visible;mso-wrap-style:square;mso-wrap-distance-left:9pt;mso-wrap-distance-top:0;mso-wrap-distance-right:9pt;mso-wrap-distance-bottom:0;mso-position-horizontal:absolute;mso-position-horizontal-relative:text;mso-position-vertical:absolute;mso-position-vertical-relative:text;v-text-anchor:top" o:gfxdata="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" filled="f"/>
+              <v:rect id="Rectangle 3" style="position:absolute;margin-left:387pt;margin-top:24.85pt;width:148.5pt;height:66pt;z-index:251659264;visibility:visible;mso-wrap-style:square;mso-wrap-distance-left:9pt;mso-wrap-distance-top:0;mso-wrap-distance-right:9pt;mso-wrap-distance-bottom:0;mso-position-horizontal:absolute;mso-position-horizontal-relative:text;mso-position-vertical:absolute;mso-position-vertical-relative:text;v-text-anchor:top" o:spid="_x0000_s1026" filled="f" w14:anchorId="1604551D" o:gfxdata="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"/>
             </w:pict>
           </mc:Fallback>
         </mc:AlternateContent>
@@ -873,7 +889,7 @@
         <w:sectPr>
           <w:headerReference w:type="default" r:id="rId12"/>
           <w:footerReference w:type="default" r:id="rId13"/>
-          <w:pgSz w:w="12240" w:h="15840"/>
+          <w:pgSz w:w="12240" w:h="15840" w:orient="portrait"/>
           <w:pgMar w:top="720" w:right="720" w:bottom="734" w:left="720" w:header="720" w:footer="720" w:gutter="0"/>
           <w:cols w:space="720"/>
         </w:sectPr>
@@ -974,9 +990,9 @@
     </w:p>
     <w:sectPr>
       <w:type w:val="continuous"/>
-      <w:pgSz w:w="12240" w:h="15840"/>
+      <w:pgSz w:w="12240" w:h="15840" w:orient="portrait"/>
       <w:pgMar w:top="720" w:right="720" w:bottom="734" w:left="720" w:header="720" w:footer="720" w:gutter="0"/>
-      <w:cols w:num="2" w:space="720"/>
+      <w:cols w:space="720" w:num="2"/>
     </w:sectPr>
   </w:body>
 </w:document>
@@ -1336,7 +1352,7 @@
   <w:docDefaults>
     <w:rPrDefault>
       <w:rPr>
-        <w:rFonts w:ascii="Times New Roman" w:eastAsia="Times New Roman" w:hAnsi="Times New Roman" w:cs="Times New Roman"/>
+        <w:rFonts w:ascii="Times New Roman" w:hAnsi="Times New Roman" w:eastAsia="Times New Roman" w:cs="Times New Roman"/>
         <w:color w:val="000000"/>
         <w:sz w:val="24"/>
         <w:lang w:val="en-US" w:eastAsia="en-US" w:bidi="ar-SA"/>
@@ -1347,14 +1363,14 @@
   <w:latentStyles w:defLockedState="0" w:defUIPriority="99" w:defSemiHidden="0" w:defUnhideWhenUsed="0" w:defQFormat="0" w:count="371">
     <w:lsdException w:name="Normal" w:uiPriority="0" w:qFormat="1"/>
     <w:lsdException w:name="heading 1" w:uiPriority="9" w:qFormat="1"/>
-    <w:lsdException w:name="heading 2" w:semiHidden="1" w:uiPriority="9" w:unhideWhenUsed="1" w:qFormat="1"/>
-    <w:lsdException w:name="heading 3" w:semiHidden="1" w:uiPriority="9" w:unhideWhenUsed="1" w:qFormat="1"/>
-    <w:lsdException w:name="heading 4" w:semiHidden="1" w:uiPriority="9" w:unhideWhenUsed="1" w:qFormat="1"/>
-    <w:lsdException w:name="heading 5" w:semiHidden="1" w:uiPriority="9" w:unhideWhenUsed="1" w:qFormat="1"/>
-    <w:lsdException w:name="heading 6" w:semiHidden="1" w:uiPriority="9" w:unhideWhenUsed="1" w:qFormat="1"/>
-    <w:lsdException w:name="heading 7" w:semiHidden="1" w:uiPriority="9" w:unhideWhenUsed="1" w:qFormat="1"/>
-    <w:lsdException w:name="heading 8" w:semiHidden="1" w:uiPriority="9" w:unhideWhenUsed="1" w:qFormat="1"/>
-    <w:lsdException w:name="heading 9" w:semiHidden="1" w:uiPriority="9" w:unhideWhenUsed="1" w:qFormat="1"/>
+    <w:lsdException w:name="heading 2" w:uiPriority="9" w:semiHidden="1" w:unhideWhenUsed="1" w:qFormat="1"/>
+    <w:lsdException w:name="heading 3" w:uiPriority="9" w:semiHidden="1" w:unhideWhenUsed="1" w:qFormat="1"/>
+    <w:lsdException w:name="heading 4" w:uiPriority="9" w:semiHidden="1" w:unhideWhenUsed="1" w:qFormat="1"/>
+    <w:lsdException w:name="heading 5" w:uiPriority="9" w:semiHidden="1" w:unhideWhenUsed="1" w:qFormat="1"/>
+    <w:lsdException w:name="heading 6" w:uiPriority="9" w:semiHidden="1" w:unhideWhenUsed="1" w:qFormat="1"/>
+    <w:lsdException w:name="heading 7" w:uiPriority="9" w:semiHidden="1" w:unhideWhenUsed="1" w:qFormat="1"/>
+    <w:lsdException w:name="heading 8" w:uiPriority="9" w:semiHidden="1" w:unhideWhenUsed="1" w:qFormat="1"/>
+    <w:lsdException w:name="heading 9" w:uiPriority="9" w:semiHidden="1" w:unhideWhenUsed="1" w:qFormat="1"/>
     <w:lsdException w:name="index 1" w:semiHidden="1" w:unhideWhenUsed="1"/>
     <w:lsdException w:name="index 2" w:semiHidden="1" w:unhideWhenUsed="1"/>
     <w:lsdException w:name="index 3" w:semiHidden="1" w:unhideWhenUsed="1"/>
@@ -1364,22 +1380,22 @@
     <w:lsdException w:name="index 7" w:semiHidden="1" w:unhideWhenUsed="1"/>
     <w:lsdException w:name="index 8" w:semiHidden="1" w:unhideWhenUsed="1"/>
     <w:lsdException w:name="index 9" w:semiHidden="1" w:unhideWhenUsed="1"/>
-    <w:lsdException w:name="toc 1" w:semiHidden="1" w:uiPriority="39" w:unhideWhenUsed="1"/>
-    <w:lsdException w:name="toc 2" w:semiHidden="1" w:uiPriority="39" w:unhideWhenUsed="1"/>
-    <w:lsdException w:name="toc 3" w:semiHidden="1" w:uiPriority="39" w:unhideWhenUsed="1"/>
-    <w:lsdException w:name="toc 4" w:semiHidden="1" w:uiPriority="39" w:unhideWhenUsed="1"/>
-    <w:lsdException w:name="toc 5" w:semiHidden="1" w:uiPriority="39" w:unhideWhenUsed="1"/>
-    <w:lsdException w:name="toc 6" w:semiHidden="1" w:uiPriority="39" w:unhideWhenUsed="1"/>
-    <w:lsdException w:name="toc 7" w:semiHidden="1" w:uiPriority="39" w:unhideWhenUsed="1"/>
-    <w:lsdException w:name="toc 8" w:semiHidden="1" w:uiPriority="39" w:unhideWhenUsed="1"/>
-    <w:lsdException w:name="toc 9" w:semiHidden="1" w:uiPriority="39" w:unhideWhenUsed="1"/>
+    <w:lsdException w:name="toc 1" w:uiPriority="39" w:semiHidden="1" w:unhideWhenUsed="1"/>
+    <w:lsdException w:name="toc 2" w:uiPriority="39" w:semiHidden="1" w:unhideWhenUsed="1"/>
+    <w:lsdException w:name="toc 3" w:uiPriority="39" w:semiHidden="1" w:unhideWhenUsed="1"/>
+    <w:lsdException w:name="toc 4" w:uiPriority="39" w:semiHidden="1" w:unhideWhenUsed="1"/>
+    <w:lsdException w:name="toc 5" w:uiPriority="39" w:semiHidden="1" w:unhideWhenUsed="1"/>
+    <w:lsdException w:name="toc 6" w:uiPriority="39" w:semiHidden="1" w:unhideWhenUsed="1"/>
+    <w:lsdException w:name="toc 7" w:uiPriority="39" w:semiHidden="1" w:unhideWhenUsed="1"/>
+    <w:lsdException w:name="toc 8" w:uiPriority="39" w:semiHidden="1" w:unhideWhenUsed="1"/>
+    <w:lsdException w:name="toc 9" w:uiPriority="39" w:semiHidden="1" w:unhideWhenUsed="1"/>
     <w:lsdException w:name="Normal Indent" w:semiHidden="1" w:unhideWhenUsed="1"/>
     <w:lsdException w:name="footnote text" w:semiHidden="1" w:unhideWhenUsed="1"/>
     <w:lsdException w:name="annotation text" w:semiHidden="1" w:unhideWhenUsed="1"/>
     <w:lsdException w:name="header" w:semiHidden="1" w:unhideWhenUsed="1"/>
     <w:lsdException w:name="footer" w:semiHidden="1" w:unhideWhenUsed="1"/>
     <w:lsdException w:name="index heading" w:semiHidden="1" w:unhideWhenUsed="1"/>
-    <w:lsdException w:name="caption" w:semiHidden="1" w:uiPriority="35" w:unhideWhenUsed="1" w:qFormat="1"/>
+    <w:lsdException w:name="caption" w:uiPriority="35" w:semiHidden="1" w:unhideWhenUsed="1" w:qFormat="1"/>
     <w:lsdException w:name="table of figures" w:semiHidden="1" w:unhideWhenUsed="1"/>
     <w:lsdException w:name="envelope address" w:semiHidden="1" w:unhideWhenUsed="1"/>
     <w:lsdException w:name="envelope return" w:semiHidden="1" w:unhideWhenUsed="1"/>
@@ -1410,7 +1426,7 @@
     <w:lsdException w:name="Title" w:uiPriority="10" w:qFormat="1"/>
     <w:lsdException w:name="Closing" w:semiHidden="1" w:unhideWhenUsed="1"/>
     <w:lsdException w:name="Signature" w:semiHidden="1" w:unhideWhenUsed="1"/>
-    <w:lsdException w:name="Default Paragraph Font" w:semiHidden="1" w:uiPriority="1" w:unhideWhenUsed="1"/>
+    <w:lsdException w:name="Default Paragraph Font" w:uiPriority="1" w:semiHidden="1" w:unhideWhenUsed="1"/>
     <w:lsdException w:name="Body Text" w:semiHidden="1" w:unhideWhenUsed="1"/>
     <w:lsdException w:name="Body Text Indent" w:semiHidden="1" w:unhideWhenUsed="1"/>
     <w:lsdException w:name="List Continue" w:semiHidden="1" w:unhideWhenUsed="1"/>
@@ -1610,8 +1626,8 @@
     <w:lsdException w:name="Subtle Reference" w:uiPriority="31" w:qFormat="1"/>
     <w:lsdException w:name="Intense Reference" w:uiPriority="32" w:qFormat="1"/>
     <w:lsdException w:name="Book Title" w:uiPriority="33" w:qFormat="1"/>
-    <w:lsdException w:name="Bibliography" w:semiHidden="1" w:uiPriority="37" w:unhideWhenUsed="1"/>
-    <w:lsdException w:name="TOC Heading" w:semiHidden="1" w:uiPriority="39" w:unhideWhenUsed="1" w:qFormat="1"/>
+    <w:lsdException w:name="Bibliography" w:uiPriority="37" w:semiHidden="1" w:unhideWhenUsed="1"/>
+    <w:lsdException w:name="TOC Heading" w:uiPriority="39" w:semiHidden="1" w:unhideWhenUsed="1" w:qFormat="1"/>
     <w:lsdException w:name="Plain Table 1" w:uiPriority="41"/>
     <w:lsdException w:name="Plain Table 2" w:uiPriority="42"/>
     <w:lsdException w:name="Plain Table 3" w:uiPriority="43"/>
@@ -1717,7 +1733,7 @@
     <w:lsdException w:name="List Table 6 Colorful Accent 6" w:uiPriority="51"/>
     <w:lsdException w:name="List Table 7 Colorful Accent 6" w:uiPriority="52"/>
   </w:latentStyles>
-  <w:style w:type="paragraph" w:default="1" w:styleId="Normal">
+  <w:style w:type="paragraph" w:styleId="Normal" w:default="1">
     <w:name w:val="Normal"/>
   </w:style>
   <w:style w:type="paragraph" w:styleId="Heading1">
@@ -1734,7 +1750,7 @@
       <w:outlineLvl w:val="0"/>
     </w:pPr>
     <w:rPr>
-      <w:rFonts w:ascii="Arial" w:eastAsia="Arial" w:hAnsi="Arial" w:cs="Arial"/>
+      <w:rFonts w:ascii="Arial" w:hAnsi="Arial" w:eastAsia="Arial" w:cs="Arial"/>
       <w:sz w:val="40"/>
       <w:szCs w:val="40"/>
     </w:rPr>
@@ -1754,7 +1770,7 @@
       <w:outlineLvl w:val="1"/>
     </w:pPr>
     <w:rPr>
-      <w:rFonts w:ascii="Arial" w:eastAsia="Arial" w:hAnsi="Arial" w:cs="Arial"/>
+      <w:rFonts w:ascii="Arial" w:hAnsi="Arial" w:eastAsia="Arial" w:cs="Arial"/>
       <w:sz w:val="34"/>
     </w:rPr>
   </w:style>
@@ -1773,7 +1789,7 @@
       <w:outlineLvl w:val="2"/>
     </w:pPr>
     <w:rPr>
-      <w:rFonts w:ascii="Arial" w:eastAsia="Arial" w:hAnsi="Arial" w:cs="Arial"/>
+      <w:rFonts w:ascii="Arial" w:hAnsi="Arial" w:eastAsia="Arial" w:cs="Arial"/>
       <w:sz w:val="30"/>
       <w:szCs w:val="30"/>
     </w:rPr>
@@ -1793,7 +1809,7 @@
       <w:outlineLvl w:val="3"/>
     </w:pPr>
     <w:rPr>
-      <w:rFonts w:ascii="Arial" w:eastAsia="Arial" w:hAnsi="Arial" w:cs="Arial"/>
+      <w:rFonts w:ascii="Arial" w:hAnsi="Arial" w:eastAsia="Arial" w:cs="Arial"/>
       <w:b/>
       <w:bCs/>
       <w:sz w:val="26"/>
@@ -1815,7 +1831,7 @@
       <w:outlineLvl w:val="4"/>
     </w:pPr>
     <w:rPr>
-      <w:rFonts w:ascii="Arial" w:eastAsia="Arial" w:hAnsi="Arial" w:cs="Arial"/>
+      <w:rFonts w:ascii="Arial" w:hAnsi="Arial" w:eastAsia="Arial" w:cs="Arial"/>
       <w:b/>
       <w:bCs/>
       <w:szCs w:val="24"/>
@@ -1836,7 +1852,7 @@
       <w:outlineLvl w:val="5"/>
     </w:pPr>
     <w:rPr>
-      <w:rFonts w:ascii="Arial" w:eastAsia="Arial" w:hAnsi="Arial" w:cs="Arial"/>
+      <w:rFonts w:ascii="Arial" w:hAnsi="Arial" w:eastAsia="Arial" w:cs="Arial"/>
       <w:b/>
       <w:bCs/>
       <w:sz w:val="22"/>
@@ -1858,7 +1874,7 @@
       <w:outlineLvl w:val="6"/>
     </w:pPr>
     <w:rPr>
-      <w:rFonts w:ascii="Arial" w:eastAsia="Arial" w:hAnsi="Arial" w:cs="Arial"/>
+      <w:rFonts w:ascii="Arial" w:hAnsi="Arial" w:eastAsia="Arial" w:cs="Arial"/>
       <w:b/>
       <w:bCs/>
       <w:i/>
@@ -1882,7 +1898,7 @@
       <w:outlineLvl w:val="7"/>
     </w:pPr>
     <w:rPr>
-      <w:rFonts w:ascii="Arial" w:eastAsia="Arial" w:hAnsi="Arial" w:cs="Arial"/>
+      <w:rFonts w:ascii="Arial" w:hAnsi="Arial" w:eastAsia="Arial" w:cs="Arial"/>
       <w:i/>
       <w:iCs/>
       <w:sz w:val="22"/>
@@ -1904,20 +1920,20 @@
       <w:outlineLvl w:val="8"/>
     </w:pPr>
     <w:rPr>
-      <w:rFonts w:ascii="Arial" w:eastAsia="Arial" w:hAnsi="Arial" w:cs="Arial"/>
+      <w:rFonts w:ascii="Arial" w:hAnsi="Arial" w:eastAsia="Arial" w:cs="Arial"/>
       <w:i/>
       <w:iCs/>
       <w:sz w:val="21"/>
       <w:szCs w:val="21"/>
     </w:rPr>
   </w:style>
-  <w:style w:type="character" w:default="1" w:styleId="DefaultParagraphFont">
+  <w:style w:type="character" w:styleId="DefaultParagraphFont" w:default="1">
     <w:name w:val="Default Paragraph Font"/>
     <w:uiPriority w:val="1"/>
     <w:semiHidden/>
     <w:unhideWhenUsed/>
   </w:style>
-  <w:style w:type="table" w:default="1" w:styleId="TableNormal">
+  <w:style w:type="table" w:styleId="TableNormal" w:default="1">
     <w:name w:val="Normal Table"/>
     <w:uiPriority w:val="99"/>
     <w:semiHidden/>
@@ -1932,90 +1948,90 @@
       </w:tblCellMar>
     </w:tblPr>
   </w:style>
-  <w:style w:type="numbering" w:default="1" w:styleId="NoList">
+  <w:style w:type="numbering" w:styleId="NoList" w:default="1">
     <w:name w:val="No List"/>
     <w:uiPriority w:val="99"/>
     <w:semiHidden/>
     <w:unhideWhenUsed/>
   </w:style>
-  <w:style w:type="character" w:customStyle="1" w:styleId="Heading1Char">
+  <w:style w:type="character" w:styleId="Heading1Char" w:customStyle="1">
     <w:name w:val="Heading 1 Char"/>
     <w:basedOn w:val="DefaultParagraphFont"/>
     <w:link w:val="Heading1"/>
     <w:uiPriority w:val="9"/>
     <w:rPr>
-      <w:rFonts w:ascii="Arial" w:eastAsia="Arial" w:hAnsi="Arial" w:cs="Arial"/>
+      <w:rFonts w:ascii="Arial" w:hAnsi="Arial" w:eastAsia="Arial" w:cs="Arial"/>
       <w:sz w:val="40"/>
       <w:szCs w:val="40"/>
     </w:rPr>
   </w:style>
-  <w:style w:type="character" w:customStyle="1" w:styleId="Heading2Char">
+  <w:style w:type="character" w:styleId="Heading2Char" w:customStyle="1">
     <w:name w:val="Heading 2 Char"/>
     <w:basedOn w:val="DefaultParagraphFont"/>
     <w:link w:val="Heading2"/>
     <w:uiPriority w:val="9"/>
     <w:rPr>
-      <w:rFonts w:ascii="Arial" w:eastAsia="Arial" w:hAnsi="Arial" w:cs="Arial"/>
+      <w:rFonts w:ascii="Arial" w:hAnsi="Arial" w:eastAsia="Arial" w:cs="Arial"/>
       <w:sz w:val="34"/>
     </w:rPr>
   </w:style>
-  <w:style w:type="character" w:customStyle="1" w:styleId="Heading3Char">
+  <w:style w:type="character" w:styleId="Heading3Char" w:customStyle="1">
     <w:name w:val="Heading 3 Char"/>
     <w:basedOn w:val="DefaultParagraphFont"/>
     <w:link w:val="Heading3"/>
     <w:uiPriority w:val="9"/>
     <w:rPr>
-      <w:rFonts w:ascii="Arial" w:eastAsia="Arial" w:hAnsi="Arial" w:cs="Arial"/>
+      <w:rFonts w:ascii="Arial" w:hAnsi="Arial" w:eastAsia="Arial" w:cs="Arial"/>
       <w:sz w:val="30"/>
       <w:szCs w:val="30"/>
     </w:rPr>
   </w:style>
-  <w:style w:type="character" w:customStyle="1" w:styleId="Heading4Char">
+  <w:style w:type="character" w:styleId="Heading4Char" w:customStyle="1">
     <w:name w:val="Heading 4 Char"/>
     <w:basedOn w:val="DefaultParagraphFont"/>
     <w:link w:val="Heading4"/>
     <w:uiPriority w:val="9"/>
     <w:rPr>
-      <w:rFonts w:ascii="Arial" w:eastAsia="Arial" w:hAnsi="Arial" w:cs="Arial"/>
+      <w:rFonts w:ascii="Arial" w:hAnsi="Arial" w:eastAsia="Arial" w:cs="Arial"/>
       <w:b/>
       <w:bCs/>
       <w:sz w:val="26"/>
       <w:szCs w:val="26"/>
     </w:rPr>
   </w:style>
-  <w:style w:type="character" w:customStyle="1" w:styleId="Heading5Char">
+  <w:style w:type="character" w:styleId="Heading5Char" w:customStyle="1">
     <w:name w:val="Heading 5 Char"/>
     <w:basedOn w:val="DefaultParagraphFont"/>
     <w:link w:val="Heading5"/>
     <w:uiPriority w:val="9"/>
     <w:rPr>
-      <w:rFonts w:ascii="Arial" w:eastAsia="Arial" w:hAnsi="Arial" w:cs="Arial"/>
+      <w:rFonts w:ascii="Arial" w:hAnsi="Arial" w:eastAsia="Arial" w:cs="Arial"/>
       <w:b/>
       <w:bCs/>
       <w:sz w:val="24"/>
       <w:szCs w:val="24"/>
     </w:rPr>
   </w:style>
-  <w:style w:type="character" w:customStyle="1" w:styleId="Heading6Char">
+  <w:style w:type="character" w:styleId="Heading6Char" w:customStyle="1">
     <w:name w:val="Heading 6 Char"/>
     <w:basedOn w:val="DefaultParagraphFont"/>
     <w:link w:val="Heading6"/>
     <w:uiPriority w:val="9"/>
     <w:rPr>
-      <w:rFonts w:ascii="Arial" w:eastAsia="Arial" w:hAnsi="Arial" w:cs="Arial"/>
+      <w:rFonts w:ascii="Arial" w:hAnsi="Arial" w:eastAsia="Arial" w:cs="Arial"/>
       <w:b/>
       <w:bCs/>
       <w:sz w:val="22"/>
       <w:szCs w:val="22"/>
     </w:rPr>
   </w:style>
-  <w:style w:type="character" w:customStyle="1" w:styleId="Heading7Char">
+  <w:style w:type="character" w:styleId="Heading7Char" w:customStyle="1">
     <w:name w:val="Heading 7 Char"/>
     <w:basedOn w:val="DefaultParagraphFont"/>
     <w:link w:val="Heading7"/>
     <w:uiPriority w:val="9"/>
     <w:rPr>
-      <w:rFonts w:ascii="Arial" w:eastAsia="Arial" w:hAnsi="Arial" w:cs="Arial"/>
+      <w:rFonts w:ascii="Arial" w:hAnsi="Arial" w:eastAsia="Arial" w:cs="Arial"/>
       <w:b/>
       <w:bCs/>
       <w:i/>
@@ -2024,26 +2040,26 @@
       <w:szCs w:val="22"/>
     </w:rPr>
   </w:style>
-  <w:style w:type="character" w:customStyle="1" w:styleId="Heading8Char">
+  <w:style w:type="character" w:styleId="Heading8Char" w:customStyle="1">
     <w:name w:val="Heading 8 Char"/>
     <w:basedOn w:val="DefaultParagraphFont"/>
     <w:link w:val="Heading8"/>
     <w:uiPriority w:val="9"/>
     <w:rPr>
-      <w:rFonts w:ascii="Arial" w:eastAsia="Arial" w:hAnsi="Arial" w:cs="Arial"/>
+      <w:rFonts w:ascii="Arial" w:hAnsi="Arial" w:eastAsia="Arial" w:cs="Arial"/>
       <w:i/>
       <w:iCs/>
       <w:sz w:val="22"/>
       <w:szCs w:val="22"/>
     </w:rPr>
   </w:style>
-  <w:style w:type="character" w:customStyle="1" w:styleId="Heading9Char">
+  <w:style w:type="character" w:styleId="Heading9Char" w:customStyle="1">
     <w:name w:val="Heading 9 Char"/>
     <w:basedOn w:val="DefaultParagraphFont"/>
     <w:link w:val="Heading9"/>
     <w:uiPriority w:val="9"/>
     <w:rPr>
-      <w:rFonts w:ascii="Arial" w:eastAsia="Arial" w:hAnsi="Arial" w:cs="Arial"/>
+      <w:rFonts w:ascii="Arial" w:hAnsi="Arial" w:eastAsia="Arial" w:cs="Arial"/>
       <w:i/>
       <w:iCs/>
       <w:sz w:val="21"/>
@@ -2081,7 +2097,7 @@
       <w:szCs w:val="48"/>
     </w:rPr>
   </w:style>
-  <w:style w:type="character" w:customStyle="1" w:styleId="TitleChar">
+  <w:style w:type="character" w:styleId="TitleChar" w:customStyle="1">
     <w:name w:val="Title Char"/>
     <w:basedOn w:val="DefaultParagraphFont"/>
     <w:link w:val="Title"/>
@@ -2105,7 +2121,7 @@
       <w:szCs w:val="24"/>
     </w:rPr>
   </w:style>
-  <w:style w:type="character" w:customStyle="1" w:styleId="SubtitleChar">
+  <w:style w:type="character" w:styleId="SubtitleChar" w:customStyle="1">
     <w:name w:val="Subtitle Char"/>
     <w:basedOn w:val="DefaultParagraphFont"/>
     <w:link w:val="Subtitle"/>
@@ -2129,7 +2145,7 @@
       <w:i/>
     </w:rPr>
   </w:style>
-  <w:style w:type="character" w:customStyle="1" w:styleId="QuoteChar">
+  <w:style w:type="character" w:styleId="QuoteChar" w:customStyle="1">
     <w:name w:val="Quote Char"/>
     <w:link w:val="Quote"/>
     <w:uiPriority w:val="29"/>
@@ -2146,10 +2162,10 @@
     <w:qFormat/>
     <w:pPr>
       <w:pBdr>
-        <w:top w:val="single" w:sz="4" w:space="5" w:color="FFFFFF"/>
-        <w:left w:val="single" w:sz="4" w:space="10" w:color="FFFFFF"/>
-        <w:bottom w:val="single" w:sz="4" w:space="5" w:color="FFFFFF"/>
-        <w:right w:val="single" w:sz="4" w:space="10" w:color="FFFFFF"/>
+        <w:top w:val="single" w:color="FFFFFF" w:sz="4" w:space="5"/>
+        <w:left w:val="single" w:color="FFFFFF" w:sz="4" w:space="10"/>
+        <w:bottom w:val="single" w:color="FFFFFF" w:sz="4" w:space="5"/>
+        <w:right w:val="single" w:color="FFFFFF" w:sz="4" w:space="10"/>
       </w:pBdr>
       <w:shd w:val="clear" w:color="auto" w:fill="F2F2F2"/>
       <w:ind w:left="720" w:right="720"/>
@@ -2158,7 +2174,7 @@
       <w:i/>
     </w:rPr>
   </w:style>
-  <w:style w:type="character" w:customStyle="1" w:styleId="IntenseQuoteChar">
+  <w:style w:type="character" w:styleId="IntenseQuoteChar" w:customStyle="1">
     <w:name w:val="Intense Quote Char"/>
     <w:link w:val="IntenseQuote"/>
     <w:uiPriority w:val="30"/>
@@ -2185,7 +2201,7 @@
       <w:szCs w:val="18"/>
     </w:rPr>
   </w:style>
-  <w:style w:type="character" w:customStyle="1" w:styleId="CaptionChar">
+  <w:style w:type="character" w:styleId="CaptionChar" w:customStyle="1">
     <w:name w:val="Caption Char"/>
     <w:uiPriority w:val="99"/>
   </w:style>
@@ -2195,12 +2211,12 @@
     <w:uiPriority w:val="59"/>
     <w:tblPr>
       <w:tblBorders>
-        <w:top w:val="single" w:sz="4" w:space="0" w:color="AFAFAF" w:themeColor="text1" w:themeTint="50"/>
-        <w:left w:val="single" w:sz="4" w:space="0" w:color="AFAFAF" w:themeColor="text1" w:themeTint="50"/>
-        <w:bottom w:val="single" w:sz="4" w:space="0" w:color="AFAFAF" w:themeColor="text1" w:themeTint="50"/>
-        <w:right w:val="single" w:sz="4" w:space="0" w:color="AFAFAF" w:themeColor="text1" w:themeTint="50"/>
-        <w:insideH w:val="single" w:sz="4" w:space="0" w:color="AFAFAF" w:themeColor="text1" w:themeTint="50"/>
-        <w:insideV w:val="single" w:sz="4" w:space="0" w:color="AFAFAF" w:themeColor="text1" w:themeTint="50"/>
+        <w:top w:val="single" w:color="AFAFAF" w:themeColor="text1" w:themeTint="50" w:sz="4" w:space="0"/>
+        <w:left w:val="single" w:color="AFAFAF" w:themeColor="text1" w:themeTint="50" w:sz="4" w:space="0"/>
+        <w:bottom w:val="single" w:color="AFAFAF" w:themeColor="text1" w:themeTint="50" w:sz="4" w:space="0"/>
+        <w:right w:val="single" w:color="AFAFAF" w:themeColor="text1" w:themeTint="50" w:sz="4" w:space="0"/>
+        <w:insideH w:val="single" w:color="AFAFAF" w:themeColor="text1" w:themeTint="50" w:sz="4" w:space="0"/>
+        <w:insideV w:val="single" w:color="AFAFAF" w:themeColor="text1" w:themeTint="50" w:sz="4" w:space="0"/>
       </w:tblBorders>
     </w:tblPr>
   </w:style>
@@ -2210,12 +2226,12 @@
     <w:uiPriority w:val="59"/>
     <w:tblPr>
       <w:tblBorders>
-        <w:top w:val="single" w:sz="4" w:space="0" w:color="AFAFAF" w:themeColor="text1" w:themeTint="50"/>
-        <w:left w:val="single" w:sz="4" w:space="0" w:color="AFAFAF" w:themeColor="text1" w:themeTint="50"/>
-        <w:bottom w:val="single" w:sz="4" w:space="0" w:color="AFAFAF" w:themeColor="text1" w:themeTint="50"/>
-        <w:right w:val="single" w:sz="4" w:space="0" w:color="AFAFAF" w:themeColor="text1" w:themeTint="50"/>
-        <w:insideH w:val="single" w:sz="4" w:space="0" w:color="AFAFAF" w:themeColor="text1" w:themeTint="50"/>
-        <w:insideV w:val="single" w:sz="4" w:space="0" w:color="AFAFAF" w:themeColor="text1" w:themeTint="50"/>
+        <w:top w:val="single" w:color="AFAFAF" w:themeColor="text1" w:themeTint="50" w:sz="4" w:space="0"/>
+        <w:left w:val="single" w:color="AFAFAF" w:themeColor="text1" w:themeTint="50" w:sz="4" w:space="0"/>
+        <w:bottom w:val="single" w:color="AFAFAF" w:themeColor="text1" w:themeTint="50" w:sz="4" w:space="0"/>
+        <w:right w:val="single" w:color="AFAFAF" w:themeColor="text1" w:themeTint="50" w:sz="4" w:space="0"/>
+        <w:insideH w:val="single" w:color="AFAFAF" w:themeColor="text1" w:themeTint="50" w:sz="4" w:space="0"/>
+        <w:insideV w:val="single" w:color="AFAFAF" w:themeColor="text1" w:themeTint="50" w:sz="4" w:space="0"/>
       </w:tblBorders>
     </w:tblPr>
     <w:tblStylePr w:type="firstRow">
@@ -2269,10 +2285,10 @@
     <w:uiPriority w:val="59"/>
     <w:tblPr>
       <w:tblBorders>
-        <w:top w:val="single" w:sz="4" w:space="0" w:color="000000" w:themeColor="text1"/>
-        <w:left w:val="none" w:sz="4" w:space="0" w:color="000000" w:themeColor="text1"/>
-        <w:bottom w:val="single" w:sz="4" w:space="0" w:color="000000" w:themeColor="text1"/>
-        <w:right w:val="none" w:sz="4" w:space="0" w:color="000000" w:themeColor="text1"/>
+        <w:top w:val="single" w:color="000000" w:themeColor="text1" w:sz="4" w:space="0"/>
+        <w:left w:val="none" w:color="000000" w:themeColor="text1" w:sz="4" w:space="0"/>
+        <w:bottom w:val="single" w:color="000000" w:themeColor="text1" w:sz="4" w:space="0"/>
+        <w:right w:val="none" w:color="000000" w:themeColor="text1" w:sz="4" w:space="0"/>
       </w:tblBorders>
     </w:tblPr>
     <w:tblStylePr w:type="firstRow">
@@ -2285,8 +2301,8 @@
       <w:tblPr/>
       <w:tcPr>
         <w:tcBorders>
-          <w:top w:val="single" w:sz="4" w:space="0" w:color="000000" w:themeColor="text1"/>
-          <w:bottom w:val="single" w:sz="4" w:space="0" w:color="000000" w:themeColor="text1"/>
+          <w:top w:val="single" w:color="000000" w:themeColor="text1" w:sz="4" w:space="0"/>
+          <w:bottom w:val="single" w:color="000000" w:themeColor="text1" w:sz="4" w:space="0"/>
         </w:tcBorders>
       </w:tcPr>
     </w:tblStylePr>
@@ -2318,8 +2334,8 @@
       <w:tblPr/>
       <w:tcPr>
         <w:tcBorders>
-          <w:left w:val="single" w:sz="4" w:space="0" w:color="000000" w:themeColor="text1"/>
-          <w:right w:val="single" w:sz="4" w:space="0" w:color="000000" w:themeColor="text1"/>
+          <w:left w:val="single" w:color="000000" w:themeColor="text1" w:sz="4" w:space="0"/>
+          <w:right w:val="single" w:color="000000" w:themeColor="text1" w:sz="4" w:space="0"/>
         </w:tcBorders>
       </w:tcPr>
     </w:tblStylePr>
@@ -2327,8 +2343,8 @@
       <w:tblPr/>
       <w:tcPr>
         <w:tcBorders>
-          <w:left w:val="single" w:sz="4" w:space="0" w:color="000000" w:themeColor="text1"/>
-          <w:right w:val="single" w:sz="4" w:space="0" w:color="000000" w:themeColor="text1"/>
+          <w:left w:val="single" w:color="000000" w:themeColor="text1" w:sz="4" w:space="0"/>
+          <w:right w:val="single" w:color="000000" w:themeColor="text1" w:sz="4" w:space="0"/>
         </w:tcBorders>
       </w:tcPr>
     </w:tblStylePr>
@@ -2336,8 +2352,8 @@
       <w:tblPr/>
       <w:tcPr>
         <w:tcBorders>
-          <w:top w:val="single" w:sz="4" w:space="0" w:color="000000" w:themeColor="text1"/>
-          <w:bottom w:val="single" w:sz="4" w:space="0" w:color="000000" w:themeColor="text1"/>
+          <w:top w:val="single" w:color="000000" w:themeColor="text1" w:sz="4" w:space="0"/>
+          <w:bottom w:val="single" w:color="000000" w:themeColor="text1" w:sz="4" w:space="0"/>
         </w:tcBorders>
       </w:tcPr>
     </w:tblStylePr>
@@ -2359,10 +2375,10 @@
       <w:tblPr/>
       <w:tcPr>
         <w:tcBorders>
-          <w:top w:val="none" w:sz="4" w:space="0" w:color="000000"/>
-          <w:left w:val="none" w:sz="4" w:space="0" w:color="000000"/>
-          <w:bottom w:val="single" w:sz="4" w:space="0" w:color="404040"/>
-          <w:right w:val="none" w:sz="4" w:space="0" w:color="000000"/>
+          <w:top w:val="none" w:color="000000" w:sz="4" w:space="0"/>
+          <w:left w:val="none" w:color="000000" w:sz="4" w:space="0"/>
+          <w:bottom w:val="single" w:color="404040" w:sz="4" w:space="0"/>
+          <w:right w:val="none" w:color="000000" w:sz="4" w:space="0"/>
         </w:tcBorders>
       </w:tcPr>
     </w:tblStylePr>
@@ -2382,10 +2398,10 @@
       <w:tblPr/>
       <w:tcPr>
         <w:tcBorders>
-          <w:top w:val="none" w:sz="4" w:space="0" w:color="000000"/>
-          <w:left w:val="none" w:sz="4" w:space="0" w:color="000000"/>
-          <w:bottom w:val="none" w:sz="4" w:space="0" w:color="000000"/>
-          <w:right w:val="single" w:sz="4" w:space="0" w:color="404040"/>
+          <w:top w:val="none" w:color="000000" w:sz="4" w:space="0"/>
+          <w:left w:val="none" w:color="000000" w:sz="4" w:space="0"/>
+          <w:bottom w:val="none" w:color="000000" w:sz="4" w:space="0"/>
+          <w:right w:val="single" w:color="404040" w:sz="4" w:space="0"/>
         </w:tcBorders>
       </w:tcPr>
     </w:tblStylePr>
@@ -2490,9 +2506,9 @@
       <w:tblPr/>
       <w:tcPr>
         <w:tcBorders>
-          <w:left w:val="none" w:sz="4" w:space="0" w:color="000000"/>
-          <w:bottom w:val="single" w:sz="4" w:space="0" w:color="404040"/>
-          <w:right w:val="none" w:sz="4" w:space="0" w:color="000000"/>
+          <w:left w:val="none" w:color="000000" w:sz="4" w:space="0"/>
+          <w:bottom w:val="single" w:color="404040" w:sz="4" w:space="0"/>
+          <w:right w:val="none" w:color="000000" w:sz="4" w:space="0"/>
         </w:tcBorders>
         <w:shd w:val="clear" w:color="FFFFFF" w:fill="auto"/>
       </w:tcPr>
@@ -2505,9 +2521,9 @@
       <w:tblPr/>
       <w:tcPr>
         <w:tcBorders>
-          <w:top w:val="single" w:sz="4" w:space="0" w:color="404040"/>
-          <w:left w:val="none" w:sz="4" w:space="0" w:color="000000"/>
-          <w:right w:val="none" w:sz="4" w:space="0" w:color="000000"/>
+          <w:top w:val="single" w:color="404040" w:sz="4" w:space="0"/>
+          <w:left w:val="none" w:color="000000" w:sz="4" w:space="0"/>
+          <w:right w:val="none" w:color="000000" w:sz="4" w:space="0"/>
         </w:tcBorders>
         <w:shd w:val="clear" w:color="FFFFFF" w:fill="auto"/>
       </w:tcPr>
@@ -2523,7 +2539,7 @@
       <w:tblPr/>
       <w:tcPr>
         <w:tcBorders>
-          <w:right w:val="single" w:sz="4" w:space="0" w:color="404040"/>
+          <w:right w:val="single" w:color="404040" w:sz="4" w:space="0"/>
         </w:tcBorders>
         <w:shd w:val="clear" w:color="FFFFFF" w:fill="auto"/>
       </w:tcPr>
@@ -2536,7 +2552,7 @@
       <w:tblPr/>
       <w:tcPr>
         <w:tcBorders>
-          <w:left w:val="single" w:sz="4" w:space="0" w:color="404040"/>
+          <w:left w:val="single" w:color="404040" w:sz="4" w:space="0"/>
         </w:tcBorders>
         <w:shd w:val="clear" w:color="FFFFFF" w:fill="auto"/>
       </w:tcPr>
@@ -2572,12 +2588,12 @@
       <w:tblStyleRowBandSize w:val="1"/>
       <w:tblStyleColBandSize w:val="1"/>
       <w:tblBorders>
-        <w:top w:val="single" w:sz="4" w:space="0" w:color="989898" w:themeColor="text1" w:themeTint="67"/>
-        <w:left w:val="single" w:sz="4" w:space="0" w:color="989898" w:themeColor="text1" w:themeTint="67"/>
-        <w:bottom w:val="single" w:sz="4" w:space="0" w:color="989898" w:themeColor="text1" w:themeTint="67"/>
-        <w:right w:val="single" w:sz="4" w:space="0" w:color="989898" w:themeColor="text1" w:themeTint="67"/>
-        <w:insideH w:val="single" w:sz="4" w:space="0" w:color="989898" w:themeColor="text1" w:themeTint="67"/>
-        <w:insideV w:val="single" w:sz="4" w:space="0" w:color="989898" w:themeColor="text1" w:themeTint="67"/>
+        <w:top w:val="single" w:color="989898" w:themeColor="text1" w:themeTint="67" w:sz="4" w:space="0"/>
+        <w:left w:val="single" w:color="989898" w:themeColor="text1" w:themeTint="67" w:sz="4" w:space="0"/>
+        <w:bottom w:val="single" w:color="989898" w:themeColor="text1" w:themeTint="67" w:sz="4" w:space="0"/>
+        <w:right w:val="single" w:color="989898" w:themeColor="text1" w:themeTint="67" w:sz="4" w:space="0"/>
+        <w:insideH w:val="single" w:color="989898" w:themeColor="text1" w:themeTint="67" w:sz="4" w:space="0"/>
+        <w:insideV w:val="single" w:color="989898" w:themeColor="text1" w:themeTint="67" w:sz="4" w:space="0"/>
       </w:tblBorders>
     </w:tblPr>
     <w:tblStylePr w:type="firstRow">
@@ -2588,7 +2604,7 @@
       <w:tblPr/>
       <w:tcPr>
         <w:tcBorders>
-          <w:bottom w:val="single" w:sz="12" w:space="0" w:color="6A6A6A" w:themeColor="text1" w:themeTint="95"/>
+          <w:bottom w:val="single" w:color="6A6A6A" w:themeColor="text1" w:themeTint="95" w:sz="12" w:space="0"/>
         </w:tcBorders>
       </w:tcPr>
     </w:tblStylePr>
@@ -2619,10 +2635,10 @@
       <w:tblPr/>
       <w:tcPr>
         <w:tcBorders>
-          <w:top w:val="single" w:sz="4" w:space="0" w:color="989898" w:themeColor="text1" w:themeTint="67"/>
-          <w:left w:val="single" w:sz="4" w:space="0" w:color="989898" w:themeColor="text1" w:themeTint="67"/>
-          <w:bottom w:val="single" w:sz="4" w:space="0" w:color="989898" w:themeColor="text1" w:themeTint="67"/>
-          <w:right w:val="single" w:sz="4" w:space="0" w:color="989898" w:themeColor="text1" w:themeTint="67"/>
+          <w:top w:val="single" w:color="989898" w:themeColor="text1" w:themeTint="67" w:sz="4" w:space="0"/>
+          <w:left w:val="single" w:color="989898" w:themeColor="text1" w:themeTint="67" w:sz="4" w:space="0"/>
+          <w:bottom w:val="single" w:color="989898" w:themeColor="text1" w:themeTint="67" w:sz="4" w:space="0"/>
+          <w:right w:val="single" w:color="989898" w:themeColor="text1" w:themeTint="67" w:sz="4" w:space="0"/>
         </w:tcBorders>
       </w:tcPr>
     </w:tblStylePr>
@@ -2635,12 +2651,12 @@
       <w:tblStyleRowBandSize w:val="1"/>
       <w:tblStyleColBandSize w:val="1"/>
       <w:tblBorders>
-        <w:top w:val="single" w:sz="4" w:space="0" w:color="B7CBE4" w:themeColor="accent1" w:themeTint="67"/>
-        <w:left w:val="single" w:sz="4" w:space="0" w:color="B7CBE4" w:themeColor="accent1" w:themeTint="67"/>
-        <w:bottom w:val="single" w:sz="4" w:space="0" w:color="B7CBE4" w:themeColor="accent1" w:themeTint="67"/>
-        <w:right w:val="single" w:sz="4" w:space="0" w:color="B7CBE4" w:themeColor="accent1" w:themeTint="67"/>
-        <w:insideH w:val="single" w:sz="4" w:space="0" w:color="B7CBE4" w:themeColor="accent1" w:themeTint="67"/>
-        <w:insideV w:val="single" w:sz="4" w:space="0" w:color="B7CBE4" w:themeColor="accent1" w:themeTint="67"/>
+        <w:top w:val="single" w:color="B7CBE4" w:themeColor="accent1" w:themeTint="67" w:sz="4" w:space="0"/>
+        <w:left w:val="single" w:color="B7CBE4" w:themeColor="accent1" w:themeTint="67" w:sz="4" w:space="0"/>
+        <w:bottom w:val="single" w:color="B7CBE4" w:themeColor="accent1" w:themeTint="67" w:sz="4" w:space="0"/>
+        <w:right w:val="single" w:color="B7CBE4" w:themeColor="accent1" w:themeTint="67" w:sz="4" w:space="0"/>
+        <w:insideH w:val="single" w:color="B7CBE4" w:themeColor="accent1" w:themeTint="67" w:sz="4" w:space="0"/>
+        <w:insideV w:val="single" w:color="B7CBE4" w:themeColor="accent1" w:themeTint="67" w:sz="4" w:space="0"/>
       </w:tblBorders>
     </w:tblPr>
     <w:tblStylePr w:type="firstRow">
@@ -2651,7 +2667,7 @@
       <w:tblPr/>
       <w:tcPr>
         <w:tcBorders>
-          <w:bottom w:val="single" w:sz="12" w:space="0" w:color="97B4D8" w:themeColor="accent1" w:themeTint="95"/>
+          <w:bottom w:val="single" w:color="97B4D8" w:themeColor="accent1" w:themeTint="95" w:sz="12" w:space="0"/>
         </w:tcBorders>
       </w:tcPr>
     </w:tblStylePr>
@@ -2682,10 +2698,10 @@
       <w:tblPr/>
       <w:tcPr>
         <w:tcBorders>
-          <w:top w:val="single" w:sz="4" w:space="0" w:color="B7CBE4" w:themeColor="accent1" w:themeTint="67"/>
-          <w:left w:val="single" w:sz="4" w:space="0" w:color="B7CBE4" w:themeColor="accent1" w:themeTint="67"/>
-          <w:bottom w:val="single" w:sz="4" w:space="0" w:color="B7CBE4" w:themeColor="accent1" w:themeTint="67"/>
-          <w:right w:val="single" w:sz="4" w:space="0" w:color="B7CBE4" w:themeColor="accent1" w:themeTint="67"/>
+          <w:top w:val="single" w:color="B7CBE4" w:themeColor="accent1" w:themeTint="67" w:sz="4" w:space="0"/>
+          <w:left w:val="single" w:color="B7CBE4" w:themeColor="accent1" w:themeTint="67" w:sz="4" w:space="0"/>
+          <w:bottom w:val="single" w:color="B7CBE4" w:themeColor="accent1" w:themeTint="67" w:sz="4" w:space="0"/>
+          <w:right w:val="single" w:color="B7CBE4" w:themeColor="accent1" w:themeTint="67" w:sz="4" w:space="0"/>
         </w:tcBorders>
       </w:tcPr>
     </w:tblStylePr>
@@ -2698,12 +2714,12 @@
       <w:tblStyleRowBandSize w:val="1"/>
       <w:tblStyleColBandSize w:val="1"/>
       <w:tblBorders>
-        <w:top w:val="single" w:sz="4" w:space="0" w:color="E5B7B6" w:themeColor="accent2" w:themeTint="67"/>
-        <w:left w:val="single" w:sz="4" w:space="0" w:color="E5B7B6" w:themeColor="accent2" w:themeTint="67"/>
-        <w:bottom w:val="single" w:sz="4" w:space="0" w:color="E5B7B6" w:themeColor="accent2" w:themeTint="67"/>
-        <w:right w:val="single" w:sz="4" w:space="0" w:color="E5B7B6" w:themeColor="accent2" w:themeTint="67"/>
-        <w:insideH w:val="single" w:sz="4" w:space="0" w:color="E5B7B6" w:themeColor="accent2" w:themeTint="67"/>
-        <w:insideV w:val="single" w:sz="4" w:space="0" w:color="E5B7B6" w:themeColor="accent2" w:themeTint="67"/>
+        <w:top w:val="single" w:color="E5B7B6" w:themeColor="accent2" w:themeTint="67" w:sz="4" w:space="0"/>
+        <w:left w:val="single" w:color="E5B7B6" w:themeColor="accent2" w:themeTint="67" w:sz="4" w:space="0"/>
+        <w:bottom w:val="single" w:color="E5B7B6" w:themeColor="accent2" w:themeTint="67" w:sz="4" w:space="0"/>
+        <w:right w:val="single" w:color="E5B7B6" w:themeColor="accent2" w:themeTint="67" w:sz="4" w:space="0"/>
+        <w:insideH w:val="single" w:color="E5B7B6" w:themeColor="accent2" w:themeTint="67" w:sz="4" w:space="0"/>
+        <w:insideV w:val="single" w:color="E5B7B6" w:themeColor="accent2" w:themeTint="67" w:sz="4" w:space="0"/>
       </w:tblBorders>
     </w:tblPr>
     <w:tblStylePr w:type="firstRow">
@@ -2714,7 +2730,7 @@
       <w:tblPr/>
       <w:tcPr>
         <w:tcBorders>
-          <w:bottom w:val="single" w:sz="12" w:space="0" w:color="DA9896" w:themeColor="accent2" w:themeTint="95"/>
+          <w:bottom w:val="single" w:color="DA9896" w:themeColor="accent2" w:themeTint="95" w:sz="12" w:space="0"/>
         </w:tcBorders>
       </w:tcPr>
     </w:tblStylePr>
@@ -2745,10 +2761,10 @@
       <w:tblPr/>
       <w:tcPr>
         <w:tcBorders>
-          <w:top w:val="single" w:sz="4" w:space="0" w:color="E5B7B6" w:themeColor="accent2" w:themeTint="67"/>
-          <w:left w:val="single" w:sz="4" w:space="0" w:color="E5B7B6" w:themeColor="accent2" w:themeTint="67"/>
-          <w:bottom w:val="single" w:sz="4" w:space="0" w:color="E5B7B6" w:themeColor="accent2" w:themeTint="67"/>
-          <w:right w:val="single" w:sz="4" w:space="0" w:color="E5B7B6" w:themeColor="accent2" w:themeTint="67"/>
+          <w:top w:val="single" w:color="E5B7B6" w:themeColor="accent2" w:themeTint="67" w:sz="4" w:space="0"/>
+          <w:left w:val="single" w:color="E5B7B6" w:themeColor="accent2" w:themeTint="67" w:sz="4" w:space="0"/>
+          <w:bottom w:val="single" w:color="E5B7B6" w:themeColor="accent2" w:themeTint="67" w:sz="4" w:space="0"/>
+          <w:right w:val="single" w:color="E5B7B6" w:themeColor="accent2" w:themeTint="67" w:sz="4" w:space="0"/>
         </w:tcBorders>
       </w:tcPr>
     </w:tblStylePr>
@@ -2761,12 +2777,12 @@
       <w:tblStyleRowBandSize w:val="1"/>
       <w:tblStyleColBandSize w:val="1"/>
       <w:tblBorders>
-        <w:top w:val="single" w:sz="4" w:space="0" w:color="D6E3BB" w:themeColor="accent3" w:themeTint="67"/>
-        <w:left w:val="single" w:sz="4" w:space="0" w:color="D6E3BB" w:themeColor="accent3" w:themeTint="67"/>
-        <w:bottom w:val="single" w:sz="4" w:space="0" w:color="D6E3BB" w:themeColor="accent3" w:themeTint="67"/>
-        <w:right w:val="single" w:sz="4" w:space="0" w:color="D6E3BB" w:themeColor="accent3" w:themeTint="67"/>
-        <w:insideH w:val="single" w:sz="4" w:space="0" w:color="D6E3BB" w:themeColor="accent3" w:themeTint="67"/>
-        <w:insideV w:val="single" w:sz="4" w:space="0" w:color="D6E3BB" w:themeColor="accent3" w:themeTint="67"/>
+        <w:top w:val="single" w:color="D6E3BB" w:themeColor="accent3" w:themeTint="67" w:sz="4" w:space="0"/>
+        <w:left w:val="single" w:color="D6E3BB" w:themeColor="accent3" w:themeTint="67" w:sz="4" w:space="0"/>
+        <w:bottom w:val="single" w:color="D6E3BB" w:themeColor="accent3" w:themeTint="67" w:sz="4" w:space="0"/>
+        <w:right w:val="single" w:color="D6E3BB" w:themeColor="accent3" w:themeTint="67" w:sz="4" w:space="0"/>
+        <w:insideH w:val="single" w:color="D6E3BB" w:themeColor="accent3" w:themeTint="67" w:sz="4" w:space="0"/>
+        <w:insideV w:val="single" w:color="D6E3BB" w:themeColor="accent3" w:themeTint="67" w:sz="4" w:space="0"/>
       </w:tblBorders>
     </w:tblPr>
     <w:tblStylePr w:type="firstRow">
@@ -2777,7 +2793,7 @@
       <w:tblPr/>
       <w:tcPr>
         <w:tcBorders>
-          <w:bottom w:val="single" w:sz="12" w:space="0" w:color="C4D79D" w:themeColor="accent3" w:themeTint="95"/>
+          <w:bottom w:val="single" w:color="C4D79D" w:themeColor="accent3" w:themeTint="95" w:sz="12" w:space="0"/>
         </w:tcBorders>
       </w:tcPr>
     </w:tblStylePr>
@@ -2808,10 +2824,10 @@
       <w:tblPr/>
       <w:tcPr>
         <w:tcBorders>
-          <w:top w:val="single" w:sz="4" w:space="0" w:color="D6E3BB" w:themeColor="accent3" w:themeTint="67"/>
-          <w:left w:val="single" w:sz="4" w:space="0" w:color="D6E3BB" w:themeColor="accent3" w:themeTint="67"/>
-          <w:bottom w:val="single" w:sz="4" w:space="0" w:color="D6E3BB" w:themeColor="accent3" w:themeTint="67"/>
-          <w:right w:val="single" w:sz="4" w:space="0" w:color="D6E3BB" w:themeColor="accent3" w:themeTint="67"/>
+          <w:top w:val="single" w:color="D6E3BB" w:themeColor="accent3" w:themeTint="67" w:sz="4" w:space="0"/>
+          <w:left w:val="single" w:color="D6E3BB" w:themeColor="accent3" w:themeTint="67" w:sz="4" w:space="0"/>
+          <w:bottom w:val="single" w:color="D6E3BB" w:themeColor="accent3" w:themeTint="67" w:sz="4" w:space="0"/>
+          <w:right w:val="single" w:color="D6E3BB" w:themeColor="accent3" w:themeTint="67" w:sz="4" w:space="0"/>
         </w:tcBorders>
       </w:tcPr>
     </w:tblStylePr>
@@ -2824,12 +2840,12 @@
       <w:tblStyleRowBandSize w:val="1"/>
       <w:tblStyleColBandSize w:val="1"/>
       <w:tblBorders>
-        <w:top w:val="single" w:sz="4" w:space="0" w:color="CBC0D9" w:themeColor="accent4" w:themeTint="67"/>
-        <w:left w:val="single" w:sz="4" w:space="0" w:color="CBC0D9" w:themeColor="accent4" w:themeTint="67"/>
-        <w:bottom w:val="single" w:sz="4" w:space="0" w:color="CBC0D9" w:themeColor="accent4" w:themeTint="67"/>
-        <w:right w:val="single" w:sz="4" w:space="0" w:color="CBC0D9" w:themeColor="accent4" w:themeTint="67"/>
-        <w:insideH w:val="single" w:sz="4" w:space="0" w:color="CBC0D9" w:themeColor="accent4" w:themeTint="67"/>
-        <w:insideV w:val="single" w:sz="4" w:space="0" w:color="CBC0D9" w:themeColor="accent4" w:themeTint="67"/>
+        <w:top w:val="single" w:color="CBC0D9" w:themeColor="accent4" w:themeTint="67" w:sz="4" w:space="0"/>
+        <w:left w:val="single" w:color="CBC0D9" w:themeColor="accent4" w:themeTint="67" w:sz="4" w:space="0"/>
+        <w:bottom w:val="single" w:color="CBC0D9" w:themeColor="accent4" w:themeTint="67" w:sz="4" w:space="0"/>
+        <w:right w:val="single" w:color="CBC0D9" w:themeColor="accent4" w:themeTint="67" w:sz="4" w:space="0"/>
+        <w:insideH w:val="single" w:color="CBC0D9" w:themeColor="accent4" w:themeTint="67" w:sz="4" w:space="0"/>
+        <w:insideV w:val="single" w:color="CBC0D9" w:themeColor="accent4" w:themeTint="67" w:sz="4" w:space="0"/>
       </w:tblBorders>
     </w:tblPr>
     <w:tblStylePr w:type="firstRow">
@@ -2840,7 +2856,7 @@
       <w:tblPr/>
       <w:tcPr>
         <w:tcBorders>
-          <w:bottom w:val="single" w:sz="12" w:space="0" w:color="B4A4C8" w:themeColor="accent4" w:themeTint="95"/>
+          <w:bottom w:val="single" w:color="B4A4C8" w:themeColor="accent4" w:themeTint="95" w:sz="12" w:space="0"/>
         </w:tcBorders>
       </w:tcPr>
     </w:tblStylePr>
@@ -2871,10 +2887,10 @@
       <w:tblPr/>
       <w:tcPr>
         <w:tcBorders>
-          <w:top w:val="single" w:sz="4" w:space="0" w:color="CBC0D9" w:themeColor="accent4" w:themeTint="67"/>
-          <w:left w:val="single" w:sz="4" w:space="0" w:color="CBC0D9" w:themeColor="accent4" w:themeTint="67"/>
-          <w:bottom w:val="single" w:sz="4" w:space="0" w:color="CBC0D9" w:themeColor="accent4" w:themeTint="67"/>
-          <w:right w:val="single" w:sz="4" w:space="0" w:color="CBC0D9" w:themeColor="accent4" w:themeTint="67"/>
+          <w:top w:val="single" w:color="CBC0D9" w:themeColor="accent4" w:themeTint="67" w:sz="4" w:space="0"/>
+          <w:left w:val="single" w:color="CBC0D9" w:themeColor="accent4" w:themeTint="67" w:sz="4" w:space="0"/>
+          <w:bottom w:val="single" w:color="CBC0D9" w:themeColor="accent4" w:themeTint="67" w:sz="4" w:space="0"/>
+          <w:right w:val="single" w:color="CBC0D9" w:themeColor="accent4" w:themeTint="67" w:sz="4" w:space="0"/>
         </w:tcBorders>
       </w:tcPr>
     </w:tblStylePr>
@@ -2887,12 +2903,12 @@
       <w:tblStyleRowBandSize w:val="1"/>
       <w:tblStyleColBandSize w:val="1"/>
       <w:tblBorders>
-        <w:top w:val="single" w:sz="4" w:space="0" w:color="B6DDE8" w:themeColor="accent5" w:themeTint="67"/>
-        <w:left w:val="single" w:sz="4" w:space="0" w:color="B6DDE8" w:themeColor="accent5" w:themeTint="67"/>
-        <w:bottom w:val="single" w:sz="4" w:space="0" w:color="B6DDE8" w:themeColor="accent5" w:themeTint="67"/>
-        <w:right w:val="single" w:sz="4" w:space="0" w:color="B6DDE8" w:themeColor="accent5" w:themeTint="67"/>
-        <w:insideH w:val="single" w:sz="4" w:space="0" w:color="B6DDE8" w:themeColor="accent5" w:themeTint="67"/>
-        <w:insideV w:val="single" w:sz="4" w:space="0" w:color="B6DDE8" w:themeColor="accent5" w:themeTint="67"/>
+        <w:top w:val="single" w:color="B6DDE8" w:themeColor="accent5" w:themeTint="67" w:sz="4" w:space="0"/>
+        <w:left w:val="single" w:color="B6DDE8" w:themeColor="accent5" w:themeTint="67" w:sz="4" w:space="0"/>
+        <w:bottom w:val="single" w:color="B6DDE8" w:themeColor="accent5" w:themeTint="67" w:sz="4" w:space="0"/>
+        <w:right w:val="single" w:color="B6DDE8" w:themeColor="accent5" w:themeTint="67" w:sz="4" w:space="0"/>
+        <w:insideH w:val="single" w:color="B6DDE8" w:themeColor="accent5" w:themeTint="67" w:sz="4" w:space="0"/>
+        <w:insideV w:val="single" w:color="B6DDE8" w:themeColor="accent5" w:themeTint="67" w:sz="4" w:space="0"/>
       </w:tblBorders>
     </w:tblPr>
     <w:tblStylePr w:type="firstRow">
@@ -2903,7 +2919,7 @@
       <w:tblPr/>
       <w:tcPr>
         <w:tcBorders>
-          <w:bottom w:val="single" w:sz="12" w:space="0" w:color="95CEDD" w:themeColor="accent5" w:themeTint="95"/>
+          <w:bottom w:val="single" w:color="95CEDD" w:themeColor="accent5" w:themeTint="95" w:sz="12" w:space="0"/>
         </w:tcBorders>
       </w:tcPr>
     </w:tblStylePr>
@@ -2934,10 +2950,10 @@
       <w:tblPr/>
       <w:tcPr>
         <w:tcBorders>
-          <w:top w:val="single" w:sz="4" w:space="0" w:color="B6DDE8" w:themeColor="accent5" w:themeTint="67"/>
-          <w:left w:val="single" w:sz="4" w:space="0" w:color="B6DDE8" w:themeColor="accent5" w:themeTint="67"/>
-          <w:bottom w:val="single" w:sz="4" w:space="0" w:color="B6DDE8" w:themeColor="accent5" w:themeTint="67"/>
-          <w:right w:val="single" w:sz="4" w:space="0" w:color="B6DDE8" w:themeColor="accent5" w:themeTint="67"/>
+          <w:top w:val="single" w:color="B6DDE8" w:themeColor="accent5" w:themeTint="67" w:sz="4" w:space="0"/>
+          <w:left w:val="single" w:color="B6DDE8" w:themeColor="accent5" w:themeTint="67" w:sz="4" w:space="0"/>
+          <w:bottom w:val="single" w:color="B6DDE8" w:themeColor="accent5" w:themeTint="67" w:sz="4" w:space="0"/>
+          <w:right w:val="single" w:color="B6DDE8" w:themeColor="accent5" w:themeTint="67" w:sz="4" w:space="0"/>
         </w:tcBorders>
       </w:tcPr>
     </w:tblStylePr>
@@ -2950,12 +2966,12 @@
       <w:tblStyleRowBandSize w:val="1"/>
       <w:tblStyleColBandSize w:val="1"/>
       <w:tblBorders>
-        <w:top w:val="single" w:sz="4" w:space="0" w:color="FBD4B4" w:themeColor="accent6" w:themeTint="67"/>
-        <w:left w:val="single" w:sz="4" w:space="0" w:color="FBD4B4" w:themeColor="accent6" w:themeTint="67"/>
-        <w:bottom w:val="single" w:sz="4" w:space="0" w:color="FBD4B4" w:themeColor="accent6" w:themeTint="67"/>
-        <w:right w:val="single" w:sz="4" w:space="0" w:color="FBD4B4" w:themeColor="accent6" w:themeTint="67"/>
-        <w:insideH w:val="single" w:sz="4" w:space="0" w:color="FBD4B4" w:themeColor="accent6" w:themeTint="67"/>
-        <w:insideV w:val="single" w:sz="4" w:space="0" w:color="FBD4B4" w:themeColor="accent6" w:themeTint="67"/>
+        <w:top w:val="single" w:color="FBD4B4" w:themeColor="accent6" w:themeTint="67" w:sz="4" w:space="0"/>
+        <w:left w:val="single" w:color="FBD4B4" w:themeColor="accent6" w:themeTint="67" w:sz="4" w:space="0"/>
+        <w:bottom w:val="single" w:color="FBD4B4" w:themeColor="accent6" w:themeTint="67" w:sz="4" w:space="0"/>
+        <w:right w:val="single" w:color="FBD4B4" w:themeColor="accent6" w:themeTint="67" w:sz="4" w:space="0"/>
+        <w:insideH w:val="single" w:color="FBD4B4" w:themeColor="accent6" w:themeTint="67" w:sz="4" w:space="0"/>
+        <w:insideV w:val="single" w:color="FBD4B4" w:themeColor="accent6" w:themeTint="67" w:sz="4" w:space="0"/>
       </w:tblBorders>
     </w:tblPr>
     <w:tblStylePr w:type="firstRow">
@@ -2966,7 +2982,7 @@
       <w:tblPr/>
       <w:tcPr>
         <w:tcBorders>
-          <w:bottom w:val="single" w:sz="12" w:space="0" w:color="FAC192" w:themeColor="accent6" w:themeTint="95"/>
+          <w:bottom w:val="single" w:color="FAC192" w:themeColor="accent6" w:themeTint="95" w:sz="12" w:space="0"/>
         </w:tcBorders>
       </w:tcPr>
     </w:tblStylePr>
@@ -2997,10 +3013,10 @@
       <w:tblPr/>
       <w:tcPr>
         <w:tcBorders>
-          <w:top w:val="single" w:sz="4" w:space="0" w:color="FBD4B4" w:themeColor="accent6" w:themeTint="67"/>
-          <w:left w:val="single" w:sz="4" w:space="0" w:color="FBD4B4" w:themeColor="accent6" w:themeTint="67"/>
-          <w:bottom w:val="single" w:sz="4" w:space="0" w:color="FBD4B4" w:themeColor="accent6" w:themeTint="67"/>
-          <w:right w:val="single" w:sz="4" w:space="0" w:color="FBD4B4" w:themeColor="accent6" w:themeTint="67"/>
+          <w:top w:val="single" w:color="FBD4B4" w:themeColor="accent6" w:themeTint="67" w:sz="4" w:space="0"/>
+          <w:left w:val="single" w:color="FBD4B4" w:themeColor="accent6" w:themeTint="67" w:sz="4" w:space="0"/>
+          <w:bottom w:val="single" w:color="FBD4B4" w:themeColor="accent6" w:themeTint="67" w:sz="4" w:space="0"/>
+          <w:right w:val="single" w:color="FBD4B4" w:themeColor="accent6" w:themeTint="67" w:sz="4" w:space="0"/>
         </w:tcBorders>
       </w:tcPr>
     </w:tblStylePr>
@@ -3013,9 +3029,9 @@
       <w:tblStyleRowBandSize w:val="1"/>
       <w:tblStyleColBandSize w:val="1"/>
       <w:tblBorders>
-        <w:bottom w:val="single" w:sz="4" w:space="0" w:color="6A6A6A" w:themeColor="text1" w:themeTint="95"/>
-        <w:insideH w:val="single" w:sz="4" w:space="0" w:color="6A6A6A" w:themeColor="text1" w:themeTint="95"/>
-        <w:insideV w:val="single" w:sz="4" w:space="0" w:color="6A6A6A" w:themeColor="text1" w:themeTint="95"/>
+        <w:bottom w:val="single" w:color="6A6A6A" w:themeColor="text1" w:themeTint="95" w:sz="4" w:space="0"/>
+        <w:insideH w:val="single" w:color="6A6A6A" w:themeColor="text1" w:themeTint="95" w:sz="4" w:space="0"/>
+        <w:insideV w:val="single" w:color="6A6A6A" w:themeColor="text1" w:themeTint="95" w:sz="4" w:space="0"/>
       </w:tblBorders>
     </w:tblPr>
     <w:tblStylePr w:type="firstRow">
@@ -3026,10 +3042,10 @@
       <w:tblPr/>
       <w:tcPr>
         <w:tcBorders>
-          <w:top w:val="none" w:sz="4" w:space="0" w:color="000000"/>
-          <w:left w:val="none" w:sz="4" w:space="0" w:color="000000"/>
-          <w:bottom w:val="single" w:sz="12" w:space="0" w:color="6A6A6A" w:themeColor="text1" w:themeTint="95"/>
-          <w:right w:val="none" w:sz="4" w:space="0" w:color="000000"/>
+          <w:top w:val="none" w:color="000000" w:sz="4" w:space="0"/>
+          <w:left w:val="none" w:color="000000" w:sz="4" w:space="0"/>
+          <w:bottom w:val="single" w:color="6A6A6A" w:themeColor="text1" w:themeTint="95" w:sz="12" w:space="0"/>
+          <w:right w:val="none" w:color="000000" w:sz="4" w:space="0"/>
         </w:tcBorders>
         <w:shd w:val="clear" w:color="FFFFFF" w:fill="auto"/>
       </w:tcPr>
@@ -3042,10 +3058,10 @@
       <w:tblPr/>
       <w:tcPr>
         <w:tcBorders>
-          <w:top w:val="single" w:sz="4" w:space="0" w:color="6A6A6A" w:themeColor="text1" w:themeTint="95"/>
-          <w:left w:val="none" w:sz="4" w:space="0" w:color="000000"/>
-          <w:bottom w:val="none" w:sz="4" w:space="0" w:color="000000"/>
-          <w:right w:val="none" w:sz="4" w:space="0" w:color="000000"/>
+          <w:top w:val="single" w:color="6A6A6A" w:themeColor="text1" w:themeTint="95" w:sz="4" w:space="0"/>
+          <w:left w:val="none" w:color="000000" w:sz="4" w:space="0"/>
+          <w:bottom w:val="none" w:color="000000" w:sz="4" w:space="0"/>
+          <w:right w:val="none" w:color="000000" w:sz="4" w:space="0"/>
         </w:tcBorders>
         <w:shd w:val="clear" w:color="FFFFFF" w:fill="auto"/>
       </w:tcPr>
@@ -3093,9 +3109,9 @@
       <w:tblStyleRowBandSize w:val="1"/>
       <w:tblStyleColBandSize w:val="1"/>
       <w:tblBorders>
-        <w:bottom w:val="single" w:sz="4" w:space="0" w:color="5D8AC2" w:themeColor="accent1" w:themeTint="EA"/>
-        <w:insideH w:val="single" w:sz="4" w:space="0" w:color="5D8AC2" w:themeColor="accent1" w:themeTint="EA"/>
-        <w:insideV w:val="single" w:sz="4" w:space="0" w:color="5D8AC2" w:themeColor="accent1" w:themeTint="EA"/>
+        <w:bottom w:val="single" w:color="5D8AC2" w:themeColor="accent1" w:themeTint="EA" w:sz="4" w:space="0"/>
+        <w:insideH w:val="single" w:color="5D8AC2" w:themeColor="accent1" w:themeTint="EA" w:sz="4" w:space="0"/>
+        <w:insideV w:val="single" w:color="5D8AC2" w:themeColor="accent1" w:themeTint="EA" w:sz="4" w:space="0"/>
       </w:tblBorders>
     </w:tblPr>
     <w:tblStylePr w:type="firstRow">
@@ -3106,10 +3122,10 @@
       <w:tblPr/>
       <w:tcPr>
         <w:tcBorders>
-          <w:top w:val="none" w:sz="4" w:space="0" w:color="000000"/>
-          <w:left w:val="none" w:sz="4" w:space="0" w:color="000000"/>
-          <w:bottom w:val="single" w:sz="12" w:space="0" w:color="5D8AC2" w:themeColor="accent1" w:themeTint="EA"/>
-          <w:right w:val="none" w:sz="4" w:space="0" w:color="000000"/>
+          <w:top w:val="none" w:color="000000" w:sz="4" w:space="0"/>
+          <w:left w:val="none" w:color="000000" w:sz="4" w:space="0"/>
+          <w:bottom w:val="single" w:color="5D8AC2" w:themeColor="accent1" w:themeTint="EA" w:sz="12" w:space="0"/>
+          <w:right w:val="none" w:color="000000" w:sz="4" w:space="0"/>
         </w:tcBorders>
         <w:shd w:val="clear" w:color="FFFFFF" w:fill="auto"/>
       </w:tcPr>
@@ -3122,10 +3138,10 @@
       <w:tblPr/>
       <w:tcPr>
         <w:tcBorders>
-          <w:top w:val="single" w:sz="4" w:space="0" w:color="5D8AC2" w:themeColor="accent1" w:themeTint="EA"/>
-          <w:left w:val="none" w:sz="4" w:space="0" w:color="000000"/>
-          <w:bottom w:val="none" w:sz="4" w:space="0" w:color="000000"/>
-          <w:right w:val="none" w:sz="4" w:space="0" w:color="000000"/>
+          <w:top w:val="single" w:color="5D8AC2" w:themeColor="accent1" w:themeTint="EA" w:sz="4" w:space="0"/>
+          <w:left w:val="none" w:color="000000" w:sz="4" w:space="0"/>
+          <w:bottom w:val="none" w:color="000000" w:sz="4" w:space="0"/>
+          <w:right w:val="none" w:color="000000" w:sz="4" w:space="0"/>
         </w:tcBorders>
         <w:shd w:val="clear" w:color="FFFFFF" w:fill="auto"/>
       </w:tcPr>
@@ -3173,9 +3189,9 @@
       <w:tblStyleRowBandSize w:val="1"/>
       <w:tblStyleColBandSize w:val="1"/>
       <w:tblBorders>
-        <w:bottom w:val="single" w:sz="4" w:space="0" w:color="D99695" w:themeColor="accent2" w:themeTint="97"/>
-        <w:insideH w:val="single" w:sz="4" w:space="0" w:color="D99695" w:themeColor="accent2" w:themeTint="97"/>
-        <w:insideV w:val="single" w:sz="4" w:space="0" w:color="D99695" w:themeColor="accent2" w:themeTint="97"/>
+        <w:bottom w:val="single" w:color="D99695" w:themeColor="accent2" w:themeTint="97" w:sz="4" w:space="0"/>
+        <w:insideH w:val="single" w:color="D99695" w:themeColor="accent2" w:themeTint="97" w:sz="4" w:space="0"/>
+        <w:insideV w:val="single" w:color="D99695" w:themeColor="accent2" w:themeTint="97" w:sz="4" w:space="0"/>
       </w:tblBorders>
     </w:tblPr>
     <w:tblStylePr w:type="firstRow">
@@ -3186,10 +3202,10 @@
       <w:tblPr/>
       <w:tcPr>
         <w:tcBorders>
-          <w:top w:val="none" w:sz="4" w:space="0" w:color="000000"/>
-          <w:left w:val="none" w:sz="4" w:space="0" w:color="000000"/>
-          <w:bottom w:val="single" w:sz="12" w:space="0" w:color="D99695" w:themeColor="accent2" w:themeTint="97"/>
-          <w:right w:val="none" w:sz="4" w:space="0" w:color="000000"/>
+          <w:top w:val="none" w:color="000000" w:sz="4" w:space="0"/>
+          <w:left w:val="none" w:color="000000" w:sz="4" w:space="0"/>
+          <w:bottom w:val="single" w:color="D99695" w:themeColor="accent2" w:themeTint="97" w:sz="12" w:space="0"/>
+          <w:right w:val="none" w:color="000000" w:sz="4" w:space="0"/>
         </w:tcBorders>
         <w:shd w:val="clear" w:color="FFFFFF" w:fill="auto"/>
       </w:tcPr>
@@ -3202,10 +3218,10 @@
       <w:tblPr/>
       <w:tcPr>
         <w:tcBorders>
-          <w:top w:val="single" w:sz="4" w:space="0" w:color="D99695" w:themeColor="accent2" w:themeTint="97"/>
-          <w:left w:val="none" w:sz="4" w:space="0" w:color="000000"/>
-          <w:bottom w:val="none" w:sz="4" w:space="0" w:color="000000"/>
-          <w:right w:val="none" w:sz="4" w:space="0" w:color="000000"/>
+          <w:top w:val="single" w:color="D99695" w:themeColor="accent2" w:themeTint="97" w:sz="4" w:space="0"/>
+          <w:left w:val="none" w:color="000000" w:sz="4" w:space="0"/>
+          <w:bottom w:val="none" w:color="000000" w:sz="4" w:space="0"/>
+          <w:right w:val="none" w:color="000000" w:sz="4" w:space="0"/>
         </w:tcBorders>
         <w:shd w:val="clear" w:color="FFFFFF" w:fill="auto"/>
       </w:tcPr>
@@ -3253,9 +3269,9 @@
       <w:tblStyleRowBandSize w:val="1"/>
       <w:tblStyleColBandSize w:val="1"/>
       <w:tblBorders>
-        <w:bottom w:val="single" w:sz="4" w:space="0" w:color="9ABB59" w:themeColor="accent3" w:themeTint="FE"/>
-        <w:insideH w:val="single" w:sz="4" w:space="0" w:color="9ABB59" w:themeColor="accent3" w:themeTint="FE"/>
-        <w:insideV w:val="single" w:sz="4" w:space="0" w:color="9ABB59" w:themeColor="accent3" w:themeTint="FE"/>
+        <w:bottom w:val="single" w:color="9ABB59" w:themeColor="accent3" w:themeTint="FE" w:sz="4" w:space="0"/>
+        <w:insideH w:val="single" w:color="9ABB59" w:themeColor="accent3" w:themeTint="FE" w:sz="4" w:space="0"/>
+        <w:insideV w:val="single" w:color="9ABB59" w:themeColor="accent3" w:themeTint="FE" w:sz="4" w:space="0"/>
       </w:tblBorders>
     </w:tblPr>
     <w:tblStylePr w:type="firstRow">
@@ -3266,10 +3282,10 @@
       <w:tblPr/>
       <w:tcPr>
         <w:tcBorders>
-          <w:top w:val="none" w:sz="4" w:space="0" w:color="000000"/>
-          <w:left w:val="none" w:sz="4" w:space="0" w:color="000000"/>
-          <w:bottom w:val="single" w:sz="12" w:space="0" w:color="9ABB59" w:themeColor="accent3" w:themeTint="FE"/>
-          <w:right w:val="none" w:sz="4" w:space="0" w:color="000000"/>
+          <w:top w:val="none" w:color="000000" w:sz="4" w:space="0"/>
+          <w:left w:val="none" w:color="000000" w:sz="4" w:space="0"/>
+          <w:bottom w:val="single" w:color="9ABB59" w:themeColor="accent3" w:themeTint="FE" w:sz="12" w:space="0"/>
+          <w:right w:val="none" w:color="000000" w:sz="4" w:space="0"/>
         </w:tcBorders>
         <w:shd w:val="clear" w:color="FFFFFF" w:fill="auto"/>
       </w:tcPr>
@@ -3282,10 +3298,10 @@
       <w:tblPr/>
       <w:tcPr>
         <w:tcBorders>
-          <w:top w:val="single" w:sz="4" w:space="0" w:color="9ABB59" w:themeColor="accent3" w:themeTint="FE"/>
-          <w:left w:val="none" w:sz="4" w:space="0" w:color="000000"/>
-          <w:bottom w:val="none" w:sz="4" w:space="0" w:color="000000"/>
-          <w:right w:val="none" w:sz="4" w:space="0" w:color="000000"/>
+          <w:top w:val="single" w:color="9ABB59" w:themeColor="accent3" w:themeTint="FE" w:sz="4" w:space="0"/>
+          <w:left w:val="none" w:color="000000" w:sz="4" w:space="0"/>
+          <w:bottom w:val="none" w:color="000000" w:sz="4" w:space="0"/>
+          <w:right w:val="none" w:color="000000" w:sz="4" w:space="0"/>
         </w:tcBorders>
         <w:shd w:val="clear" w:color="FFFFFF" w:fill="auto"/>
       </w:tcPr>
@@ -3333,9 +3349,9 @@
       <w:tblStyleRowBandSize w:val="1"/>
       <w:tblStyleColBandSize w:val="1"/>
       <w:tblBorders>
-        <w:bottom w:val="single" w:sz="4" w:space="0" w:color="B2A1C6" w:themeColor="accent4" w:themeTint="9A"/>
-        <w:insideH w:val="single" w:sz="4" w:space="0" w:color="B2A1C6" w:themeColor="accent4" w:themeTint="9A"/>
-        <w:insideV w:val="single" w:sz="4" w:space="0" w:color="B2A1C6" w:themeColor="accent4" w:themeTint="9A"/>
+        <w:bottom w:val="single" w:color="B2A1C6" w:themeColor="accent4" w:themeTint="9A" w:sz="4" w:space="0"/>
+        <w:insideH w:val="single" w:color="B2A1C6" w:themeColor="accent4" w:themeTint="9A" w:sz="4" w:space="0"/>
+        <w:insideV w:val="single" w:color="B2A1C6" w:themeColor="accent4" w:themeTint="9A" w:sz="4" w:space="0"/>
       </w:tblBorders>
     </w:tblPr>
     <w:tblStylePr w:type="firstRow">
@@ -3346,10 +3362,10 @@
       <w:tblPr/>
       <w:tcPr>
         <w:tcBorders>
-          <w:top w:val="none" w:sz="4" w:space="0" w:color="000000"/>
-          <w:left w:val="none" w:sz="4" w:space="0" w:color="000000"/>
-          <w:bottom w:val="single" w:sz="12" w:space="0" w:color="B2A1C6" w:themeColor="accent4" w:themeTint="9A"/>
-          <w:right w:val="none" w:sz="4" w:space="0" w:color="000000"/>
+          <w:top w:val="none" w:color="000000" w:sz="4" w:space="0"/>
+          <w:left w:val="none" w:color="000000" w:sz="4" w:space="0"/>
+          <w:bottom w:val="single" w:color="B2A1C6" w:themeColor="accent4" w:themeTint="9A" w:sz="12" w:space="0"/>
+          <w:right w:val="none" w:color="000000" w:sz="4" w:space="0"/>
         </w:tcBorders>
         <w:shd w:val="clear" w:color="FFFFFF" w:fill="auto"/>
       </w:tcPr>
@@ -3362,10 +3378,10 @@
       <w:tblPr/>
       <w:tcPr>
         <w:tcBorders>
-          <w:top w:val="single" w:sz="4" w:space="0" w:color="B2A1C6" w:themeColor="accent4" w:themeTint="9A"/>
-          <w:left w:val="none" w:sz="4" w:space="0" w:color="000000"/>
-          <w:bottom w:val="none" w:sz="4" w:space="0" w:color="000000"/>
-          <w:right w:val="none" w:sz="4" w:space="0" w:color="000000"/>
+          <w:top w:val="single" w:color="B2A1C6" w:themeColor="accent4" w:themeTint="9A" w:sz="4" w:space="0"/>
+          <w:left w:val="none" w:color="000000" w:sz="4" w:space="0"/>
+          <w:bottom w:val="none" w:color="000000" w:sz="4" w:space="0"/>
+          <w:right w:val="none" w:color="000000" w:sz="4" w:space="0"/>
         </w:tcBorders>
         <w:shd w:val="clear" w:color="FFFFFF" w:fill="auto"/>
       </w:tcPr>
@@ -3413,9 +3429,9 @@
       <w:tblStyleRowBandSize w:val="1"/>
       <w:tblStyleColBandSize w:val="1"/>
       <w:tblBorders>
-        <w:bottom w:val="single" w:sz="4" w:space="0" w:color="4BACC6" w:themeColor="accent5"/>
-        <w:insideH w:val="single" w:sz="4" w:space="0" w:color="4BACC6" w:themeColor="accent5"/>
-        <w:insideV w:val="single" w:sz="4" w:space="0" w:color="4BACC6" w:themeColor="accent5"/>
+        <w:bottom w:val="single" w:color="4BACC6" w:themeColor="accent5" w:sz="4" w:space="0"/>
+        <w:insideH w:val="single" w:color="4BACC6" w:themeColor="accent5" w:sz="4" w:space="0"/>
+        <w:insideV w:val="single" w:color="4BACC6" w:themeColor="accent5" w:sz="4" w:space="0"/>
       </w:tblBorders>
     </w:tblPr>
     <w:tblStylePr w:type="firstRow">
@@ -3426,10 +3442,10 @@
       <w:tblPr/>
       <w:tcPr>
         <w:tcBorders>
-          <w:top w:val="none" w:sz="4" w:space="0" w:color="000000"/>
-          <w:left w:val="none" w:sz="4" w:space="0" w:color="000000"/>
-          <w:bottom w:val="single" w:sz="12" w:space="0" w:color="4BACC6" w:themeColor="accent5"/>
-          <w:right w:val="none" w:sz="4" w:space="0" w:color="000000"/>
+          <w:top w:val="none" w:color="000000" w:sz="4" w:space="0"/>
+          <w:left w:val="none" w:color="000000" w:sz="4" w:space="0"/>
+          <w:bottom w:val="single" w:color="4BACC6" w:themeColor="accent5" w:sz="12" w:space="0"/>
+          <w:right w:val="none" w:color="000000" w:sz="4" w:space="0"/>
         </w:tcBorders>
         <w:shd w:val="clear" w:color="FFFFFF" w:fill="auto"/>
       </w:tcPr>
@@ -3442,10 +3458,10 @@
       <w:tblPr/>
       <w:tcPr>
         <w:tcBorders>
-          <w:top w:val="single" w:sz="4" w:space="0" w:color="4BACC6" w:themeColor="accent5"/>
-          <w:left w:val="none" w:sz="4" w:space="0" w:color="000000"/>
-          <w:bottom w:val="none" w:sz="4" w:space="0" w:color="000000"/>
-          <w:right w:val="none" w:sz="4" w:space="0" w:color="000000"/>
+          <w:top w:val="single" w:color="4BACC6" w:themeColor="accent5" w:sz="4" w:space="0"/>
+          <w:left w:val="none" w:color="000000" w:sz="4" w:space="0"/>
+          <w:bottom w:val="none" w:color="000000" w:sz="4" w:space="0"/>
+          <w:right w:val="none" w:color="000000" w:sz="4" w:space="0"/>
         </w:tcBorders>
         <w:shd w:val="clear" w:color="FFFFFF" w:fill="auto"/>
       </w:tcPr>
@@ -3493,9 +3509,9 @@
       <w:tblStyleRowBandSize w:val="1"/>
       <w:tblStyleColBandSize w:val="1"/>
       <w:tblBorders>
-        <w:bottom w:val="single" w:sz="4" w:space="0" w:color="F79646" w:themeColor="accent6"/>
-        <w:insideH w:val="single" w:sz="4" w:space="0" w:color="F79646" w:themeColor="accent6"/>
-        <w:insideV w:val="single" w:sz="4" w:space="0" w:color="F79646" w:themeColor="accent6"/>
+        <w:bottom w:val="single" w:color="F79646" w:themeColor="accent6" w:sz="4" w:space="0"/>
+        <w:insideH w:val="single" w:color="F79646" w:themeColor="accent6" w:sz="4" w:space="0"/>
+        <w:insideV w:val="single" w:color="F79646" w:themeColor="accent6" w:sz="4" w:space="0"/>
       </w:tblBorders>
     </w:tblPr>
     <w:tblStylePr w:type="firstRow">
@@ -3506,10 +3522,10 @@
       <w:tblPr/>
       <w:tcPr>
         <w:tcBorders>
-          <w:top w:val="none" w:sz="4" w:space="0" w:color="000000"/>
-          <w:left w:val="none" w:sz="4" w:space="0" w:color="000000"/>
-          <w:bottom w:val="single" w:sz="12" w:space="0" w:color="F79646" w:themeColor="accent6"/>
-          <w:right w:val="none" w:sz="4" w:space="0" w:color="000000"/>
+          <w:top w:val="none" w:color="000000" w:sz="4" w:space="0"/>
+          <w:left w:val="none" w:color="000000" w:sz="4" w:space="0"/>
+          <w:bottom w:val="single" w:color="F79646" w:themeColor="accent6" w:sz="12" w:space="0"/>
+          <w:right w:val="none" w:color="000000" w:sz="4" w:space="0"/>
         </w:tcBorders>
         <w:shd w:val="clear" w:color="FFFFFF" w:fill="auto"/>
       </w:tcPr>
@@ -3522,10 +3538,10 @@
       <w:tblPr/>
       <w:tcPr>
         <w:tcBorders>
-          <w:top w:val="single" w:sz="4" w:space="0" w:color="F79646" w:themeColor="accent6"/>
-          <w:left w:val="none" w:sz="4" w:space="0" w:color="000000"/>
-          <w:bottom w:val="none" w:sz="4" w:space="0" w:color="000000"/>
-          <w:right w:val="none" w:sz="4" w:space="0" w:color="000000"/>
+          <w:top w:val="single" w:color="F79646" w:themeColor="accent6" w:sz="4" w:space="0"/>
+          <w:left w:val="none" w:color="000000" w:sz="4" w:space="0"/>
+          <w:bottom w:val="none" w:color="000000" w:sz="4" w:space="0"/>
+          <w:right w:val="none" w:color="000000" w:sz="4" w:space="0"/>
         </w:tcBorders>
         <w:shd w:val="clear" w:color="FFFFFF" w:fill="auto"/>
       </w:tcPr>
@@ -3573,9 +3589,9 @@
       <w:tblStyleRowBandSize w:val="1"/>
       <w:tblStyleColBandSize w:val="1"/>
       <w:tblBorders>
-        <w:bottom w:val="single" w:sz="4" w:space="0" w:color="6A6A6A" w:themeColor="text1" w:themeTint="95"/>
-        <w:insideH w:val="single" w:sz="4" w:space="0" w:color="6A6A6A" w:themeColor="text1" w:themeTint="95"/>
-        <w:insideV w:val="single" w:sz="4" w:space="0" w:color="6A6A6A" w:themeColor="text1" w:themeTint="95"/>
+        <w:bottom w:val="single" w:color="6A6A6A" w:themeColor="text1" w:themeTint="95" w:sz="4" w:space="0"/>
+        <w:insideH w:val="single" w:color="6A6A6A" w:themeColor="text1" w:themeTint="95" w:sz="4" w:space="0"/>
+        <w:insideV w:val="single" w:color="6A6A6A" w:themeColor="text1" w:themeTint="95" w:sz="4" w:space="0"/>
       </w:tblBorders>
     </w:tblPr>
     <w:tblStylePr w:type="firstRow">
@@ -3586,10 +3602,10 @@
       <w:tblPr/>
       <w:tcPr>
         <w:tcBorders>
-          <w:top w:val="none" w:sz="4" w:space="0" w:color="000000"/>
-          <w:left w:val="none" w:sz="4" w:space="0" w:color="000000"/>
-          <w:bottom w:val="none" w:sz="4" w:space="0" w:color="000000"/>
-          <w:right w:val="none" w:sz="4" w:space="0" w:color="000000"/>
+          <w:top w:val="none" w:color="000000" w:sz="4" w:space="0"/>
+          <w:left w:val="none" w:color="000000" w:sz="4" w:space="0"/>
+          <w:bottom w:val="none" w:color="000000" w:sz="4" w:space="0"/>
+          <w:right w:val="none" w:color="000000" w:sz="4" w:space="0"/>
         </w:tcBorders>
         <w:shd w:val="clear" w:color="FFFFFF" w:fill="auto"/>
       </w:tcPr>
@@ -3602,10 +3618,10 @@
       <w:tblPr/>
       <w:tcPr>
         <w:tcBorders>
-          <w:top w:val="none" w:sz="4" w:space="0" w:color="000000"/>
-          <w:left w:val="none" w:sz="4" w:space="0" w:color="000000"/>
-          <w:bottom w:val="none" w:sz="4" w:space="0" w:color="000000"/>
-          <w:right w:val="none" w:sz="4" w:space="0" w:color="000000"/>
+          <w:top w:val="none" w:color="000000" w:sz="4" w:space="0"/>
+          <w:left w:val="none" w:color="000000" w:sz="4" w:space="0"/>
+          <w:bottom w:val="none" w:color="000000" w:sz="4" w:space="0"/>
+          <w:right w:val="none" w:color="000000" w:sz="4" w:space="0"/>
         </w:tcBorders>
         <w:shd w:val="clear" w:color="FFFFFF" w:fill="auto"/>
       </w:tcPr>
@@ -3621,10 +3637,10 @@
       <w:tblPr/>
       <w:tcPr>
         <w:tcBorders>
-          <w:top w:val="none" w:sz="4" w:space="0" w:color="000000"/>
-          <w:left w:val="none" w:sz="4" w:space="0" w:color="000000"/>
-          <w:bottom w:val="none" w:sz="4" w:space="0" w:color="000000"/>
-          <w:right w:val="none" w:sz="4" w:space="0" w:color="000000"/>
+          <w:top w:val="none" w:color="000000" w:sz="4" w:space="0"/>
+          <w:left w:val="none" w:color="000000" w:sz="4" w:space="0"/>
+          <w:bottom w:val="none" w:color="000000" w:sz="4" w:space="0"/>
+          <w:right w:val="none" w:color="000000" w:sz="4" w:space="0"/>
         </w:tcBorders>
         <w:shd w:val="clear" w:color="FFFFFF" w:fill="auto"/>
       </w:tcPr>
@@ -3637,10 +3653,10 @@
       <w:tblPr/>
       <w:tcPr>
         <w:tcBorders>
-          <w:top w:val="none" w:sz="4" w:space="0" w:color="000000"/>
-          <w:left w:val="none" w:sz="4" w:space="0" w:color="000000"/>
-          <w:bottom w:val="none" w:sz="4" w:space="0" w:color="000000"/>
-          <w:right w:val="none" w:sz="4" w:space="0" w:color="000000"/>
+          <w:top w:val="none" w:color="000000" w:sz="4" w:space="0"/>
+          <w:left w:val="none" w:color="000000" w:sz="4" w:space="0"/>
+          <w:bottom w:val="none" w:color="000000" w:sz="4" w:space="0"/>
+          <w:right w:val="none" w:color="000000" w:sz="4" w:space="0"/>
         </w:tcBorders>
         <w:shd w:val="clear" w:color="FFFFFF" w:fill="auto"/>
       </w:tcPr>
@@ -3676,9 +3692,9 @@
       <w:tblStyleRowBandSize w:val="1"/>
       <w:tblStyleColBandSize w:val="1"/>
       <w:tblBorders>
-        <w:bottom w:val="single" w:sz="4" w:space="0" w:color="5D8AC2" w:themeColor="accent1" w:themeTint="EA"/>
-        <w:insideH w:val="single" w:sz="4" w:space="0" w:color="5D8AC2" w:themeColor="accent1" w:themeTint="EA"/>
-        <w:insideV w:val="single" w:sz="4" w:space="0" w:color="5D8AC2" w:themeColor="accent1" w:themeTint="EA"/>
+        <w:bottom w:val="single" w:color="5D8AC2" w:themeColor="accent1" w:themeTint="EA" w:sz="4" w:space="0"/>
+        <w:insideH w:val="single" w:color="5D8AC2" w:themeColor="accent1" w:themeTint="EA" w:sz="4" w:space="0"/>
+        <w:insideV w:val="single" w:color="5D8AC2" w:themeColor="accent1" w:themeTint="EA" w:sz="4" w:space="0"/>
       </w:tblBorders>
     </w:tblPr>
     <w:tblStylePr w:type="firstRow">
@@ -3689,10 +3705,10 @@
       <w:tblPr/>
       <w:tcPr>
         <w:tcBorders>
-          <w:top w:val="none" w:sz="4" w:space="0" w:color="000000"/>
-          <w:left w:val="none" w:sz="4" w:space="0" w:color="000000"/>
-          <w:bottom w:val="none" w:sz="4" w:space="0" w:color="000000"/>
-          <w:right w:val="none" w:sz="4" w:space="0" w:color="000000"/>
+          <w:top w:val="none" w:color="000000" w:sz="4" w:space="0"/>
+          <w:left w:val="none" w:color="000000" w:sz="4" w:space="0"/>
+          <w:bottom w:val="none" w:color="000000" w:sz="4" w:space="0"/>
+          <w:right w:val="none" w:color="000000" w:sz="4" w:space="0"/>
         </w:tcBorders>
         <w:shd w:val="clear" w:color="FFFFFF" w:fill="auto"/>
       </w:tcPr>
@@ -3705,10 +3721,10 @@
       <w:tblPr/>
       <w:tcPr>
         <w:tcBorders>
-          <w:top w:val="none" w:sz="4" w:space="0" w:color="000000"/>
-          <w:left w:val="none" w:sz="4" w:space="0" w:color="000000"/>
-          <w:bottom w:val="none" w:sz="4" w:space="0" w:color="000000"/>
-          <w:right w:val="none" w:sz="4" w:space="0" w:color="000000"/>
+          <w:top w:val="none" w:color="000000" w:sz="4" w:space="0"/>
+          <w:left w:val="none" w:color="000000" w:sz="4" w:space="0"/>
+          <w:bottom w:val="none" w:color="000000" w:sz="4" w:space="0"/>
+          <w:right w:val="none" w:color="000000" w:sz="4" w:space="0"/>
         </w:tcBorders>
         <w:shd w:val="clear" w:color="FFFFFF" w:fill="auto"/>
       </w:tcPr>
@@ -3724,10 +3740,10 @@
       <w:tblPr/>
       <w:tcPr>
         <w:tcBorders>
-          <w:top w:val="none" w:sz="4" w:space="0" w:color="000000"/>
-          <w:left w:val="none" w:sz="4" w:space="0" w:color="000000"/>
-          <w:bottom w:val="none" w:sz="4" w:space="0" w:color="000000"/>
-          <w:right w:val="none" w:sz="4" w:space="0" w:color="000000"/>
+          <w:top w:val="none" w:color="000000" w:sz="4" w:space="0"/>
+          <w:left w:val="none" w:color="000000" w:sz="4" w:space="0"/>
+          <w:bottom w:val="none" w:color="000000" w:sz="4" w:space="0"/>
+          <w:right w:val="none" w:color="000000" w:sz="4" w:space="0"/>
         </w:tcBorders>
         <w:shd w:val="clear" w:color="FFFFFF" w:fill="auto"/>
       </w:tcPr>
@@ -3740,10 +3756,10 @@
       <w:tblPr/>
       <w:tcPr>
         <w:tcBorders>
-          <w:top w:val="none" w:sz="4" w:space="0" w:color="000000"/>
-          <w:left w:val="none" w:sz="4" w:space="0" w:color="000000"/>
-          <w:bottom w:val="none" w:sz="4" w:space="0" w:color="000000"/>
-          <w:right w:val="none" w:sz="4" w:space="0" w:color="000000"/>
+          <w:top w:val="none" w:color="000000" w:sz="4" w:space="0"/>
+          <w:left w:val="none" w:color="000000" w:sz="4" w:space="0"/>
+          <w:bottom w:val="none" w:color="000000" w:sz="4" w:space="0"/>
+          <w:right w:val="none" w:color="000000" w:sz="4" w:space="0"/>
         </w:tcBorders>
         <w:shd w:val="clear" w:color="FFFFFF" w:fill="auto"/>
       </w:tcPr>
@@ -3779,9 +3795,9 @@
       <w:tblStyleRowBandSize w:val="1"/>
       <w:tblStyleColBandSize w:val="1"/>
       <w:tblBorders>
-        <w:bottom w:val="single" w:sz="4" w:space="0" w:color="D99695" w:themeColor="accent2" w:themeTint="97"/>
-        <w:insideH w:val="single" w:sz="4" w:space="0" w:color="D99695" w:themeColor="accent2" w:themeTint="97"/>
-        <w:insideV w:val="single" w:sz="4" w:space="0" w:color="D99695" w:themeColor="accent2" w:themeTint="97"/>
+        <w:bottom w:val="single" w:color="D99695" w:themeColor="accent2" w:themeTint="97" w:sz="4" w:space="0"/>
+        <w:insideH w:val="single" w:color="D99695" w:themeColor="accent2" w:themeTint="97" w:sz="4" w:space="0"/>
+        <w:insideV w:val="single" w:color="D99695" w:themeColor="accent2" w:themeTint="97" w:sz="4" w:space="0"/>
       </w:tblBorders>
     </w:tblPr>
     <w:tblStylePr w:type="firstRow">
@@ -3792,10 +3808,10 @@
       <w:tblPr/>
       <w:tcPr>
         <w:tcBorders>
-          <w:top w:val="none" w:sz="4" w:space="0" w:color="000000"/>
-          <w:left w:val="none" w:sz="4" w:space="0" w:color="000000"/>
-          <w:bottom w:val="none" w:sz="4" w:space="0" w:color="000000"/>
-          <w:right w:val="none" w:sz="4" w:space="0" w:color="000000"/>
+          <w:top w:val="none" w:color="000000" w:sz="4" w:space="0"/>
+          <w:left w:val="none" w:color="000000" w:sz="4" w:space="0"/>
+          <w:bottom w:val="none" w:color="000000" w:sz="4" w:space="0"/>
+          <w:right w:val="none" w:color="000000" w:sz="4" w:space="0"/>
         </w:tcBorders>
         <w:shd w:val="clear" w:color="FFFFFF" w:fill="auto"/>
       </w:tcPr>
@@ -3808,10 +3824,10 @@
       <w:tblPr/>
       <w:tcPr>
         <w:tcBorders>
-          <w:top w:val="none" w:sz="4" w:space="0" w:color="000000"/>
-          <w:left w:val="none" w:sz="4" w:space="0" w:color="000000"/>
-          <w:bottom w:val="none" w:sz="4" w:space="0" w:color="000000"/>
-          <w:right w:val="none" w:sz="4" w:space="0" w:color="000000"/>
+          <w:top w:val="none" w:color="000000" w:sz="4" w:space="0"/>
+          <w:left w:val="none" w:color="000000" w:sz="4" w:space="0"/>
+          <w:bottom w:val="none" w:color="000000" w:sz="4" w:space="0"/>
+          <w:right w:val="none" w:color="000000" w:sz="4" w:space="0"/>
         </w:tcBorders>
         <w:shd w:val="clear" w:color="FFFFFF" w:fill="auto"/>
       </w:tcPr>
@@ -3827,10 +3843,10 @@
       <w:tblPr/>
       <w:tcPr>
         <w:tcBorders>
-          <w:top w:val="none" w:sz="4" w:space="0" w:color="000000"/>
-          <w:left w:val="none" w:sz="4" w:space="0" w:color="000000"/>
-          <w:bottom w:val="none" w:sz="4" w:space="0" w:color="000000"/>
-          <w:right w:val="none" w:sz="4" w:space="0" w:color="000000"/>
+          <w:top w:val="none" w:color="000000" w:sz="4" w:space="0"/>
+          <w:left w:val="none" w:color="000000" w:sz="4" w:space="0"/>
+          <w:bottom w:val="none" w:color="000000" w:sz="4" w:space="0"/>
+          <w:right w:val="none" w:color="000000" w:sz="4" w:space="0"/>
         </w:tcBorders>
         <w:shd w:val="clear" w:color="FFFFFF" w:fill="auto"/>
       </w:tcPr>
@@ -3843,10 +3859,10 @@
       <w:tblPr/>
       <w:tcPr>
         <w:tcBorders>
-          <w:top w:val="none" w:sz="4" w:space="0" w:color="000000"/>
-          <w:left w:val="none" w:sz="4" w:space="0" w:color="000000"/>
-          <w:bottom w:val="none" w:sz="4" w:space="0" w:color="000000"/>
-          <w:right w:val="none" w:sz="4" w:space="0" w:color="000000"/>
+          <w:top w:val="none" w:color="000000" w:sz="4" w:space="0"/>
+          <w:left w:val="none" w:color="000000" w:sz="4" w:space="0"/>
+          <w:bottom w:val="none" w:color="000000" w:sz="4" w:space="0"/>
+          <w:right w:val="none" w:color="000000" w:sz="4" w:space="0"/>
         </w:tcBorders>
         <w:shd w:val="clear" w:color="FFFFFF" w:fill="auto"/>
       </w:tcPr>
@@ -3882,9 +3898,9 @@
       <w:tblStyleRowBandSize w:val="1"/>
       <w:tblStyleColBandSize w:val="1"/>
       <w:tblBorders>
-        <w:bottom w:val="single" w:sz="4" w:space="0" w:color="9ABB59" w:themeColor="accent3" w:themeTint="FE"/>
-        <w:insideH w:val="single" w:sz="4" w:space="0" w:color="9ABB59" w:themeColor="accent3" w:themeTint="FE"/>
-        <w:insideV w:val="single" w:sz="4" w:space="0" w:color="9ABB59" w:themeColor="accent3" w:themeTint="FE"/>
+        <w:bottom w:val="single" w:color="9ABB59" w:themeColor="accent3" w:themeTint="FE" w:sz="4" w:space="0"/>
+        <w:insideH w:val="single" w:color="9ABB59" w:themeColor="accent3" w:themeTint="FE" w:sz="4" w:space="0"/>
+        <w:insideV w:val="single" w:color="9ABB59" w:themeColor="accent3" w:themeTint="FE" w:sz="4" w:space="0"/>
       </w:tblBorders>
     </w:tblPr>
     <w:tblStylePr w:type="firstRow">
@@ -3895,10 +3911,10 @@
       <w:tblPr/>
       <w:tcPr>
         <w:tcBorders>
-          <w:top w:val="none" w:sz="4" w:space="0" w:color="000000"/>
-          <w:left w:val="none" w:sz="4" w:space="0" w:color="000000"/>
-          <w:bottom w:val="none" w:sz="4" w:space="0" w:color="000000"/>
-          <w:right w:val="none" w:sz="4" w:space="0" w:color="000000"/>
+          <w:top w:val="none" w:color="000000" w:sz="4" w:space="0"/>
+          <w:left w:val="none" w:color="000000" w:sz="4" w:space="0"/>
+          <w:bottom w:val="none" w:color="000000" w:sz="4" w:space="0"/>
+          <w:right w:val="none" w:color="000000" w:sz="4" w:space="0"/>
         </w:tcBorders>
         <w:shd w:val="clear" w:color="FFFFFF" w:fill="auto"/>
       </w:tcPr>
@@ -3911,10 +3927,10 @@
       <w:tblPr/>
       <w:tcPr>
         <w:tcBorders>
-          <w:top w:val="none" w:sz="4" w:space="0" w:color="000000"/>
-          <w:left w:val="none" w:sz="4" w:space="0" w:color="000000"/>
-          <w:bottom w:val="none" w:sz="4" w:space="0" w:color="000000"/>
-          <w:right w:val="none" w:sz="4" w:space="0" w:color="000000"/>
+          <w:top w:val="none" w:color="000000" w:sz="4" w:space="0"/>
+          <w:left w:val="none" w:color="000000" w:sz="4" w:space="0"/>
+          <w:bottom w:val="none" w:color="000000" w:sz="4" w:space="0"/>
+          <w:right w:val="none" w:color="000000" w:sz="4" w:space="0"/>
         </w:tcBorders>
         <w:shd w:val="clear" w:color="FFFFFF" w:fill="auto"/>
       </w:tcPr>
@@ -3930,10 +3946,10 @@
       <w:tblPr/>
       <w:tcPr>
         <w:tcBorders>
-          <w:top w:val="none" w:sz="4" w:space="0" w:color="000000"/>
-          <w:left w:val="none" w:sz="4" w:space="0" w:color="000000"/>
-          <w:bottom w:val="none" w:sz="4" w:space="0" w:color="000000"/>
-          <w:right w:val="none" w:sz="4" w:space="0" w:color="000000"/>
+          <w:top w:val="none" w:color="000000" w:sz="4" w:space="0"/>
+          <w:left w:val="none" w:color="000000" w:sz="4" w:space="0"/>
+          <w:bottom w:val="none" w:color="000000" w:sz="4" w:space="0"/>
+          <w:right w:val="none" w:color="000000" w:sz="4" w:space="0"/>
         </w:tcBorders>
         <w:shd w:val="clear" w:color="FFFFFF" w:fill="auto"/>
       </w:tcPr>
@@ -3946,10 +3962,10 @@
       <w:tblPr/>
       <w:tcPr>
         <w:tcBorders>
-          <w:top w:val="none" w:sz="4" w:space="0" w:color="000000"/>
-          <w:left w:val="none" w:sz="4" w:space="0" w:color="000000"/>
-          <w:bottom w:val="none" w:sz="4" w:space="0" w:color="000000"/>
-          <w:right w:val="none" w:sz="4" w:space="0" w:color="000000"/>
+          <w:top w:val="none" w:color="000000" w:sz="4" w:space="0"/>
+          <w:left w:val="none" w:color="000000" w:sz="4" w:space="0"/>
+          <w:bottom w:val="none" w:color="000000" w:sz="4" w:space="0"/>
+          <w:right w:val="none" w:color="000000" w:sz="4" w:space="0"/>
         </w:tcBorders>
         <w:shd w:val="clear" w:color="FFFFFF" w:fill="auto"/>
       </w:tcPr>
@@ -3985,9 +4001,9 @@
       <w:tblStyleRowBandSize w:val="1"/>
       <w:tblStyleColBandSize w:val="1"/>
       <w:tblBorders>
-        <w:bottom w:val="single" w:sz="4" w:space="0" w:color="B2A1C6" w:themeColor="accent4" w:themeTint="9A"/>
-        <w:insideH w:val="single" w:sz="4" w:space="0" w:color="B2A1C6" w:themeColor="accent4" w:themeTint="9A"/>
-        <w:insideV w:val="single" w:sz="4" w:space="0" w:color="B2A1C6" w:themeColor="accent4" w:themeTint="9A"/>
+        <w:bottom w:val="single" w:color="B2A1C6" w:themeColor="accent4" w:themeTint="9A" w:sz="4" w:space="0"/>
+        <w:insideH w:val="single" w:color="B2A1C6" w:themeColor="accent4" w:themeTint="9A" w:sz="4" w:space="0"/>
+        <w:insideV w:val="single" w:color="B2A1C6" w:themeColor="accent4" w:themeTint="9A" w:sz="4" w:space="0"/>
       </w:tblBorders>
     </w:tblPr>
     <w:tblStylePr w:type="firstRow">
@@ -3998,10 +4014,10 @@
       <w:tblPr/>
       <w:tcPr>
         <w:tcBorders>
-          <w:top w:val="none" w:sz="4" w:space="0" w:color="000000"/>
-          <w:left w:val="none" w:sz="4" w:space="0" w:color="000000"/>
-          <w:bottom w:val="none" w:sz="4" w:space="0" w:color="000000"/>
-          <w:right w:val="none" w:sz="4" w:space="0" w:color="000000"/>
+          <w:top w:val="none" w:color="000000" w:sz="4" w:space="0"/>
+          <w:left w:val="none" w:color="000000" w:sz="4" w:space="0"/>
+          <w:bottom w:val="none" w:color="000000" w:sz="4" w:space="0"/>
+          <w:right w:val="none" w:color="000000" w:sz="4" w:space="0"/>
         </w:tcBorders>
         <w:shd w:val="clear" w:color="FFFFFF" w:fill="auto"/>
       </w:tcPr>
@@ -4014,10 +4030,10 @@
       <w:tblPr/>
       <w:tcPr>
         <w:tcBorders>
-          <w:top w:val="none" w:sz="4" w:space="0" w:color="000000"/>
-          <w:left w:val="none" w:sz="4" w:space="0" w:color="000000"/>
-          <w:bottom w:val="none" w:sz="4" w:space="0" w:color="000000"/>
-          <w:right w:val="none" w:sz="4" w:space="0" w:color="000000"/>
+          <w:top w:val="none" w:color="000000" w:sz="4" w:space="0"/>
+          <w:left w:val="none" w:color="000000" w:sz="4" w:space="0"/>
+          <w:bottom w:val="none" w:color="000000" w:sz="4" w:space="0"/>
+          <w:right w:val="none" w:color="000000" w:sz="4" w:space="0"/>
         </w:tcBorders>
         <w:shd w:val="clear" w:color="FFFFFF" w:fill="auto"/>
       </w:tcPr>
@@ -4033,10 +4049,10 @@
       <w:tblPr/>
       <w:tcPr>
         <w:tcBorders>
-          <w:top w:val="none" w:sz="4" w:space="0" w:color="000000"/>
-          <w:left w:val="none" w:sz="4" w:space="0" w:color="000000"/>
-          <w:bottom w:val="none" w:sz="4" w:space="0" w:color="000000"/>
-          <w:right w:val="none" w:sz="4" w:space="0" w:color="000000"/>
+          <w:top w:val="none" w:color="000000" w:sz="4" w:space="0"/>
+          <w:left w:val="none" w:color="000000" w:sz="4" w:space="0"/>
+          <w:bottom w:val="none" w:color="000000" w:sz="4" w:space="0"/>
+          <w:right w:val="none" w:color="000000" w:sz="4" w:space="0"/>
         </w:tcBorders>
         <w:shd w:val="clear" w:color="FFFFFF" w:fill="auto"/>
       </w:tcPr>
@@ -4049,10 +4065,10 @@
       <w:tblPr/>
       <w:tcPr>
         <w:tcBorders>
-          <w:top w:val="none" w:sz="4" w:space="0" w:color="000000"/>
-          <w:left w:val="none" w:sz="4" w:space="0" w:color="000000"/>
-          <w:bottom w:val="none" w:sz="4" w:space="0" w:color="000000"/>
-          <w:right w:val="none" w:sz="4" w:space="0" w:color="000000"/>
+          <w:top w:val="none" w:color="000000" w:sz="4" w:space="0"/>
+          <w:left w:val="none" w:color="000000" w:sz="4" w:space="0"/>
+          <w:bottom w:val="none" w:color="000000" w:sz="4" w:space="0"/>
+          <w:right w:val="none" w:color="000000" w:sz="4" w:space="0"/>
         </w:tcBorders>
         <w:shd w:val="clear" w:color="FFFFFF" w:fill="auto"/>
       </w:tcPr>
@@ -4088,9 +4104,9 @@
       <w:tblStyleRowBandSize w:val="1"/>
       <w:tblStyleColBandSize w:val="1"/>
       <w:tblBorders>
-        <w:bottom w:val="single" w:sz="4" w:space="0" w:color="4BACC6" w:themeColor="accent5"/>
-        <w:insideH w:val="single" w:sz="4" w:space="0" w:color="4BACC6" w:themeColor="accent5"/>
-        <w:insideV w:val="single" w:sz="4" w:space="0" w:color="4BACC6" w:themeColor="accent5"/>
+        <w:bottom w:val="single" w:color="4BACC6" w:themeColor="accent5" w:sz="4" w:space="0"/>
+        <w:insideH w:val="single" w:color="4BACC6" w:themeColor="accent5" w:sz="4" w:space="0"/>
+        <w:insideV w:val="single" w:color="4BACC6" w:themeColor="accent5" w:sz="4" w:space="0"/>
       </w:tblBorders>
     </w:tblPr>
     <w:tblStylePr w:type="firstRow">
@@ -4101,10 +4117,10 @@
       <w:tblPr/>
       <w:tcPr>
         <w:tcBorders>
-          <w:top w:val="none" w:sz="4" w:space="0" w:color="000000"/>
-          <w:left w:val="none" w:sz="4" w:space="0" w:color="000000"/>
-          <w:bottom w:val="none" w:sz="4" w:space="0" w:color="000000"/>
-          <w:right w:val="none" w:sz="4" w:space="0" w:color="000000"/>
+          <w:top w:val="none" w:color="000000" w:sz="4" w:space="0"/>
+          <w:left w:val="none" w:color="000000" w:sz="4" w:space="0"/>
+          <w:bottom w:val="none" w:color="000000" w:sz="4" w:space="0"/>
+          <w:right w:val="none" w:color="000000" w:sz="4" w:space="0"/>
         </w:tcBorders>
         <w:shd w:val="clear" w:color="FFFFFF" w:fill="auto"/>
       </w:tcPr>
@@ -4117,10 +4133,10 @@
       <w:tblPr/>
       <w:tcPr>
         <w:tcBorders>
-          <w:top w:val="none" w:sz="4" w:space="0" w:color="000000"/>
-          <w:left w:val="none" w:sz="4" w:space="0" w:color="000000"/>
-          <w:bottom w:val="none" w:sz="4" w:space="0" w:color="000000"/>
-          <w:right w:val="none" w:sz="4" w:space="0" w:color="000000"/>
+          <w:top w:val="none" w:color="000000" w:sz="4" w:space="0"/>
+          <w:left w:val="none" w:color="000000" w:sz="4" w:space="0"/>
+          <w:bottom w:val="none" w:color="000000" w:sz="4" w:space="0"/>
+          <w:right w:val="none" w:color="000000" w:sz="4" w:space="0"/>
         </w:tcBorders>
         <w:shd w:val="clear" w:color="FFFFFF" w:fill="auto"/>
       </w:tcPr>
@@ -4136,10 +4152,10 @@
       <w:tblPr/>
       <w:tcPr>
         <w:tcBorders>
-          <w:top w:val="none" w:sz="4" w:space="0" w:color="000000"/>
-          <w:left w:val="none" w:sz="4" w:space="0" w:color="000000"/>
-          <w:bottom w:val="none" w:sz="4" w:space="0" w:color="000000"/>
-          <w:right w:val="none" w:sz="4" w:space="0" w:color="000000"/>
+          <w:top w:val="none" w:color="000000" w:sz="4" w:space="0"/>
+          <w:left w:val="none" w:color="000000" w:sz="4" w:space="0"/>
+          <w:bottom w:val="none" w:color="000000" w:sz="4" w:space="0"/>
+          <w:right w:val="none" w:color="000000" w:sz="4" w:space="0"/>
         </w:tcBorders>
         <w:shd w:val="clear" w:color="FFFFFF" w:fill="auto"/>
       </w:tcPr>
@@ -4152,10 +4168,10 @@
       <w:tblPr/>
       <w:tcPr>
         <w:tcBorders>
-          <w:top w:val="none" w:sz="4" w:space="0" w:color="000000"/>
-          <w:left w:val="none" w:sz="4" w:space="0" w:color="000000"/>
-          <w:bottom w:val="none" w:sz="4" w:space="0" w:color="000000"/>
-          <w:right w:val="none" w:sz="4" w:space="0" w:color="000000"/>
+          <w:top w:val="none" w:color="000000" w:sz="4" w:space="0"/>
+          <w:left w:val="none" w:color="000000" w:sz="4" w:space="0"/>
+          <w:bottom w:val="none" w:color="000000" w:sz="4" w:space="0"/>
+          <w:right w:val="none" w:color="000000" w:sz="4" w:space="0"/>
         </w:tcBorders>
         <w:shd w:val="clear" w:color="FFFFFF" w:fill="auto"/>
       </w:tcPr>
@@ -4191,9 +4207,9 @@
       <w:tblStyleRowBandSize w:val="1"/>
       <w:tblStyleColBandSize w:val="1"/>
       <w:tblBorders>
-        <w:bottom w:val="single" w:sz="4" w:space="0" w:color="F79646" w:themeColor="accent6"/>
-        <w:insideH w:val="single" w:sz="4" w:space="0" w:color="F79646" w:themeColor="accent6"/>
-        <w:insideV w:val="single" w:sz="4" w:space="0" w:color="F79646" w:themeColor="accent6"/>
+        <w:bottom w:val="single" w:color="F79646" w:themeColor="accent6" w:sz="4" w:space="0"/>
+        <w:insideH w:val="single" w:color="F79646" w:themeColor="accent6" w:sz="4" w:space="0"/>
+        <w:insideV w:val="single" w:color="F79646" w:themeColor="accent6" w:sz="4" w:space="0"/>
       </w:tblBorders>
     </w:tblPr>
     <w:tblStylePr w:type="firstRow">
@@ -4204,10 +4220,10 @@
       <w:tblPr/>
       <w:tcPr>
         <w:tcBorders>
-          <w:top w:val="none" w:sz="4" w:space="0" w:color="000000"/>
-          <w:left w:val="none" w:sz="4" w:space="0" w:color="000000"/>
-          <w:bottom w:val="none" w:sz="4" w:space="0" w:color="000000"/>
-          <w:right w:val="none" w:sz="4" w:space="0" w:color="000000"/>
+          <w:top w:val="none" w:color="000000" w:sz="4" w:space="0"/>
+          <w:left w:val="none" w:color="000000" w:sz="4" w:space="0"/>
+          <w:bottom w:val="none" w:color="000000" w:sz="4" w:space="0"/>
+          <w:right w:val="none" w:color="000000" w:sz="4" w:space="0"/>
         </w:tcBorders>
         <w:shd w:val="clear" w:color="FFFFFF" w:fill="auto"/>
       </w:tcPr>
@@ -4220,10 +4236,10 @@
       <w:tblPr/>
       <w:tcPr>
         <w:tcBorders>
-          <w:top w:val="none" w:sz="4" w:space="0" w:color="000000"/>
-          <w:left w:val="none" w:sz="4" w:space="0" w:color="000000"/>
-          <w:bottom w:val="none" w:sz="4" w:space="0" w:color="000000"/>
-          <w:right w:val="none" w:sz="4" w:space="0" w:color="000000"/>
+          <w:top w:val="none" w:color="000000" w:sz="4" w:space="0"/>
+          <w:left w:val="none" w:color="000000" w:sz="4" w:space="0"/>
+          <w:bottom w:val="none" w:color="000000" w:sz="4" w:space="0"/>
+          <w:right w:val="none" w:color="000000" w:sz="4" w:space="0"/>
         </w:tcBorders>
         <w:shd w:val="clear" w:color="FFFFFF" w:fill="auto"/>
       </w:tcPr>
@@ -4239,10 +4255,10 @@
       <w:tblPr/>
       <w:tcPr>
         <w:tcBorders>
-          <w:top w:val="none" w:sz="4" w:space="0" w:color="000000"/>
-          <w:left w:val="none" w:sz="4" w:space="0" w:color="000000"/>
-          <w:bottom w:val="none" w:sz="4" w:space="0" w:color="000000"/>
-          <w:right w:val="none" w:sz="4" w:space="0" w:color="000000"/>
+          <w:top w:val="none" w:color="000000" w:sz="4" w:space="0"/>
+          <w:left w:val="none" w:color="000000" w:sz="4" w:space="0"/>
+          <w:bottom w:val="none" w:color="000000" w:sz="4" w:space="0"/>
+          <w:right w:val="none" w:color="000000" w:sz="4" w:space="0"/>
         </w:tcBorders>
         <w:shd w:val="clear" w:color="FFFFFF" w:fill="auto"/>
       </w:tcPr>
@@ -4255,10 +4271,10 @@
       <w:tblPr/>
       <w:tcPr>
         <w:tcBorders>
-          <w:top w:val="none" w:sz="4" w:space="0" w:color="000000"/>
-          <w:left w:val="none" w:sz="4" w:space="0" w:color="000000"/>
-          <w:bottom w:val="none" w:sz="4" w:space="0" w:color="000000"/>
-          <w:right w:val="none" w:sz="4" w:space="0" w:color="000000"/>
+          <w:top w:val="none" w:color="000000" w:sz="4" w:space="0"/>
+          <w:left w:val="none" w:color="000000" w:sz="4" w:space="0"/>
+          <w:bottom w:val="none" w:color="000000" w:sz="4" w:space="0"/>
+          <w:right w:val="none" w:color="000000" w:sz="4" w:space="0"/>
         </w:tcBorders>
         <w:shd w:val="clear" w:color="FFFFFF" w:fill="auto"/>
       </w:tcPr>
@@ -4294,12 +4310,12 @@
       <w:tblStyleRowBandSize w:val="1"/>
       <w:tblStyleColBandSize w:val="1"/>
       <w:tblBorders>
-        <w:top w:val="single" w:sz="4" w:space="0" w:color="6F6F6F" w:themeColor="text1" w:themeTint="90"/>
-        <w:left w:val="single" w:sz="4" w:space="0" w:color="6F6F6F" w:themeColor="text1" w:themeTint="90"/>
-        <w:bottom w:val="single" w:sz="4" w:space="0" w:color="6F6F6F" w:themeColor="text1" w:themeTint="90"/>
-        <w:right w:val="single" w:sz="4" w:space="0" w:color="6F6F6F" w:themeColor="text1" w:themeTint="90"/>
-        <w:insideH w:val="single" w:sz="4" w:space="0" w:color="6F6F6F" w:themeColor="text1" w:themeTint="90"/>
-        <w:insideV w:val="single" w:sz="4" w:space="0" w:color="6F6F6F" w:themeColor="text1" w:themeTint="90"/>
+        <w:top w:val="single" w:color="6F6F6F" w:themeColor="text1" w:themeTint="90" w:sz="4" w:space="0"/>
+        <w:left w:val="single" w:color="6F6F6F" w:themeColor="text1" w:themeTint="90" w:sz="4" w:space="0"/>
+        <w:bottom w:val="single" w:color="6F6F6F" w:themeColor="text1" w:themeTint="90" w:sz="4" w:space="0"/>
+        <w:right w:val="single" w:color="6F6F6F" w:themeColor="text1" w:themeTint="90" w:sz="4" w:space="0"/>
+        <w:insideH w:val="single" w:color="6F6F6F" w:themeColor="text1" w:themeTint="90" w:sz="4" w:space="0"/>
+        <w:insideV w:val="single" w:color="6F6F6F" w:themeColor="text1" w:themeTint="90" w:sz="4" w:space="0"/>
       </w:tblBorders>
     </w:tblPr>
     <w:tblStylePr w:type="firstRow">
@@ -4312,10 +4328,10 @@
       <w:tblPr/>
       <w:tcPr>
         <w:tcBorders>
-          <w:top w:val="single" w:sz="4" w:space="0" w:color="000000" w:themeColor="text1"/>
-          <w:left w:val="single" w:sz="4" w:space="0" w:color="000000" w:themeColor="text1"/>
-          <w:bottom w:val="single" w:sz="4" w:space="0" w:color="000000" w:themeColor="text1"/>
-          <w:right w:val="single" w:sz="4" w:space="0" w:color="000000" w:themeColor="text1"/>
+          <w:top w:val="single" w:color="000000" w:themeColor="text1" w:sz="4" w:space="0"/>
+          <w:left w:val="single" w:color="000000" w:themeColor="text1" w:sz="4" w:space="0"/>
+          <w:bottom w:val="single" w:color="000000" w:themeColor="text1" w:sz="4" w:space="0"/>
+          <w:right w:val="single" w:color="000000" w:themeColor="text1" w:sz="4" w:space="0"/>
         </w:tcBorders>
         <w:shd w:val="clear" w:color="000000" w:themeColor="text1" w:fill="000000" w:themeFill="text1"/>
       </w:tcPr>
@@ -4328,7 +4344,7 @@
       <w:tblPr/>
       <w:tcPr>
         <w:tcBorders>
-          <w:top w:val="single" w:sz="4" w:space="0" w:color="000000" w:themeColor="text1"/>
+          <w:top w:val="single" w:color="000000" w:themeColor="text1" w:sz="4" w:space="0"/>
         </w:tcBorders>
       </w:tcPr>
     </w:tblStylePr>
@@ -4375,12 +4391,12 @@
       <w:tblStyleRowBandSize w:val="1"/>
       <w:tblStyleColBandSize w:val="1"/>
       <w:tblBorders>
-        <w:top w:val="single" w:sz="4" w:space="0" w:color="9BB7D9" w:themeColor="accent1" w:themeTint="90"/>
-        <w:left w:val="single" w:sz="4" w:space="0" w:color="9BB7D9" w:themeColor="accent1" w:themeTint="90"/>
-        <w:bottom w:val="single" w:sz="4" w:space="0" w:color="9BB7D9" w:themeColor="accent1" w:themeTint="90"/>
-        <w:right w:val="single" w:sz="4" w:space="0" w:color="9BB7D9" w:themeColor="accent1" w:themeTint="90"/>
-        <w:insideH w:val="single" w:sz="4" w:space="0" w:color="9BB7D9" w:themeColor="accent1" w:themeTint="90"/>
-        <w:insideV w:val="single" w:sz="4" w:space="0" w:color="9BB7D9" w:themeColor="accent1" w:themeTint="90"/>
+        <w:top w:val="single" w:color="9BB7D9" w:themeColor="accent1" w:themeTint="90" w:sz="4" w:space="0"/>
+        <w:left w:val="single" w:color="9BB7D9" w:themeColor="accent1" w:themeTint="90" w:sz="4" w:space="0"/>
+        <w:bottom w:val="single" w:color="9BB7D9" w:themeColor="accent1" w:themeTint="90" w:sz="4" w:space="0"/>
+        <w:right w:val="single" w:color="9BB7D9" w:themeColor="accent1" w:themeTint="90" w:sz="4" w:space="0"/>
+        <w:insideH w:val="single" w:color="9BB7D9" w:themeColor="accent1" w:themeTint="90" w:sz="4" w:space="0"/>
+        <w:insideV w:val="single" w:color="9BB7D9" w:themeColor="accent1" w:themeTint="90" w:sz="4" w:space="0"/>
       </w:tblBorders>
     </w:tblPr>
     <w:tblStylePr w:type="firstRow">
@@ -4393,10 +4409,10 @@
       <w:tblPr/>
       <w:tcPr>
         <w:tcBorders>
-          <w:top w:val="single" w:sz="4" w:space="0" w:color="5D8AC2" w:themeColor="accent1" w:themeTint="EA"/>
-          <w:left w:val="single" w:sz="4" w:space="0" w:color="5D8AC2" w:themeColor="accent1" w:themeTint="EA"/>
-          <w:bottom w:val="single" w:sz="4" w:space="0" w:color="5D8AC2" w:themeColor="accent1" w:themeTint="EA"/>
-          <w:right w:val="single" w:sz="4" w:space="0" w:color="5D8AC2" w:themeColor="accent1" w:themeTint="EA"/>
+          <w:top w:val="single" w:color="5D8AC2" w:themeColor="accent1" w:themeTint="EA" w:sz="4" w:space="0"/>
+          <w:left w:val="single" w:color="5D8AC2" w:themeColor="accent1" w:themeTint="EA" w:sz="4" w:space="0"/>
+          <w:bottom w:val="single" w:color="5D8AC2" w:themeColor="accent1" w:themeTint="EA" w:sz="4" w:space="0"/>
+          <w:right w:val="single" w:color="5D8AC2" w:themeColor="accent1" w:themeTint="EA" w:sz="4" w:space="0"/>
         </w:tcBorders>
         <w:shd w:val="clear" w:color="5D8AC2" w:themeColor="accent1" w:themeTint="EA" w:fill="5D8AC2" w:themeFill="accent1" w:themeFillTint="EA"/>
       </w:tcPr>
@@ -4409,7 +4425,7 @@
       <w:tblPr/>
       <w:tcPr>
         <w:tcBorders>
-          <w:top w:val="single" w:sz="4" w:space="0" w:color="5D8AC2" w:themeColor="accent1" w:themeTint="EA"/>
+          <w:top w:val="single" w:color="5D8AC2" w:themeColor="accent1" w:themeTint="EA" w:sz="4" w:space="0"/>
         </w:tcBorders>
       </w:tcPr>
     </w:tblStylePr>
@@ -4456,12 +4472,12 @@
       <w:tblStyleRowBandSize w:val="1"/>
       <w:tblStyleColBandSize w:val="1"/>
       <w:tblBorders>
-        <w:top w:val="single" w:sz="4" w:space="0" w:color="DB9B9A" w:themeColor="accent2" w:themeTint="90"/>
-        <w:left w:val="single" w:sz="4" w:space="0" w:color="DB9B9A" w:themeColor="accent2" w:themeTint="90"/>
-        <w:bottom w:val="single" w:sz="4" w:space="0" w:color="DB9B9A" w:themeColor="accent2" w:themeTint="90"/>
-        <w:right w:val="single" w:sz="4" w:space="0" w:color="DB9B9A" w:themeColor="accent2" w:themeTint="90"/>
-        <w:insideH w:val="single" w:sz="4" w:space="0" w:color="DB9B9A" w:themeColor="accent2" w:themeTint="90"/>
-        <w:insideV w:val="single" w:sz="4" w:space="0" w:color="DB9B9A" w:themeColor="accent2" w:themeTint="90"/>
+        <w:top w:val="single" w:color="DB9B9A" w:themeColor="accent2" w:themeTint="90" w:sz="4" w:space="0"/>
+        <w:left w:val="single" w:color="DB9B9A" w:themeColor="accent2" w:themeTint="90" w:sz="4" w:space="0"/>
+        <w:bottom w:val="single" w:color="DB9B9A" w:themeColor="accent2" w:themeTint="90" w:sz="4" w:space="0"/>
+        <w:right w:val="single" w:color="DB9B9A" w:themeColor="accent2" w:themeTint="90" w:sz="4" w:space="0"/>
+        <w:insideH w:val="single" w:color="DB9B9A" w:themeColor="accent2" w:themeTint="90" w:sz="4" w:space="0"/>
+        <w:insideV w:val="single" w:color="DB9B9A" w:themeColor="accent2" w:themeTint="90" w:sz="4" w:space="0"/>
       </w:tblBorders>
     </w:tblPr>
     <w:tblStylePr w:type="firstRow">
@@ -4474,10 +4490,10 @@
       <w:tblPr/>
       <w:tcPr>
         <w:tcBorders>
-          <w:top w:val="single" w:sz="4" w:space="0" w:color="D99695" w:themeColor="accent2" w:themeTint="97"/>
-          <w:left w:val="single" w:sz="4" w:space="0" w:color="D99695" w:themeColor="accent2" w:themeTint="97"/>
-          <w:bottom w:val="single" w:sz="4" w:space="0" w:color="D99695" w:themeColor="accent2" w:themeTint="97"/>
-          <w:right w:val="single" w:sz="4" w:space="0" w:color="D99695" w:themeColor="accent2" w:themeTint="97"/>
+          <w:top w:val="single" w:color="D99695" w:themeColor="accent2" w:themeTint="97" w:sz="4" w:space="0"/>
+          <w:left w:val="single" w:color="D99695" w:themeColor="accent2" w:themeTint="97" w:sz="4" w:space="0"/>
+          <w:bottom w:val="single" w:color="D99695" w:themeColor="accent2" w:themeTint="97" w:sz="4" w:space="0"/>
+          <w:right w:val="single" w:color="D99695" w:themeColor="accent2" w:themeTint="97" w:sz="4" w:space="0"/>
         </w:tcBorders>
         <w:shd w:val="clear" w:color="D99695" w:themeColor="accent2" w:themeTint="97" w:fill="D99695" w:themeFill="accent2" w:themeFillTint="97"/>
       </w:tcPr>
@@ -4490,7 +4506,7 @@
       <w:tblPr/>
       <w:tcPr>
         <w:tcBorders>
-          <w:top w:val="single" w:sz="4" w:space="0" w:color="D99695" w:themeColor="accent2" w:themeTint="97"/>
+          <w:top w:val="single" w:color="D99695" w:themeColor="accent2" w:themeTint="97" w:sz="4" w:space="0"/>
         </w:tcBorders>
       </w:tcPr>
     </w:tblStylePr>
@@ -4537,12 +4553,12 @@
       <w:tblStyleRowBandSize w:val="1"/>
       <w:tblStyleColBandSize w:val="1"/>
       <w:tblBorders>
-        <w:top w:val="single" w:sz="4" w:space="0" w:color="C6D8A1" w:themeColor="accent3" w:themeTint="90"/>
-        <w:left w:val="single" w:sz="4" w:space="0" w:color="C6D8A1" w:themeColor="accent3" w:themeTint="90"/>
-        <w:bottom w:val="single" w:sz="4" w:space="0" w:color="C6D8A1" w:themeColor="accent3" w:themeTint="90"/>
-        <w:right w:val="single" w:sz="4" w:space="0" w:color="C6D8A1" w:themeColor="accent3" w:themeTint="90"/>
-        <w:insideH w:val="single" w:sz="4" w:space="0" w:color="C6D8A1" w:themeColor="accent3" w:themeTint="90"/>
-        <w:insideV w:val="single" w:sz="4" w:space="0" w:color="C6D8A1" w:themeColor="accent3" w:themeTint="90"/>
+        <w:top w:val="single" w:color="C6D8A1" w:themeColor="accent3" w:themeTint="90" w:sz="4" w:space="0"/>
+        <w:left w:val="single" w:color="C6D8A1" w:themeColor="accent3" w:themeTint="90" w:sz="4" w:space="0"/>
+        <w:bottom w:val="single" w:color="C6D8A1" w:themeColor="accent3" w:themeTint="90" w:sz="4" w:space="0"/>
+        <w:right w:val="single" w:color="C6D8A1" w:themeColor="accent3" w:themeTint="90" w:sz="4" w:space="0"/>
+        <w:insideH w:val="single" w:color="C6D8A1" w:themeColor="accent3" w:themeTint="90" w:sz="4" w:space="0"/>
+        <w:insideV w:val="single" w:color="C6D8A1" w:themeColor="accent3" w:themeTint="90" w:sz="4" w:space="0"/>
       </w:tblBorders>
     </w:tblPr>
     <w:tblStylePr w:type="firstRow">
@@ -4555,10 +4571,10 @@
       <w:tblPr/>
       <w:tcPr>
         <w:tcBorders>
-          <w:top w:val="single" w:sz="4" w:space="0" w:color="9ABB59" w:themeColor="accent3" w:themeTint="FE"/>
-          <w:left w:val="single" w:sz="4" w:space="0" w:color="9ABB59" w:themeColor="accent3" w:themeTint="FE"/>
-          <w:bottom w:val="single" w:sz="4" w:space="0" w:color="9ABB59" w:themeColor="accent3" w:themeTint="FE"/>
-          <w:right w:val="single" w:sz="4" w:space="0" w:color="9ABB59" w:themeColor="accent3" w:themeTint="FE"/>
+          <w:top w:val="single" w:color="9ABB59" w:themeColor="accent3" w:themeTint="FE" w:sz="4" w:space="0"/>
+          <w:left w:val="single" w:color="9ABB59" w:themeColor="accent3" w:themeTint="FE" w:sz="4" w:space="0"/>
+          <w:bottom w:val="single" w:color="9ABB59" w:themeColor="accent3" w:themeTint="FE" w:sz="4" w:space="0"/>
+          <w:right w:val="single" w:color="9ABB59" w:themeColor="accent3" w:themeTint="FE" w:sz="4" w:space="0"/>
         </w:tcBorders>
         <w:shd w:val="clear" w:color="9ABB59" w:themeColor="accent3" w:themeTint="FE" w:fill="9ABB59" w:themeFill="accent3" w:themeFillTint="FE"/>
       </w:tcPr>
@@ -4571,7 +4587,7 @@
       <w:tblPr/>
       <w:tcPr>
         <w:tcBorders>
-          <w:top w:val="single" w:sz="4" w:space="0" w:color="9ABB59" w:themeColor="accent3" w:themeTint="FE"/>
+          <w:top w:val="single" w:color="9ABB59" w:themeColor="accent3" w:themeTint="FE" w:sz="4" w:space="0"/>
         </w:tcBorders>
       </w:tcPr>
     </w:tblStylePr>
@@ -4618,12 +4634,12 @@
       <w:tblStyleRowBandSize w:val="1"/>
       <w:tblStyleColBandSize w:val="1"/>
       <w:tblBorders>
-        <w:top w:val="single" w:sz="4" w:space="0" w:color="B7A7CA" w:themeColor="accent4" w:themeTint="90"/>
-        <w:left w:val="single" w:sz="4" w:space="0" w:color="B7A7CA" w:themeColor="accent4" w:themeTint="90"/>
-        <w:bottom w:val="single" w:sz="4" w:space="0" w:color="B7A7CA" w:themeColor="accent4" w:themeTint="90"/>
-        <w:right w:val="single" w:sz="4" w:space="0" w:color="B7A7CA" w:themeColor="accent4" w:themeTint="90"/>
-        <w:insideH w:val="single" w:sz="4" w:space="0" w:color="B7A7CA" w:themeColor="accent4" w:themeTint="90"/>
-        <w:insideV w:val="single" w:sz="4" w:space="0" w:color="B7A7CA" w:themeColor="accent4" w:themeTint="90"/>
+        <w:top w:val="single" w:color="B7A7CA" w:themeColor="accent4" w:themeTint="90" w:sz="4" w:space="0"/>
+        <w:left w:val="single" w:color="B7A7CA" w:themeColor="accent4" w:themeTint="90" w:sz="4" w:space="0"/>
+        <w:bottom w:val="single" w:color="B7A7CA" w:themeColor="accent4" w:themeTint="90" w:sz="4" w:space="0"/>
+        <w:right w:val="single" w:color="B7A7CA" w:themeColor="accent4" w:themeTint="90" w:sz="4" w:space="0"/>
+        <w:insideH w:val="single" w:color="B7A7CA" w:themeColor="accent4" w:themeTint="90" w:sz="4" w:space="0"/>
+        <w:insideV w:val="single" w:color="B7A7CA" w:themeColor="accent4" w:themeTint="90" w:sz="4" w:space="0"/>
       </w:tblBorders>
     </w:tblPr>
     <w:tblStylePr w:type="firstRow">
@@ -4636,10 +4652,10 @@
       <w:tblPr/>
       <w:tcPr>
         <w:tcBorders>
-          <w:top w:val="single" w:sz="4" w:space="0" w:color="B2A1C6" w:themeColor="accent4" w:themeTint="9A"/>
-          <w:left w:val="single" w:sz="4" w:space="0" w:color="B2A1C6" w:themeColor="accent4" w:themeTint="9A"/>
-          <w:bottom w:val="single" w:sz="4" w:space="0" w:color="B2A1C6" w:themeColor="accent4" w:themeTint="9A"/>
-          <w:right w:val="single" w:sz="4" w:space="0" w:color="B2A1C6" w:themeColor="accent4" w:themeTint="9A"/>
+          <w:top w:val="single" w:color="B2A1C6" w:themeColor="accent4" w:themeTint="9A" w:sz="4" w:space="0"/>
+          <w:left w:val="single" w:color="B2A1C6" w:themeColor="accent4" w:themeTint="9A" w:sz="4" w:space="0"/>
+          <w:bottom w:val="single" w:color="B2A1C6" w:themeColor="accent4" w:themeTint="9A" w:sz="4" w:space="0"/>
+          <w:right w:val="single" w:color="B2A1C6" w:themeColor="accent4" w:themeTint="9A" w:sz="4" w:space="0"/>
         </w:tcBorders>
         <w:shd w:val="clear" w:color="B2A1C6" w:themeColor="accent4" w:themeTint="9A" w:fill="B2A1C6" w:themeFill="accent4" w:themeFillTint="9A"/>
       </w:tcPr>
@@ -4652,7 +4668,7 @@
       <w:tblPr/>
       <w:tcPr>
         <w:tcBorders>
-          <w:top w:val="single" w:sz="4" w:space="0" w:color="B2A1C6" w:themeColor="accent4" w:themeTint="9A"/>
+          <w:top w:val="single" w:color="B2A1C6" w:themeColor="accent4" w:themeTint="9A" w:sz="4" w:space="0"/>
         </w:tcBorders>
       </w:tcPr>
     </w:tblStylePr>
@@ -4699,12 +4715,12 @@
       <w:tblStyleRowBandSize w:val="1"/>
       <w:tblStyleColBandSize w:val="1"/>
       <w:tblBorders>
-        <w:top w:val="single" w:sz="4" w:space="0" w:color="99D0DE" w:themeColor="accent5" w:themeTint="90"/>
-        <w:left w:val="single" w:sz="4" w:space="0" w:color="99D0DE" w:themeColor="accent5" w:themeTint="90"/>
-        <w:bottom w:val="single" w:sz="4" w:space="0" w:color="99D0DE" w:themeColor="accent5" w:themeTint="90"/>
-        <w:right w:val="single" w:sz="4" w:space="0" w:color="99D0DE" w:themeColor="accent5" w:themeTint="90"/>
-        <w:insideH w:val="single" w:sz="4" w:space="0" w:color="99D0DE" w:themeColor="accent5" w:themeTint="90"/>
-        <w:insideV w:val="single" w:sz="4" w:space="0" w:color="99D0DE" w:themeColor="accent5" w:themeTint="90"/>
+        <w:top w:val="single" w:color="99D0DE" w:themeColor="accent5" w:themeTint="90" w:sz="4" w:space="0"/>
+        <w:left w:val="single" w:color="99D0DE" w:themeColor="accent5" w:themeTint="90" w:sz="4" w:space="0"/>
+        <w:bottom w:val="single" w:color="99D0DE" w:themeColor="accent5" w:themeTint="90" w:sz="4" w:space="0"/>
+        <w:right w:val="single" w:color="99D0DE" w:themeColor="accent5" w:themeTint="90" w:sz="4" w:space="0"/>
+        <w:insideH w:val="single" w:color="99D0DE" w:themeColor="accent5" w:themeTint="90" w:sz="4" w:space="0"/>
+        <w:insideV w:val="single" w:color="99D0DE" w:themeColor="accent5" w:themeTint="90" w:sz="4" w:space="0"/>
       </w:tblBorders>
     </w:tblPr>
     <w:tblStylePr w:type="firstRow">
@@ -4717,10 +4733,10 @@
       <w:tblPr/>
       <w:tcPr>
         <w:tcBorders>
-          <w:top w:val="single" w:sz="4" w:space="0" w:color="4BACC6" w:themeColor="accent5"/>
-          <w:left w:val="single" w:sz="4" w:space="0" w:color="4BACC6" w:themeColor="accent5"/>
-          <w:bottom w:val="single" w:sz="4" w:space="0" w:color="4BACC6" w:themeColor="accent5"/>
-          <w:right w:val="single" w:sz="4" w:space="0" w:color="4BACC6" w:themeColor="accent5"/>
+          <w:top w:val="single" w:color="4BACC6" w:themeColor="accent5" w:sz="4" w:space="0"/>
+          <w:left w:val="single" w:color="4BACC6" w:themeColor="accent5" w:sz="4" w:space="0"/>
+          <w:bottom w:val="single" w:color="4BACC6" w:themeColor="accent5" w:sz="4" w:space="0"/>
+          <w:right w:val="single" w:color="4BACC6" w:themeColor="accent5" w:sz="4" w:space="0"/>
         </w:tcBorders>
         <w:shd w:val="clear" w:color="4BACC6" w:themeColor="accent5" w:fill="4BACC6" w:themeFill="accent5"/>
       </w:tcPr>
@@ -4733,7 +4749,7 @@
       <w:tblPr/>
       <w:tcPr>
         <w:tcBorders>
-          <w:top w:val="single" w:sz="4" w:space="0" w:color="4BACC6" w:themeColor="accent5"/>
+          <w:top w:val="single" w:color="4BACC6" w:themeColor="accent5" w:sz="4" w:space="0"/>
         </w:tcBorders>
       </w:tcPr>
     </w:tblStylePr>
@@ -4780,12 +4796,12 @@
       <w:tblStyleRowBandSize w:val="1"/>
       <w:tblStyleColBandSize w:val="1"/>
       <w:tblBorders>
-        <w:top w:val="single" w:sz="4" w:space="0" w:color="FAC396" w:themeColor="accent6" w:themeTint="90"/>
-        <w:left w:val="single" w:sz="4" w:space="0" w:color="FAC396" w:themeColor="accent6" w:themeTint="90"/>
-        <w:bottom w:val="single" w:sz="4" w:space="0" w:color="FAC396" w:themeColor="accent6" w:themeTint="90"/>
-        <w:right w:val="single" w:sz="4" w:space="0" w:color="FAC396" w:themeColor="accent6" w:themeTint="90"/>
-        <w:insideH w:val="single" w:sz="4" w:space="0" w:color="FAC396" w:themeColor="accent6" w:themeTint="90"/>
-        <w:insideV w:val="single" w:sz="4" w:space="0" w:color="FAC396" w:themeColor="accent6" w:themeTint="90"/>
+        <w:top w:val="single" w:color="FAC396" w:themeColor="accent6" w:themeTint="90" w:sz="4" w:space="0"/>
+        <w:left w:val="single" w:color="FAC396" w:themeColor="accent6" w:themeTint="90" w:sz="4" w:space="0"/>
+        <w:bottom w:val="single" w:color="FAC396" w:themeColor="accent6" w:themeTint="90" w:sz="4" w:space="0"/>
+        <w:right w:val="single" w:color="FAC396" w:themeColor="accent6" w:themeTint="90" w:sz="4" w:space="0"/>
+        <w:insideH w:val="single" w:color="FAC396" w:themeColor="accent6" w:themeTint="90" w:sz="4" w:space="0"/>
+        <w:insideV w:val="single" w:color="FAC396" w:themeColor="accent6" w:themeTint="90" w:sz="4" w:space="0"/>
       </w:tblBorders>
     </w:tblPr>
     <w:tblStylePr w:type="firstRow">
@@ -4798,10 +4814,10 @@
       <w:tblPr/>
       <w:tcPr>
         <w:tcBorders>
-          <w:top w:val="single" w:sz="4" w:space="0" w:color="F79646" w:themeColor="accent6"/>
-          <w:left w:val="single" w:sz="4" w:space="0" w:color="F79646" w:themeColor="accent6"/>
-          <w:bottom w:val="single" w:sz="4" w:space="0" w:color="F79646" w:themeColor="accent6"/>
-          <w:right w:val="single" w:sz="4" w:space="0" w:color="F79646" w:themeColor="accent6"/>
+          <w:top w:val="single" w:color="F79646" w:themeColor="accent6" w:sz="4" w:space="0"/>
+          <w:left w:val="single" w:color="F79646" w:themeColor="accent6" w:sz="4" w:space="0"/>
+          <w:bottom w:val="single" w:color="F79646" w:themeColor="accent6" w:sz="4" w:space="0"/>
+          <w:right w:val="single" w:color="F79646" w:themeColor="accent6" w:sz="4" w:space="0"/>
         </w:tcBorders>
         <w:shd w:val="clear" w:color="F79646" w:themeColor="accent6" w:fill="F79646" w:themeFill="accent6"/>
       </w:tcPr>
@@ -4814,7 +4830,7 @@
       <w:tblPr/>
       <w:tcPr>
         <w:tcBorders>
-          <w:top w:val="single" w:sz="4" w:space="0" w:color="F79646" w:themeColor="accent6"/>
+          <w:top w:val="single" w:color="F79646" w:themeColor="accent6" w:sz="4" w:space="0"/>
         </w:tcBorders>
       </w:tcPr>
     </w:tblStylePr>
@@ -4861,12 +4877,12 @@
       <w:tblStyleRowBandSize w:val="1"/>
       <w:tblStyleColBandSize w:val="1"/>
       <w:tblBorders>
-        <w:top w:val="single" w:sz="4" w:space="0" w:color="FFFFFF" w:themeColor="light1"/>
-        <w:left w:val="single" w:sz="4" w:space="0" w:color="FFFFFF" w:themeColor="light1"/>
-        <w:bottom w:val="single" w:sz="4" w:space="0" w:color="FFFFFF" w:themeColor="light1"/>
-        <w:right w:val="single" w:sz="4" w:space="0" w:color="FFFFFF" w:themeColor="light1"/>
-        <w:insideH w:val="single" w:sz="4" w:space="0" w:color="FFFFFF" w:themeColor="light1"/>
-        <w:insideV w:val="single" w:sz="4" w:space="0" w:color="FFFFFF" w:themeColor="light1"/>
+        <w:top w:val="single" w:color="FFFFFF" w:themeColor="light1" w:sz="4" w:space="0"/>
+        <w:left w:val="single" w:color="FFFFFF" w:themeColor="light1" w:sz="4" w:space="0"/>
+        <w:bottom w:val="single" w:color="FFFFFF" w:themeColor="light1" w:sz="4" w:space="0"/>
+        <w:right w:val="single" w:color="FFFFFF" w:themeColor="light1" w:sz="4" w:space="0"/>
+        <w:insideH w:val="single" w:color="FFFFFF" w:themeColor="light1" w:sz="4" w:space="0"/>
+        <w:insideV w:val="single" w:color="FFFFFF" w:themeColor="light1" w:sz="4" w:space="0"/>
       </w:tblBorders>
       <w:shd w:val="clear" w:color="BFBFBF" w:themeColor="text1" w:themeTint="40" w:fill="BFBFBF" w:themeFill="text1" w:themeFillTint="40"/>
     </w:tblPr>
@@ -4892,7 +4908,7 @@
       <w:tblPr/>
       <w:tcPr>
         <w:tcBorders>
-          <w:top w:val="single" w:sz="4" w:space="0" w:color="FFFFFF" w:themeColor="light1"/>
+          <w:top w:val="single" w:color="FFFFFF" w:themeColor="light1" w:sz="4" w:space="0"/>
         </w:tcBorders>
         <w:shd w:val="clear" w:color="000000" w:themeColor="text1" w:fill="000000" w:themeFill="text1"/>
       </w:tcPr>
@@ -4934,7 +4950,7 @@
       </w:tcPr>
     </w:tblStylePr>
   </w:style>
-  <w:style w:type="table" w:customStyle="1" w:styleId="GridTable5Dark-Accent1">
+  <w:style w:type="table" w:styleId="GridTable5Dark-Accent1" w:customStyle="1">
     <w:name w:val="Grid Table 5 Dark- Accent 1"/>
     <w:basedOn w:val="TableNormal"/>
     <w:uiPriority w:val="99"/>
@@ -4942,12 +4958,12 @@
       <w:tblStyleRowBandSize w:val="1"/>
       <w:tblStyleColBandSize w:val="1"/>
       <w:tblBorders>
-        <w:top w:val="single" w:sz="4" w:space="0" w:color="FFFFFF" w:themeColor="light1"/>
-        <w:left w:val="single" w:sz="4" w:space="0" w:color="FFFFFF" w:themeColor="light1"/>
-        <w:bottom w:val="single" w:sz="4" w:space="0" w:color="FFFFFF" w:themeColor="light1"/>
-        <w:right w:val="single" w:sz="4" w:space="0" w:color="FFFFFF" w:themeColor="light1"/>
-        <w:insideH w:val="single" w:sz="4" w:space="0" w:color="FFFFFF" w:themeColor="light1"/>
-        <w:insideV w:val="single" w:sz="4" w:space="0" w:color="FFFFFF" w:themeColor="light1"/>
+        <w:top w:val="single" w:color="FFFFFF" w:themeColor="light1" w:sz="4" w:space="0"/>
+        <w:left w:val="single" w:color="FFFFFF" w:themeColor="light1" w:sz="4" w:space="0"/>
+        <w:bottom w:val="single" w:color="FFFFFF" w:themeColor="light1" w:sz="4" w:space="0"/>
+        <w:right w:val="single" w:color="FFFFFF" w:themeColor="light1" w:sz="4" w:space="0"/>
+        <w:insideH w:val="single" w:color="FFFFFF" w:themeColor="light1" w:sz="4" w:space="0"/>
+        <w:insideV w:val="single" w:color="FFFFFF" w:themeColor="light1" w:sz="4" w:space="0"/>
       </w:tblBorders>
       <w:shd w:val="clear" w:color="DAE5F1" w:themeColor="accent1" w:themeTint="34" w:fill="DAE5F1" w:themeFill="accent1" w:themeFillTint="34"/>
     </w:tblPr>
@@ -4973,7 +4989,7 @@
       <w:tblPr/>
       <w:tcPr>
         <w:tcBorders>
-          <w:top w:val="single" w:sz="4" w:space="0" w:color="FFFFFF" w:themeColor="light1"/>
+          <w:top w:val="single" w:color="FFFFFF" w:themeColor="light1" w:sz="4" w:space="0"/>
         </w:tcBorders>
         <w:shd w:val="clear" w:color="4F81BD" w:themeColor="accent1" w:fill="4F81BD" w:themeFill="accent1"/>
       </w:tcPr>
@@ -5023,12 +5039,12 @@
       <w:tblStyleRowBandSize w:val="1"/>
       <w:tblStyleColBandSize w:val="1"/>
       <w:tblBorders>
-        <w:top w:val="single" w:sz="4" w:space="0" w:color="FFFFFF" w:themeColor="light1"/>
-        <w:left w:val="single" w:sz="4" w:space="0" w:color="FFFFFF" w:themeColor="light1"/>
-        <w:bottom w:val="single" w:sz="4" w:space="0" w:color="FFFFFF" w:themeColor="light1"/>
-        <w:right w:val="single" w:sz="4" w:space="0" w:color="FFFFFF" w:themeColor="light1"/>
-        <w:insideH w:val="single" w:sz="4" w:space="0" w:color="FFFFFF" w:themeColor="light1"/>
-        <w:insideV w:val="single" w:sz="4" w:space="0" w:color="FFFFFF" w:themeColor="light1"/>
+        <w:top w:val="single" w:color="FFFFFF" w:themeColor="light1" w:sz="4" w:space="0"/>
+        <w:left w:val="single" w:color="FFFFFF" w:themeColor="light1" w:sz="4" w:space="0"/>
+        <w:bottom w:val="single" w:color="FFFFFF" w:themeColor="light1" w:sz="4" w:space="0"/>
+        <w:right w:val="single" w:color="FFFFFF" w:themeColor="light1" w:sz="4" w:space="0"/>
+        <w:insideH w:val="single" w:color="FFFFFF" w:themeColor="light1" w:sz="4" w:space="0"/>
+        <w:insideV w:val="single" w:color="FFFFFF" w:themeColor="light1" w:sz="4" w:space="0"/>
       </w:tblBorders>
       <w:shd w:val="clear" w:color="F2DCDC" w:themeColor="accent2" w:themeTint="32" w:fill="F2DCDC" w:themeFill="accent2" w:themeFillTint="32"/>
     </w:tblPr>
@@ -5054,7 +5070,7 @@
       <w:tblPr/>
       <w:tcPr>
         <w:tcBorders>
-          <w:top w:val="single" w:sz="4" w:space="0" w:color="FFFFFF" w:themeColor="light1"/>
+          <w:top w:val="single" w:color="FFFFFF" w:themeColor="light1" w:sz="4" w:space="0"/>
         </w:tcBorders>
         <w:shd w:val="clear" w:color="C0504D" w:themeColor="accent2" w:fill="C0504D" w:themeFill="accent2"/>
       </w:tcPr>
@@ -5104,12 +5120,12 @@
       <w:tblStyleRowBandSize w:val="1"/>
       <w:tblStyleColBandSize w:val="1"/>
       <w:tblBorders>
-        <w:top w:val="single" w:sz="4" w:space="0" w:color="FFFFFF" w:themeColor="light1"/>
-        <w:left w:val="single" w:sz="4" w:space="0" w:color="FFFFFF" w:themeColor="light1"/>
-        <w:bottom w:val="single" w:sz="4" w:space="0" w:color="FFFFFF" w:themeColor="light1"/>
-        <w:right w:val="single" w:sz="4" w:space="0" w:color="FFFFFF" w:themeColor="light1"/>
-        <w:insideH w:val="single" w:sz="4" w:space="0" w:color="FFFFFF" w:themeColor="light1"/>
-        <w:insideV w:val="single" w:sz="4" w:space="0" w:color="FFFFFF" w:themeColor="light1"/>
+        <w:top w:val="single" w:color="FFFFFF" w:themeColor="light1" w:sz="4" w:space="0"/>
+        <w:left w:val="single" w:color="FFFFFF" w:themeColor="light1" w:sz="4" w:space="0"/>
+        <w:bottom w:val="single" w:color="FFFFFF" w:themeColor="light1" w:sz="4" w:space="0"/>
+        <w:right w:val="single" w:color="FFFFFF" w:themeColor="light1" w:sz="4" w:space="0"/>
+        <w:insideH w:val="single" w:color="FFFFFF" w:themeColor="light1" w:sz="4" w:space="0"/>
+        <w:insideV w:val="single" w:color="FFFFFF" w:themeColor="light1" w:sz="4" w:space="0"/>
       </w:tblBorders>
       <w:shd w:val="clear" w:color="EAF1DC" w:themeColor="accent3" w:themeTint="34" w:fill="EAF1DC" w:themeFill="accent3" w:themeFillTint="34"/>
     </w:tblPr>
@@ -5135,7 +5151,7 @@
       <w:tblPr/>
       <w:tcPr>
         <w:tcBorders>
-          <w:top w:val="single" w:sz="4" w:space="0" w:color="FFFFFF" w:themeColor="light1"/>
+          <w:top w:val="single" w:color="FFFFFF" w:themeColor="light1" w:sz="4" w:space="0"/>
         </w:tcBorders>
         <w:shd w:val="clear" w:color="9BBB59" w:themeColor="accent3" w:fill="9BBB59" w:themeFill="accent3"/>
       </w:tcPr>
@@ -5177,7 +5193,7 @@
       </w:tcPr>
     </w:tblStylePr>
   </w:style>
-  <w:style w:type="table" w:customStyle="1" w:styleId="GridTable5Dark-Accent4">
+  <w:style w:type="table" w:styleId="GridTable5Dark-Accent4" w:customStyle="1">
     <w:name w:val="Grid Table 5 Dark- Accent 4"/>
     <w:basedOn w:val="TableNormal"/>
     <w:uiPriority w:val="99"/>
@@ -5185,12 +5201,12 @@
       <w:tblStyleRowBandSize w:val="1"/>
       <w:tblStyleColBandSize w:val="1"/>
       <w:tblBorders>
-        <w:top w:val="single" w:sz="4" w:space="0" w:color="FFFFFF" w:themeColor="light1"/>
-        <w:left w:val="single" w:sz="4" w:space="0" w:color="FFFFFF" w:themeColor="light1"/>
-        <w:bottom w:val="single" w:sz="4" w:space="0" w:color="FFFFFF" w:themeColor="light1"/>
-        <w:right w:val="single" w:sz="4" w:space="0" w:color="FFFFFF" w:themeColor="light1"/>
-        <w:insideH w:val="single" w:sz="4" w:space="0" w:color="FFFFFF" w:themeColor="light1"/>
-        <w:insideV w:val="single" w:sz="4" w:space="0" w:color="FFFFFF" w:themeColor="light1"/>
+        <w:top w:val="single" w:color="FFFFFF" w:themeColor="light1" w:sz="4" w:space="0"/>
+        <w:left w:val="single" w:color="FFFFFF" w:themeColor="light1" w:sz="4" w:space="0"/>
+        <w:bottom w:val="single" w:color="FFFFFF" w:themeColor="light1" w:sz="4" w:space="0"/>
+        <w:right w:val="single" w:color="FFFFFF" w:themeColor="light1" w:sz="4" w:space="0"/>
+        <w:insideH w:val="single" w:color="FFFFFF" w:themeColor="light1" w:sz="4" w:space="0"/>
+        <w:insideV w:val="single" w:color="FFFFFF" w:themeColor="light1" w:sz="4" w:space="0"/>
       </w:tblBorders>
       <w:shd w:val="clear" w:color="E5DFEC" w:themeColor="accent4" w:themeTint="34" w:fill="E5DFEC" w:themeFill="accent4" w:themeFillTint="34"/>
     </w:tblPr>
@@ -5216,7 +5232,7 @@
       <w:tblPr/>
       <w:tcPr>
         <w:tcBorders>
-          <w:top w:val="single" w:sz="4" w:space="0" w:color="FFFFFF" w:themeColor="light1"/>
+          <w:top w:val="single" w:color="FFFFFF" w:themeColor="light1" w:sz="4" w:space="0"/>
         </w:tcBorders>
         <w:shd w:val="clear" w:color="8064A2" w:themeColor="accent4" w:fill="8064A2" w:themeFill="accent4"/>
       </w:tcPr>
@@ -5266,12 +5282,12 @@
       <w:tblStyleRowBandSize w:val="1"/>
       <w:tblStyleColBandSize w:val="1"/>
       <w:tblBorders>
-        <w:top w:val="single" w:sz="4" w:space="0" w:color="FFFFFF" w:themeColor="light1"/>
-        <w:left w:val="single" w:sz="4" w:space="0" w:color="FFFFFF" w:themeColor="light1"/>
-        <w:bottom w:val="single" w:sz="4" w:space="0" w:color="FFFFFF" w:themeColor="light1"/>
-        <w:right w:val="single" w:sz="4" w:space="0" w:color="FFFFFF" w:themeColor="light1"/>
-        <w:insideH w:val="single" w:sz="4" w:space="0" w:color="FFFFFF" w:themeColor="light1"/>
-        <w:insideV w:val="single" w:sz="4" w:space="0" w:color="FFFFFF" w:themeColor="light1"/>
+        <w:top w:val="single" w:color="FFFFFF" w:themeColor="light1" w:sz="4" w:space="0"/>
+        <w:left w:val="single" w:color="FFFFFF" w:themeColor="light1" w:sz="4" w:space="0"/>
+        <w:bottom w:val="single" w:color="FFFFFF" w:themeColor="light1" w:sz="4" w:space="0"/>
+        <w:right w:val="single" w:color="FFFFFF" w:themeColor="light1" w:sz="4" w:space="0"/>
+        <w:insideH w:val="single" w:color="FFFFFF" w:themeColor="light1" w:sz="4" w:space="0"/>
+        <w:insideV w:val="single" w:color="FFFFFF" w:themeColor="light1" w:sz="4" w:space="0"/>
       </w:tblBorders>
       <w:shd w:val="clear" w:color="DAEEF3" w:themeColor="accent5" w:themeTint="34" w:fill="DAEEF3" w:themeFill="accent5" w:themeFillTint="34"/>
     </w:tblPr>
@@ -5297,7 +5313,7 @@
       <w:tblPr/>
       <w:tcPr>
         <w:tcBorders>
-          <w:top w:val="single" w:sz="4" w:space="0" w:color="FFFFFF" w:themeColor="light1"/>
+          <w:top w:val="single" w:color="FFFFFF" w:themeColor="light1" w:sz="4" w:space="0"/>
         </w:tcBorders>
         <w:shd w:val="clear" w:color="4BACC6" w:themeColor="accent5" w:fill="4BACC6" w:themeFill="accent5"/>
       </w:tcPr>
@@ -5347,12 +5363,12 @@
       <w:tblStyleRowBandSize w:val="1"/>
       <w:tblStyleColBandSize w:val="1"/>
       <w:tblBorders>
-        <w:top w:val="single" w:sz="4" w:space="0" w:color="FFFFFF" w:themeColor="light1"/>
-        <w:left w:val="single" w:sz="4" w:space="0" w:color="FFFFFF" w:themeColor="light1"/>
-        <w:bottom w:val="single" w:sz="4" w:space="0" w:color="FFFFFF" w:themeColor="light1"/>
-        <w:right w:val="single" w:sz="4" w:space="0" w:color="FFFFFF" w:themeColor="light1"/>
-        <w:insideH w:val="single" w:sz="4" w:space="0" w:color="FFFFFF" w:themeColor="light1"/>
-        <w:insideV w:val="single" w:sz="4" w:space="0" w:color="FFFFFF" w:themeColor="light1"/>
+        <w:top w:val="single" w:color="FFFFFF" w:themeColor="light1" w:sz="4" w:space="0"/>
+        <w:left w:val="single" w:color="FFFFFF" w:themeColor="light1" w:sz="4" w:space="0"/>
+        <w:bottom w:val="single" w:color="FFFFFF" w:themeColor="light1" w:sz="4" w:space="0"/>
+        <w:right w:val="single" w:color="FFFFFF" w:themeColor="light1" w:sz="4" w:space="0"/>
+        <w:insideH w:val="single" w:color="FFFFFF" w:themeColor="light1" w:sz="4" w:space="0"/>
+        <w:insideV w:val="single" w:color="FFFFFF" w:themeColor="light1" w:sz="4" w:space="0"/>
       </w:tblBorders>
       <w:shd w:val="clear" w:color="FDE9D8" w:themeColor="accent6" w:themeTint="34" w:fill="FDE9D8" w:themeFill="accent6" w:themeFillTint="34"/>
     </w:tblPr>
@@ -5378,7 +5394,7 @@
       <w:tblPr/>
       <w:tcPr>
         <w:tcBorders>
-          <w:top w:val="single" w:sz="4" w:space="0" w:color="FFFFFF" w:themeColor="light1"/>
+          <w:top w:val="single" w:color="FFFFFF" w:themeColor="light1" w:sz="4" w:space="0"/>
         </w:tcBorders>
         <w:shd w:val="clear" w:color="F79646" w:themeColor="accent6" w:fill="F79646" w:themeFill="accent6"/>
       </w:tcPr>
@@ -5428,12 +5444,12 @@
       <w:tblStyleRowBandSize w:val="1"/>
       <w:tblStyleColBandSize w:val="1"/>
       <w:tblBorders>
-        <w:top w:val="single" w:sz="4" w:space="0" w:color="7F7F7F" w:themeColor="text1" w:themeTint="80"/>
-        <w:left w:val="single" w:sz="4" w:space="0" w:color="7F7F7F" w:themeColor="text1" w:themeTint="80"/>
-        <w:bottom w:val="single" w:sz="4" w:space="0" w:color="7F7F7F" w:themeColor="text1" w:themeTint="80"/>
-        <w:right w:val="single" w:sz="4" w:space="0" w:color="7F7F7F" w:themeColor="text1" w:themeTint="80"/>
-        <w:insideH w:val="single" w:sz="4" w:space="0" w:color="7F7F7F" w:themeColor="text1" w:themeTint="80"/>
-        <w:insideV w:val="single" w:sz="4" w:space="0" w:color="7F7F7F" w:themeColor="text1" w:themeTint="80"/>
+        <w:top w:val="single" w:color="7F7F7F" w:themeColor="text1" w:themeTint="80" w:sz="4" w:space="0"/>
+        <w:left w:val="single" w:color="7F7F7F" w:themeColor="text1" w:themeTint="80" w:sz="4" w:space="0"/>
+        <w:bottom w:val="single" w:color="7F7F7F" w:themeColor="text1" w:themeTint="80" w:sz="4" w:space="0"/>
+        <w:right w:val="single" w:color="7F7F7F" w:themeColor="text1" w:themeTint="80" w:sz="4" w:space="0"/>
+        <w:insideH w:val="single" w:color="7F7F7F" w:themeColor="text1" w:themeTint="80" w:sz="4" w:space="0"/>
+        <w:insideV w:val="single" w:color="7F7F7F" w:themeColor="text1" w:themeTint="80" w:sz="4" w:space="0"/>
       </w:tblBorders>
     </w:tblPr>
     <w:tblStylePr w:type="firstRow">
@@ -5444,7 +5460,7 @@
       <w:tblPr/>
       <w:tcPr>
         <w:tcBorders>
-          <w:bottom w:val="single" w:sz="12" w:space="0" w:color="7F7F7F" w:themeColor="text1" w:themeTint="80"/>
+          <w:bottom w:val="single" w:color="7F7F7F" w:themeColor="text1" w:themeTint="80" w:sz="12" w:space="0"/>
         </w:tcBorders>
       </w:tcPr>
     </w:tblStylePr>
@@ -5499,12 +5515,12 @@
       <w:tblStyleRowBandSize w:val="1"/>
       <w:tblStyleColBandSize w:val="1"/>
       <w:tblBorders>
-        <w:top w:val="single" w:sz="4" w:space="0" w:color="A6BFDD" w:themeColor="accent1" w:themeTint="80"/>
-        <w:left w:val="single" w:sz="4" w:space="0" w:color="A6BFDD" w:themeColor="accent1" w:themeTint="80"/>
-        <w:bottom w:val="single" w:sz="4" w:space="0" w:color="A6BFDD" w:themeColor="accent1" w:themeTint="80"/>
-        <w:right w:val="single" w:sz="4" w:space="0" w:color="A6BFDD" w:themeColor="accent1" w:themeTint="80"/>
-        <w:insideH w:val="single" w:sz="4" w:space="0" w:color="A6BFDD" w:themeColor="accent1" w:themeTint="80"/>
-        <w:insideV w:val="single" w:sz="4" w:space="0" w:color="A6BFDD" w:themeColor="accent1" w:themeTint="80"/>
+        <w:top w:val="single" w:color="A6BFDD" w:themeColor="accent1" w:themeTint="80" w:sz="4" w:space="0"/>
+        <w:left w:val="single" w:color="A6BFDD" w:themeColor="accent1" w:themeTint="80" w:sz="4" w:space="0"/>
+        <w:bottom w:val="single" w:color="A6BFDD" w:themeColor="accent1" w:themeTint="80" w:sz="4" w:space="0"/>
+        <w:right w:val="single" w:color="A6BFDD" w:themeColor="accent1" w:themeTint="80" w:sz="4" w:space="0"/>
+        <w:insideH w:val="single" w:color="A6BFDD" w:themeColor="accent1" w:themeTint="80" w:sz="4" w:space="0"/>
+        <w:insideV w:val="single" w:color="A6BFDD" w:themeColor="accent1" w:themeTint="80" w:sz="4" w:space="0"/>
       </w:tblBorders>
     </w:tblPr>
     <w:tblStylePr w:type="firstRow">
@@ -5515,7 +5531,7 @@
       <w:tblPr/>
       <w:tcPr>
         <w:tcBorders>
-          <w:bottom w:val="single" w:sz="12" w:space="0" w:color="A6BFDD" w:themeColor="accent1" w:themeTint="80"/>
+          <w:bottom w:val="single" w:color="A6BFDD" w:themeColor="accent1" w:themeTint="80" w:sz="12" w:space="0"/>
         </w:tcBorders>
       </w:tcPr>
     </w:tblStylePr>
@@ -5570,12 +5586,12 @@
       <w:tblStyleRowBandSize w:val="1"/>
       <w:tblStyleColBandSize w:val="1"/>
       <w:tblBorders>
-        <w:top w:val="single" w:sz="4" w:space="0" w:color="D99695" w:themeColor="accent2" w:themeTint="97"/>
-        <w:left w:val="single" w:sz="4" w:space="0" w:color="D99695" w:themeColor="accent2" w:themeTint="97"/>
-        <w:bottom w:val="single" w:sz="4" w:space="0" w:color="D99695" w:themeColor="accent2" w:themeTint="97"/>
-        <w:right w:val="single" w:sz="4" w:space="0" w:color="D99695" w:themeColor="accent2" w:themeTint="97"/>
-        <w:insideH w:val="single" w:sz="4" w:space="0" w:color="D99695" w:themeColor="accent2" w:themeTint="97"/>
-        <w:insideV w:val="single" w:sz="4" w:space="0" w:color="D99695" w:themeColor="accent2" w:themeTint="97"/>
+        <w:top w:val="single" w:color="D99695" w:themeColor="accent2" w:themeTint="97" w:sz="4" w:space="0"/>
+        <w:left w:val="single" w:color="D99695" w:themeColor="accent2" w:themeTint="97" w:sz="4" w:space="0"/>
+        <w:bottom w:val="single" w:color="D99695" w:themeColor="accent2" w:themeTint="97" w:sz="4" w:space="0"/>
+        <w:right w:val="single" w:color="D99695" w:themeColor="accent2" w:themeTint="97" w:sz="4" w:space="0"/>
+        <w:insideH w:val="single" w:color="D99695" w:themeColor="accent2" w:themeTint="97" w:sz="4" w:space="0"/>
+        <w:insideV w:val="single" w:color="D99695" w:themeColor="accent2" w:themeTint="97" w:sz="4" w:space="0"/>
       </w:tblBorders>
     </w:tblPr>
     <w:tblStylePr w:type="firstRow">
@@ -5586,7 +5602,7 @@
       <w:tblPr/>
       <w:tcPr>
         <w:tcBorders>
-          <w:bottom w:val="single" w:sz="12" w:space="0" w:color="D99695" w:themeColor="accent2" w:themeTint="97"/>
+          <w:bottom w:val="single" w:color="D99695" w:themeColor="accent2" w:themeTint="97" w:sz="12" w:space="0"/>
         </w:tcBorders>
       </w:tcPr>
     </w:tblStylePr>
@@ -5641,12 +5657,12 @@
       <w:tblStyleRowBandSize w:val="1"/>
       <w:tblStyleColBandSize w:val="1"/>
       <w:tblBorders>
-        <w:top w:val="single" w:sz="4" w:space="0" w:color="9ABB59" w:themeColor="accent3" w:themeTint="FE"/>
-        <w:left w:val="single" w:sz="4" w:space="0" w:color="9ABB59" w:themeColor="accent3" w:themeTint="FE"/>
-        <w:bottom w:val="single" w:sz="4" w:space="0" w:color="9ABB59" w:themeColor="accent3" w:themeTint="FE"/>
-        <w:right w:val="single" w:sz="4" w:space="0" w:color="9ABB59" w:themeColor="accent3" w:themeTint="FE"/>
-        <w:insideH w:val="single" w:sz="4" w:space="0" w:color="9ABB59" w:themeColor="accent3" w:themeTint="FE"/>
-        <w:insideV w:val="single" w:sz="4" w:space="0" w:color="9ABB59" w:themeColor="accent3" w:themeTint="FE"/>
+        <w:top w:val="single" w:color="9ABB59" w:themeColor="accent3" w:themeTint="FE" w:sz="4" w:space="0"/>
+        <w:left w:val="single" w:color="9ABB59" w:themeColor="accent3" w:themeTint="FE" w:sz="4" w:space="0"/>
+        <w:bottom w:val="single" w:color="9ABB59" w:themeColor="accent3" w:themeTint="FE" w:sz="4" w:space="0"/>
+        <w:right w:val="single" w:color="9ABB59" w:themeColor="accent3" w:themeTint="FE" w:sz="4" w:space="0"/>
+        <w:insideH w:val="single" w:color="9ABB59" w:themeColor="accent3" w:themeTint="FE" w:sz="4" w:space="0"/>
+        <w:insideV w:val="single" w:color="9ABB59" w:themeColor="accent3" w:themeTint="FE" w:sz="4" w:space="0"/>
       </w:tblBorders>
     </w:tblPr>
     <w:tblStylePr w:type="firstRow">
@@ -5657,7 +5673,7 @@
       <w:tblPr/>
       <w:tcPr>
         <w:tcBorders>
-          <w:bottom w:val="single" w:sz="12" w:space="0" w:color="9ABB59" w:themeColor="accent3" w:themeTint="FE"/>
+          <w:bottom w:val="single" w:color="9ABB59" w:themeColor="accent3" w:themeTint="FE" w:sz="12" w:space="0"/>
         </w:tcBorders>
       </w:tcPr>
     </w:tblStylePr>
@@ -5712,12 +5728,12 @@
       <w:tblStyleRowBandSize w:val="1"/>
       <w:tblStyleColBandSize w:val="1"/>
       <w:tblBorders>
-        <w:top w:val="single" w:sz="4" w:space="0" w:color="B2A1C6" w:themeColor="accent4" w:themeTint="9A"/>
-        <w:left w:val="single" w:sz="4" w:space="0" w:color="B2A1C6" w:themeColor="accent4" w:themeTint="9A"/>
-        <w:bottom w:val="single" w:sz="4" w:space="0" w:color="B2A1C6" w:themeColor="accent4" w:themeTint="9A"/>
-        <w:right w:val="single" w:sz="4" w:space="0" w:color="B2A1C6" w:themeColor="accent4" w:themeTint="9A"/>
-        <w:insideH w:val="single" w:sz="4" w:space="0" w:color="B2A1C6" w:themeColor="accent4" w:themeTint="9A"/>
-        <w:insideV w:val="single" w:sz="4" w:space="0" w:color="B2A1C6" w:themeColor="accent4" w:themeTint="9A"/>
+        <w:top w:val="single" w:color="B2A1C6" w:themeColor="accent4" w:themeTint="9A" w:sz="4" w:space="0"/>
+        <w:left w:val="single" w:color="B2A1C6" w:themeColor="accent4" w:themeTint="9A" w:sz="4" w:space="0"/>
+        <w:bottom w:val="single" w:color="B2A1C6" w:themeColor="accent4" w:themeTint="9A" w:sz="4" w:space="0"/>
+        <w:right w:val="single" w:color="B2A1C6" w:themeColor="accent4" w:themeTint="9A" w:sz="4" w:space="0"/>
+        <w:insideH w:val="single" w:color="B2A1C6" w:themeColor="accent4" w:themeTint="9A" w:sz="4" w:space="0"/>
+        <w:insideV w:val="single" w:color="B2A1C6" w:themeColor="accent4" w:themeTint="9A" w:sz="4" w:space="0"/>
       </w:tblBorders>
     </w:tblPr>
     <w:tblStylePr w:type="firstRow">
@@ -5728,7 +5744,7 @@
       <w:tblPr/>
       <w:tcPr>
         <w:tcBorders>
-          <w:bottom w:val="single" w:sz="12" w:space="0" w:color="B2A1C6" w:themeColor="accent4" w:themeTint="9A"/>
+          <w:bottom w:val="single" w:color="B2A1C6" w:themeColor="accent4" w:themeTint="9A" w:sz="12" w:space="0"/>
         </w:tcBorders>
       </w:tcPr>
     </w:tblStylePr>
@@ -5783,12 +5799,12 @@
       <w:tblStyleRowBandSize w:val="1"/>
       <w:tblStyleColBandSize w:val="1"/>
       <w:tblBorders>
-        <w:top w:val="single" w:sz="4" w:space="0" w:color="4BACC6" w:themeColor="accent5"/>
-        <w:left w:val="single" w:sz="4" w:space="0" w:color="4BACC6" w:themeColor="accent5"/>
-        <w:bottom w:val="single" w:sz="4" w:space="0" w:color="4BACC6" w:themeColor="accent5"/>
-        <w:right w:val="single" w:sz="4" w:space="0" w:color="4BACC6" w:themeColor="accent5"/>
-        <w:insideH w:val="single" w:sz="4" w:space="0" w:color="4BACC6" w:themeColor="accent5"/>
-        <w:insideV w:val="single" w:sz="4" w:space="0" w:color="4BACC6" w:themeColor="accent5"/>
+        <w:top w:val="single" w:color="4BACC6" w:themeColor="accent5" w:sz="4" w:space="0"/>
+        <w:left w:val="single" w:color="4BACC6" w:themeColor="accent5" w:sz="4" w:space="0"/>
+        <w:bottom w:val="single" w:color="4BACC6" w:themeColor="accent5" w:sz="4" w:space="0"/>
+        <w:right w:val="single" w:color="4BACC6" w:themeColor="accent5" w:sz="4" w:space="0"/>
+        <w:insideH w:val="single" w:color="4BACC6" w:themeColor="accent5" w:sz="4" w:space="0"/>
+        <w:insideV w:val="single" w:color="4BACC6" w:themeColor="accent5" w:sz="4" w:space="0"/>
       </w:tblBorders>
     </w:tblPr>
     <w:tblStylePr w:type="firstRow">
@@ -5799,7 +5815,7 @@
       <w:tblPr/>
       <w:tcPr>
         <w:tcBorders>
-          <w:bottom w:val="single" w:sz="12" w:space="0" w:color="4BACC6" w:themeColor="accent5"/>
+          <w:bottom w:val="single" w:color="4BACC6" w:themeColor="accent5" w:sz="12" w:space="0"/>
         </w:tcBorders>
       </w:tcPr>
     </w:tblStylePr>
@@ -5854,12 +5870,12 @@
       <w:tblStyleRowBandSize w:val="1"/>
       <w:tblStyleColBandSize w:val="1"/>
       <w:tblBorders>
-        <w:top w:val="single" w:sz="4" w:space="0" w:color="F79646" w:themeColor="accent6"/>
-        <w:left w:val="single" w:sz="4" w:space="0" w:color="F79646" w:themeColor="accent6"/>
-        <w:bottom w:val="single" w:sz="4" w:space="0" w:color="F79646" w:themeColor="accent6"/>
-        <w:right w:val="single" w:sz="4" w:space="0" w:color="F79646" w:themeColor="accent6"/>
-        <w:insideH w:val="single" w:sz="4" w:space="0" w:color="F79646" w:themeColor="accent6"/>
-        <w:insideV w:val="single" w:sz="4" w:space="0" w:color="F79646" w:themeColor="accent6"/>
+        <w:top w:val="single" w:color="F79646" w:themeColor="accent6" w:sz="4" w:space="0"/>
+        <w:left w:val="single" w:color="F79646" w:themeColor="accent6" w:sz="4" w:space="0"/>
+        <w:bottom w:val="single" w:color="F79646" w:themeColor="accent6" w:sz="4" w:space="0"/>
+        <w:right w:val="single" w:color="F79646" w:themeColor="accent6" w:sz="4" w:space="0"/>
+        <w:insideH w:val="single" w:color="F79646" w:themeColor="accent6" w:sz="4" w:space="0"/>
+        <w:insideV w:val="single" w:color="F79646" w:themeColor="accent6" w:sz="4" w:space="0"/>
       </w:tblBorders>
     </w:tblPr>
     <w:tblStylePr w:type="firstRow">
@@ -5870,7 +5886,7 @@
       <w:tblPr/>
       <w:tcPr>
         <w:tcBorders>
-          <w:bottom w:val="single" w:sz="12" w:space="0" w:color="F79646" w:themeColor="accent6"/>
+          <w:bottom w:val="single" w:color="F79646" w:themeColor="accent6" w:sz="12" w:space="0"/>
         </w:tcBorders>
       </w:tcPr>
     </w:tblStylePr>
@@ -5925,10 +5941,10 @@
       <w:tblStyleRowBandSize w:val="1"/>
       <w:tblStyleColBandSize w:val="1"/>
       <w:tblBorders>
-        <w:bottom w:val="single" w:sz="4" w:space="0" w:color="7F7F7F" w:themeColor="text1" w:themeTint="80"/>
-        <w:right w:val="single" w:sz="4" w:space="0" w:color="7F7F7F" w:themeColor="text1" w:themeTint="80"/>
-        <w:insideH w:val="single" w:sz="4" w:space="0" w:color="7F7F7F" w:themeColor="text1" w:themeTint="80"/>
-        <w:insideV w:val="single" w:sz="4" w:space="0" w:color="7F7F7F" w:themeColor="text1" w:themeTint="80"/>
+        <w:bottom w:val="single" w:color="7F7F7F" w:themeColor="text1" w:themeTint="80" w:sz="4" w:space="0"/>
+        <w:right w:val="single" w:color="7F7F7F" w:themeColor="text1" w:themeTint="80" w:sz="4" w:space="0"/>
+        <w:insideH w:val="single" w:color="7F7F7F" w:themeColor="text1" w:themeTint="80" w:sz="4" w:space="0"/>
+        <w:insideV w:val="single" w:color="7F7F7F" w:themeColor="text1" w:themeTint="80" w:sz="4" w:space="0"/>
       </w:tblBorders>
     </w:tblPr>
     <w:tblStylePr w:type="firstRow">
@@ -5941,10 +5957,10 @@
       <w:tblPr/>
       <w:tcPr>
         <w:tcBorders>
-          <w:top w:val="none" w:sz="0" w:space="0" w:color="auto"/>
-          <w:left w:val="none" w:sz="0" w:space="0" w:color="auto"/>
-          <w:bottom w:val="single" w:sz="4" w:space="0" w:color="7F7F7F" w:themeColor="text1" w:themeTint="80"/>
-          <w:right w:val="none" w:sz="0" w:space="0" w:color="auto"/>
+          <w:top w:val="none" w:color="auto" w:sz="0" w:space="0"/>
+          <w:left w:val="none" w:color="auto" w:sz="0" w:space="0"/>
+          <w:bottom w:val="single" w:color="7F7F7F" w:themeColor="text1" w:themeTint="80" w:sz="4" w:space="0"/>
+          <w:right w:val="none" w:color="auto" w:sz="0" w:space="0"/>
         </w:tcBorders>
         <w:shd w:val="clear" w:color="FFFFFF" w:themeColor="light1" w:fill="FFFFFF" w:themeFill="light1"/>
       </w:tcPr>
@@ -5959,10 +5975,10 @@
       <w:tblPr/>
       <w:tcPr>
         <w:tcBorders>
-          <w:top w:val="single" w:sz="4" w:space="0" w:color="7F7F7F" w:themeColor="text1" w:themeTint="80"/>
-          <w:left w:val="none" w:sz="0" w:space="0" w:color="auto"/>
-          <w:bottom w:val="none" w:sz="0" w:space="0" w:color="auto"/>
-          <w:right w:val="none" w:sz="0" w:space="0" w:color="auto"/>
+          <w:top w:val="single" w:color="7F7F7F" w:themeColor="text1" w:themeTint="80" w:sz="4" w:space="0"/>
+          <w:left w:val="none" w:color="auto" w:sz="0" w:space="0"/>
+          <w:bottom w:val="none" w:color="auto" w:sz="0" w:space="0"/>
+          <w:right w:val="none" w:color="auto" w:sz="0" w:space="0"/>
         </w:tcBorders>
         <w:shd w:val="clear" w:color="FFFFFF" w:themeColor="light1" w:fill="FFFFFF" w:themeFill="light1"/>
       </w:tcPr>
@@ -5980,10 +5996,10 @@
       <w:tblPr/>
       <w:tcPr>
         <w:tcBorders>
-          <w:top w:val="none" w:sz="0" w:space="0" w:color="auto"/>
-          <w:left w:val="none" w:sz="0" w:space="0" w:color="auto"/>
-          <w:bottom w:val="none" w:sz="0" w:space="0" w:color="auto"/>
-          <w:right w:val="single" w:sz="4" w:space="0" w:color="7F7F7F" w:themeColor="text1" w:themeTint="80"/>
+          <w:top w:val="none" w:color="auto" w:sz="0" w:space="0"/>
+          <w:left w:val="none" w:color="auto" w:sz="0" w:space="0"/>
+          <w:bottom w:val="none" w:color="auto" w:sz="0" w:space="0"/>
+          <w:right w:val="single" w:color="7F7F7F" w:themeColor="text1" w:themeTint="80" w:sz="4" w:space="0"/>
         </w:tcBorders>
         <w:shd w:val="clear" w:color="FFFFFF" w:fill="auto"/>
       </w:tcPr>
@@ -5998,10 +6014,10 @@
       <w:tblPr/>
       <w:tcPr>
         <w:tcBorders>
-          <w:top w:val="none" w:sz="0" w:space="0" w:color="auto"/>
-          <w:left w:val="single" w:sz="4" w:space="0" w:color="7F7F7F" w:themeColor="text1" w:themeTint="80"/>
-          <w:bottom w:val="none" w:sz="0" w:space="0" w:color="auto"/>
-          <w:right w:val="none" w:sz="0" w:space="0" w:color="auto"/>
+          <w:top w:val="none" w:color="auto" w:sz="0" w:space="0"/>
+          <w:left w:val="single" w:color="7F7F7F" w:themeColor="text1" w:themeTint="80" w:sz="4" w:space="0"/>
+          <w:bottom w:val="none" w:color="auto" w:sz="0" w:space="0"/>
+          <w:right w:val="none" w:color="auto" w:sz="0" w:space="0"/>
         </w:tcBorders>
         <w:shd w:val="clear" w:color="FFFFFF" w:fill="auto"/>
       </w:tcPr>
@@ -6039,10 +6055,10 @@
       <w:tblStyleRowBandSize w:val="1"/>
       <w:tblStyleColBandSize w:val="1"/>
       <w:tblBorders>
-        <w:bottom w:val="single" w:sz="4" w:space="0" w:color="A6BFDD" w:themeColor="accent1" w:themeTint="80"/>
-        <w:right w:val="single" w:sz="4" w:space="0" w:color="A6BFDD" w:themeColor="accent1" w:themeTint="80"/>
-        <w:insideH w:val="single" w:sz="4" w:space="0" w:color="A6BFDD" w:themeColor="accent1" w:themeTint="80"/>
-        <w:insideV w:val="single" w:sz="4" w:space="0" w:color="A6BFDD" w:themeColor="accent1" w:themeTint="80"/>
+        <w:bottom w:val="single" w:color="A6BFDD" w:themeColor="accent1" w:themeTint="80" w:sz="4" w:space="0"/>
+        <w:right w:val="single" w:color="A6BFDD" w:themeColor="accent1" w:themeTint="80" w:sz="4" w:space="0"/>
+        <w:insideH w:val="single" w:color="A6BFDD" w:themeColor="accent1" w:themeTint="80" w:sz="4" w:space="0"/>
+        <w:insideV w:val="single" w:color="A6BFDD" w:themeColor="accent1" w:themeTint="80" w:sz="4" w:space="0"/>
       </w:tblBorders>
     </w:tblPr>
     <w:tblStylePr w:type="firstRow">
@@ -6055,10 +6071,10 @@
       <w:tblPr/>
       <w:tcPr>
         <w:tcBorders>
-          <w:top w:val="none" w:sz="0" w:space="0" w:color="auto"/>
-          <w:left w:val="none" w:sz="0" w:space="0" w:color="auto"/>
-          <w:bottom w:val="single" w:sz="4" w:space="0" w:color="A6BFDD" w:themeColor="accent1" w:themeTint="80"/>
-          <w:right w:val="none" w:sz="0" w:space="0" w:color="auto"/>
+          <w:top w:val="none" w:color="auto" w:sz="0" w:space="0"/>
+          <w:left w:val="none" w:color="auto" w:sz="0" w:space="0"/>
+          <w:bottom w:val="single" w:color="A6BFDD" w:themeColor="accent1" w:themeTint="80" w:sz="4" w:space="0"/>
+          <w:right w:val="none" w:color="auto" w:sz="0" w:space="0"/>
         </w:tcBorders>
         <w:shd w:val="clear" w:color="FFFFFF" w:themeColor="light1" w:fill="FFFFFF" w:themeFill="light1"/>
       </w:tcPr>
@@ -6073,10 +6089,10 @@
       <w:tblPr/>
       <w:tcPr>
         <w:tcBorders>
-          <w:top w:val="single" w:sz="4" w:space="0" w:color="A6BFDD" w:themeColor="accent1" w:themeTint="80"/>
-          <w:left w:val="none" w:sz="0" w:space="0" w:color="auto"/>
-          <w:bottom w:val="none" w:sz="0" w:space="0" w:color="auto"/>
-          <w:right w:val="none" w:sz="0" w:space="0" w:color="auto"/>
+          <w:top w:val="single" w:color="A6BFDD" w:themeColor="accent1" w:themeTint="80" w:sz="4" w:space="0"/>
+          <w:left w:val="none" w:color="auto" w:sz="0" w:space="0"/>
+          <w:bottom w:val="none" w:color="auto" w:sz="0" w:space="0"/>
+          <w:right w:val="none" w:color="auto" w:sz="0" w:space="0"/>
         </w:tcBorders>
         <w:shd w:val="clear" w:color="FFFFFF" w:themeColor="light1" w:fill="FFFFFF" w:themeFill="light1"/>
       </w:tcPr>
@@ -6094,10 +6110,10 @@
       <w:tblPr/>
       <w:tcPr>
         <w:tcBorders>
-          <w:top w:val="none" w:sz="0" w:space="0" w:color="auto"/>
-          <w:left w:val="none" w:sz="0" w:space="0" w:color="auto"/>
-          <w:bottom w:val="none" w:sz="0" w:space="0" w:color="auto"/>
-          <w:right w:val="single" w:sz="4" w:space="0" w:color="A6BFDD" w:themeColor="accent1" w:themeTint="80"/>
+          <w:top w:val="none" w:color="auto" w:sz="0" w:space="0"/>
+          <w:left w:val="none" w:color="auto" w:sz="0" w:space="0"/>
+          <w:bottom w:val="none" w:color="auto" w:sz="0" w:space="0"/>
+          <w:right w:val="single" w:color="A6BFDD" w:themeColor="accent1" w:themeTint="80" w:sz="4" w:space="0"/>
         </w:tcBorders>
         <w:shd w:val="clear" w:color="FFFFFF" w:fill="auto"/>
       </w:tcPr>
@@ -6112,10 +6128,10 @@
       <w:tblPr/>
       <w:tcPr>
         <w:tcBorders>
-          <w:top w:val="none" w:sz="0" w:space="0" w:color="auto"/>
-          <w:left w:val="single" w:sz="4" w:space="0" w:color="A6BFDD" w:themeColor="accent1" w:themeTint="80"/>
-          <w:bottom w:val="none" w:sz="0" w:space="0" w:color="auto"/>
-          <w:right w:val="none" w:sz="0" w:space="0" w:color="auto"/>
+          <w:top w:val="none" w:color="auto" w:sz="0" w:space="0"/>
+          <w:left w:val="single" w:color="A6BFDD" w:themeColor="accent1" w:themeTint="80" w:sz="4" w:space="0"/>
+          <w:bottom w:val="none" w:color="auto" w:sz="0" w:space="0"/>
+          <w:right w:val="none" w:color="auto" w:sz="0" w:space="0"/>
         </w:tcBorders>
         <w:shd w:val="clear" w:color="FFFFFF" w:fill="auto"/>
       </w:tcPr>
@@ -6153,10 +6169,10 @@
       <w:tblStyleRowBandSize w:val="1"/>
       <w:tblStyleColBandSize w:val="1"/>
       <w:tblBorders>
-        <w:bottom w:val="single" w:sz="4" w:space="0" w:color="D99695" w:themeColor="accent2" w:themeTint="97"/>
-        <w:right w:val="single" w:sz="4" w:space="0" w:color="D99695" w:themeColor="accent2" w:themeTint="97"/>
-        <w:insideH w:val="single" w:sz="4" w:space="0" w:color="D99695" w:themeColor="accent2" w:themeTint="97"/>
-        <w:insideV w:val="single" w:sz="4" w:space="0" w:color="D99695" w:themeColor="accent2" w:themeTint="97"/>
+        <w:bottom w:val="single" w:color="D99695" w:themeColor="accent2" w:themeTint="97" w:sz="4" w:space="0"/>
+        <w:right w:val="single" w:color="D99695" w:themeColor="accent2" w:themeTint="97" w:sz="4" w:space="0"/>
+        <w:insideH w:val="single" w:color="D99695" w:themeColor="accent2" w:themeTint="97" w:sz="4" w:space="0"/>
+        <w:insideV w:val="single" w:color="D99695" w:themeColor="accent2" w:themeTint="97" w:sz="4" w:space="0"/>
       </w:tblBorders>
     </w:tblPr>
     <w:tblStylePr w:type="firstRow">
@@ -6169,10 +6185,10 @@
       <w:tblPr/>
       <w:tcPr>
         <w:tcBorders>
-          <w:top w:val="none" w:sz="0" w:space="0" w:color="auto"/>
-          <w:left w:val="none" w:sz="0" w:space="0" w:color="auto"/>
-          <w:bottom w:val="single" w:sz="4" w:space="0" w:color="D99695" w:themeColor="accent2" w:themeTint="97"/>
-          <w:right w:val="none" w:sz="0" w:space="0" w:color="auto"/>
+          <w:top w:val="none" w:color="auto" w:sz="0" w:space="0"/>
+          <w:left w:val="none" w:color="auto" w:sz="0" w:space="0"/>
+          <w:bottom w:val="single" w:color="D99695" w:themeColor="accent2" w:themeTint="97" w:sz="4" w:space="0"/>
+          <w:right w:val="none" w:color="auto" w:sz="0" w:space="0"/>
         </w:tcBorders>
         <w:shd w:val="clear" w:color="FFFFFF" w:themeColor="light1" w:fill="FFFFFF" w:themeFill="light1"/>
       </w:tcPr>
@@ -6187,10 +6203,10 @@
       <w:tblPr/>
       <w:tcPr>
         <w:tcBorders>
-          <w:top w:val="single" w:sz="4" w:space="0" w:color="D99695" w:themeColor="accent2" w:themeTint="97"/>
-          <w:left w:val="none" w:sz="0" w:space="0" w:color="auto"/>
-          <w:bottom w:val="none" w:sz="0" w:space="0" w:color="auto"/>
-          <w:right w:val="none" w:sz="0" w:space="0" w:color="auto"/>
+          <w:top w:val="single" w:color="D99695" w:themeColor="accent2" w:themeTint="97" w:sz="4" w:space="0"/>
+          <w:left w:val="none" w:color="auto" w:sz="0" w:space="0"/>
+          <w:bottom w:val="none" w:color="auto" w:sz="0" w:space="0"/>
+          <w:right w:val="none" w:color="auto" w:sz="0" w:space="0"/>
         </w:tcBorders>
         <w:shd w:val="clear" w:color="FFFFFF" w:themeColor="light1" w:fill="FFFFFF" w:themeFill="light1"/>
       </w:tcPr>
@@ -6208,10 +6224,10 @@
       <w:tblPr/>
       <w:tcPr>
         <w:tcBorders>
-          <w:top w:val="none" w:sz="0" w:space="0" w:color="auto"/>
-          <w:left w:val="none" w:sz="0" w:space="0" w:color="auto"/>
-          <w:bottom w:val="none" w:sz="0" w:space="0" w:color="auto"/>
-          <w:right w:val="single" w:sz="4" w:space="0" w:color="D99695" w:themeColor="accent2" w:themeTint="97"/>
+          <w:top w:val="none" w:color="auto" w:sz="0" w:space="0"/>
+          <w:left w:val="none" w:color="auto" w:sz="0" w:space="0"/>
+          <w:bottom w:val="none" w:color="auto" w:sz="0" w:space="0"/>
+          <w:right w:val="single" w:color="D99695" w:themeColor="accent2" w:themeTint="97" w:sz="4" w:space="0"/>
         </w:tcBorders>
         <w:shd w:val="clear" w:color="FFFFFF" w:fill="auto"/>
       </w:tcPr>
@@ -6226,10 +6242,10 @@
       <w:tblPr/>
       <w:tcPr>
         <w:tcBorders>
-          <w:top w:val="none" w:sz="0" w:space="0" w:color="auto"/>
-          <w:left w:val="single" w:sz="4" w:space="0" w:color="D99695" w:themeColor="accent2" w:themeTint="97"/>
-          <w:bottom w:val="none" w:sz="0" w:space="0" w:color="auto"/>
-          <w:right w:val="none" w:sz="0" w:space="0" w:color="auto"/>
+          <w:top w:val="none" w:color="auto" w:sz="0" w:space="0"/>
+          <w:left w:val="single" w:color="D99695" w:themeColor="accent2" w:themeTint="97" w:sz="4" w:space="0"/>
+          <w:bottom w:val="none" w:color="auto" w:sz="0" w:space="0"/>
+          <w:right w:val="none" w:color="auto" w:sz="0" w:space="0"/>
         </w:tcBorders>
         <w:shd w:val="clear" w:color="FFFFFF" w:fill="auto"/>
       </w:tcPr>
@@ -6267,10 +6283,10 @@
       <w:tblStyleRowBandSize w:val="1"/>
       <w:tblStyleColBandSize w:val="1"/>
       <w:tblBorders>
-        <w:bottom w:val="single" w:sz="4" w:space="0" w:color="9ABB59" w:themeColor="accent3" w:themeTint="FE"/>
-        <w:right w:val="single" w:sz="4" w:space="0" w:color="9ABB59" w:themeColor="accent3" w:themeTint="FE"/>
-        <w:insideH w:val="single" w:sz="4" w:space="0" w:color="9ABB59" w:themeColor="accent3" w:themeTint="FE"/>
-        <w:insideV w:val="single" w:sz="4" w:space="0" w:color="9ABB59" w:themeColor="accent3" w:themeTint="FE"/>
+        <w:bottom w:val="single" w:color="9ABB59" w:themeColor="accent3" w:themeTint="FE" w:sz="4" w:space="0"/>
+        <w:right w:val="single" w:color="9ABB59" w:themeColor="accent3" w:themeTint="FE" w:sz="4" w:space="0"/>
+        <w:insideH w:val="single" w:color="9ABB59" w:themeColor="accent3" w:themeTint="FE" w:sz="4" w:space="0"/>
+        <w:insideV w:val="single" w:color="9ABB59" w:themeColor="accent3" w:themeTint="FE" w:sz="4" w:space="0"/>
       </w:tblBorders>
     </w:tblPr>
     <w:tblStylePr w:type="firstRow">
@@ -6283,10 +6299,10 @@
       <w:tblPr/>
       <w:tcPr>
         <w:tcBorders>
-          <w:top w:val="none" w:sz="0" w:space="0" w:color="auto"/>
-          <w:left w:val="none" w:sz="0" w:space="0" w:color="auto"/>
-          <w:bottom w:val="single" w:sz="4" w:space="0" w:color="9ABB59" w:themeColor="accent3" w:themeTint="FE"/>
-          <w:right w:val="none" w:sz="0" w:space="0" w:color="auto"/>
+          <w:top w:val="none" w:color="auto" w:sz="0" w:space="0"/>
+          <w:left w:val="none" w:color="auto" w:sz="0" w:space="0"/>
+          <w:bottom w:val="single" w:color="9ABB59" w:themeColor="accent3" w:themeTint="FE" w:sz="4" w:space="0"/>
+          <w:right w:val="none" w:color="auto" w:sz="0" w:space="0"/>
         </w:tcBorders>
         <w:shd w:val="clear" w:color="FFFFFF" w:themeColor="light1" w:fill="FFFFFF" w:themeFill="light1"/>
       </w:tcPr>
@@ -6301,10 +6317,10 @@
       <w:tblPr/>
       <w:tcPr>
         <w:tcBorders>
-          <w:top w:val="single" w:sz="4" w:space="0" w:color="9ABB59" w:themeColor="accent3" w:themeTint="FE"/>
-          <w:left w:val="none" w:sz="0" w:space="0" w:color="auto"/>
-          <w:bottom w:val="none" w:sz="0" w:space="0" w:color="auto"/>
-          <w:right w:val="none" w:sz="0" w:space="0" w:color="auto"/>
+          <w:top w:val="single" w:color="9ABB59" w:themeColor="accent3" w:themeTint="FE" w:sz="4" w:space="0"/>
+          <w:left w:val="none" w:color="auto" w:sz="0" w:space="0"/>
+          <w:bottom w:val="none" w:color="auto" w:sz="0" w:space="0"/>
+          <w:right w:val="none" w:color="auto" w:sz="0" w:space="0"/>
         </w:tcBorders>
         <w:shd w:val="clear" w:color="FFFFFF" w:themeColor="light1" w:fill="FFFFFF" w:themeFill="light1"/>
       </w:tcPr>
@@ -6322,10 +6338,10 @@
       <w:tblPr/>
       <w:tcPr>
         <w:tcBorders>
-          <w:top w:val="none" w:sz="0" w:space="0" w:color="auto"/>
-          <w:left w:val="none" w:sz="0" w:space="0" w:color="auto"/>
-          <w:bottom w:val="none" w:sz="0" w:space="0" w:color="auto"/>
-          <w:right w:val="single" w:sz="4" w:space="0" w:color="9ABB59" w:themeColor="accent3" w:themeTint="FE"/>
+          <w:top w:val="none" w:color="auto" w:sz="0" w:space="0"/>
+          <w:left w:val="none" w:color="auto" w:sz="0" w:space="0"/>
+          <w:bottom w:val="none" w:color="auto" w:sz="0" w:space="0"/>
+          <w:right w:val="single" w:color="9ABB59" w:themeColor="accent3" w:themeTint="FE" w:sz="4" w:space="0"/>
         </w:tcBorders>
         <w:shd w:val="clear" w:color="FFFFFF" w:fill="auto"/>
       </w:tcPr>
@@ -6340,10 +6356,10 @@
       <w:tblPr/>
       <w:tcPr>
         <w:tcBorders>
-          <w:top w:val="none" w:sz="0" w:space="0" w:color="auto"/>
-          <w:left w:val="single" w:sz="4" w:space="0" w:color="9ABB59" w:themeColor="accent3" w:themeTint="FE"/>
-          <w:bottom w:val="none" w:sz="0" w:space="0" w:color="auto"/>
-          <w:right w:val="none" w:sz="0" w:space="0" w:color="auto"/>
+          <w:top w:val="none" w:color="auto" w:sz="0" w:space="0"/>
+          <w:left w:val="single" w:color="9ABB59" w:themeColor="accent3" w:themeTint="FE" w:sz="4" w:space="0"/>
+          <w:bottom w:val="none" w:color="auto" w:sz="0" w:space="0"/>
+          <w:right w:val="none" w:color="auto" w:sz="0" w:space="0"/>
         </w:tcBorders>
         <w:shd w:val="clear" w:color="FFFFFF" w:fill="auto"/>
       </w:tcPr>
@@ -6381,10 +6397,10 @@
       <w:tblStyleRowBandSize w:val="1"/>
       <w:tblStyleColBandSize w:val="1"/>
       <w:tblBorders>
-        <w:bottom w:val="single" w:sz="4" w:space="0" w:color="B2A1C6" w:themeColor="accent4" w:themeTint="9A"/>
-        <w:right w:val="single" w:sz="4" w:space="0" w:color="B2A1C6" w:themeColor="accent4" w:themeTint="9A"/>
-        <w:insideH w:val="single" w:sz="4" w:space="0" w:color="B2A1C6" w:themeColor="accent4" w:themeTint="9A"/>
-        <w:insideV w:val="single" w:sz="4" w:space="0" w:color="B2A1C6" w:themeColor="accent4" w:themeTint="9A"/>
+        <w:bottom w:val="single" w:color="B2A1C6" w:themeColor="accent4" w:themeTint="9A" w:sz="4" w:space="0"/>
+        <w:right w:val="single" w:color="B2A1C6" w:themeColor="accent4" w:themeTint="9A" w:sz="4" w:space="0"/>
+        <w:insideH w:val="single" w:color="B2A1C6" w:themeColor="accent4" w:themeTint="9A" w:sz="4" w:space="0"/>
+        <w:insideV w:val="single" w:color="B2A1C6" w:themeColor="accent4" w:themeTint="9A" w:sz="4" w:space="0"/>
       </w:tblBorders>
     </w:tblPr>
     <w:tblStylePr w:type="firstRow">
@@ -6397,10 +6413,10 @@
       <w:tblPr/>
       <w:tcPr>
         <w:tcBorders>
-          <w:top w:val="none" w:sz="0" w:space="0" w:color="auto"/>
-          <w:left w:val="none" w:sz="0" w:space="0" w:color="auto"/>
-          <w:bottom w:val="single" w:sz="4" w:space="0" w:color="B2A1C6" w:themeColor="accent4" w:themeTint="9A"/>
-          <w:right w:val="none" w:sz="0" w:space="0" w:color="auto"/>
+          <w:top w:val="none" w:color="auto" w:sz="0" w:space="0"/>
+          <w:left w:val="none" w:color="auto" w:sz="0" w:space="0"/>
+          <w:bottom w:val="single" w:color="B2A1C6" w:themeColor="accent4" w:themeTint="9A" w:sz="4" w:space="0"/>
+          <w:right w:val="none" w:color="auto" w:sz="0" w:space="0"/>
         </w:tcBorders>
         <w:shd w:val="clear" w:color="FFFFFF" w:themeColor="light1" w:fill="FFFFFF" w:themeFill="light1"/>
       </w:tcPr>
@@ -6415,10 +6431,10 @@
       <w:tblPr/>
       <w:tcPr>
         <w:tcBorders>
-          <w:top w:val="single" w:sz="4" w:space="0" w:color="B2A1C6" w:themeColor="accent4" w:themeTint="9A"/>
-          <w:left w:val="none" w:sz="0" w:space="0" w:color="auto"/>
-          <w:bottom w:val="none" w:sz="0" w:space="0" w:color="auto"/>
-          <w:right w:val="none" w:sz="0" w:space="0" w:color="auto"/>
+          <w:top w:val="single" w:color="B2A1C6" w:themeColor="accent4" w:themeTint="9A" w:sz="4" w:space="0"/>
+          <w:left w:val="none" w:color="auto" w:sz="0" w:space="0"/>
+          <w:bottom w:val="none" w:color="auto" w:sz="0" w:space="0"/>
+          <w:right w:val="none" w:color="auto" w:sz="0" w:space="0"/>
         </w:tcBorders>
         <w:shd w:val="clear" w:color="FFFFFF" w:themeColor="light1" w:fill="FFFFFF" w:themeFill="light1"/>
       </w:tcPr>
@@ -6436,10 +6452,10 @@
       <w:tblPr/>
       <w:tcPr>
         <w:tcBorders>
-          <w:top w:val="none" w:sz="0" w:space="0" w:color="auto"/>
-          <w:left w:val="none" w:sz="0" w:space="0" w:color="auto"/>
-          <w:bottom w:val="none" w:sz="0" w:space="0" w:color="auto"/>
-          <w:right w:val="single" w:sz="4" w:space="0" w:color="B2A1C6" w:themeColor="accent4" w:themeTint="9A"/>
+          <w:top w:val="none" w:color="auto" w:sz="0" w:space="0"/>
+          <w:left w:val="none" w:color="auto" w:sz="0" w:space="0"/>
+          <w:bottom w:val="none" w:color="auto" w:sz="0" w:space="0"/>
+          <w:right w:val="single" w:color="B2A1C6" w:themeColor="accent4" w:themeTint="9A" w:sz="4" w:space="0"/>
         </w:tcBorders>
         <w:shd w:val="clear" w:color="FFFFFF" w:fill="auto"/>
       </w:tcPr>
@@ -6454,10 +6470,10 @@
       <w:tblPr/>
       <w:tcPr>
         <w:tcBorders>
-          <w:top w:val="none" w:sz="0" w:space="0" w:color="auto"/>
-          <w:left w:val="single" w:sz="4" w:space="0" w:color="B2A1C6" w:themeColor="accent4" w:themeTint="9A"/>
-          <w:bottom w:val="none" w:sz="0" w:space="0" w:color="auto"/>
-          <w:right w:val="none" w:sz="0" w:space="0" w:color="auto"/>
+          <w:top w:val="none" w:color="auto" w:sz="0" w:space="0"/>
+          <w:left w:val="single" w:color="B2A1C6" w:themeColor="accent4" w:themeTint="9A" w:sz="4" w:space="0"/>
+          <w:bottom w:val="none" w:color="auto" w:sz="0" w:space="0"/>
+          <w:right w:val="none" w:color="auto" w:sz="0" w:space="0"/>
         </w:tcBorders>
         <w:shd w:val="clear" w:color="FFFFFF" w:fill="auto"/>
       </w:tcPr>
@@ -6495,10 +6511,10 @@
       <w:tblStyleRowBandSize w:val="1"/>
       <w:tblStyleColBandSize w:val="1"/>
       <w:tblBorders>
-        <w:bottom w:val="single" w:sz="4" w:space="0" w:color="99D0DE" w:themeColor="accent5" w:themeTint="90"/>
-        <w:right w:val="single" w:sz="4" w:space="0" w:color="99D0DE" w:themeColor="accent5" w:themeTint="90"/>
-        <w:insideH w:val="single" w:sz="4" w:space="0" w:color="99D0DE" w:themeColor="accent5" w:themeTint="90"/>
-        <w:insideV w:val="single" w:sz="4" w:space="0" w:color="99D0DE" w:themeColor="accent5" w:themeTint="90"/>
+        <w:bottom w:val="single" w:color="99D0DE" w:themeColor="accent5" w:themeTint="90" w:sz="4" w:space="0"/>
+        <w:right w:val="single" w:color="99D0DE" w:themeColor="accent5" w:themeTint="90" w:sz="4" w:space="0"/>
+        <w:insideH w:val="single" w:color="99D0DE" w:themeColor="accent5" w:themeTint="90" w:sz="4" w:space="0"/>
+        <w:insideV w:val="single" w:color="99D0DE" w:themeColor="accent5" w:themeTint="90" w:sz="4" w:space="0"/>
       </w:tblBorders>
     </w:tblPr>
     <w:tblStylePr w:type="firstRow">
@@ -6511,10 +6527,10 @@
       <w:tblPr/>
       <w:tcPr>
         <w:tcBorders>
-          <w:top w:val="none" w:sz="0" w:space="0" w:color="auto"/>
-          <w:left w:val="none" w:sz="0" w:space="0" w:color="auto"/>
-          <w:bottom w:val="single" w:sz="4" w:space="0" w:color="99D0DE" w:themeColor="accent5" w:themeTint="90"/>
-          <w:right w:val="none" w:sz="0" w:space="0" w:color="auto"/>
+          <w:top w:val="none" w:color="auto" w:sz="0" w:space="0"/>
+          <w:left w:val="none" w:color="auto" w:sz="0" w:space="0"/>
+          <w:bottom w:val="single" w:color="99D0DE" w:themeColor="accent5" w:themeTint="90" w:sz="4" w:space="0"/>
+          <w:right w:val="none" w:color="auto" w:sz="0" w:space="0"/>
         </w:tcBorders>
         <w:shd w:val="clear" w:color="FFFFFF" w:themeColor="light1" w:fill="FFFFFF" w:themeFill="light1"/>
       </w:tcPr>
@@ -6529,10 +6545,10 @@
       <w:tblPr/>
       <w:tcPr>
         <w:tcBorders>
-          <w:top w:val="single" w:sz="4" w:space="0" w:color="99D0DE" w:themeColor="accent5" w:themeTint="90"/>
-          <w:left w:val="none" w:sz="0" w:space="0" w:color="auto"/>
-          <w:bottom w:val="none" w:sz="0" w:space="0" w:color="auto"/>
-          <w:right w:val="none" w:sz="0" w:space="0" w:color="auto"/>
+          <w:top w:val="single" w:color="99D0DE" w:themeColor="accent5" w:themeTint="90" w:sz="4" w:space="0"/>
+          <w:left w:val="none" w:color="auto" w:sz="0" w:space="0"/>
+          <w:bottom w:val="none" w:color="auto" w:sz="0" w:space="0"/>
+          <w:right w:val="none" w:color="auto" w:sz="0" w:space="0"/>
         </w:tcBorders>
         <w:shd w:val="clear" w:color="FFFFFF" w:themeColor="light1" w:fill="FFFFFF" w:themeFill="light1"/>
       </w:tcPr>
@@ -6550,10 +6566,10 @@
       <w:tblPr/>
       <w:tcPr>
         <w:tcBorders>
-          <w:top w:val="none" w:sz="0" w:space="0" w:color="auto"/>
-          <w:left w:val="none" w:sz="0" w:space="0" w:color="auto"/>
-          <w:bottom w:val="none" w:sz="0" w:space="0" w:color="auto"/>
-          <w:right w:val="single" w:sz="4" w:space="0" w:color="99D0DE" w:themeColor="accent5" w:themeTint="90"/>
+          <w:top w:val="none" w:color="auto" w:sz="0" w:space="0"/>
+          <w:left w:val="none" w:color="auto" w:sz="0" w:space="0"/>
+          <w:bottom w:val="none" w:color="auto" w:sz="0" w:space="0"/>
+          <w:right w:val="single" w:color="99D0DE" w:themeColor="accent5" w:themeTint="90" w:sz="4" w:space="0"/>
         </w:tcBorders>
         <w:shd w:val="clear" w:color="FFFFFF" w:fill="auto"/>
       </w:tcPr>
@@ -6568,10 +6584,10 @@
       <w:tblPr/>
       <w:tcPr>
         <w:tcBorders>
-          <w:top w:val="none" w:sz="0" w:space="0" w:color="auto"/>
-          <w:left w:val="single" w:sz="4" w:space="0" w:color="99D0DE" w:themeColor="accent5" w:themeTint="90"/>
-          <w:bottom w:val="none" w:sz="0" w:space="0" w:color="auto"/>
-          <w:right w:val="none" w:sz="0" w:space="0" w:color="auto"/>
+          <w:top w:val="none" w:color="auto" w:sz="0" w:space="0"/>
+          <w:left w:val="single" w:color="99D0DE" w:themeColor="accent5" w:themeTint="90" w:sz="4" w:space="0"/>
+          <w:bottom w:val="none" w:color="auto" w:sz="0" w:space="0"/>
+          <w:right w:val="none" w:color="auto" w:sz="0" w:space="0"/>
         </w:tcBorders>
         <w:shd w:val="clear" w:color="FFFFFF" w:fill="auto"/>
       </w:tcPr>
@@ -6609,10 +6625,10 @@
       <w:tblStyleRowBandSize w:val="1"/>
       <w:tblStyleColBandSize w:val="1"/>
       <w:tblBorders>
-        <w:bottom w:val="single" w:sz="4" w:space="0" w:color="FAC396" w:themeColor="accent6" w:themeTint="90"/>
-        <w:right w:val="single" w:sz="4" w:space="0" w:color="FAC396" w:themeColor="accent6" w:themeTint="90"/>
-        <w:insideH w:val="single" w:sz="4" w:space="0" w:color="FAC396" w:themeColor="accent6" w:themeTint="90"/>
-        <w:insideV w:val="single" w:sz="4" w:space="0" w:color="FAC396" w:themeColor="accent6" w:themeTint="90"/>
+        <w:bottom w:val="single" w:color="FAC396" w:themeColor="accent6" w:themeTint="90" w:sz="4" w:space="0"/>
+        <w:right w:val="single" w:color="FAC396" w:themeColor="accent6" w:themeTint="90" w:sz="4" w:space="0"/>
+        <w:insideH w:val="single" w:color="FAC396" w:themeColor="accent6" w:themeTint="90" w:sz="4" w:space="0"/>
+        <w:insideV w:val="single" w:color="FAC396" w:themeColor="accent6" w:themeTint="90" w:sz="4" w:space="0"/>
       </w:tblBorders>
     </w:tblPr>
     <w:tblStylePr w:type="firstRow">
@@ -6625,10 +6641,10 @@
       <w:tblPr/>
       <w:tcPr>
         <w:tcBorders>
-          <w:top w:val="none" w:sz="0" w:space="0" w:color="auto"/>
-          <w:left w:val="none" w:sz="0" w:space="0" w:color="auto"/>
-          <w:bottom w:val="single" w:sz="4" w:space="0" w:color="FAC396" w:themeColor="accent6" w:themeTint="90"/>
-          <w:right w:val="none" w:sz="0" w:space="0" w:color="auto"/>
+          <w:top w:val="none" w:color="auto" w:sz="0" w:space="0"/>
+          <w:left w:val="none" w:color="auto" w:sz="0" w:space="0"/>
+          <w:bottom w:val="single" w:color="FAC396" w:themeColor="accent6" w:themeTint="90" w:sz="4" w:space="0"/>
+          <w:right w:val="none" w:color="auto" w:sz="0" w:space="0"/>
         </w:tcBorders>
         <w:shd w:val="clear" w:color="FFFFFF" w:themeColor="light1" w:fill="FFFFFF" w:themeFill="light1"/>
       </w:tcPr>
@@ -6643,10 +6659,10 @@
       <w:tblPr/>
       <w:tcPr>
         <w:tcBorders>
-          <w:top w:val="single" w:sz="4" w:space="0" w:color="FAC396" w:themeColor="accent6" w:themeTint="90"/>
-          <w:left w:val="none" w:sz="0" w:space="0" w:color="auto"/>
-          <w:bottom w:val="none" w:sz="0" w:space="0" w:color="auto"/>
-          <w:right w:val="none" w:sz="0" w:space="0" w:color="auto"/>
+          <w:top w:val="single" w:color="FAC396" w:themeColor="accent6" w:themeTint="90" w:sz="4" w:space="0"/>
+          <w:left w:val="none" w:color="auto" w:sz="0" w:space="0"/>
+          <w:bottom w:val="none" w:color="auto" w:sz="0" w:space="0"/>
+          <w:right w:val="none" w:color="auto" w:sz="0" w:space="0"/>
         </w:tcBorders>
         <w:shd w:val="clear" w:color="FFFFFF" w:themeColor="light1" w:fill="FFFFFF" w:themeFill="light1"/>
       </w:tcPr>
@@ -6664,10 +6680,10 @@
       <w:tblPr/>
       <w:tcPr>
         <w:tcBorders>
-          <w:top w:val="none" w:sz="0" w:space="0" w:color="auto"/>
-          <w:left w:val="none" w:sz="0" w:space="0" w:color="auto"/>
-          <w:bottom w:val="none" w:sz="0" w:space="0" w:color="auto"/>
-          <w:right w:val="single" w:sz="4" w:space="0" w:color="FAC396" w:themeColor="accent6" w:themeTint="90"/>
+          <w:top w:val="none" w:color="auto" w:sz="0" w:space="0"/>
+          <w:left w:val="none" w:color="auto" w:sz="0" w:space="0"/>
+          <w:bottom w:val="none" w:color="auto" w:sz="0" w:space="0"/>
+          <w:right w:val="single" w:color="FAC396" w:themeColor="accent6" w:themeTint="90" w:sz="4" w:space="0"/>
         </w:tcBorders>
         <w:shd w:val="clear" w:color="FFFFFF" w:fill="auto"/>
       </w:tcPr>
@@ -6682,10 +6698,10 @@
       <w:tblPr/>
       <w:tcPr>
         <w:tcBorders>
-          <w:top w:val="none" w:sz="0" w:space="0" w:color="auto"/>
-          <w:left w:val="single" w:sz="4" w:space="0" w:color="FAC396" w:themeColor="accent6" w:themeTint="90"/>
-          <w:bottom w:val="none" w:sz="0" w:space="0" w:color="auto"/>
-          <w:right w:val="none" w:sz="0" w:space="0" w:color="auto"/>
+          <w:top w:val="none" w:color="auto" w:sz="0" w:space="0"/>
+          <w:left w:val="single" w:color="FAC396" w:themeColor="accent6" w:themeTint="90" w:sz="4" w:space="0"/>
+          <w:bottom w:val="none" w:color="auto" w:sz="0" w:space="0"/>
+          <w:right w:val="none" w:color="auto" w:sz="0" w:space="0"/>
         </w:tcBorders>
         <w:shd w:val="clear" w:color="FFFFFF" w:fill="auto"/>
       </w:tcPr>
@@ -6731,10 +6747,10 @@
       <w:tblPr/>
       <w:tcPr>
         <w:tcBorders>
-          <w:top w:val="none" w:sz="4" w:space="0" w:color="000000"/>
-          <w:left w:val="none" w:sz="4" w:space="0" w:color="000000"/>
-          <w:bottom w:val="single" w:sz="4" w:space="0" w:color="000000" w:themeColor="text1"/>
-          <w:right w:val="none" w:sz="4" w:space="0" w:color="000000"/>
+          <w:top w:val="none" w:color="000000" w:sz="4" w:space="0"/>
+          <w:left w:val="none" w:color="000000" w:sz="4" w:space="0"/>
+          <w:bottom w:val="single" w:color="000000" w:themeColor="text1" w:sz="4" w:space="0"/>
+          <w:right w:val="none" w:color="000000" w:sz="4" w:space="0"/>
         </w:tcBorders>
       </w:tcPr>
     </w:tblStylePr>
@@ -6746,10 +6762,10 @@
       <w:tblPr/>
       <w:tcPr>
         <w:tcBorders>
-          <w:top w:val="single" w:sz="4" w:space="0" w:color="000000" w:themeColor="text1"/>
-          <w:left w:val="none" w:sz="4" w:space="0" w:color="000000"/>
-          <w:bottom w:val="none" w:sz="4" w:space="0" w:color="000000"/>
-          <w:right w:val="none" w:sz="4" w:space="0" w:color="000000"/>
+          <w:top w:val="single" w:color="000000" w:themeColor="text1" w:sz="4" w:space="0"/>
+          <w:left w:val="none" w:color="000000" w:sz="4" w:space="0"/>
+          <w:bottom w:val="none" w:color="000000" w:sz="4" w:space="0"/>
+          <w:right w:val="none" w:color="000000" w:sz="4" w:space="0"/>
         </w:tcBorders>
       </w:tcPr>
     </w:tblStylePr>
@@ -6794,10 +6810,10 @@
       <w:tblPr/>
       <w:tcPr>
         <w:tcBorders>
-          <w:top w:val="none" w:sz="4" w:space="0" w:color="000000"/>
-          <w:left w:val="none" w:sz="4" w:space="0" w:color="000000"/>
-          <w:bottom w:val="single" w:sz="4" w:space="0" w:color="4F81BD" w:themeColor="accent1"/>
-          <w:right w:val="none" w:sz="4" w:space="0" w:color="000000"/>
+          <w:top w:val="none" w:color="000000" w:sz="4" w:space="0"/>
+          <w:left w:val="none" w:color="000000" w:sz="4" w:space="0"/>
+          <w:bottom w:val="single" w:color="4F81BD" w:themeColor="accent1" w:sz="4" w:space="0"/>
+          <w:right w:val="none" w:color="000000" w:sz="4" w:space="0"/>
         </w:tcBorders>
       </w:tcPr>
     </w:tblStylePr>
@@ -6809,10 +6825,10 @@
       <w:tblPr/>
       <w:tcPr>
         <w:tcBorders>
-          <w:top w:val="single" w:sz="4" w:space="0" w:color="4F81BD" w:themeColor="accent1"/>
-          <w:left w:val="none" w:sz="4" w:space="0" w:color="000000"/>
-          <w:bottom w:val="none" w:sz="4" w:space="0" w:color="000000"/>
-          <w:right w:val="none" w:sz="4" w:space="0" w:color="000000"/>
+          <w:top w:val="single" w:color="4F81BD" w:themeColor="accent1" w:sz="4" w:space="0"/>
+          <w:left w:val="none" w:color="000000" w:sz="4" w:space="0"/>
+          <w:bottom w:val="none" w:color="000000" w:sz="4" w:space="0"/>
+          <w:right w:val="none" w:color="000000" w:sz="4" w:space="0"/>
         </w:tcBorders>
       </w:tcPr>
     </w:tblStylePr>
@@ -6857,10 +6873,10 @@
       <w:tblPr/>
       <w:tcPr>
         <w:tcBorders>
-          <w:top w:val="none" w:sz="4" w:space="0" w:color="000000"/>
-          <w:left w:val="none" w:sz="4" w:space="0" w:color="000000"/>
-          <w:bottom w:val="single" w:sz="4" w:space="0" w:color="C0504D" w:themeColor="accent2"/>
-          <w:right w:val="none" w:sz="4" w:space="0" w:color="000000"/>
+          <w:top w:val="none" w:color="000000" w:sz="4" w:space="0"/>
+          <w:left w:val="none" w:color="000000" w:sz="4" w:space="0"/>
+          <w:bottom w:val="single" w:color="C0504D" w:themeColor="accent2" w:sz="4" w:space="0"/>
+          <w:right w:val="none" w:color="000000" w:sz="4" w:space="0"/>
         </w:tcBorders>
       </w:tcPr>
     </w:tblStylePr>
@@ -6872,10 +6888,10 @@
       <w:tblPr/>
       <w:tcPr>
         <w:tcBorders>
-          <w:top w:val="single" w:sz="4" w:space="0" w:color="C0504D" w:themeColor="accent2"/>
-          <w:left w:val="none" w:sz="4" w:space="0" w:color="000000"/>
-          <w:bottom w:val="none" w:sz="4" w:space="0" w:color="000000"/>
-          <w:right w:val="none" w:sz="4" w:space="0" w:color="000000"/>
+          <w:top w:val="single" w:color="C0504D" w:themeColor="accent2" w:sz="4" w:space="0"/>
+          <w:left w:val="none" w:color="000000" w:sz="4" w:space="0"/>
+          <w:bottom w:val="none" w:color="000000" w:sz="4" w:space="0"/>
+          <w:right w:val="none" w:color="000000" w:sz="4" w:space="0"/>
         </w:tcBorders>
       </w:tcPr>
     </w:tblStylePr>
@@ -6920,10 +6936,10 @@
       <w:tblPr/>
       <w:tcPr>
         <w:tcBorders>
-          <w:top w:val="none" w:sz="4" w:space="0" w:color="000000"/>
-          <w:left w:val="none" w:sz="4" w:space="0" w:color="000000"/>
-          <w:bottom w:val="single" w:sz="4" w:space="0" w:color="9BBB59" w:themeColor="accent3"/>
-          <w:right w:val="none" w:sz="4" w:space="0" w:color="000000"/>
+          <w:top w:val="none" w:color="000000" w:sz="4" w:space="0"/>
+          <w:left w:val="none" w:color="000000" w:sz="4" w:space="0"/>
+          <w:bottom w:val="single" w:color="9BBB59" w:themeColor="accent3" w:sz="4" w:space="0"/>
+          <w:right w:val="none" w:color="000000" w:sz="4" w:space="0"/>
         </w:tcBorders>
       </w:tcPr>
     </w:tblStylePr>
@@ -6935,10 +6951,10 @@
       <w:tblPr/>
       <w:tcPr>
         <w:tcBorders>
-          <w:top w:val="single" w:sz="4" w:space="0" w:color="9BBB59" w:themeColor="accent3"/>
-          <w:left w:val="none" w:sz="4" w:space="0" w:color="000000"/>
-          <w:bottom w:val="none" w:sz="4" w:space="0" w:color="000000"/>
-          <w:right w:val="none" w:sz="4" w:space="0" w:color="000000"/>
+          <w:top w:val="single" w:color="9BBB59" w:themeColor="accent3" w:sz="4" w:space="0"/>
+          <w:left w:val="none" w:color="000000" w:sz="4" w:space="0"/>
+          <w:bottom w:val="none" w:color="000000" w:sz="4" w:space="0"/>
+          <w:right w:val="none" w:color="000000" w:sz="4" w:space="0"/>
         </w:tcBorders>
       </w:tcPr>
     </w:tblStylePr>
@@ -6983,10 +6999,10 @@
       <w:tblPr/>
       <w:tcPr>
         <w:tcBorders>
-          <w:top w:val="none" w:sz="4" w:space="0" w:color="000000"/>
-          <w:left w:val="none" w:sz="4" w:space="0" w:color="000000"/>
-          <w:bottom w:val="single" w:sz="4" w:space="0" w:color="8064A2" w:themeColor="accent4"/>
-          <w:right w:val="none" w:sz="4" w:space="0" w:color="000000"/>
+          <w:top w:val="none" w:color="000000" w:sz="4" w:space="0"/>
+          <w:left w:val="none" w:color="000000" w:sz="4" w:space="0"/>
+          <w:bottom w:val="single" w:color="8064A2" w:themeColor="accent4" w:sz="4" w:space="0"/>
+          <w:right w:val="none" w:color="000000" w:sz="4" w:space="0"/>
         </w:tcBorders>
       </w:tcPr>
     </w:tblStylePr>
@@ -6998,10 +7014,10 @@
       <w:tblPr/>
       <w:tcPr>
         <w:tcBorders>
-          <w:top w:val="single" w:sz="4" w:space="0" w:color="8064A2" w:themeColor="accent4"/>
-          <w:left w:val="none" w:sz="4" w:space="0" w:color="000000"/>
-          <w:bottom w:val="none" w:sz="4" w:space="0" w:color="000000"/>
-          <w:right w:val="none" w:sz="4" w:space="0" w:color="000000"/>
+          <w:top w:val="single" w:color="8064A2" w:themeColor="accent4" w:sz="4" w:space="0"/>
+          <w:left w:val="none" w:color="000000" w:sz="4" w:space="0"/>
+          <w:bottom w:val="none" w:color="000000" w:sz="4" w:space="0"/>
+          <w:right w:val="none" w:color="000000" w:sz="4" w:space="0"/>
         </w:tcBorders>
       </w:tcPr>
     </w:tblStylePr>
@@ -7046,10 +7062,10 @@
       <w:tblPr/>
       <w:tcPr>
         <w:tcBorders>
-          <w:top w:val="none" w:sz="4" w:space="0" w:color="000000"/>
-          <w:left w:val="none" w:sz="4" w:space="0" w:color="000000"/>
-          <w:bottom w:val="single" w:sz="4" w:space="0" w:color="4BACC6" w:themeColor="accent5"/>
-          <w:right w:val="none" w:sz="4" w:space="0" w:color="000000"/>
+          <w:top w:val="none" w:color="000000" w:sz="4" w:space="0"/>
+          <w:left w:val="none" w:color="000000" w:sz="4" w:space="0"/>
+          <w:bottom w:val="single" w:color="4BACC6" w:themeColor="accent5" w:sz="4" w:space="0"/>
+          <w:right w:val="none" w:color="000000" w:sz="4" w:space="0"/>
         </w:tcBorders>
       </w:tcPr>
     </w:tblStylePr>
@@ -7061,10 +7077,10 @@
       <w:tblPr/>
       <w:tcPr>
         <w:tcBorders>
-          <w:top w:val="single" w:sz="4" w:space="0" w:color="4BACC6" w:themeColor="accent5"/>
-          <w:left w:val="none" w:sz="4" w:space="0" w:color="000000"/>
-          <w:bottom w:val="none" w:sz="4" w:space="0" w:color="000000"/>
-          <w:right w:val="none" w:sz="4" w:space="0" w:color="000000"/>
+          <w:top w:val="single" w:color="4BACC6" w:themeColor="accent5" w:sz="4" w:space="0"/>
+          <w:left w:val="none" w:color="000000" w:sz="4" w:space="0"/>
+          <w:bottom w:val="none" w:color="000000" w:sz="4" w:space="0"/>
+          <w:right w:val="none" w:color="000000" w:sz="4" w:space="0"/>
         </w:tcBorders>
       </w:tcPr>
     </w:tblStylePr>
@@ -7109,10 +7125,10 @@
       <w:tblPr/>
       <w:tcPr>
         <w:tcBorders>
-          <w:top w:val="none" w:sz="4" w:space="0" w:color="000000"/>
-          <w:left w:val="none" w:sz="4" w:space="0" w:color="000000"/>
-          <w:bottom w:val="single" w:sz="4" w:space="0" w:color="F79646" w:themeColor="accent6"/>
-          <w:right w:val="none" w:sz="4" w:space="0" w:color="000000"/>
+          <w:top w:val="none" w:color="000000" w:sz="4" w:space="0"/>
+          <w:left w:val="none" w:color="000000" w:sz="4" w:space="0"/>
+          <w:bottom w:val="single" w:color="F79646" w:themeColor="accent6" w:sz="4" w:space="0"/>
+          <w:right w:val="none" w:color="000000" w:sz="4" w:space="0"/>
         </w:tcBorders>
       </w:tcPr>
     </w:tblStylePr>
@@ -7124,10 +7140,10 @@
       <w:tblPr/>
       <w:tcPr>
         <w:tcBorders>
-          <w:top w:val="single" w:sz="4" w:space="0" w:color="F79646" w:themeColor="accent6"/>
-          <w:left w:val="none" w:sz="4" w:space="0" w:color="000000"/>
-          <w:bottom w:val="none" w:sz="4" w:space="0" w:color="000000"/>
-          <w:right w:val="none" w:sz="4" w:space="0" w:color="000000"/>
+          <w:top w:val="single" w:color="F79646" w:themeColor="accent6" w:sz="4" w:space="0"/>
+          <w:left w:val="none" w:color="000000" w:sz="4" w:space="0"/>
+          <w:bottom w:val="none" w:color="000000" w:sz="4" w:space="0"/>
+          <w:right w:val="none" w:color="000000" w:sz="4" w:space="0"/>
         </w:tcBorders>
       </w:tcPr>
     </w:tblStylePr>
@@ -7164,9 +7180,9 @@
       <w:tblStyleRowBandSize w:val="1"/>
       <w:tblStyleColBandSize w:val="1"/>
       <w:tblBorders>
-        <w:top w:val="single" w:sz="4" w:space="0" w:color="6F6F6F" w:themeColor="text1" w:themeTint="90"/>
-        <w:bottom w:val="single" w:sz="4" w:space="0" w:color="6F6F6F" w:themeColor="text1" w:themeTint="90"/>
-        <w:insideH w:val="single" w:sz="4" w:space="0" w:color="6F6F6F" w:themeColor="text1" w:themeTint="90"/>
+        <w:top w:val="single" w:color="6F6F6F" w:themeColor="text1" w:themeTint="90" w:sz="4" w:space="0"/>
+        <w:bottom w:val="single" w:color="6F6F6F" w:themeColor="text1" w:themeTint="90" w:sz="4" w:space="0"/>
+        <w:insideH w:val="single" w:color="6F6F6F" w:themeColor="text1" w:themeTint="90" w:sz="4" w:space="0"/>
       </w:tblBorders>
     </w:tblPr>
     <w:tblStylePr w:type="firstRow">
@@ -7179,10 +7195,10 @@
       <w:tblPr/>
       <w:tcPr>
         <w:tcBorders>
-          <w:top w:val="single" w:sz="4" w:space="0" w:color="6F6F6F" w:themeColor="text1" w:themeTint="90"/>
-          <w:left w:val="none" w:sz="4" w:space="0" w:color="000000"/>
-          <w:bottom w:val="single" w:sz="4" w:space="0" w:color="6F6F6F" w:themeColor="text1" w:themeTint="90"/>
-          <w:right w:val="none" w:sz="4" w:space="0" w:color="000000"/>
+          <w:top w:val="single" w:color="6F6F6F" w:themeColor="text1" w:themeTint="90" w:sz="4" w:space="0"/>
+          <w:left w:val="none" w:color="000000" w:sz="4" w:space="0"/>
+          <w:bottom w:val="single" w:color="6F6F6F" w:themeColor="text1" w:themeTint="90" w:sz="4" w:space="0"/>
+          <w:right w:val="none" w:color="000000" w:sz="4" w:space="0"/>
         </w:tcBorders>
       </w:tcPr>
     </w:tblStylePr>
@@ -7196,10 +7212,10 @@
       <w:tblPr/>
       <w:tcPr>
         <w:tcBorders>
-          <w:top w:val="single" w:sz="4" w:space="0" w:color="6F6F6F" w:themeColor="text1" w:themeTint="90"/>
-          <w:left w:val="none" w:sz="4" w:space="0" w:color="000000"/>
-          <w:bottom w:val="single" w:sz="4" w:space="0" w:color="6F6F6F" w:themeColor="text1" w:themeTint="90"/>
-          <w:right w:val="none" w:sz="4" w:space="0" w:color="000000"/>
+          <w:top w:val="single" w:color="6F6F6F" w:themeColor="text1" w:themeTint="90" w:sz="4" w:space="0"/>
+          <w:left w:val="none" w:color="000000" w:sz="4" w:space="0"/>
+          <w:bottom w:val="single" w:color="6F6F6F" w:themeColor="text1" w:themeTint="90" w:sz="4" w:space="0"/>
+          <w:right w:val="none" w:color="000000" w:sz="4" w:space="0"/>
         </w:tcBorders>
       </w:tcPr>
     </w:tblStylePr>
@@ -7250,9 +7266,9 @@
       <w:tblStyleRowBandSize w:val="1"/>
       <w:tblStyleColBandSize w:val="1"/>
       <w:tblBorders>
-        <w:top w:val="single" w:sz="4" w:space="0" w:color="9BB7D9" w:themeColor="accent1" w:themeTint="90"/>
-        <w:bottom w:val="single" w:sz="4" w:space="0" w:color="9BB7D9" w:themeColor="accent1" w:themeTint="90"/>
-        <w:insideH w:val="single" w:sz="4" w:space="0" w:color="9BB7D9" w:themeColor="accent1" w:themeTint="90"/>
+        <w:top w:val="single" w:color="9BB7D9" w:themeColor="accent1" w:themeTint="90" w:sz="4" w:space="0"/>
+        <w:bottom w:val="single" w:color="9BB7D9" w:themeColor="accent1" w:themeTint="90" w:sz="4" w:space="0"/>
+        <w:insideH w:val="single" w:color="9BB7D9" w:themeColor="accent1" w:themeTint="90" w:sz="4" w:space="0"/>
       </w:tblBorders>
     </w:tblPr>
     <w:tblStylePr w:type="firstRow">
@@ -7265,10 +7281,10 @@
       <w:tblPr/>
       <w:tcPr>
         <w:tcBorders>
-          <w:top w:val="single" w:sz="4" w:space="0" w:color="9BB7D9" w:themeColor="accent1" w:themeTint="90"/>
-          <w:left w:val="none" w:sz="4" w:space="0" w:color="000000"/>
-          <w:bottom w:val="single" w:sz="4" w:space="0" w:color="9BB7D9" w:themeColor="accent1" w:themeTint="90"/>
-          <w:right w:val="none" w:sz="4" w:space="0" w:color="000000"/>
+          <w:top w:val="single" w:color="9BB7D9" w:themeColor="accent1" w:themeTint="90" w:sz="4" w:space="0"/>
+          <w:left w:val="none" w:color="000000" w:sz="4" w:space="0"/>
+          <w:bottom w:val="single" w:color="9BB7D9" w:themeColor="accent1" w:themeTint="90" w:sz="4" w:space="0"/>
+          <w:right w:val="none" w:color="000000" w:sz="4" w:space="0"/>
         </w:tcBorders>
       </w:tcPr>
     </w:tblStylePr>
@@ -7282,10 +7298,10 @@
       <w:tblPr/>
       <w:tcPr>
         <w:tcBorders>
-          <w:top w:val="single" w:sz="4" w:space="0" w:color="9BB7D9" w:themeColor="accent1" w:themeTint="90"/>
-          <w:left w:val="none" w:sz="4" w:space="0" w:color="000000"/>
-          <w:bottom w:val="single" w:sz="4" w:space="0" w:color="9BB7D9" w:themeColor="accent1" w:themeTint="90"/>
-          <w:right w:val="none" w:sz="4" w:space="0" w:color="000000"/>
+          <w:top w:val="single" w:color="9BB7D9" w:themeColor="accent1" w:themeTint="90" w:sz="4" w:space="0"/>
+          <w:left w:val="none" w:color="000000" w:sz="4" w:space="0"/>
+          <w:bottom w:val="single" w:color="9BB7D9" w:themeColor="accent1" w:themeTint="90" w:sz="4" w:space="0"/>
+          <w:right w:val="none" w:color="000000" w:sz="4" w:space="0"/>
         </w:tcBorders>
       </w:tcPr>
     </w:tblStylePr>
@@ -7336,9 +7352,9 @@
       <w:tblStyleRowBandSize w:val="1"/>
       <w:tblStyleColBandSize w:val="1"/>
       <w:tblBorders>
-        <w:top w:val="single" w:sz="4" w:space="0" w:color="DB9B9A" w:themeColor="accent2" w:themeTint="90"/>
-        <w:bottom w:val="single" w:sz="4" w:space="0" w:color="DB9B9A" w:themeColor="accent2" w:themeTint="90"/>
-        <w:insideH w:val="single" w:sz="4" w:space="0" w:color="DB9B9A" w:themeColor="accent2" w:themeTint="90"/>
+        <w:top w:val="single" w:color="DB9B9A" w:themeColor="accent2" w:themeTint="90" w:sz="4" w:space="0"/>
+        <w:bottom w:val="single" w:color="DB9B9A" w:themeColor="accent2" w:themeTint="90" w:sz="4" w:space="0"/>
+        <w:insideH w:val="single" w:color="DB9B9A" w:themeColor="accent2" w:themeTint="90" w:sz="4" w:space="0"/>
       </w:tblBorders>
     </w:tblPr>
     <w:tblStylePr w:type="firstRow">
@@ -7351,10 +7367,10 @@
       <w:tblPr/>
       <w:tcPr>
         <w:tcBorders>
-          <w:top w:val="single" w:sz="4" w:space="0" w:color="DB9B9A" w:themeColor="accent2" w:themeTint="90"/>
-          <w:left w:val="none" w:sz="4" w:space="0" w:color="000000"/>
-          <w:bottom w:val="single" w:sz="4" w:space="0" w:color="DB9B9A" w:themeColor="accent2" w:themeTint="90"/>
-          <w:right w:val="none" w:sz="4" w:space="0" w:color="000000"/>
+          <w:top w:val="single" w:color="DB9B9A" w:themeColor="accent2" w:themeTint="90" w:sz="4" w:space="0"/>
+          <w:left w:val="none" w:color="000000" w:sz="4" w:space="0"/>
+          <w:bottom w:val="single" w:color="DB9B9A" w:themeColor="accent2" w:themeTint="90" w:sz="4" w:space="0"/>
+          <w:right w:val="none" w:color="000000" w:sz="4" w:space="0"/>
         </w:tcBorders>
       </w:tcPr>
     </w:tblStylePr>
@@ -7368,10 +7384,10 @@
       <w:tblPr/>
       <w:tcPr>
         <w:tcBorders>
-          <w:top w:val="single" w:sz="4" w:space="0" w:color="DB9B9A" w:themeColor="accent2" w:themeTint="90"/>
-          <w:left w:val="none" w:sz="4" w:space="0" w:color="000000"/>
-          <w:bottom w:val="single" w:sz="4" w:space="0" w:color="DB9B9A" w:themeColor="accent2" w:themeTint="90"/>
-          <w:right w:val="none" w:sz="4" w:space="0" w:color="000000"/>
+          <w:top w:val="single" w:color="DB9B9A" w:themeColor="accent2" w:themeTint="90" w:sz="4" w:space="0"/>
+          <w:left w:val="none" w:color="000000" w:sz="4" w:space="0"/>
+          <w:bottom w:val="single" w:color="DB9B9A" w:themeColor="accent2" w:themeTint="90" w:sz="4" w:space="0"/>
+          <w:right w:val="none" w:color="000000" w:sz="4" w:space="0"/>
         </w:tcBorders>
       </w:tcPr>
     </w:tblStylePr>
@@ -7422,9 +7438,9 @@
       <w:tblStyleRowBandSize w:val="1"/>
       <w:tblStyleColBandSize w:val="1"/>
       <w:tblBorders>
-        <w:top w:val="single" w:sz="4" w:space="0" w:color="C6D8A1" w:themeColor="accent3" w:themeTint="90"/>
-        <w:bottom w:val="single" w:sz="4" w:space="0" w:color="C6D8A1" w:themeColor="accent3" w:themeTint="90"/>
-        <w:insideH w:val="single" w:sz="4" w:space="0" w:color="C6D8A1" w:themeColor="accent3" w:themeTint="90"/>
+        <w:top w:val="single" w:color="C6D8A1" w:themeColor="accent3" w:themeTint="90" w:sz="4" w:space="0"/>
+        <w:bottom w:val="single" w:color="C6D8A1" w:themeColor="accent3" w:themeTint="90" w:sz="4" w:space="0"/>
+        <w:insideH w:val="single" w:color="C6D8A1" w:themeColor="accent3" w:themeTint="90" w:sz="4" w:space="0"/>
       </w:tblBorders>
     </w:tblPr>
     <w:tblStylePr w:type="firstRow">
@@ -7437,10 +7453,10 @@
       <w:tblPr/>
       <w:tcPr>
         <w:tcBorders>
-          <w:top w:val="single" w:sz="4" w:space="0" w:color="C6D8A1" w:themeColor="accent3" w:themeTint="90"/>
-          <w:left w:val="none" w:sz="4" w:space="0" w:color="000000"/>
-          <w:bottom w:val="single" w:sz="4" w:space="0" w:color="C6D8A1" w:themeColor="accent3" w:themeTint="90"/>
-          <w:right w:val="none" w:sz="4" w:space="0" w:color="000000"/>
+          <w:top w:val="single" w:color="C6D8A1" w:themeColor="accent3" w:themeTint="90" w:sz="4" w:space="0"/>
+          <w:left w:val="none" w:color="000000" w:sz="4" w:space="0"/>
+          <w:bottom w:val="single" w:color="C6D8A1" w:themeColor="accent3" w:themeTint="90" w:sz="4" w:space="0"/>
+          <w:right w:val="none" w:color="000000" w:sz="4" w:space="0"/>
         </w:tcBorders>
       </w:tcPr>
     </w:tblStylePr>
@@ -7454,10 +7470,10 @@
       <w:tblPr/>
       <w:tcPr>
         <w:tcBorders>
-          <w:top w:val="single" w:sz="4" w:space="0" w:color="C6D8A1" w:themeColor="accent3" w:themeTint="90"/>
-          <w:left w:val="none" w:sz="4" w:space="0" w:color="000000"/>
-          <w:bottom w:val="single" w:sz="4" w:space="0" w:color="C6D8A1" w:themeColor="accent3" w:themeTint="90"/>
-          <w:right w:val="none" w:sz="4" w:space="0" w:color="000000"/>
+          <w:top w:val="single" w:color="C6D8A1" w:themeColor="accent3" w:themeTint="90" w:sz="4" w:space="0"/>
+          <w:left w:val="none" w:color="000000" w:sz="4" w:space="0"/>
+          <w:bottom w:val="single" w:color="C6D8A1" w:themeColor="accent3" w:themeTint="90" w:sz="4" w:space="0"/>
+          <w:right w:val="none" w:color="000000" w:sz="4" w:space="0"/>
         </w:tcBorders>
       </w:tcPr>
     </w:tblStylePr>
@@ -7508,9 +7524,9 @@
       <w:tblStyleRowBandSize w:val="1"/>
       <w:tblStyleColBandSize w:val="1"/>
       <w:tblBorders>
-        <w:top w:val="single" w:sz="4" w:space="0" w:color="B7A7CA" w:themeColor="accent4" w:themeTint="90"/>
-        <w:bottom w:val="single" w:sz="4" w:space="0" w:color="B7A7CA" w:themeColor="accent4" w:themeTint="90"/>
-        <w:insideH w:val="single" w:sz="4" w:space="0" w:color="B7A7CA" w:themeColor="accent4" w:themeTint="90"/>
+        <w:top w:val="single" w:color="B7A7CA" w:themeColor="accent4" w:themeTint="90" w:sz="4" w:space="0"/>
+        <w:bottom w:val="single" w:color="B7A7CA" w:themeColor="accent4" w:themeTint="90" w:sz="4" w:space="0"/>
+        <w:insideH w:val="single" w:color="B7A7CA" w:themeColor="accent4" w:themeTint="90" w:sz="4" w:space="0"/>
       </w:tblBorders>
     </w:tblPr>
     <w:tblStylePr w:type="firstRow">
@@ -7523,10 +7539,10 @@
       <w:tblPr/>
       <w:tcPr>
         <w:tcBorders>
-          <w:top w:val="single" w:sz="4" w:space="0" w:color="B7A7CA" w:themeColor="accent4" w:themeTint="90"/>
-          <w:left w:val="none" w:sz="4" w:space="0" w:color="000000"/>
-          <w:bottom w:val="single" w:sz="4" w:space="0" w:color="B7A7CA" w:themeColor="accent4" w:themeTint="90"/>
-          <w:right w:val="none" w:sz="4" w:space="0" w:color="000000"/>
+          <w:top w:val="single" w:color="B7A7CA" w:themeColor="accent4" w:themeTint="90" w:sz="4" w:space="0"/>
+          <w:left w:val="none" w:color="000000" w:sz="4" w:space="0"/>
+          <w:bottom w:val="single" w:color="B7A7CA" w:themeColor="accent4" w:themeTint="90" w:sz="4" w:space="0"/>
+          <w:right w:val="none" w:color="000000" w:sz="4" w:space="0"/>
         </w:tcBorders>
       </w:tcPr>
     </w:tblStylePr>
@@ -7540,10 +7556,10 @@
       <w:tblPr/>
       <w:tcPr>
         <w:tcBorders>
-          <w:top w:val="single" w:sz="4" w:space="0" w:color="B7A7CA" w:themeColor="accent4" w:themeTint="90"/>
-          <w:left w:val="none" w:sz="4" w:space="0" w:color="000000"/>
-          <w:bottom w:val="single" w:sz="4" w:space="0" w:color="B7A7CA" w:themeColor="accent4" w:themeTint="90"/>
-          <w:right w:val="none" w:sz="4" w:space="0" w:color="000000"/>
+          <w:top w:val="single" w:color="B7A7CA" w:themeColor="accent4" w:themeTint="90" w:sz="4" w:space="0"/>
+          <w:left w:val="none" w:color="000000" w:sz="4" w:space="0"/>
+          <w:bottom w:val="single" w:color="B7A7CA" w:themeColor="accent4" w:themeTint="90" w:sz="4" w:space="0"/>
+          <w:right w:val="none" w:color="000000" w:sz="4" w:space="0"/>
         </w:tcBorders>
       </w:tcPr>
     </w:tblStylePr>
@@ -7594,9 +7610,9 @@
       <w:tblStyleRowBandSize w:val="1"/>
       <w:tblStyleColBandSize w:val="1"/>
       <w:tblBorders>
-        <w:top w:val="single" w:sz="4" w:space="0" w:color="99D0DE" w:themeColor="accent5" w:themeTint="90"/>
-        <w:bottom w:val="single" w:sz="4" w:space="0" w:color="99D0DE" w:themeColor="accent5" w:themeTint="90"/>
-        <w:insideH w:val="single" w:sz="4" w:space="0" w:color="99D0DE" w:themeColor="accent5" w:themeTint="90"/>
+        <w:top w:val="single" w:color="99D0DE" w:themeColor="accent5" w:themeTint="90" w:sz="4" w:space="0"/>
+        <w:bottom w:val="single" w:color="99D0DE" w:themeColor="accent5" w:themeTint="90" w:sz="4" w:space="0"/>
+        <w:insideH w:val="single" w:color="99D0DE" w:themeColor="accent5" w:themeTint="90" w:sz="4" w:space="0"/>
       </w:tblBorders>
     </w:tblPr>
     <w:tblStylePr w:type="firstRow">
@@ -7609,10 +7625,10 @@
       <w:tblPr/>
       <w:tcPr>
         <w:tcBorders>
-          <w:top w:val="single" w:sz="4" w:space="0" w:color="99D0DE" w:themeColor="accent5" w:themeTint="90"/>
-          <w:left w:val="none" w:sz="4" w:space="0" w:color="000000"/>
-          <w:bottom w:val="single" w:sz="4" w:space="0" w:color="99D0DE" w:themeColor="accent5" w:themeTint="90"/>
-          <w:right w:val="none" w:sz="4" w:space="0" w:color="000000"/>
+          <w:top w:val="single" w:color="99D0DE" w:themeColor="accent5" w:themeTint="90" w:sz="4" w:space="0"/>
+          <w:left w:val="none" w:color="000000" w:sz="4" w:space="0"/>
+          <w:bottom w:val="single" w:color="99D0DE" w:themeColor="accent5" w:themeTint="90" w:sz="4" w:space="0"/>
+          <w:right w:val="none" w:color="000000" w:sz="4" w:space="0"/>
         </w:tcBorders>
       </w:tcPr>
     </w:tblStylePr>
@@ -7626,10 +7642,10 @@
       <w:tblPr/>
       <w:tcPr>
         <w:tcBorders>
-          <w:top w:val="single" w:sz="4" w:space="0" w:color="99D0DE" w:themeColor="accent5" w:themeTint="90"/>
-          <w:left w:val="none" w:sz="4" w:space="0" w:color="000000"/>
-          <w:bottom w:val="single" w:sz="4" w:space="0" w:color="99D0DE" w:themeColor="accent5" w:themeTint="90"/>
-          <w:right w:val="none" w:sz="4" w:space="0" w:color="000000"/>
+          <w:top w:val="single" w:color="99D0DE" w:themeColor="accent5" w:themeTint="90" w:sz="4" w:space="0"/>
+          <w:left w:val="none" w:color="000000" w:sz="4" w:space="0"/>
+          <w:bottom w:val="single" w:color="99D0DE" w:themeColor="accent5" w:themeTint="90" w:sz="4" w:space="0"/>
+          <w:right w:val="none" w:color="000000" w:sz="4" w:space="0"/>
         </w:tcBorders>
       </w:tcPr>
     </w:tblStylePr>
@@ -7680,9 +7696,9 @@
       <w:tblStyleRowBandSize w:val="1"/>
       <w:tblStyleColBandSize w:val="1"/>
       <w:tblBorders>
-        <w:top w:val="single" w:sz="4" w:space="0" w:color="FAC396" w:themeColor="accent6" w:themeTint="90"/>
-        <w:bottom w:val="single" w:sz="4" w:space="0" w:color="FAC396" w:themeColor="accent6" w:themeTint="90"/>
-        <w:insideH w:val="single" w:sz="4" w:space="0" w:color="FAC396" w:themeColor="accent6" w:themeTint="90"/>
+        <w:top w:val="single" w:color="FAC396" w:themeColor="accent6" w:themeTint="90" w:sz="4" w:space="0"/>
+        <w:bottom w:val="single" w:color="FAC396" w:themeColor="accent6" w:themeTint="90" w:sz="4" w:space="0"/>
+        <w:insideH w:val="single" w:color="FAC396" w:themeColor="accent6" w:themeTint="90" w:sz="4" w:space="0"/>
       </w:tblBorders>
     </w:tblPr>
     <w:tblStylePr w:type="firstRow">
@@ -7695,10 +7711,10 @@
       <w:tblPr/>
       <w:tcPr>
         <w:tcBorders>
-          <w:top w:val="single" w:sz="4" w:space="0" w:color="FAC396" w:themeColor="accent6" w:themeTint="90"/>
-          <w:left w:val="none" w:sz="4" w:space="0" w:color="000000"/>
-          <w:bottom w:val="single" w:sz="4" w:space="0" w:color="FAC396" w:themeColor="accent6" w:themeTint="90"/>
-          <w:right w:val="none" w:sz="4" w:space="0" w:color="000000"/>
+          <w:top w:val="single" w:color="FAC396" w:themeColor="accent6" w:themeTint="90" w:sz="4" w:space="0"/>
+          <w:left w:val="none" w:color="000000" w:sz="4" w:space="0"/>
+          <w:bottom w:val="single" w:color="FAC396" w:themeColor="accent6" w:themeTint="90" w:sz="4" w:space="0"/>
+          <w:right w:val="none" w:color="000000" w:sz="4" w:space="0"/>
         </w:tcBorders>
       </w:tcPr>
     </w:tblStylePr>
@@ -7712,10 +7728,10 @@
       <w:tblPr/>
       <w:tcPr>
         <w:tcBorders>
-          <w:top w:val="single" w:sz="4" w:space="0" w:color="FAC396" w:themeColor="accent6" w:themeTint="90"/>
-          <w:left w:val="none" w:sz="4" w:space="0" w:color="000000"/>
-          <w:bottom w:val="single" w:sz="4" w:space="0" w:color="FAC396" w:themeColor="accent6" w:themeTint="90"/>
-          <w:right w:val="none" w:sz="4" w:space="0" w:color="000000"/>
+          <w:top w:val="single" w:color="FAC396" w:themeColor="accent6" w:themeTint="90" w:sz="4" w:space="0"/>
+          <w:left w:val="none" w:color="000000" w:sz="4" w:space="0"/>
+          <w:bottom w:val="single" w:color="FAC396" w:themeColor="accent6" w:themeTint="90" w:sz="4" w:space="0"/>
+          <w:right w:val="none" w:color="000000" w:sz="4" w:space="0"/>
         </w:tcBorders>
       </w:tcPr>
     </w:tblStylePr>
@@ -7766,10 +7782,10 @@
       <w:tblStyleRowBandSize w:val="1"/>
       <w:tblStyleColBandSize w:val="1"/>
       <w:tblBorders>
-        <w:top w:val="single" w:sz="4" w:space="0" w:color="000000" w:themeColor="text1"/>
-        <w:left w:val="single" w:sz="4" w:space="0" w:color="000000" w:themeColor="text1"/>
-        <w:bottom w:val="single" w:sz="4" w:space="0" w:color="000000" w:themeColor="text1"/>
-        <w:right w:val="single" w:sz="4" w:space="0" w:color="000000" w:themeColor="text1"/>
+        <w:top w:val="single" w:color="000000" w:themeColor="text1" w:sz="4" w:space="0"/>
+        <w:left w:val="single" w:color="000000" w:themeColor="text1" w:sz="4" w:space="0"/>
+        <w:bottom w:val="single" w:color="000000" w:themeColor="text1" w:sz="4" w:space="0"/>
+        <w:right w:val="single" w:color="000000" w:themeColor="text1" w:sz="4" w:space="0"/>
       </w:tblBorders>
     </w:tblPr>
     <w:tblStylePr w:type="firstRow">
@@ -7811,8 +7827,8 @@
       <w:tblPr/>
       <w:tcPr>
         <w:tcBorders>
-          <w:left w:val="single" w:sz="4" w:space="0" w:color="000000" w:themeColor="text1"/>
-          <w:right w:val="single" w:sz="4" w:space="0" w:color="000000" w:themeColor="text1"/>
+          <w:left w:val="single" w:color="000000" w:themeColor="text1" w:sz="4" w:space="0"/>
+          <w:right w:val="single" w:color="000000" w:themeColor="text1" w:sz="4" w:space="0"/>
         </w:tcBorders>
       </w:tcPr>
     </w:tblStylePr>
@@ -7825,8 +7841,8 @@
       <w:tblPr/>
       <w:tcPr>
         <w:tcBorders>
-          <w:top w:val="single" w:sz="4" w:space="0" w:color="000000" w:themeColor="text1"/>
-          <w:bottom w:val="single" w:sz="4" w:space="0" w:color="000000" w:themeColor="text1"/>
+          <w:top w:val="single" w:color="000000" w:themeColor="text1" w:sz="4" w:space="0"/>
+          <w:bottom w:val="single" w:color="000000" w:themeColor="text1" w:sz="4" w:space="0"/>
         </w:tcBorders>
       </w:tcPr>
     </w:tblStylePr>
@@ -7839,10 +7855,10 @@
       <w:tblStyleRowBandSize w:val="1"/>
       <w:tblStyleColBandSize w:val="1"/>
       <w:tblBorders>
-        <w:top w:val="single" w:sz="4" w:space="0" w:color="4F81BD" w:themeColor="accent1"/>
-        <w:left w:val="single" w:sz="4" w:space="0" w:color="4F81BD" w:themeColor="accent1"/>
-        <w:bottom w:val="single" w:sz="4" w:space="0" w:color="4F81BD" w:themeColor="accent1"/>
-        <w:right w:val="single" w:sz="4" w:space="0" w:color="4F81BD" w:themeColor="accent1"/>
+        <w:top w:val="single" w:color="4F81BD" w:themeColor="accent1" w:sz="4" w:space="0"/>
+        <w:left w:val="single" w:color="4F81BD" w:themeColor="accent1" w:sz="4" w:space="0"/>
+        <w:bottom w:val="single" w:color="4F81BD" w:themeColor="accent1" w:sz="4" w:space="0"/>
+        <w:right w:val="single" w:color="4F81BD" w:themeColor="accent1" w:sz="4" w:space="0"/>
       </w:tblBorders>
     </w:tblPr>
     <w:tblStylePr w:type="firstRow">
@@ -7884,8 +7900,8 @@
       <w:tblPr/>
       <w:tcPr>
         <w:tcBorders>
-          <w:left w:val="single" w:sz="4" w:space="0" w:color="4F81BD" w:themeColor="accent1"/>
-          <w:right w:val="single" w:sz="4" w:space="0" w:color="4F81BD" w:themeColor="accent1"/>
+          <w:left w:val="single" w:color="4F81BD" w:themeColor="accent1" w:sz="4" w:space="0"/>
+          <w:right w:val="single" w:color="4F81BD" w:themeColor="accent1" w:sz="4" w:space="0"/>
         </w:tcBorders>
       </w:tcPr>
     </w:tblStylePr>
@@ -7898,8 +7914,8 @@
       <w:tblPr/>
       <w:tcPr>
         <w:tcBorders>
-          <w:top w:val="single" w:sz="4" w:space="0" w:color="4F81BD" w:themeColor="accent1"/>
-          <w:bottom w:val="single" w:sz="4" w:space="0" w:color="4F81BD" w:themeColor="accent1"/>
+          <w:top w:val="single" w:color="4F81BD" w:themeColor="accent1" w:sz="4" w:space="0"/>
+          <w:bottom w:val="single" w:color="4F81BD" w:themeColor="accent1" w:sz="4" w:space="0"/>
         </w:tcBorders>
       </w:tcPr>
     </w:tblStylePr>
@@ -7912,10 +7928,10 @@
       <w:tblStyleRowBandSize w:val="1"/>
       <w:tblStyleColBandSize w:val="1"/>
       <w:tblBorders>
-        <w:top w:val="single" w:sz="4" w:space="0" w:color="D99695" w:themeColor="accent2" w:themeTint="97"/>
-        <w:left w:val="single" w:sz="4" w:space="0" w:color="D99695" w:themeColor="accent2" w:themeTint="97"/>
-        <w:bottom w:val="single" w:sz="4" w:space="0" w:color="D99695" w:themeColor="accent2" w:themeTint="97"/>
-        <w:right w:val="single" w:sz="4" w:space="0" w:color="D99695" w:themeColor="accent2" w:themeTint="97"/>
+        <w:top w:val="single" w:color="D99695" w:themeColor="accent2" w:themeTint="97" w:sz="4" w:space="0"/>
+        <w:left w:val="single" w:color="D99695" w:themeColor="accent2" w:themeTint="97" w:sz="4" w:space="0"/>
+        <w:bottom w:val="single" w:color="D99695" w:themeColor="accent2" w:themeTint="97" w:sz="4" w:space="0"/>
+        <w:right w:val="single" w:color="D99695" w:themeColor="accent2" w:themeTint="97" w:sz="4" w:space="0"/>
       </w:tblBorders>
     </w:tblPr>
     <w:tblStylePr w:type="firstRow">
@@ -7957,8 +7973,8 @@
       <w:tblPr/>
       <w:tcPr>
         <w:tcBorders>
-          <w:left w:val="single" w:sz="4" w:space="0" w:color="D99695" w:themeColor="accent2" w:themeTint="97"/>
-          <w:right w:val="single" w:sz="4" w:space="0" w:color="D99695" w:themeColor="accent2" w:themeTint="97"/>
+          <w:left w:val="single" w:color="D99695" w:themeColor="accent2" w:themeTint="97" w:sz="4" w:space="0"/>
+          <w:right w:val="single" w:color="D99695" w:themeColor="accent2" w:themeTint="97" w:sz="4" w:space="0"/>
         </w:tcBorders>
       </w:tcPr>
     </w:tblStylePr>
@@ -7971,8 +7987,8 @@
       <w:tblPr/>
       <w:tcPr>
         <w:tcBorders>
-          <w:top w:val="single" w:sz="4" w:space="0" w:color="D99695" w:themeColor="accent2" w:themeTint="97"/>
-          <w:bottom w:val="single" w:sz="4" w:space="0" w:color="D99695" w:themeColor="accent2" w:themeTint="97"/>
+          <w:top w:val="single" w:color="D99695" w:themeColor="accent2" w:themeTint="97" w:sz="4" w:space="0"/>
+          <w:bottom w:val="single" w:color="D99695" w:themeColor="accent2" w:themeTint="97" w:sz="4" w:space="0"/>
         </w:tcBorders>
       </w:tcPr>
     </w:tblStylePr>
@@ -7985,10 +8001,10 @@
       <w:tblStyleRowBandSize w:val="1"/>
       <w:tblStyleColBandSize w:val="1"/>
       <w:tblBorders>
-        <w:top w:val="single" w:sz="4" w:space="0" w:color="C3D69B" w:themeColor="accent3" w:themeTint="98"/>
-        <w:left w:val="single" w:sz="4" w:space="0" w:color="C3D69B" w:themeColor="accent3" w:themeTint="98"/>
-        <w:bottom w:val="single" w:sz="4" w:space="0" w:color="C3D69B" w:themeColor="accent3" w:themeTint="98"/>
-        <w:right w:val="single" w:sz="4" w:space="0" w:color="C3D69B" w:themeColor="accent3" w:themeTint="98"/>
+        <w:top w:val="single" w:color="C3D69B" w:themeColor="accent3" w:themeTint="98" w:sz="4" w:space="0"/>
+        <w:left w:val="single" w:color="C3D69B" w:themeColor="accent3" w:themeTint="98" w:sz="4" w:space="0"/>
+        <w:bottom w:val="single" w:color="C3D69B" w:themeColor="accent3" w:themeTint="98" w:sz="4" w:space="0"/>
+        <w:right w:val="single" w:color="C3D69B" w:themeColor="accent3" w:themeTint="98" w:sz="4" w:space="0"/>
       </w:tblBorders>
     </w:tblPr>
     <w:tblStylePr w:type="firstRow">
@@ -8030,8 +8046,8 @@
       <w:tblPr/>
       <w:tcPr>
         <w:tcBorders>
-          <w:left w:val="single" w:sz="4" w:space="0" w:color="C3D69B" w:themeColor="accent3" w:themeTint="98"/>
-          <w:right w:val="single" w:sz="4" w:space="0" w:color="C3D69B" w:themeColor="accent3" w:themeTint="98"/>
+          <w:left w:val="single" w:color="C3D69B" w:themeColor="accent3" w:themeTint="98" w:sz="4" w:space="0"/>
+          <w:right w:val="single" w:color="C3D69B" w:themeColor="accent3" w:themeTint="98" w:sz="4" w:space="0"/>
         </w:tcBorders>
       </w:tcPr>
     </w:tblStylePr>
@@ -8044,8 +8060,8 @@
       <w:tblPr/>
       <w:tcPr>
         <w:tcBorders>
-          <w:top w:val="single" w:sz="4" w:space="0" w:color="C3D69B" w:themeColor="accent3" w:themeTint="98"/>
-          <w:bottom w:val="single" w:sz="4" w:space="0" w:color="C3D69B" w:themeColor="accent3" w:themeTint="98"/>
+          <w:top w:val="single" w:color="C3D69B" w:themeColor="accent3" w:themeTint="98" w:sz="4" w:space="0"/>
+          <w:bottom w:val="single" w:color="C3D69B" w:themeColor="accent3" w:themeTint="98" w:sz="4" w:space="0"/>
         </w:tcBorders>
       </w:tcPr>
     </w:tblStylePr>
@@ -8058,10 +8074,10 @@
       <w:tblStyleRowBandSize w:val="1"/>
       <w:tblStyleColBandSize w:val="1"/>
       <w:tblBorders>
-        <w:top w:val="single" w:sz="4" w:space="0" w:color="B2A1C6" w:themeColor="accent4" w:themeTint="9A"/>
-        <w:left w:val="single" w:sz="4" w:space="0" w:color="B2A1C6" w:themeColor="accent4" w:themeTint="9A"/>
-        <w:bottom w:val="single" w:sz="4" w:space="0" w:color="B2A1C6" w:themeColor="accent4" w:themeTint="9A"/>
-        <w:right w:val="single" w:sz="4" w:space="0" w:color="B2A1C6" w:themeColor="accent4" w:themeTint="9A"/>
+        <w:top w:val="single" w:color="B2A1C6" w:themeColor="accent4" w:themeTint="9A" w:sz="4" w:space="0"/>
+        <w:left w:val="single" w:color="B2A1C6" w:themeColor="accent4" w:themeTint="9A" w:sz="4" w:space="0"/>
+        <w:bottom w:val="single" w:color="B2A1C6" w:themeColor="accent4" w:themeTint="9A" w:sz="4" w:space="0"/>
+        <w:right w:val="single" w:color="B2A1C6" w:themeColor="accent4" w:themeTint="9A" w:sz="4" w:space="0"/>
       </w:tblBorders>
     </w:tblPr>
     <w:tblStylePr w:type="firstRow">
@@ -8103,8 +8119,8 @@
       <w:tblPr/>
       <w:tcPr>
         <w:tcBorders>
-          <w:left w:val="single" w:sz="4" w:space="0" w:color="B2A1C6" w:themeColor="accent4" w:themeTint="9A"/>
-          <w:right w:val="single" w:sz="4" w:space="0" w:color="B2A1C6" w:themeColor="accent4" w:themeTint="9A"/>
+          <w:left w:val="single" w:color="B2A1C6" w:themeColor="accent4" w:themeTint="9A" w:sz="4" w:space="0"/>
+          <w:right w:val="single" w:color="B2A1C6" w:themeColor="accent4" w:themeTint="9A" w:sz="4" w:space="0"/>
         </w:tcBorders>
       </w:tcPr>
     </w:tblStylePr>
@@ -8117,8 +8133,8 @@
       <w:tblPr/>
       <w:tcPr>
         <w:tcBorders>
-          <w:top w:val="single" w:sz="4" w:space="0" w:color="B2A1C6" w:themeColor="accent4" w:themeTint="9A"/>
-          <w:bottom w:val="single" w:sz="4" w:space="0" w:color="B2A1C6" w:themeColor="accent4" w:themeTint="9A"/>
+          <w:top w:val="single" w:color="B2A1C6" w:themeColor="accent4" w:themeTint="9A" w:sz="4" w:space="0"/>
+          <w:bottom w:val="single" w:color="B2A1C6" w:themeColor="accent4" w:themeTint="9A" w:sz="4" w:space="0"/>
         </w:tcBorders>
       </w:tcPr>
     </w:tblStylePr>
@@ -8131,10 +8147,10 @@
       <w:tblStyleRowBandSize w:val="1"/>
       <w:tblStyleColBandSize w:val="1"/>
       <w:tblBorders>
-        <w:top w:val="single" w:sz="4" w:space="0" w:color="92CCDC" w:themeColor="accent5" w:themeTint="9A"/>
-        <w:left w:val="single" w:sz="4" w:space="0" w:color="92CCDC" w:themeColor="accent5" w:themeTint="9A"/>
-        <w:bottom w:val="single" w:sz="4" w:space="0" w:color="92CCDC" w:themeColor="accent5" w:themeTint="9A"/>
-        <w:right w:val="single" w:sz="4" w:space="0" w:color="92CCDC" w:themeColor="accent5" w:themeTint="9A"/>
+        <w:top w:val="single" w:color="92CCDC" w:themeColor="accent5" w:themeTint="9A" w:sz="4" w:space="0"/>
+        <w:left w:val="single" w:color="92CCDC" w:themeColor="accent5" w:themeTint="9A" w:sz="4" w:space="0"/>
+        <w:bottom w:val="single" w:color="92CCDC" w:themeColor="accent5" w:themeTint="9A" w:sz="4" w:space="0"/>
+        <w:right w:val="single" w:color="92CCDC" w:themeColor="accent5" w:themeTint="9A" w:sz="4" w:space="0"/>
       </w:tblBorders>
     </w:tblPr>
     <w:tblStylePr w:type="firstRow">
@@ -8176,8 +8192,8 @@
       <w:tblPr/>
       <w:tcPr>
         <w:tcBorders>
-          <w:left w:val="single" w:sz="4" w:space="0" w:color="92CCDC" w:themeColor="accent5" w:themeTint="9A"/>
-          <w:right w:val="single" w:sz="4" w:space="0" w:color="92CCDC" w:themeColor="accent5" w:themeTint="9A"/>
+          <w:left w:val="single" w:color="92CCDC" w:themeColor="accent5" w:themeTint="9A" w:sz="4" w:space="0"/>
+          <w:right w:val="single" w:color="92CCDC" w:themeColor="accent5" w:themeTint="9A" w:sz="4" w:space="0"/>
         </w:tcBorders>
       </w:tcPr>
     </w:tblStylePr>
@@ -8190,8 +8206,8 @@
       <w:tblPr/>
       <w:tcPr>
         <w:tcBorders>
-          <w:top w:val="single" w:sz="4" w:space="0" w:color="92CCDC" w:themeColor="accent5" w:themeTint="9A"/>
-          <w:bottom w:val="single" w:sz="4" w:space="0" w:color="92CCDC" w:themeColor="accent5" w:themeTint="9A"/>
+          <w:top w:val="single" w:color="92CCDC" w:themeColor="accent5" w:themeTint="9A" w:sz="4" w:space="0"/>
+          <w:bottom w:val="single" w:color="92CCDC" w:themeColor="accent5" w:themeTint="9A" w:sz="4" w:space="0"/>
         </w:tcBorders>
       </w:tcPr>
     </w:tblStylePr>
@@ -8204,10 +8220,10 @@
       <w:tblStyleRowBandSize w:val="1"/>
       <w:tblStyleColBandSize w:val="1"/>
       <w:tblBorders>
-        <w:top w:val="single" w:sz="4" w:space="0" w:color="FAC090" w:themeColor="accent6" w:themeTint="98"/>
-        <w:left w:val="single" w:sz="4" w:space="0" w:color="FAC090" w:themeColor="accent6" w:themeTint="98"/>
-        <w:bottom w:val="single" w:sz="4" w:space="0" w:color="FAC090" w:themeColor="accent6" w:themeTint="98"/>
-        <w:right w:val="single" w:sz="4" w:space="0" w:color="FAC090" w:themeColor="accent6" w:themeTint="98"/>
+        <w:top w:val="single" w:color="FAC090" w:themeColor="accent6" w:themeTint="98" w:sz="4" w:space="0"/>
+        <w:left w:val="single" w:color="FAC090" w:themeColor="accent6" w:themeTint="98" w:sz="4" w:space="0"/>
+        <w:bottom w:val="single" w:color="FAC090" w:themeColor="accent6" w:themeTint="98" w:sz="4" w:space="0"/>
+        <w:right w:val="single" w:color="FAC090" w:themeColor="accent6" w:themeTint="98" w:sz="4" w:space="0"/>
       </w:tblBorders>
     </w:tblPr>
     <w:tblStylePr w:type="firstRow">
@@ -8249,8 +8265,8 @@
       <w:tblPr/>
       <w:tcPr>
         <w:tcBorders>
-          <w:left w:val="single" w:sz="4" w:space="0" w:color="FAC090" w:themeColor="accent6" w:themeTint="98"/>
-          <w:right w:val="single" w:sz="4" w:space="0" w:color="FAC090" w:themeColor="accent6" w:themeTint="98"/>
+          <w:left w:val="single" w:color="FAC090" w:themeColor="accent6" w:themeTint="98" w:sz="4" w:space="0"/>
+          <w:right w:val="single" w:color="FAC090" w:themeColor="accent6" w:themeTint="98" w:sz="4" w:space="0"/>
         </w:tcBorders>
       </w:tcPr>
     </w:tblStylePr>
@@ -8263,8 +8279,8 @@
       <w:tblPr/>
       <w:tcPr>
         <w:tcBorders>
-          <w:top w:val="single" w:sz="4" w:space="0" w:color="FAC090" w:themeColor="accent6" w:themeTint="98"/>
-          <w:bottom w:val="single" w:sz="4" w:space="0" w:color="FAC090" w:themeColor="accent6" w:themeTint="98"/>
+          <w:top w:val="single" w:color="FAC090" w:themeColor="accent6" w:themeTint="98" w:sz="4" w:space="0"/>
+          <w:bottom w:val="single" w:color="FAC090" w:themeColor="accent6" w:themeTint="98" w:sz="4" w:space="0"/>
         </w:tcBorders>
       </w:tcPr>
     </w:tblStylePr>
@@ -8277,11 +8293,11 @@
       <w:tblStyleRowBandSize w:val="1"/>
       <w:tblStyleColBandSize w:val="1"/>
       <w:tblBorders>
-        <w:top w:val="single" w:sz="4" w:space="0" w:color="000000" w:themeColor="text1"/>
-        <w:left w:val="single" w:sz="4" w:space="0" w:color="000000" w:themeColor="text1"/>
-        <w:bottom w:val="single" w:sz="4" w:space="0" w:color="000000" w:themeColor="text1"/>
-        <w:right w:val="single" w:sz="4" w:space="0" w:color="000000" w:themeColor="text1"/>
-        <w:insideH w:val="single" w:sz="4" w:space="0" w:color="000000" w:themeColor="text1"/>
+        <w:top w:val="single" w:color="000000" w:themeColor="text1" w:sz="4" w:space="0"/>
+        <w:left w:val="single" w:color="000000" w:themeColor="text1" w:sz="4" w:space="0"/>
+        <w:bottom w:val="single" w:color="000000" w:themeColor="text1" w:sz="4" w:space="0"/>
+        <w:right w:val="single" w:color="000000" w:themeColor="text1" w:sz="4" w:space="0"/>
+        <w:insideH w:val="single" w:color="000000" w:themeColor="text1" w:sz="4" w:space="0"/>
       </w:tblBorders>
     </w:tblPr>
     <w:tblStylePr w:type="firstRow">
@@ -8345,11 +8361,11 @@
       <w:tblStyleRowBandSize w:val="1"/>
       <w:tblStyleColBandSize w:val="1"/>
       <w:tblBorders>
-        <w:top w:val="single" w:sz="4" w:space="0" w:color="9BB7D9" w:themeColor="accent1" w:themeTint="90"/>
-        <w:left w:val="single" w:sz="4" w:space="0" w:color="9BB7D9" w:themeColor="accent1" w:themeTint="90"/>
-        <w:bottom w:val="single" w:sz="4" w:space="0" w:color="9BB7D9" w:themeColor="accent1" w:themeTint="90"/>
-        <w:right w:val="single" w:sz="4" w:space="0" w:color="9BB7D9" w:themeColor="accent1" w:themeTint="90"/>
-        <w:insideH w:val="single" w:sz="4" w:space="0" w:color="9BB7D9" w:themeColor="accent1" w:themeTint="90"/>
+        <w:top w:val="single" w:color="9BB7D9" w:themeColor="accent1" w:themeTint="90" w:sz="4" w:space="0"/>
+        <w:left w:val="single" w:color="9BB7D9" w:themeColor="accent1" w:themeTint="90" w:sz="4" w:space="0"/>
+        <w:bottom w:val="single" w:color="9BB7D9" w:themeColor="accent1" w:themeTint="90" w:sz="4" w:space="0"/>
+        <w:right w:val="single" w:color="9BB7D9" w:themeColor="accent1" w:themeTint="90" w:sz="4" w:space="0"/>
+        <w:insideH w:val="single" w:color="9BB7D9" w:themeColor="accent1" w:themeTint="90" w:sz="4" w:space="0"/>
       </w:tblBorders>
     </w:tblPr>
     <w:tblStylePr w:type="firstRow">
@@ -8413,11 +8429,11 @@
       <w:tblStyleRowBandSize w:val="1"/>
       <w:tblStyleColBandSize w:val="1"/>
       <w:tblBorders>
-        <w:top w:val="single" w:sz="4" w:space="0" w:color="DB9B9A" w:themeColor="accent2" w:themeTint="90"/>
-        <w:left w:val="single" w:sz="4" w:space="0" w:color="DB9B9A" w:themeColor="accent2" w:themeTint="90"/>
-        <w:bottom w:val="single" w:sz="4" w:space="0" w:color="DB9B9A" w:themeColor="accent2" w:themeTint="90"/>
-        <w:right w:val="single" w:sz="4" w:space="0" w:color="DB9B9A" w:themeColor="accent2" w:themeTint="90"/>
-        <w:insideH w:val="single" w:sz="4" w:space="0" w:color="DB9B9A" w:themeColor="accent2" w:themeTint="90"/>
+        <w:top w:val="single" w:color="DB9B9A" w:themeColor="accent2" w:themeTint="90" w:sz="4" w:space="0"/>
+        <w:left w:val="single" w:color="DB9B9A" w:themeColor="accent2" w:themeTint="90" w:sz="4" w:space="0"/>
+        <w:bottom w:val="single" w:color="DB9B9A" w:themeColor="accent2" w:themeTint="90" w:sz="4" w:space="0"/>
+        <w:right w:val="single" w:color="DB9B9A" w:themeColor="accent2" w:themeTint="90" w:sz="4" w:space="0"/>
+        <w:insideH w:val="single" w:color="DB9B9A" w:themeColor="accent2" w:themeTint="90" w:sz="4" w:space="0"/>
       </w:tblBorders>
     </w:tblPr>
     <w:tblStylePr w:type="firstRow">
@@ -8481,11 +8497,11 @@
       <w:tblStyleRowBandSize w:val="1"/>
       <w:tblStyleColBandSize w:val="1"/>
       <w:tblBorders>
-        <w:top w:val="single" w:sz="4" w:space="0" w:color="C6D8A1" w:themeColor="accent3" w:themeTint="90"/>
-        <w:left w:val="single" w:sz="4" w:space="0" w:color="C6D8A1" w:themeColor="accent3" w:themeTint="90"/>
-        <w:bottom w:val="single" w:sz="4" w:space="0" w:color="C6D8A1" w:themeColor="accent3" w:themeTint="90"/>
-        <w:right w:val="single" w:sz="4" w:space="0" w:color="C6D8A1" w:themeColor="accent3" w:themeTint="90"/>
-        <w:insideH w:val="single" w:sz="4" w:space="0" w:color="C6D8A1" w:themeColor="accent3" w:themeTint="90"/>
+        <w:top w:val="single" w:color="C6D8A1" w:themeColor="accent3" w:themeTint="90" w:sz="4" w:space="0"/>
+        <w:left w:val="single" w:color="C6D8A1" w:themeColor="accent3" w:themeTint="90" w:sz="4" w:space="0"/>
+        <w:bottom w:val="single" w:color="C6D8A1" w:themeColor="accent3" w:themeTint="90" w:sz="4" w:space="0"/>
+        <w:right w:val="single" w:color="C6D8A1" w:themeColor="accent3" w:themeTint="90" w:sz="4" w:space="0"/>
+        <w:insideH w:val="single" w:color="C6D8A1" w:themeColor="accent3" w:themeTint="90" w:sz="4" w:space="0"/>
       </w:tblBorders>
     </w:tblPr>
     <w:tblStylePr w:type="firstRow">
@@ -8549,11 +8565,11 @@
       <w:tblStyleRowBandSize w:val="1"/>
       <w:tblStyleColBandSize w:val="1"/>
       <w:tblBorders>
-        <w:top w:val="single" w:sz="4" w:space="0" w:color="B7A7CA" w:themeColor="accent4" w:themeTint="90"/>
-        <w:left w:val="single" w:sz="4" w:space="0" w:color="B7A7CA" w:themeColor="accent4" w:themeTint="90"/>
-        <w:bottom w:val="single" w:sz="4" w:space="0" w:color="B7A7CA" w:themeColor="accent4" w:themeTint="90"/>
-        <w:right w:val="single" w:sz="4" w:space="0" w:color="B7A7CA" w:themeColor="accent4" w:themeTint="90"/>
-        <w:insideH w:val="single" w:sz="4" w:space="0" w:color="B7A7CA" w:themeColor="accent4" w:themeTint="90"/>
+        <w:top w:val="single" w:color="B7A7CA" w:themeColor="accent4" w:themeTint="90" w:sz="4" w:space="0"/>
+        <w:left w:val="single" w:color="B7A7CA" w:themeColor="accent4" w:themeTint="90" w:sz="4" w:space="0"/>
+        <w:bottom w:val="single" w:color="B7A7CA" w:themeColor="accent4" w:themeTint="90" w:sz="4" w:space="0"/>
+        <w:right w:val="single" w:color="B7A7CA" w:themeColor="accent4" w:themeTint="90" w:sz="4" w:space="0"/>
+        <w:insideH w:val="single" w:color="B7A7CA" w:themeColor="accent4" w:themeTint="90" w:sz="4" w:space="0"/>
       </w:tblBorders>
     </w:tblPr>
     <w:tblStylePr w:type="firstRow">
@@ -8617,11 +8633,11 @@
       <w:tblStyleRowBandSize w:val="1"/>
       <w:tblStyleColBandSize w:val="1"/>
       <w:tblBorders>
-        <w:top w:val="single" w:sz="4" w:space="0" w:color="99D0DE" w:themeColor="accent5" w:themeTint="90"/>
-        <w:left w:val="single" w:sz="4" w:space="0" w:color="99D0DE" w:themeColor="accent5" w:themeTint="90"/>
-        <w:bottom w:val="single" w:sz="4" w:space="0" w:color="99D0DE" w:themeColor="accent5" w:themeTint="90"/>
-        <w:right w:val="single" w:sz="4" w:space="0" w:color="99D0DE" w:themeColor="accent5" w:themeTint="90"/>
-        <w:insideH w:val="single" w:sz="4" w:space="0" w:color="99D0DE" w:themeColor="accent5" w:themeTint="90"/>
+        <w:top w:val="single" w:color="99D0DE" w:themeColor="accent5" w:themeTint="90" w:sz="4" w:space="0"/>
+        <w:left w:val="single" w:color="99D0DE" w:themeColor="accent5" w:themeTint="90" w:sz="4" w:space="0"/>
+        <w:bottom w:val="single" w:color="99D0DE" w:themeColor="accent5" w:themeTint="90" w:sz="4" w:space="0"/>
+        <w:right w:val="single" w:color="99D0DE" w:themeColor="accent5" w:themeTint="90" w:sz="4" w:space="0"/>
+        <w:insideH w:val="single" w:color="99D0DE" w:themeColor="accent5" w:themeTint="90" w:sz="4" w:space="0"/>
       </w:tblBorders>
     </w:tblPr>
     <w:tblStylePr w:type="firstRow">
@@ -8685,11 +8701,11 @@
       <w:tblStyleRowBandSize w:val="1"/>
       <w:tblStyleColBandSize w:val="1"/>
       <w:tblBorders>
-        <w:top w:val="single" w:sz="4" w:space="0" w:color="FAC396" w:themeColor="accent6" w:themeTint="90"/>
-        <w:left w:val="single" w:sz="4" w:space="0" w:color="FAC396" w:themeColor="accent6" w:themeTint="90"/>
-        <w:bottom w:val="single" w:sz="4" w:space="0" w:color="FAC396" w:themeColor="accent6" w:themeTint="90"/>
-        <w:right w:val="single" w:sz="4" w:space="0" w:color="FAC396" w:themeColor="accent6" w:themeTint="90"/>
-        <w:insideH w:val="single" w:sz="4" w:space="0" w:color="FAC396" w:themeColor="accent6" w:themeTint="90"/>
+        <w:top w:val="single" w:color="FAC396" w:themeColor="accent6" w:themeTint="90" w:sz="4" w:space="0"/>
+        <w:left w:val="single" w:color="FAC396" w:themeColor="accent6" w:themeTint="90" w:sz="4" w:space="0"/>
+        <w:bottom w:val="single" w:color="FAC396" w:themeColor="accent6" w:themeTint="90" w:sz="4" w:space="0"/>
+        <w:right w:val="single" w:color="FAC396" w:themeColor="accent6" w:themeTint="90" w:sz="4" w:space="0"/>
+        <w:insideH w:val="single" w:color="FAC396" w:themeColor="accent6" w:themeTint="90" w:sz="4" w:space="0"/>
       </w:tblBorders>
     </w:tblPr>
     <w:tblStylePr w:type="firstRow">
@@ -8753,10 +8769,10 @@
       <w:tblStyleRowBandSize w:val="1"/>
       <w:tblStyleColBandSize w:val="1"/>
       <w:tblBorders>
-        <w:top w:val="single" w:sz="32" w:space="0" w:color="7F7F7F" w:themeColor="text1" w:themeTint="80"/>
-        <w:left w:val="single" w:sz="32" w:space="0" w:color="7F7F7F" w:themeColor="text1" w:themeTint="80"/>
-        <w:bottom w:val="single" w:sz="32" w:space="0" w:color="7F7F7F" w:themeColor="text1" w:themeTint="80"/>
-        <w:right w:val="single" w:sz="32" w:space="0" w:color="7F7F7F" w:themeColor="text1" w:themeTint="80"/>
+        <w:top w:val="single" w:color="7F7F7F" w:themeColor="text1" w:themeTint="80" w:sz="32" w:space="0"/>
+        <w:left w:val="single" w:color="7F7F7F" w:themeColor="text1" w:themeTint="80" w:sz="32" w:space="0"/>
+        <w:bottom w:val="single" w:color="7F7F7F" w:themeColor="text1" w:themeTint="80" w:sz="32" w:space="0"/>
+        <w:right w:val="single" w:color="7F7F7F" w:themeColor="text1" w:themeTint="80" w:sz="32" w:space="0"/>
       </w:tblBorders>
       <w:shd w:val="clear" w:color="7F7F7F" w:themeColor="text1" w:themeTint="80" w:fill="7F7F7F" w:themeFill="text1" w:themeFillTint="80"/>
     </w:tblPr>
@@ -8770,8 +8786,8 @@
       <w:tblPr/>
       <w:tcPr>
         <w:tcBorders>
-          <w:top w:val="single" w:sz="32" w:space="0" w:color="7F7F7F" w:themeColor="text1" w:themeTint="80"/>
-          <w:bottom w:val="single" w:sz="12" w:space="0" w:color="FFFFFF" w:themeColor="light1"/>
+          <w:top w:val="single" w:color="7F7F7F" w:themeColor="text1" w:themeTint="80" w:sz="32" w:space="0"/>
+          <w:bottom w:val="single" w:color="FFFFFF" w:themeColor="light1" w:sz="12" w:space="0"/>
         </w:tcBorders>
         <w:shd w:val="clear" w:color="7F7F7F" w:themeColor="text1" w:themeTint="80" w:fill="7F7F7F" w:themeFill="text1" w:themeFillTint="80"/>
       </w:tcPr>
@@ -8794,8 +8810,8 @@
       <w:tblPr/>
       <w:tcPr>
         <w:tcBorders>
-          <w:left w:val="single" w:sz="32" w:space="0" w:color="7F7F7F" w:themeColor="text1" w:themeTint="80"/>
-          <w:right w:val="single" w:sz="4" w:space="0" w:color="FFFFFF" w:themeColor="light1"/>
+          <w:left w:val="single" w:color="7F7F7F" w:themeColor="text1" w:themeTint="80" w:sz="32" w:space="0"/>
+          <w:right w:val="single" w:color="FFFFFF" w:themeColor="light1" w:sz="4" w:space="0"/>
         </w:tcBorders>
       </w:tcPr>
     </w:tblStylePr>
@@ -8803,8 +8819,8 @@
       <w:tblPr/>
       <w:tcPr>
         <w:tcBorders>
-          <w:left w:val="single" w:sz="4" w:space="0" w:color="FFFFFF" w:themeColor="light1"/>
-          <w:right w:val="single" w:sz="32" w:space="0" w:color="7F7F7F" w:themeColor="text1" w:themeTint="80"/>
+          <w:left w:val="single" w:color="FFFFFF" w:themeColor="light1" w:sz="4" w:space="0"/>
+          <w:right w:val="single" w:color="7F7F7F" w:themeColor="text1" w:themeTint="80" w:sz="32" w:space="0"/>
         </w:tcBorders>
       </w:tcPr>
     </w:tblStylePr>
@@ -8812,8 +8828,8 @@
       <w:tblPr/>
       <w:tcPr>
         <w:tcBorders>
-          <w:left w:val="single" w:sz="4" w:space="0" w:color="FFFFFF" w:themeColor="light1"/>
-          <w:right w:val="single" w:sz="4" w:space="0" w:color="FFFFFF" w:themeColor="light1"/>
+          <w:left w:val="single" w:color="FFFFFF" w:themeColor="light1" w:sz="4" w:space="0"/>
+          <w:right w:val="single" w:color="FFFFFF" w:themeColor="light1" w:sz="4" w:space="0"/>
         </w:tcBorders>
         <w:shd w:val="clear" w:color="7F7F7F" w:themeColor="text1" w:themeTint="80" w:fill="7F7F7F" w:themeFill="text1" w:themeFillTint="80"/>
       </w:tcPr>
@@ -8822,8 +8838,8 @@
       <w:tblPr/>
       <w:tcPr>
         <w:tcBorders>
-          <w:left w:val="single" w:sz="4" w:space="0" w:color="FFFFFF" w:themeColor="light1"/>
-          <w:right w:val="single" w:sz="4" w:space="0" w:color="FFFFFF" w:themeColor="light1"/>
+          <w:left w:val="single" w:color="FFFFFF" w:themeColor="light1" w:sz="4" w:space="0"/>
+          <w:right w:val="single" w:color="FFFFFF" w:themeColor="light1" w:sz="4" w:space="0"/>
         </w:tcBorders>
       </w:tcPr>
     </w:tblStylePr>
@@ -8831,8 +8847,8 @@
       <w:tblPr/>
       <w:tcPr>
         <w:tcBorders>
-          <w:top w:val="single" w:sz="4" w:space="0" w:color="FFFFFF" w:themeColor="light1"/>
-          <w:bottom w:val="single" w:sz="4" w:space="0" w:color="FFFFFF" w:themeColor="light1"/>
+          <w:top w:val="single" w:color="FFFFFF" w:themeColor="light1" w:sz="4" w:space="0"/>
+          <w:bottom w:val="single" w:color="FFFFFF" w:themeColor="light1" w:sz="4" w:space="0"/>
         </w:tcBorders>
         <w:shd w:val="clear" w:color="7F7F7F" w:themeColor="text1" w:themeTint="80" w:fill="7F7F7F" w:themeFill="text1" w:themeFillTint="80"/>
       </w:tcPr>
@@ -8841,8 +8857,8 @@
       <w:tblPr/>
       <w:tcPr>
         <w:tcBorders>
-          <w:top w:val="single" w:sz="4" w:space="0" w:color="FFFFFF" w:themeColor="light1"/>
-          <w:bottom w:val="single" w:sz="4" w:space="0" w:color="FFFFFF" w:themeColor="light1"/>
+          <w:top w:val="single" w:color="FFFFFF" w:themeColor="light1" w:sz="4" w:space="0"/>
+          <w:bottom w:val="single" w:color="FFFFFF" w:themeColor="light1" w:sz="4" w:space="0"/>
         </w:tcBorders>
         <w:shd w:val="clear" w:color="7F7F7F" w:themeColor="text1" w:themeTint="80" w:fill="7F7F7F" w:themeFill="text1" w:themeFillTint="80"/>
       </w:tcPr>
@@ -8856,10 +8872,10 @@
       <w:tblStyleRowBandSize w:val="1"/>
       <w:tblStyleColBandSize w:val="1"/>
       <w:tblBorders>
-        <w:top w:val="single" w:sz="32" w:space="0" w:color="4F81BD" w:themeColor="accent1"/>
-        <w:left w:val="single" w:sz="32" w:space="0" w:color="4F81BD" w:themeColor="accent1"/>
-        <w:bottom w:val="single" w:sz="32" w:space="0" w:color="4F81BD" w:themeColor="accent1"/>
-        <w:right w:val="single" w:sz="32" w:space="0" w:color="4F81BD" w:themeColor="accent1"/>
+        <w:top w:val="single" w:color="4F81BD" w:themeColor="accent1" w:sz="32" w:space="0"/>
+        <w:left w:val="single" w:color="4F81BD" w:themeColor="accent1" w:sz="32" w:space="0"/>
+        <w:bottom w:val="single" w:color="4F81BD" w:themeColor="accent1" w:sz="32" w:space="0"/>
+        <w:right w:val="single" w:color="4F81BD" w:themeColor="accent1" w:sz="32" w:space="0"/>
       </w:tblBorders>
       <w:shd w:val="clear" w:color="4F81BD" w:themeColor="accent1" w:fill="4F81BD" w:themeFill="accent1"/>
     </w:tblPr>
@@ -8873,8 +8889,8 @@
       <w:tblPr/>
       <w:tcPr>
         <w:tcBorders>
-          <w:top w:val="single" w:sz="32" w:space="0" w:color="4F81BD" w:themeColor="accent1"/>
-          <w:bottom w:val="single" w:sz="12" w:space="0" w:color="FFFFFF" w:themeColor="light1"/>
+          <w:top w:val="single" w:color="4F81BD" w:themeColor="accent1" w:sz="32" w:space="0"/>
+          <w:bottom w:val="single" w:color="FFFFFF" w:themeColor="light1" w:sz="12" w:space="0"/>
         </w:tcBorders>
         <w:shd w:val="clear" w:color="4F81BD" w:themeColor="accent1" w:fill="4F81BD" w:themeFill="accent1"/>
       </w:tcPr>
@@ -8897,8 +8913,8 @@
       <w:tblPr/>
       <w:tcPr>
         <w:tcBorders>
-          <w:left w:val="single" w:sz="32" w:space="0" w:color="4F81BD" w:themeColor="accent1"/>
-          <w:right w:val="single" w:sz="4" w:space="0" w:color="FFFFFF" w:themeColor="light1"/>
+          <w:left w:val="single" w:color="4F81BD" w:themeColor="accent1" w:sz="32" w:space="0"/>
+          <w:right w:val="single" w:color="FFFFFF" w:themeColor="light1" w:sz="4" w:space="0"/>
         </w:tcBorders>
       </w:tcPr>
     </w:tblStylePr>
@@ -8906,8 +8922,8 @@
       <w:tblPr/>
       <w:tcPr>
         <w:tcBorders>
-          <w:left w:val="single" w:sz="4" w:space="0" w:color="FFFFFF" w:themeColor="light1"/>
-          <w:right w:val="single" w:sz="32" w:space="0" w:color="4F81BD" w:themeColor="accent1"/>
+          <w:left w:val="single" w:color="FFFFFF" w:themeColor="light1" w:sz="4" w:space="0"/>
+          <w:right w:val="single" w:color="4F81BD" w:themeColor="accent1" w:sz="32" w:space="0"/>
         </w:tcBorders>
       </w:tcPr>
     </w:tblStylePr>
@@ -8915,8 +8931,8 @@
       <w:tblPr/>
       <w:tcPr>
         <w:tcBorders>
-          <w:left w:val="single" w:sz="4" w:space="0" w:color="FFFFFF" w:themeColor="light1"/>
-          <w:right w:val="single" w:sz="4" w:space="0" w:color="FFFFFF" w:themeColor="light1"/>
+          <w:left w:val="single" w:color="FFFFFF" w:themeColor="light1" w:sz="4" w:space="0"/>
+          <w:right w:val="single" w:color="FFFFFF" w:themeColor="light1" w:sz="4" w:space="0"/>
         </w:tcBorders>
         <w:shd w:val="clear" w:color="4F81BD" w:themeColor="accent1" w:fill="4F81BD" w:themeFill="accent1"/>
       </w:tcPr>
@@ -8925,8 +8941,8 @@
       <w:tblPr/>
       <w:tcPr>
         <w:tcBorders>
-          <w:left w:val="single" w:sz="4" w:space="0" w:color="FFFFFF" w:themeColor="light1"/>
-          <w:right w:val="single" w:sz="4" w:space="0" w:color="FFFFFF" w:themeColor="light1"/>
+          <w:left w:val="single" w:color="FFFFFF" w:themeColor="light1" w:sz="4" w:space="0"/>
+          <w:right w:val="single" w:color="FFFFFF" w:themeColor="light1" w:sz="4" w:space="0"/>
         </w:tcBorders>
       </w:tcPr>
     </w:tblStylePr>
@@ -8934,8 +8950,8 @@
       <w:tblPr/>
       <w:tcPr>
         <w:tcBorders>
-          <w:top w:val="single" w:sz="4" w:space="0" w:color="FFFFFF" w:themeColor="light1"/>
-          <w:bottom w:val="single" w:sz="4" w:space="0" w:color="FFFFFF" w:themeColor="light1"/>
+          <w:top w:val="single" w:color="FFFFFF" w:themeColor="light1" w:sz="4" w:space="0"/>
+          <w:bottom w:val="single" w:color="FFFFFF" w:themeColor="light1" w:sz="4" w:space="0"/>
         </w:tcBorders>
         <w:shd w:val="clear" w:color="4F81BD" w:themeColor="accent1" w:fill="4F81BD" w:themeFill="accent1"/>
       </w:tcPr>
@@ -8944,8 +8960,8 @@
       <w:tblPr/>
       <w:tcPr>
         <w:tcBorders>
-          <w:top w:val="single" w:sz="4" w:space="0" w:color="FFFFFF" w:themeColor="light1"/>
-          <w:bottom w:val="single" w:sz="4" w:space="0" w:color="FFFFFF" w:themeColor="light1"/>
+          <w:top w:val="single" w:color="FFFFFF" w:themeColor="light1" w:sz="4" w:space="0"/>
+          <w:bottom w:val="single" w:color="FFFFFF" w:themeColor="light1" w:sz="4" w:space="0"/>
         </w:tcBorders>
         <w:shd w:val="clear" w:color="4F81BD" w:themeColor="accent1" w:fill="4F81BD" w:themeFill="accent1"/>
       </w:tcPr>
@@ -8959,10 +8975,10 @@
       <w:tblStyleRowBandSize w:val="1"/>
       <w:tblStyleColBandSize w:val="1"/>
       <w:tblBorders>
-        <w:top w:val="single" w:sz="32" w:space="0" w:color="D99695" w:themeColor="accent2" w:themeTint="97"/>
-        <w:left w:val="single" w:sz="32" w:space="0" w:color="D99695" w:themeColor="accent2" w:themeTint="97"/>
-        <w:bottom w:val="single" w:sz="32" w:space="0" w:color="D99695" w:themeColor="accent2" w:themeTint="97"/>
-        <w:right w:val="single" w:sz="32" w:space="0" w:color="D99695" w:themeColor="accent2" w:themeTint="97"/>
+        <w:top w:val="single" w:color="D99695" w:themeColor="accent2" w:themeTint="97" w:sz="32" w:space="0"/>
+        <w:left w:val="single" w:color="D99695" w:themeColor="accent2" w:themeTint="97" w:sz="32" w:space="0"/>
+        <w:bottom w:val="single" w:color="D99695" w:themeColor="accent2" w:themeTint="97" w:sz="32" w:space="0"/>
+        <w:right w:val="single" w:color="D99695" w:themeColor="accent2" w:themeTint="97" w:sz="32" w:space="0"/>
       </w:tblBorders>
       <w:shd w:val="clear" w:color="D99695" w:themeColor="accent2" w:themeTint="97" w:fill="D99695" w:themeFill="accent2" w:themeFillTint="97"/>
     </w:tblPr>
@@ -8976,8 +8992,8 @@
       <w:tblPr/>
       <w:tcPr>
         <w:tcBorders>
-          <w:top w:val="single" w:sz="32" w:space="0" w:color="D99695" w:themeColor="accent2" w:themeTint="97"/>
-          <w:bottom w:val="single" w:sz="12" w:space="0" w:color="FFFFFF" w:themeColor="light1"/>
+          <w:top w:val="single" w:color="D99695" w:themeColor="accent2" w:themeTint="97" w:sz="32" w:space="0"/>
+          <w:bottom w:val="single" w:color="FFFFFF" w:themeColor="light1" w:sz="12" w:space="0"/>
         </w:tcBorders>
         <w:shd w:val="clear" w:color="D99695" w:themeColor="accent2" w:themeTint="97" w:fill="D99695" w:themeFill="accent2" w:themeFillTint="97"/>
       </w:tcPr>
@@ -9000,8 +9016,8 @@
       <w:tblPr/>
       <w:tcPr>
         <w:tcBorders>
-          <w:left w:val="single" w:sz="32" w:space="0" w:color="D99695" w:themeColor="accent2" w:themeTint="97"/>
-          <w:right w:val="single" w:sz="4" w:space="0" w:color="FFFFFF" w:themeColor="light1"/>
+          <w:left w:val="single" w:color="D99695" w:themeColor="accent2" w:themeTint="97" w:sz="32" w:space="0"/>
+          <w:right w:val="single" w:color="FFFFFF" w:themeColor="light1" w:sz="4" w:space="0"/>
         </w:tcBorders>
       </w:tcPr>
     </w:tblStylePr>
@@ -9009,8 +9025,8 @@
       <w:tblPr/>
       <w:tcPr>
         <w:tcBorders>
-          <w:left w:val="single" w:sz="4" w:space="0" w:color="FFFFFF" w:themeColor="light1"/>
-          <w:right w:val="single" w:sz="32" w:space="0" w:color="D99695" w:themeColor="accent2" w:themeTint="97"/>
+          <w:left w:val="single" w:color="FFFFFF" w:themeColor="light1" w:sz="4" w:space="0"/>
+          <w:right w:val="single" w:color="D99695" w:themeColor="accent2" w:themeTint="97" w:sz="32" w:space="0"/>
         </w:tcBorders>
       </w:tcPr>
     </w:tblStylePr>
@@ -9018,8 +9034,8 @@
       <w:tblPr/>
       <w:tcPr>
         <w:tcBorders>
-          <w:left w:val="single" w:sz="4" w:space="0" w:color="FFFFFF" w:themeColor="light1"/>
-          <w:right w:val="single" w:sz="4" w:space="0" w:color="FFFFFF" w:themeColor="light1"/>
+          <w:left w:val="single" w:color="FFFFFF" w:themeColor="light1" w:sz="4" w:space="0"/>
+          <w:right w:val="single" w:color="FFFFFF" w:themeColor="light1" w:sz="4" w:space="0"/>
         </w:tcBorders>
         <w:shd w:val="clear" w:color="D99695" w:themeColor="accent2" w:themeTint="97" w:fill="D99695" w:themeFill="accent2" w:themeFillTint="97"/>
       </w:tcPr>
@@ -9028,8 +9044,8 @@
       <w:tblPr/>
       <w:tcPr>
         <w:tcBorders>
-          <w:left w:val="single" w:sz="4" w:space="0" w:color="FFFFFF" w:themeColor="light1"/>
-          <w:right w:val="single" w:sz="4" w:space="0" w:color="FFFFFF" w:themeColor="light1"/>
+          <w:left w:val="single" w:color="FFFFFF" w:themeColor="light1" w:sz="4" w:space="0"/>
+          <w:right w:val="single" w:color="FFFFFF" w:themeColor="light1" w:sz="4" w:space="0"/>
         </w:tcBorders>
       </w:tcPr>
     </w:tblStylePr>
@@ -9037,8 +9053,8 @@
       <w:tblPr/>
       <w:tcPr>
         <w:tcBorders>
-          <w:top w:val="single" w:sz="4" w:space="0" w:color="FFFFFF" w:themeColor="light1"/>
-          <w:bottom w:val="single" w:sz="4" w:space="0" w:color="FFFFFF" w:themeColor="light1"/>
+          <w:top w:val="single" w:color="FFFFFF" w:themeColor="light1" w:sz="4" w:space="0"/>
+          <w:bottom w:val="single" w:color="FFFFFF" w:themeColor="light1" w:sz="4" w:space="0"/>
         </w:tcBorders>
         <w:shd w:val="clear" w:color="D99695" w:themeColor="accent2" w:themeTint="97" w:fill="D99695" w:themeFill="accent2" w:themeFillTint="97"/>
       </w:tcPr>
@@ -9047,8 +9063,8 @@
       <w:tblPr/>
       <w:tcPr>
         <w:tcBorders>
-          <w:top w:val="single" w:sz="4" w:space="0" w:color="FFFFFF" w:themeColor="light1"/>
-          <w:bottom w:val="single" w:sz="4" w:space="0" w:color="FFFFFF" w:themeColor="light1"/>
+          <w:top w:val="single" w:color="FFFFFF" w:themeColor="light1" w:sz="4" w:space="0"/>
+          <w:bottom w:val="single" w:color="FFFFFF" w:themeColor="light1" w:sz="4" w:space="0"/>
         </w:tcBorders>
         <w:shd w:val="clear" w:color="D99695" w:themeColor="accent2" w:themeTint="97" w:fill="D99695" w:themeFill="accent2" w:themeFillTint="97"/>
       </w:tcPr>
@@ -9062,10 +9078,10 @@
       <w:tblStyleRowBandSize w:val="1"/>
       <w:tblStyleColBandSize w:val="1"/>
       <w:tblBorders>
-        <w:top w:val="single" w:sz="32" w:space="0" w:color="C3D69B" w:themeColor="accent3" w:themeTint="98"/>
-        <w:left w:val="single" w:sz="32" w:space="0" w:color="C3D69B" w:themeColor="accent3" w:themeTint="98"/>
-        <w:bottom w:val="single" w:sz="32" w:space="0" w:color="C3D69B" w:themeColor="accent3" w:themeTint="98"/>
-        <w:right w:val="single" w:sz="32" w:space="0" w:color="C3D69B" w:themeColor="accent3" w:themeTint="98"/>
+        <w:top w:val="single" w:color="C3D69B" w:themeColor="accent3" w:themeTint="98" w:sz="32" w:space="0"/>
+        <w:left w:val="single" w:color="C3D69B" w:themeColor="accent3" w:themeTint="98" w:sz="32" w:space="0"/>
+        <w:bottom w:val="single" w:color="C3D69B" w:themeColor="accent3" w:themeTint="98" w:sz="32" w:space="0"/>
+        <w:right w:val="single" w:color="C3D69B" w:themeColor="accent3" w:themeTint="98" w:sz="32" w:space="0"/>
       </w:tblBorders>
       <w:shd w:val="clear" w:color="C3D69B" w:themeColor="accent3" w:themeTint="98" w:fill="C3D69B" w:themeFill="accent3" w:themeFillTint="98"/>
     </w:tblPr>
@@ -9079,8 +9095,8 @@
       <w:tblPr/>
       <w:tcPr>
         <w:tcBorders>
-          <w:top w:val="single" w:sz="32" w:space="0" w:color="C3D69B" w:themeColor="accent3" w:themeTint="98"/>
-          <w:bottom w:val="single" w:sz="12" w:space="0" w:color="FFFFFF" w:themeColor="light1"/>
+          <w:top w:val="single" w:color="C3D69B" w:themeColor="accent3" w:themeTint="98" w:sz="32" w:space="0"/>
+          <w:bottom w:val="single" w:color="FFFFFF" w:themeColor="light1" w:sz="12" w:space="0"/>
         </w:tcBorders>
         <w:shd w:val="clear" w:color="C3D69B" w:themeColor="accent3" w:themeTint="98" w:fill="C3D69B" w:themeFill="accent3" w:themeFillTint="98"/>
       </w:tcPr>
@@ -9103,8 +9119,8 @@
       <w:tblPr/>
       <w:tcPr>
         <w:tcBorders>
-          <w:left w:val="single" w:sz="32" w:space="0" w:color="C3D69B" w:themeColor="accent3" w:themeTint="98"/>
-          <w:right w:val="single" w:sz="4" w:space="0" w:color="FFFFFF" w:themeColor="light1"/>
+          <w:left w:val="single" w:color="C3D69B" w:themeColor="accent3" w:themeTint="98" w:sz="32" w:space="0"/>
+          <w:right w:val="single" w:color="FFFFFF" w:themeColor="light1" w:sz="4" w:space="0"/>
         </w:tcBorders>
       </w:tcPr>
     </w:tblStylePr>
@@ -9112,8 +9128,8 @@
       <w:tblPr/>
       <w:tcPr>
         <w:tcBorders>
-          <w:left w:val="single" w:sz="4" w:space="0" w:color="FFFFFF" w:themeColor="light1"/>
-          <w:right w:val="single" w:sz="32" w:space="0" w:color="C3D69B" w:themeColor="accent3" w:themeTint="98"/>
+          <w:left w:val="single" w:color="FFFFFF" w:themeColor="light1" w:sz="4" w:space="0"/>
+          <w:right w:val="single" w:color="C3D69B" w:themeColor="accent3" w:themeTint="98" w:sz="32" w:space="0"/>
         </w:tcBorders>
       </w:tcPr>
     </w:tblStylePr>
@@ -9121,8 +9137,8 @@
       <w:tblPr/>
       <w:tcPr>
         <w:tcBorders>
-          <w:left w:val="single" w:sz="4" w:space="0" w:color="FFFFFF" w:themeColor="light1"/>
-          <w:right w:val="single" w:sz="4" w:space="0" w:color="FFFFFF" w:themeColor="light1"/>
+          <w:left w:val="single" w:color="FFFFFF" w:themeColor="light1" w:sz="4" w:space="0"/>
+          <w:right w:val="single" w:color="FFFFFF" w:themeColor="light1" w:sz="4" w:space="0"/>
         </w:tcBorders>
         <w:shd w:val="clear" w:color="C3D69B" w:themeColor="accent3" w:themeTint="98" w:fill="C3D69B" w:themeFill="accent3" w:themeFillTint="98"/>
       </w:tcPr>
@@ -9131,8 +9147,8 @@
       <w:tblPr/>
       <w:tcPr>
         <w:tcBorders>
-          <w:left w:val="single" w:sz="4" w:space="0" w:color="FFFFFF" w:themeColor="light1"/>
-          <w:right w:val="single" w:sz="4" w:space="0" w:color="FFFFFF" w:themeColor="light1"/>
+          <w:left w:val="single" w:color="FFFFFF" w:themeColor="light1" w:sz="4" w:space="0"/>
+          <w:right w:val="single" w:color="FFFFFF" w:themeColor="light1" w:sz="4" w:space="0"/>
         </w:tcBorders>
       </w:tcPr>
     </w:tblStylePr>
@@ -9140,8 +9156,8 @@
       <w:tblPr/>
       <w:tcPr>
         <w:tcBorders>
-          <w:top w:val="single" w:sz="4" w:space="0" w:color="FFFFFF" w:themeColor="light1"/>
-          <w:bottom w:val="single" w:sz="4" w:space="0" w:color="FFFFFF" w:themeColor="light1"/>
+          <w:top w:val="single" w:color="FFFFFF" w:themeColor="light1" w:sz="4" w:space="0"/>
+          <w:bottom w:val="single" w:color="FFFFFF" w:themeColor="light1" w:sz="4" w:space="0"/>
         </w:tcBorders>
         <w:shd w:val="clear" w:color="C3D69B" w:themeColor="accent3" w:themeTint="98" w:fill="C3D69B" w:themeFill="accent3" w:themeFillTint="98"/>
       </w:tcPr>
@@ -9150,8 +9166,8 @@
       <w:tblPr/>
       <w:tcPr>
         <w:tcBorders>
-          <w:top w:val="single" w:sz="4" w:space="0" w:color="FFFFFF" w:themeColor="light1"/>
-          <w:bottom w:val="single" w:sz="4" w:space="0" w:color="FFFFFF" w:themeColor="light1"/>
+          <w:top w:val="single" w:color="FFFFFF" w:themeColor="light1" w:sz="4" w:space="0"/>
+          <w:bottom w:val="single" w:color="FFFFFF" w:themeColor="light1" w:sz="4" w:space="0"/>
         </w:tcBorders>
         <w:shd w:val="clear" w:color="C3D69B" w:themeColor="accent3" w:themeTint="98" w:fill="C3D69B" w:themeFill="accent3" w:themeFillTint="98"/>
       </w:tcPr>
@@ -9165,10 +9181,10 @@
       <w:tblStyleRowBandSize w:val="1"/>
       <w:tblStyleColBandSize w:val="1"/>
       <w:tblBorders>
-        <w:top w:val="single" w:sz="32" w:space="0" w:color="B2A1C6" w:themeColor="accent4" w:themeTint="9A"/>
-        <w:left w:val="single" w:sz="32" w:space="0" w:color="B2A1C6" w:themeColor="accent4" w:themeTint="9A"/>
-        <w:bottom w:val="single" w:sz="32" w:space="0" w:color="B2A1C6" w:themeColor="accent4" w:themeTint="9A"/>
-        <w:right w:val="single" w:sz="32" w:space="0" w:color="B2A1C6" w:themeColor="accent4" w:themeTint="9A"/>
+        <w:top w:val="single" w:color="B2A1C6" w:themeColor="accent4" w:themeTint="9A" w:sz="32" w:space="0"/>
+        <w:left w:val="single" w:color="B2A1C6" w:themeColor="accent4" w:themeTint="9A" w:sz="32" w:space="0"/>
+        <w:bottom w:val="single" w:color="B2A1C6" w:themeColor="accent4" w:themeTint="9A" w:sz="32" w:space="0"/>
+        <w:right w:val="single" w:color="B2A1C6" w:themeColor="accent4" w:themeTint="9A" w:sz="32" w:space="0"/>
       </w:tblBorders>
       <w:shd w:val="clear" w:color="B2A1C6" w:themeColor="accent4" w:themeTint="9A" w:fill="B2A1C6" w:themeFill="accent4" w:themeFillTint="9A"/>
     </w:tblPr>
@@ -9182,8 +9198,8 @@
       <w:tblPr/>
       <w:tcPr>
         <w:tcBorders>
-          <w:top w:val="single" w:sz="32" w:space="0" w:color="B2A1C6" w:themeColor="accent4" w:themeTint="9A"/>
-          <w:bottom w:val="single" w:sz="12" w:space="0" w:color="FFFFFF" w:themeColor="light1"/>
+          <w:top w:val="single" w:color="B2A1C6" w:themeColor="accent4" w:themeTint="9A" w:sz="32" w:space="0"/>
+          <w:bottom w:val="single" w:color="FFFFFF" w:themeColor="light1" w:sz="12" w:space="0"/>
         </w:tcBorders>
         <w:shd w:val="clear" w:color="B2A1C6" w:themeColor="accent4" w:themeTint="9A" w:fill="B2A1C6" w:themeFill="accent4" w:themeFillTint="9A"/>
       </w:tcPr>
@@ -9206,8 +9222,8 @@
       <w:tblPr/>
       <w:tcPr>
         <w:tcBorders>
-          <w:left w:val="single" w:sz="32" w:space="0" w:color="B2A1C6" w:themeColor="accent4" w:themeTint="9A"/>
-          <w:right w:val="single" w:sz="4" w:space="0" w:color="FFFFFF" w:themeColor="light1"/>
+          <w:left w:val="single" w:color="B2A1C6" w:themeColor="accent4" w:themeTint="9A" w:sz="32" w:space="0"/>
+          <w:right w:val="single" w:color="FFFFFF" w:themeColor="light1" w:sz="4" w:space="0"/>
         </w:tcBorders>
       </w:tcPr>
     </w:tblStylePr>
@@ -9215,8 +9231,8 @@
       <w:tblPr/>
       <w:tcPr>
         <w:tcBorders>
-          <w:left w:val="single" w:sz="4" w:space="0" w:color="FFFFFF" w:themeColor="light1"/>
-          <w:right w:val="single" w:sz="32" w:space="0" w:color="B2A1C6" w:themeColor="accent4" w:themeTint="9A"/>
+          <w:left w:val="single" w:color="FFFFFF" w:themeColor="light1" w:sz="4" w:space="0"/>
+          <w:right w:val="single" w:color="B2A1C6" w:themeColor="accent4" w:themeTint="9A" w:sz="32" w:space="0"/>
         </w:tcBorders>
       </w:tcPr>
     </w:tblStylePr>
@@ -9224,8 +9240,8 @@
       <w:tblPr/>
       <w:tcPr>
         <w:tcBorders>
-          <w:left w:val="single" w:sz="4" w:space="0" w:color="FFFFFF" w:themeColor="light1"/>
-          <w:right w:val="single" w:sz="4" w:space="0" w:color="FFFFFF" w:themeColor="light1"/>
+          <w:left w:val="single" w:color="FFFFFF" w:themeColor="light1" w:sz="4" w:space="0"/>
+          <w:right w:val="single" w:color="FFFFFF" w:themeColor="light1" w:sz="4" w:space="0"/>
         </w:tcBorders>
         <w:shd w:val="clear" w:color="B2A1C6" w:themeColor="accent4" w:themeTint="9A" w:fill="B2A1C6" w:themeFill="accent4" w:themeFillTint="9A"/>
       </w:tcPr>
@@ -9234,8 +9250,8 @@
       <w:tblPr/>
       <w:tcPr>
         <w:tcBorders>
-          <w:left w:val="single" w:sz="4" w:space="0" w:color="FFFFFF" w:themeColor="light1"/>
-          <w:right w:val="single" w:sz="4" w:space="0" w:color="FFFFFF" w:themeColor="light1"/>
+          <w:left w:val="single" w:color="FFFFFF" w:themeColor="light1" w:sz="4" w:space="0"/>
+          <w:right w:val="single" w:color="FFFFFF" w:themeColor="light1" w:sz="4" w:space="0"/>
         </w:tcBorders>
       </w:tcPr>
     </w:tblStylePr>
@@ -9243,8 +9259,8 @@
       <w:tblPr/>
       <w:tcPr>
         <w:tcBorders>
-          <w:top w:val="single" w:sz="4" w:space="0" w:color="FFFFFF" w:themeColor="light1"/>
-          <w:bottom w:val="single" w:sz="4" w:space="0" w:color="FFFFFF" w:themeColor="light1"/>
+          <w:top w:val="single" w:color="FFFFFF" w:themeColor="light1" w:sz="4" w:space="0"/>
+          <w:bottom w:val="single" w:color="FFFFFF" w:themeColor="light1" w:sz="4" w:space="0"/>
         </w:tcBorders>
         <w:shd w:val="clear" w:color="B2A1C6" w:themeColor="accent4" w:themeTint="9A" w:fill="B2A1C6" w:themeFill="accent4" w:themeFillTint="9A"/>
       </w:tcPr>
@@ -9253,8 +9269,8 @@
       <w:tblPr/>
       <w:tcPr>
         <w:tcBorders>
-          <w:top w:val="single" w:sz="4" w:space="0" w:color="FFFFFF" w:themeColor="light1"/>
-          <w:bottom w:val="single" w:sz="4" w:space="0" w:color="FFFFFF" w:themeColor="light1"/>
+          <w:top w:val="single" w:color="FFFFFF" w:themeColor="light1" w:sz="4" w:space="0"/>
+          <w:bottom w:val="single" w:color="FFFFFF" w:themeColor="light1" w:sz="4" w:space="0"/>
         </w:tcBorders>
         <w:shd w:val="clear" w:color="B2A1C6" w:themeColor="accent4" w:themeTint="9A" w:fill="B2A1C6" w:themeFill="accent4" w:themeFillTint="9A"/>
       </w:tcPr>
@@ -9268,10 +9284,10 @@
       <w:tblStyleRowBandSize w:val="1"/>
       <w:tblStyleColBandSize w:val="1"/>
       <w:tblBorders>
-        <w:top w:val="single" w:sz="32" w:space="0" w:color="92CCDC" w:themeColor="accent5" w:themeTint="9A"/>
-        <w:left w:val="single" w:sz="32" w:space="0" w:color="92CCDC" w:themeColor="accent5" w:themeTint="9A"/>
-        <w:bottom w:val="single" w:sz="32" w:space="0" w:color="92CCDC" w:themeColor="accent5" w:themeTint="9A"/>
-        <w:right w:val="single" w:sz="32" w:space="0" w:color="92CCDC" w:themeColor="accent5" w:themeTint="9A"/>
+        <w:top w:val="single" w:color="92CCDC" w:themeColor="accent5" w:themeTint="9A" w:sz="32" w:space="0"/>
+        <w:left w:val="single" w:color="92CCDC" w:themeColor="accent5" w:themeTint="9A" w:sz="32" w:space="0"/>
+        <w:bottom w:val="single" w:color="92CCDC" w:themeColor="accent5" w:themeTint="9A" w:sz="32" w:space="0"/>
+        <w:right w:val="single" w:color="92CCDC" w:themeColor="accent5" w:themeTint="9A" w:sz="32" w:space="0"/>
       </w:tblBorders>
       <w:shd w:val="clear" w:color="92CCDC" w:themeColor="accent5" w:themeTint="9A" w:fill="92CCDC" w:themeFill="accent5" w:themeFillTint="9A"/>
     </w:tblPr>
@@ -9285,8 +9301,8 @@
       <w:tblPr/>
       <w:tcPr>
         <w:tcBorders>
-          <w:top w:val="single" w:sz="32" w:space="0" w:color="92CCDC" w:themeColor="accent5" w:themeTint="9A"/>
-          <w:bottom w:val="single" w:sz="12" w:space="0" w:color="FFFFFF" w:themeColor="light1"/>
+          <w:top w:val="single" w:color="92CCDC" w:themeColor="accent5" w:themeTint="9A" w:sz="32" w:space="0"/>
+          <w:bottom w:val="single" w:color="FFFFFF" w:themeColor="light1" w:sz="12" w:space="0"/>
         </w:tcBorders>
         <w:shd w:val="clear" w:color="92CCDC" w:themeColor="accent5" w:themeTint="9A" w:fill="92CCDC" w:themeFill="accent5" w:themeFillTint="9A"/>
       </w:tcPr>
@@ -9309,8 +9325,8 @@
       <w:tblPr/>
       <w:tcPr>
         <w:tcBorders>
-          <w:left w:val="single" w:sz="32" w:space="0" w:color="92CCDC" w:themeColor="accent5" w:themeTint="9A"/>
-          <w:right w:val="single" w:sz="4" w:space="0" w:color="FFFFFF" w:themeColor="light1"/>
+          <w:left w:val="single" w:color="92CCDC" w:themeColor="accent5" w:themeTint="9A" w:sz="32" w:space="0"/>
+          <w:right w:val="single" w:color="FFFFFF" w:themeColor="light1" w:sz="4" w:space="0"/>
         </w:tcBorders>
       </w:tcPr>
     </w:tblStylePr>
@@ -9318,8 +9334,8 @@
       <w:tblPr/>
       <w:tcPr>
         <w:tcBorders>
-          <w:left w:val="single" w:sz="4" w:space="0" w:color="FFFFFF" w:themeColor="light1"/>
-          <w:right w:val="single" w:sz="32" w:space="0" w:color="92CCDC" w:themeColor="accent5" w:themeTint="9A"/>
+          <w:left w:val="single" w:color="FFFFFF" w:themeColor="light1" w:sz="4" w:space="0"/>
+          <w:right w:val="single" w:color="92CCDC" w:themeColor="accent5" w:themeTint="9A" w:sz="32" w:space="0"/>
         </w:tcBorders>
       </w:tcPr>
     </w:tblStylePr>
@@ -9327,8 +9343,8 @@
       <w:tblPr/>
       <w:tcPr>
         <w:tcBorders>
-          <w:left w:val="single" w:sz="4" w:space="0" w:color="FFFFFF" w:themeColor="light1"/>
-          <w:right w:val="single" w:sz="4" w:space="0" w:color="FFFFFF" w:themeColor="light1"/>
+          <w:left w:val="single" w:color="FFFFFF" w:themeColor="light1" w:sz="4" w:space="0"/>
+          <w:right w:val="single" w:color="FFFFFF" w:themeColor="light1" w:sz="4" w:space="0"/>
         </w:tcBorders>
         <w:shd w:val="clear" w:color="92CCDC" w:themeColor="accent5" w:themeTint="9A" w:fill="92CCDC" w:themeFill="accent5" w:themeFillTint="9A"/>
       </w:tcPr>
@@ -9337,8 +9353,8 @@
       <w:tblPr/>
       <w:tcPr>
         <w:tcBorders>
-          <w:left w:val="single" w:sz="4" w:space="0" w:color="FFFFFF" w:themeColor="light1"/>
-          <w:right w:val="single" w:sz="4" w:space="0" w:color="FFFFFF" w:themeColor="light1"/>
+          <w:left w:val="single" w:color="FFFFFF" w:themeColor="light1" w:sz="4" w:space="0"/>
+          <w:right w:val="single" w:color="FFFFFF" w:themeColor="light1" w:sz="4" w:space="0"/>
         </w:tcBorders>
       </w:tcPr>
     </w:tblStylePr>
@@ -9346,8 +9362,8 @@
       <w:tblPr/>
       <w:tcPr>
         <w:tcBorders>
-          <w:top w:val="single" w:sz="4" w:space="0" w:color="FFFFFF" w:themeColor="light1"/>
-          <w:bottom w:val="single" w:sz="4" w:space="0" w:color="FFFFFF" w:themeColor="light1"/>
+          <w:top w:val="single" w:color="FFFFFF" w:themeColor="light1" w:sz="4" w:space="0"/>
+          <w:bottom w:val="single" w:color="FFFFFF" w:themeColor="light1" w:sz="4" w:space="0"/>
         </w:tcBorders>
         <w:shd w:val="clear" w:color="92CCDC" w:themeColor="accent5" w:themeTint="9A" w:fill="92CCDC" w:themeFill="accent5" w:themeFillTint="9A"/>
       </w:tcPr>
@@ -9356,8 +9372,8 @@
       <w:tblPr/>
       <w:tcPr>
         <w:tcBorders>
-          <w:top w:val="single" w:sz="4" w:space="0" w:color="FFFFFF" w:themeColor="light1"/>
-          <w:bottom w:val="single" w:sz="4" w:space="0" w:color="FFFFFF" w:themeColor="light1"/>
+          <w:top w:val="single" w:color="FFFFFF" w:themeColor="light1" w:sz="4" w:space="0"/>
+          <w:bottom w:val="single" w:color="FFFFFF" w:themeColor="light1" w:sz="4" w:space="0"/>
         </w:tcBorders>
         <w:shd w:val="clear" w:color="92CCDC" w:themeColor="accent5" w:themeTint="9A" w:fill="92CCDC" w:themeFill="accent5" w:themeFillTint="9A"/>
       </w:tcPr>
@@ -9371,10 +9387,10 @@
       <w:tblStyleRowBandSize w:val="1"/>
       <w:tblStyleColBandSize w:val="1"/>
       <w:tblBorders>
-        <w:top w:val="single" w:sz="32" w:space="0" w:color="FAC090" w:themeColor="accent6" w:themeTint="98"/>
-        <w:left w:val="single" w:sz="32" w:space="0" w:color="FAC090" w:themeColor="accent6" w:themeTint="98"/>
-        <w:bottom w:val="single" w:sz="32" w:space="0" w:color="FAC090" w:themeColor="accent6" w:themeTint="98"/>
-        <w:right w:val="single" w:sz="32" w:space="0" w:color="FAC090" w:themeColor="accent6" w:themeTint="98"/>
+        <w:top w:val="single" w:color="FAC090" w:themeColor="accent6" w:themeTint="98" w:sz="32" w:space="0"/>
+        <w:left w:val="single" w:color="FAC090" w:themeColor="accent6" w:themeTint="98" w:sz="32" w:space="0"/>
+        <w:bottom w:val="single" w:color="FAC090" w:themeColor="accent6" w:themeTint="98" w:sz="32" w:space="0"/>
+        <w:right w:val="single" w:color="FAC090" w:themeColor="accent6" w:themeTint="98" w:sz="32" w:space="0"/>
       </w:tblBorders>
       <w:shd w:val="clear" w:color="FAC090" w:themeColor="accent6" w:themeTint="98" w:fill="FAC090" w:themeFill="accent6" w:themeFillTint="98"/>
     </w:tblPr>
@@ -9388,8 +9404,8 @@
       <w:tblPr/>
       <w:tcPr>
         <w:tcBorders>
-          <w:top w:val="single" w:sz="32" w:space="0" w:color="FAC090" w:themeColor="accent6" w:themeTint="98"/>
-          <w:bottom w:val="single" w:sz="12" w:space="0" w:color="FFFFFF" w:themeColor="light1"/>
+          <w:top w:val="single" w:color="FAC090" w:themeColor="accent6" w:themeTint="98" w:sz="32" w:space="0"/>
+          <w:bottom w:val="single" w:color="FFFFFF" w:themeColor="light1" w:sz="12" w:space="0"/>
         </w:tcBorders>
         <w:shd w:val="clear" w:color="FAC090" w:themeColor="accent6" w:themeTint="98" w:fill="FAC090" w:themeFill="accent6" w:themeFillTint="98"/>
       </w:tcPr>
@@ -9412,8 +9428,8 @@
       <w:tblPr/>
       <w:tcPr>
         <w:tcBorders>
-          <w:left w:val="single" w:sz="32" w:space="0" w:color="FAC090" w:themeColor="accent6" w:themeTint="98"/>
-          <w:right w:val="single" w:sz="4" w:space="0" w:color="FFFFFF" w:themeColor="light1"/>
+          <w:left w:val="single" w:color="FAC090" w:themeColor="accent6" w:themeTint="98" w:sz="32" w:space="0"/>
+          <w:right w:val="single" w:color="FFFFFF" w:themeColor="light1" w:sz="4" w:space="0"/>
         </w:tcBorders>
       </w:tcPr>
     </w:tblStylePr>
@@ -9421,8 +9437,8 @@
       <w:tblPr/>
       <w:tcPr>
         <w:tcBorders>
-          <w:left w:val="single" w:sz="4" w:space="0" w:color="FFFFFF" w:themeColor="light1"/>
-          <w:right w:val="single" w:sz="32" w:space="0" w:color="FAC090" w:themeColor="accent6" w:themeTint="98"/>
+          <w:left w:val="single" w:color="FFFFFF" w:themeColor="light1" w:sz="4" w:space="0"/>
+          <w:right w:val="single" w:color="FAC090" w:themeColor="accent6" w:themeTint="98" w:sz="32" w:space="0"/>
         </w:tcBorders>
       </w:tcPr>
     </w:tblStylePr>
@@ -9430,8 +9446,8 @@
       <w:tblPr/>
       <w:tcPr>
         <w:tcBorders>
-          <w:left w:val="single" w:sz="4" w:space="0" w:color="FFFFFF" w:themeColor="light1"/>
-          <w:right w:val="single" w:sz="4" w:space="0" w:color="FFFFFF" w:themeColor="light1"/>
+          <w:left w:val="single" w:color="FFFFFF" w:themeColor="light1" w:sz="4" w:space="0"/>
+          <w:right w:val="single" w:color="FFFFFF" w:themeColor="light1" w:sz="4" w:space="0"/>
         </w:tcBorders>
         <w:shd w:val="clear" w:color="FAC090" w:themeColor="accent6" w:themeTint="98" w:fill="FAC090" w:themeFill="accent6" w:themeFillTint="98"/>
       </w:tcPr>
@@ -9440,8 +9456,8 @@
       <w:tblPr/>
       <w:tcPr>
         <w:tcBorders>
-          <w:left w:val="single" w:sz="4" w:space="0" w:color="FFFFFF" w:themeColor="light1"/>
-          <w:right w:val="single" w:sz="4" w:space="0" w:color="FFFFFF" w:themeColor="light1"/>
+          <w:left w:val="single" w:color="FFFFFF" w:themeColor="light1" w:sz="4" w:space="0"/>
+          <w:right w:val="single" w:color="FFFFFF" w:themeColor="light1" w:sz="4" w:space="0"/>
         </w:tcBorders>
       </w:tcPr>
     </w:tblStylePr>
@@ -9449,8 +9465,8 @@
       <w:tblPr/>
       <w:tcPr>
         <w:tcBorders>
-          <w:top w:val="single" w:sz="4" w:space="0" w:color="FFFFFF" w:themeColor="light1"/>
-          <w:bottom w:val="single" w:sz="4" w:space="0" w:color="FFFFFF" w:themeColor="light1"/>
+          <w:top w:val="single" w:color="FFFFFF" w:themeColor="light1" w:sz="4" w:space="0"/>
+          <w:bottom w:val="single" w:color="FFFFFF" w:themeColor="light1" w:sz="4" w:space="0"/>
         </w:tcBorders>
         <w:shd w:val="clear" w:color="FAC090" w:themeColor="accent6" w:themeTint="98" w:fill="FAC090" w:themeFill="accent6" w:themeFillTint="98"/>
       </w:tcPr>
@@ -9459,8 +9475,8 @@
       <w:tblPr/>
       <w:tcPr>
         <w:tcBorders>
-          <w:top w:val="single" w:sz="4" w:space="0" w:color="FFFFFF" w:themeColor="light1"/>
-          <w:bottom w:val="single" w:sz="4" w:space="0" w:color="FFFFFF" w:themeColor="light1"/>
+          <w:top w:val="single" w:color="FFFFFF" w:themeColor="light1" w:sz="4" w:space="0"/>
+          <w:bottom w:val="single" w:color="FFFFFF" w:themeColor="light1" w:sz="4" w:space="0"/>
         </w:tcBorders>
         <w:shd w:val="clear" w:color="FAC090" w:themeColor="accent6" w:themeTint="98" w:fill="FAC090" w:themeFill="accent6" w:themeFillTint="98"/>
       </w:tcPr>
@@ -9474,8 +9490,8 @@
       <w:tblStyleRowBandSize w:val="1"/>
       <w:tblStyleColBandSize w:val="1"/>
       <w:tblBorders>
-        <w:top w:val="single" w:sz="4" w:space="0" w:color="7F7F7F" w:themeColor="text1" w:themeTint="80"/>
-        <w:bottom w:val="single" w:sz="4" w:space="0" w:color="7F7F7F" w:themeColor="text1" w:themeTint="80"/>
+        <w:top w:val="single" w:color="7F7F7F" w:themeColor="text1" w:themeTint="80" w:sz="4" w:space="0"/>
+        <w:bottom w:val="single" w:color="7F7F7F" w:themeColor="text1" w:themeTint="80" w:sz="4" w:space="0"/>
       </w:tblBorders>
     </w:tblPr>
     <w:tblStylePr w:type="firstRow">
@@ -9486,7 +9502,7 @@
       <w:tblPr/>
       <w:tcPr>
         <w:tcBorders>
-          <w:bottom w:val="single" w:sz="4" w:space="0" w:color="7F7F7F" w:themeColor="text1" w:themeTint="80"/>
+          <w:bottom w:val="single" w:color="7F7F7F" w:themeColor="text1" w:themeTint="80" w:sz="4" w:space="0"/>
         </w:tcBorders>
       </w:tcPr>
     </w:tblStylePr>
@@ -9498,7 +9514,7 @@
       <w:tblPr/>
       <w:tcPr>
         <w:tcBorders>
-          <w:top w:val="single" w:sz="4" w:space="0" w:color="7F7F7F" w:themeColor="text1" w:themeTint="80"/>
+          <w:top w:val="single" w:color="7F7F7F" w:themeColor="text1" w:themeTint="80" w:sz="4" w:space="0"/>
         </w:tcBorders>
       </w:tcPr>
     </w:tblStylePr>
@@ -9547,8 +9563,8 @@
       <w:tblStyleRowBandSize w:val="1"/>
       <w:tblStyleColBandSize w:val="1"/>
       <w:tblBorders>
-        <w:top w:val="single" w:sz="4" w:space="0" w:color="4F81BD" w:themeColor="accent1"/>
-        <w:bottom w:val="single" w:sz="4" w:space="0" w:color="4F81BD" w:themeColor="accent1"/>
+        <w:top w:val="single" w:color="4F81BD" w:themeColor="accent1" w:sz="4" w:space="0"/>
+        <w:bottom w:val="single" w:color="4F81BD" w:themeColor="accent1" w:sz="4" w:space="0"/>
       </w:tblBorders>
     </w:tblPr>
     <w:tblStylePr w:type="firstRow">
@@ -9559,7 +9575,7 @@
       <w:tblPr/>
       <w:tcPr>
         <w:tcBorders>
-          <w:bottom w:val="single" w:sz="4" w:space="0" w:color="4F81BD" w:themeColor="accent1"/>
+          <w:bottom w:val="single" w:color="4F81BD" w:themeColor="accent1" w:sz="4" w:space="0"/>
         </w:tcBorders>
       </w:tcPr>
     </w:tblStylePr>
@@ -9571,7 +9587,7 @@
       <w:tblPr/>
       <w:tcPr>
         <w:tcBorders>
-          <w:top w:val="single" w:sz="4" w:space="0" w:color="4F81BD" w:themeColor="accent1"/>
+          <w:top w:val="single" w:color="4F81BD" w:themeColor="accent1" w:sz="4" w:space="0"/>
         </w:tcBorders>
       </w:tcPr>
     </w:tblStylePr>
@@ -9620,8 +9636,8 @@
       <w:tblStyleRowBandSize w:val="1"/>
       <w:tblStyleColBandSize w:val="1"/>
       <w:tblBorders>
-        <w:top w:val="single" w:sz="4" w:space="0" w:color="D99695" w:themeColor="accent2" w:themeTint="97"/>
-        <w:bottom w:val="single" w:sz="4" w:space="0" w:color="D99695" w:themeColor="accent2" w:themeTint="97"/>
+        <w:top w:val="single" w:color="D99695" w:themeColor="accent2" w:themeTint="97" w:sz="4" w:space="0"/>
+        <w:bottom w:val="single" w:color="D99695" w:themeColor="accent2" w:themeTint="97" w:sz="4" w:space="0"/>
       </w:tblBorders>
     </w:tblPr>
     <w:tblStylePr w:type="firstRow">
@@ -9632,7 +9648,7 @@
       <w:tblPr/>
       <w:tcPr>
         <w:tcBorders>
-          <w:bottom w:val="single" w:sz="4" w:space="0" w:color="D99695" w:themeColor="accent2" w:themeTint="97"/>
+          <w:bottom w:val="single" w:color="D99695" w:themeColor="accent2" w:themeTint="97" w:sz="4" w:space="0"/>
         </w:tcBorders>
       </w:tcPr>
     </w:tblStylePr>
@@ -9644,7 +9660,7 @@
       <w:tblPr/>
       <w:tcPr>
         <w:tcBorders>
-          <w:top w:val="single" w:sz="4" w:space="0" w:color="D99695" w:themeColor="accent2" w:themeTint="97"/>
+          <w:top w:val="single" w:color="D99695" w:themeColor="accent2" w:themeTint="97" w:sz="4" w:space="0"/>
         </w:tcBorders>
       </w:tcPr>
     </w:tblStylePr>
@@ -9693,8 +9709,8 @@
       <w:tblStyleRowBandSize w:val="1"/>
       <w:tblStyleColBandSize w:val="1"/>
       <w:tblBorders>
-        <w:top w:val="single" w:sz="4" w:space="0" w:color="C3D69B" w:themeColor="accent3" w:themeTint="98"/>
-        <w:bottom w:val="single" w:sz="4" w:space="0" w:color="C3D69B" w:themeColor="accent3" w:themeTint="98"/>
+        <w:top w:val="single" w:color="C3D69B" w:themeColor="accent3" w:themeTint="98" w:sz="4" w:space="0"/>
+        <w:bottom w:val="single" w:color="C3D69B" w:themeColor="accent3" w:themeTint="98" w:sz="4" w:space="0"/>
       </w:tblBorders>
     </w:tblPr>
     <w:tblStylePr w:type="firstRow">
@@ -9705,7 +9721,7 @@
       <w:tblPr/>
       <w:tcPr>
         <w:tcBorders>
-          <w:bottom w:val="single" w:sz="4" w:space="0" w:color="C3D69B" w:themeColor="accent3" w:themeTint="98"/>
+          <w:bottom w:val="single" w:color="C3D69B" w:themeColor="accent3" w:themeTint="98" w:sz="4" w:space="0"/>
         </w:tcBorders>
       </w:tcPr>
     </w:tblStylePr>
@@ -9717,7 +9733,7 @@
       <w:tblPr/>
       <w:tcPr>
         <w:tcBorders>
-          <w:top w:val="single" w:sz="4" w:space="0" w:color="C3D69B" w:themeColor="accent3" w:themeTint="98"/>
+          <w:top w:val="single" w:color="C3D69B" w:themeColor="accent3" w:themeTint="98" w:sz="4" w:space="0"/>
         </w:tcBorders>
       </w:tcPr>
     </w:tblStylePr>
@@ -9766,8 +9782,8 @@
       <w:tblStyleRowBandSize w:val="1"/>
       <w:tblStyleColBandSize w:val="1"/>
       <w:tblBorders>
-        <w:top w:val="single" w:sz="4" w:space="0" w:color="B2A1C6" w:themeColor="accent4" w:themeTint="9A"/>
-        <w:bottom w:val="single" w:sz="4" w:space="0" w:color="B2A1C6" w:themeColor="accent4" w:themeTint="9A"/>
+        <w:top w:val="single" w:color="B2A1C6" w:themeColor="accent4" w:themeTint="9A" w:sz="4" w:space="0"/>
+        <w:bottom w:val="single" w:color="B2A1C6" w:themeColor="accent4" w:themeTint="9A" w:sz="4" w:space="0"/>
       </w:tblBorders>
     </w:tblPr>
     <w:tblStylePr w:type="firstRow">
@@ -9778,7 +9794,7 @@
       <w:tblPr/>
       <w:tcPr>
         <w:tcBorders>
-          <w:bottom w:val="single" w:sz="4" w:space="0" w:color="B2A1C6" w:themeColor="accent4" w:themeTint="9A"/>
+          <w:bottom w:val="single" w:color="B2A1C6" w:themeColor="accent4" w:themeTint="9A" w:sz="4" w:space="0"/>
         </w:tcBorders>
       </w:tcPr>
     </w:tblStylePr>
@@ -9790,7 +9806,7 @@
       <w:tblPr/>
       <w:tcPr>
         <w:tcBorders>
-          <w:top w:val="single" w:sz="4" w:space="0" w:color="B2A1C6" w:themeColor="accent4" w:themeTint="9A"/>
+          <w:top w:val="single" w:color="B2A1C6" w:themeColor="accent4" w:themeTint="9A" w:sz="4" w:space="0"/>
         </w:tcBorders>
       </w:tcPr>
     </w:tblStylePr>
@@ -9839,8 +9855,8 @@
       <w:tblStyleRowBandSize w:val="1"/>
       <w:tblStyleColBandSize w:val="1"/>
       <w:tblBorders>
-        <w:top w:val="single" w:sz="4" w:space="0" w:color="92CCDC" w:themeColor="accent5" w:themeTint="9A"/>
-        <w:bottom w:val="single" w:sz="4" w:space="0" w:color="92CCDC" w:themeColor="accent5" w:themeTint="9A"/>
+        <w:top w:val="single" w:color="92CCDC" w:themeColor="accent5" w:themeTint="9A" w:sz="4" w:space="0"/>
+        <w:bottom w:val="single" w:color="92CCDC" w:themeColor="accent5" w:themeTint="9A" w:sz="4" w:space="0"/>
       </w:tblBorders>
     </w:tblPr>
     <w:tblStylePr w:type="firstRow">
@@ -9851,7 +9867,7 @@
       <w:tblPr/>
       <w:tcPr>
         <w:tcBorders>
-          <w:bottom w:val="single" w:sz="4" w:space="0" w:color="92CCDC" w:themeColor="accent5" w:themeTint="9A"/>
+          <w:bottom w:val="single" w:color="92CCDC" w:themeColor="accent5" w:themeTint="9A" w:sz="4" w:space="0"/>
         </w:tcBorders>
       </w:tcPr>
     </w:tblStylePr>
@@ -9863,7 +9879,7 @@
       <w:tblPr/>
       <w:tcPr>
         <w:tcBorders>
-          <w:top w:val="single" w:sz="4" w:space="0" w:color="92CCDC" w:themeColor="accent5" w:themeTint="9A"/>
+          <w:top w:val="single" w:color="92CCDC" w:themeColor="accent5" w:themeTint="9A" w:sz="4" w:space="0"/>
         </w:tcBorders>
       </w:tcPr>
     </w:tblStylePr>
@@ -9912,8 +9928,8 @@
       <w:tblStyleRowBandSize w:val="1"/>
       <w:tblStyleColBandSize w:val="1"/>
       <w:tblBorders>
-        <w:top w:val="single" w:sz="4" w:space="0" w:color="FAC090" w:themeColor="accent6" w:themeTint="98"/>
-        <w:bottom w:val="single" w:sz="4" w:space="0" w:color="FAC090" w:themeColor="accent6" w:themeTint="98"/>
+        <w:top w:val="single" w:color="FAC090" w:themeColor="accent6" w:themeTint="98" w:sz="4" w:space="0"/>
+        <w:bottom w:val="single" w:color="FAC090" w:themeColor="accent6" w:themeTint="98" w:sz="4" w:space="0"/>
       </w:tblBorders>
     </w:tblPr>
     <w:tblStylePr w:type="firstRow">
@@ -9924,7 +9940,7 @@
       <w:tblPr/>
       <w:tcPr>
         <w:tcBorders>
-          <w:bottom w:val="single" w:sz="4" w:space="0" w:color="FAC090" w:themeColor="accent6" w:themeTint="98"/>
+          <w:bottom w:val="single" w:color="FAC090" w:themeColor="accent6" w:themeTint="98" w:sz="4" w:space="0"/>
         </w:tcBorders>
       </w:tcPr>
     </w:tblStylePr>
@@ -9936,7 +9952,7 @@
       <w:tblPr/>
       <w:tcPr>
         <w:tcBorders>
-          <w:top w:val="single" w:sz="4" w:space="0" w:color="FAC090" w:themeColor="accent6" w:themeTint="98"/>
+          <w:top w:val="single" w:color="FAC090" w:themeColor="accent6" w:themeTint="98" w:sz="4" w:space="0"/>
         </w:tcBorders>
       </w:tcPr>
     </w:tblStylePr>
@@ -9985,7 +10001,7 @@
       <w:tblStyleRowBandSize w:val="1"/>
       <w:tblStyleColBandSize w:val="1"/>
       <w:tblBorders>
-        <w:right w:val="single" w:sz="4" w:space="0" w:color="7F7F7F" w:themeColor="text1" w:themeTint="80"/>
+        <w:right w:val="single" w:color="7F7F7F" w:themeColor="text1" w:themeTint="80" w:sz="4" w:space="0"/>
       </w:tblBorders>
     </w:tblPr>
     <w:tblStylePr w:type="firstRow">
@@ -9998,10 +10014,10 @@
       <w:tblPr/>
       <w:tcPr>
         <w:tcBorders>
-          <w:top w:val="none" w:sz="0" w:space="0" w:color="auto"/>
-          <w:left w:val="none" w:sz="0" w:space="0" w:color="auto"/>
-          <w:bottom w:val="single" w:sz="4" w:space="0" w:color="7F7F7F" w:themeColor="text1" w:themeTint="80"/>
-          <w:right w:val="none" w:sz="0" w:space="0" w:color="auto"/>
+          <w:top w:val="none" w:color="auto" w:sz="0" w:space="0"/>
+          <w:left w:val="none" w:color="auto" w:sz="0" w:space="0"/>
+          <w:bottom w:val="single" w:color="7F7F7F" w:themeColor="text1" w:themeTint="80" w:sz="4" w:space="0"/>
+          <w:right w:val="none" w:color="auto" w:sz="0" w:space="0"/>
         </w:tcBorders>
         <w:shd w:val="clear" w:color="FFFFFF" w:themeColor="light1" w:fill="FFFFFF" w:themeFill="light1"/>
       </w:tcPr>
@@ -10016,10 +10032,10 @@
       <w:tblPr/>
       <w:tcPr>
         <w:tcBorders>
-          <w:top w:val="single" w:sz="4" w:space="0" w:color="7F7F7F" w:themeColor="text1" w:themeTint="80"/>
-          <w:left w:val="none" w:sz="0" w:space="0" w:color="auto"/>
-          <w:bottom w:val="none" w:sz="0" w:space="0" w:color="auto"/>
-          <w:right w:val="none" w:sz="0" w:space="0" w:color="auto"/>
+          <w:top w:val="single" w:color="7F7F7F" w:themeColor="text1" w:themeTint="80" w:sz="4" w:space="0"/>
+          <w:left w:val="none" w:color="auto" w:sz="0" w:space="0"/>
+          <w:bottom w:val="none" w:color="auto" w:sz="0" w:space="0"/>
+          <w:right w:val="none" w:color="auto" w:sz="0" w:space="0"/>
         </w:tcBorders>
         <w:shd w:val="clear" w:color="FFFFFF" w:themeColor="light1" w:fill="FFFFFF" w:themeFill="light1"/>
       </w:tcPr>
@@ -10037,10 +10053,10 @@
       <w:tblPr/>
       <w:tcPr>
         <w:tcBorders>
-          <w:top w:val="none" w:sz="0" w:space="0" w:color="auto"/>
-          <w:left w:val="none" w:sz="0" w:space="0" w:color="auto"/>
-          <w:bottom w:val="none" w:sz="0" w:space="0" w:color="auto"/>
-          <w:right w:val="single" w:sz="4" w:space="0" w:color="7F7F7F" w:themeColor="text1" w:themeTint="80"/>
+          <w:top w:val="none" w:color="auto" w:sz="0" w:space="0"/>
+          <w:left w:val="none" w:color="auto" w:sz="0" w:space="0"/>
+          <w:bottom w:val="none" w:color="auto" w:sz="0" w:space="0"/>
+          <w:right w:val="single" w:color="7F7F7F" w:themeColor="text1" w:themeTint="80" w:sz="4" w:space="0"/>
         </w:tcBorders>
         <w:shd w:val="clear" w:color="FFFFFF" w:fill="auto"/>
       </w:tcPr>
@@ -10055,10 +10071,10 @@
       <w:tblPr/>
       <w:tcPr>
         <w:tcBorders>
-          <w:top w:val="none" w:sz="0" w:space="0" w:color="auto"/>
-          <w:left w:val="single" w:sz="4" w:space="0" w:color="7F7F7F" w:themeColor="text1" w:themeTint="80"/>
-          <w:bottom w:val="none" w:sz="0" w:space="0" w:color="auto"/>
-          <w:right w:val="none" w:sz="0" w:space="0" w:color="auto"/>
+          <w:top w:val="none" w:color="auto" w:sz="0" w:space="0"/>
+          <w:left w:val="single" w:color="7F7F7F" w:themeColor="text1" w:themeTint="80" w:sz="4" w:space="0"/>
+          <w:bottom w:val="none" w:color="auto" w:sz="0" w:space="0"/>
+          <w:right w:val="none" w:color="auto" w:sz="0" w:space="0"/>
         </w:tcBorders>
         <w:shd w:val="clear" w:color="FFFFFF" w:fill="auto"/>
       </w:tcPr>
@@ -10096,7 +10112,7 @@
       <w:tblStyleRowBandSize w:val="1"/>
       <w:tblStyleColBandSize w:val="1"/>
       <w:tblBorders>
-        <w:right w:val="single" w:sz="4" w:space="0" w:color="4F81BD" w:themeColor="accent1"/>
+        <w:right w:val="single" w:color="4F81BD" w:themeColor="accent1" w:sz="4" w:space="0"/>
       </w:tblBorders>
     </w:tblPr>
     <w:tblStylePr w:type="firstRow">
@@ -10109,10 +10125,10 @@
       <w:tblPr/>
       <w:tcPr>
         <w:tcBorders>
-          <w:top w:val="none" w:sz="0" w:space="0" w:color="auto"/>
-          <w:left w:val="none" w:sz="0" w:space="0" w:color="auto"/>
-          <w:bottom w:val="single" w:sz="4" w:space="0" w:color="4F81BD" w:themeColor="accent1"/>
-          <w:right w:val="none" w:sz="0" w:space="0" w:color="auto"/>
+          <w:top w:val="none" w:color="auto" w:sz="0" w:space="0"/>
+          <w:left w:val="none" w:color="auto" w:sz="0" w:space="0"/>
+          <w:bottom w:val="single" w:color="4F81BD" w:themeColor="accent1" w:sz="4" w:space="0"/>
+          <w:right w:val="none" w:color="auto" w:sz="0" w:space="0"/>
         </w:tcBorders>
         <w:shd w:val="clear" w:color="FFFFFF" w:themeColor="light1" w:fill="FFFFFF" w:themeFill="light1"/>
       </w:tcPr>
@@ -10127,10 +10143,10 @@
       <w:tblPr/>
       <w:tcPr>
         <w:tcBorders>
-          <w:top w:val="single" w:sz="4" w:space="0" w:color="4F81BD" w:themeColor="accent1"/>
-          <w:left w:val="none" w:sz="0" w:space="0" w:color="auto"/>
-          <w:bottom w:val="none" w:sz="0" w:space="0" w:color="auto"/>
-          <w:right w:val="none" w:sz="0" w:space="0" w:color="auto"/>
+          <w:top w:val="single" w:color="4F81BD" w:themeColor="accent1" w:sz="4" w:space="0"/>
+          <w:left w:val="none" w:color="auto" w:sz="0" w:space="0"/>
+          <w:bottom w:val="none" w:color="auto" w:sz="0" w:space="0"/>
+          <w:right w:val="none" w:color="auto" w:sz="0" w:space="0"/>
         </w:tcBorders>
         <w:shd w:val="clear" w:color="FFFFFF" w:themeColor="light1" w:fill="FFFFFF" w:themeFill="light1"/>
       </w:tcPr>
@@ -10148,10 +10164,10 @@
       <w:tblPr/>
       <w:tcPr>
         <w:tcBorders>
-          <w:top w:val="none" w:sz="0" w:space="0" w:color="auto"/>
-          <w:left w:val="none" w:sz="0" w:space="0" w:color="auto"/>
-          <w:bottom w:val="none" w:sz="0" w:space="0" w:color="auto"/>
-          <w:right w:val="single" w:sz="4" w:space="0" w:color="4F81BD" w:themeColor="accent1"/>
+          <w:top w:val="none" w:color="auto" w:sz="0" w:space="0"/>
+          <w:left w:val="none" w:color="auto" w:sz="0" w:space="0"/>
+          <w:bottom w:val="none" w:color="auto" w:sz="0" w:space="0"/>
+          <w:right w:val="single" w:color="4F81BD" w:themeColor="accent1" w:sz="4" w:space="0"/>
         </w:tcBorders>
         <w:shd w:val="clear" w:color="FFFFFF" w:fill="auto"/>
       </w:tcPr>
@@ -10166,10 +10182,10 @@
       <w:tblPr/>
       <w:tcPr>
         <w:tcBorders>
-          <w:top w:val="none" w:sz="0" w:space="0" w:color="auto"/>
-          <w:left w:val="single" w:sz="4" w:space="0" w:color="4F81BD" w:themeColor="accent1"/>
-          <w:bottom w:val="none" w:sz="0" w:space="0" w:color="auto"/>
-          <w:right w:val="none" w:sz="0" w:space="0" w:color="auto"/>
+          <w:top w:val="none" w:color="auto" w:sz="0" w:space="0"/>
+          <w:left w:val="single" w:color="4F81BD" w:themeColor="accent1" w:sz="4" w:space="0"/>
+          <w:bottom w:val="none" w:color="auto" w:sz="0" w:space="0"/>
+          <w:right w:val="none" w:color="auto" w:sz="0" w:space="0"/>
         </w:tcBorders>
         <w:shd w:val="clear" w:color="FFFFFF" w:fill="auto"/>
       </w:tcPr>
@@ -10207,7 +10223,7 @@
       <w:tblStyleRowBandSize w:val="1"/>
       <w:tblStyleColBandSize w:val="1"/>
       <w:tblBorders>
-        <w:right w:val="single" w:sz="4" w:space="0" w:color="D99695" w:themeColor="accent2" w:themeTint="97"/>
+        <w:right w:val="single" w:color="D99695" w:themeColor="accent2" w:themeTint="97" w:sz="4" w:space="0"/>
       </w:tblBorders>
     </w:tblPr>
     <w:tblStylePr w:type="firstRow">
@@ -10220,10 +10236,10 @@
       <w:tblPr/>
       <w:tcPr>
         <w:tcBorders>
-          <w:top w:val="none" w:sz="0" w:space="0" w:color="auto"/>
-          <w:left w:val="none" w:sz="0" w:space="0" w:color="auto"/>
-          <w:bottom w:val="single" w:sz="4" w:space="0" w:color="D99695" w:themeColor="accent2" w:themeTint="97"/>
-          <w:right w:val="none" w:sz="0" w:space="0" w:color="auto"/>
+          <w:top w:val="none" w:color="auto" w:sz="0" w:space="0"/>
+          <w:left w:val="none" w:color="auto" w:sz="0" w:space="0"/>
+          <w:bottom w:val="single" w:color="D99695" w:themeColor="accent2" w:themeTint="97" w:sz="4" w:space="0"/>
+          <w:right w:val="none" w:color="auto" w:sz="0" w:space="0"/>
         </w:tcBorders>
         <w:shd w:val="clear" w:color="FFFFFF" w:themeColor="light1" w:fill="FFFFFF" w:themeFill="light1"/>
       </w:tcPr>
@@ -10238,10 +10254,10 @@
       <w:tblPr/>
       <w:tcPr>
         <w:tcBorders>
-          <w:top w:val="single" w:sz="4" w:space="0" w:color="D99695" w:themeColor="accent2" w:themeTint="97"/>
-          <w:left w:val="none" w:sz="0" w:space="0" w:color="auto"/>
-          <w:bottom w:val="none" w:sz="0" w:space="0" w:color="auto"/>
-          <w:right w:val="none" w:sz="0" w:space="0" w:color="auto"/>
+          <w:top w:val="single" w:color="D99695" w:themeColor="accent2" w:themeTint="97" w:sz="4" w:space="0"/>
+          <w:left w:val="none" w:color="auto" w:sz="0" w:space="0"/>
+          <w:bottom w:val="none" w:color="auto" w:sz="0" w:space="0"/>
+          <w:right w:val="none" w:color="auto" w:sz="0" w:space="0"/>
         </w:tcBorders>
         <w:shd w:val="clear" w:color="FFFFFF" w:themeColor="light1" w:fill="FFFFFF" w:themeFill="light1"/>
       </w:tcPr>
@@ -10259,10 +10275,10 @@
       <w:tblPr/>
       <w:tcPr>
         <w:tcBorders>
-          <w:top w:val="none" w:sz="0" w:space="0" w:color="auto"/>
-          <w:left w:val="none" w:sz="0" w:space="0" w:color="auto"/>
-          <w:bottom w:val="none" w:sz="0" w:space="0" w:color="auto"/>
-          <w:right w:val="single" w:sz="4" w:space="0" w:color="D99695" w:themeColor="accent2" w:themeTint="97"/>
+          <w:top w:val="none" w:color="auto" w:sz="0" w:space="0"/>
+          <w:left w:val="none" w:color="auto" w:sz="0" w:space="0"/>
+          <w:bottom w:val="none" w:color="auto" w:sz="0" w:space="0"/>
+          <w:right w:val="single" w:color="D99695" w:themeColor="accent2" w:themeTint="97" w:sz="4" w:space="0"/>
         </w:tcBorders>
         <w:shd w:val="clear" w:color="FFFFFF" w:fill="auto"/>
       </w:tcPr>
@@ -10277,10 +10293,10 @@
       <w:tblPr/>
       <w:tcPr>
         <w:tcBorders>
-          <w:top w:val="none" w:sz="0" w:space="0" w:color="auto"/>
-          <w:left w:val="single" w:sz="4" w:space="0" w:color="D99695" w:themeColor="accent2" w:themeTint="97"/>
-          <w:bottom w:val="none" w:sz="0" w:space="0" w:color="auto"/>
-          <w:right w:val="none" w:sz="0" w:space="0" w:color="auto"/>
+          <w:top w:val="none" w:color="auto" w:sz="0" w:space="0"/>
+          <w:left w:val="single" w:color="D99695" w:themeColor="accent2" w:themeTint="97" w:sz="4" w:space="0"/>
+          <w:bottom w:val="none" w:color="auto" w:sz="0" w:space="0"/>
+          <w:right w:val="none" w:color="auto" w:sz="0" w:space="0"/>
         </w:tcBorders>
         <w:shd w:val="clear" w:color="FFFFFF" w:fill="auto"/>
       </w:tcPr>
@@ -10318,7 +10334,7 @@
       <w:tblStyleRowBandSize w:val="1"/>
       <w:tblStyleColBandSize w:val="1"/>
       <w:tblBorders>
-        <w:right w:val="single" w:sz="4" w:space="0" w:color="C3D69B" w:themeColor="accent3" w:themeTint="98"/>
+        <w:right w:val="single" w:color="C3D69B" w:themeColor="accent3" w:themeTint="98" w:sz="4" w:space="0"/>
       </w:tblBorders>
     </w:tblPr>
     <w:tblStylePr w:type="firstRow">
@@ -10331,10 +10347,10 @@
       <w:tblPr/>
       <w:tcPr>
         <w:tcBorders>
-          <w:top w:val="none" w:sz="0" w:space="0" w:color="auto"/>
-          <w:left w:val="none" w:sz="0" w:space="0" w:color="auto"/>
-          <w:bottom w:val="single" w:sz="4" w:space="0" w:color="C3D69B" w:themeColor="accent3" w:themeTint="98"/>
-          <w:right w:val="none" w:sz="0" w:space="0" w:color="auto"/>
+          <w:top w:val="none" w:color="auto" w:sz="0" w:space="0"/>
+          <w:left w:val="none" w:color="auto" w:sz="0" w:space="0"/>
+          <w:bottom w:val="single" w:color="C3D69B" w:themeColor="accent3" w:themeTint="98" w:sz="4" w:space="0"/>
+          <w:right w:val="none" w:color="auto" w:sz="0" w:space="0"/>
         </w:tcBorders>
         <w:shd w:val="clear" w:color="FFFFFF" w:themeColor="light1" w:fill="FFFFFF" w:themeFill="light1"/>
       </w:tcPr>
@@ -10349,10 +10365,10 @@
       <w:tblPr/>
       <w:tcPr>
         <w:tcBorders>
-          <w:top w:val="single" w:sz="4" w:space="0" w:color="C3D69B" w:themeColor="accent3" w:themeTint="98"/>
-          <w:left w:val="none" w:sz="0" w:space="0" w:color="auto"/>
-          <w:bottom w:val="none" w:sz="0" w:space="0" w:color="auto"/>
-          <w:right w:val="none" w:sz="0" w:space="0" w:color="auto"/>
+          <w:top w:val="single" w:color="C3D69B" w:themeColor="accent3" w:themeTint="98" w:sz="4" w:space="0"/>
+          <w:left w:val="none" w:color="auto" w:sz="0" w:space="0"/>
+          <w:bottom w:val="none" w:color="auto" w:sz="0" w:space="0"/>
+          <w:right w:val="none" w:color="auto" w:sz="0" w:space="0"/>
         </w:tcBorders>
         <w:shd w:val="clear" w:color="FFFFFF" w:themeColor="light1" w:fill="FFFFFF" w:themeFill="light1"/>
       </w:tcPr>
@@ -10370,10 +10386,10 @@
       <w:tblPr/>
       <w:tcPr>
         <w:tcBorders>
-          <w:top w:val="none" w:sz="0" w:space="0" w:color="auto"/>
-          <w:left w:val="none" w:sz="0" w:space="0" w:color="auto"/>
-          <w:bottom w:val="none" w:sz="0" w:space="0" w:color="auto"/>
-          <w:right w:val="single" w:sz="4" w:space="0" w:color="C3D69B" w:themeColor="accent3" w:themeTint="98"/>
+          <w:top w:val="none" w:color="auto" w:sz="0" w:space="0"/>
+          <w:left w:val="none" w:color="auto" w:sz="0" w:space="0"/>
+          <w:bottom w:val="none" w:color="auto" w:sz="0" w:space="0"/>
+          <w:right w:val="single" w:color="C3D69B" w:themeColor="accent3" w:themeTint="98" w:sz="4" w:space="0"/>
         </w:tcBorders>
         <w:shd w:val="clear" w:color="FFFFFF" w:fill="auto"/>
       </w:tcPr>
@@ -10388,10 +10404,10 @@
       <w:tblPr/>
       <w:tcPr>
         <w:tcBorders>
-          <w:top w:val="none" w:sz="0" w:space="0" w:color="auto"/>
-          <w:left w:val="single" w:sz="4" w:space="0" w:color="C3D69B" w:themeColor="accent3" w:themeTint="98"/>
-          <w:bottom w:val="none" w:sz="0" w:space="0" w:color="auto"/>
-          <w:right w:val="none" w:sz="0" w:space="0" w:color="auto"/>
+          <w:top w:val="none" w:color="auto" w:sz="0" w:space="0"/>
+          <w:left w:val="single" w:color="C3D69B" w:themeColor="accent3" w:themeTint="98" w:sz="4" w:space="0"/>
+          <w:bottom w:val="none" w:color="auto" w:sz="0" w:space="0"/>
+          <w:right w:val="none" w:color="auto" w:sz="0" w:space="0"/>
         </w:tcBorders>
         <w:shd w:val="clear" w:color="FFFFFF" w:fill="auto"/>
       </w:tcPr>
@@ -10429,7 +10445,7 @@
       <w:tblStyleRowBandSize w:val="1"/>
       <w:tblStyleColBandSize w:val="1"/>
       <w:tblBorders>
-        <w:right w:val="single" w:sz="4" w:space="0" w:color="B2A1C6" w:themeColor="accent4" w:themeTint="9A"/>
+        <w:right w:val="single" w:color="B2A1C6" w:themeColor="accent4" w:themeTint="9A" w:sz="4" w:space="0"/>
       </w:tblBorders>
     </w:tblPr>
     <w:tblStylePr w:type="firstRow">
@@ -10442,10 +10458,10 @@
       <w:tblPr/>
       <w:tcPr>
         <w:tcBorders>
-          <w:top w:val="none" w:sz="0" w:space="0" w:color="auto"/>
-          <w:left w:val="none" w:sz="0" w:space="0" w:color="auto"/>
-          <w:bottom w:val="single" w:sz="4" w:space="0" w:color="B2A1C6" w:themeColor="accent4" w:themeTint="9A"/>
-          <w:right w:val="none" w:sz="0" w:space="0" w:color="auto"/>
+          <w:top w:val="none" w:color="auto" w:sz="0" w:space="0"/>
+          <w:left w:val="none" w:color="auto" w:sz="0" w:space="0"/>
+          <w:bottom w:val="single" w:color="B2A1C6" w:themeColor="accent4" w:themeTint="9A" w:sz="4" w:space="0"/>
+          <w:right w:val="none" w:color="auto" w:sz="0" w:space="0"/>
         </w:tcBorders>
         <w:shd w:val="clear" w:color="FFFFFF" w:themeColor="light1" w:fill="FFFFFF" w:themeFill="light1"/>
       </w:tcPr>
@@ -10460,10 +10476,10 @@
       <w:tblPr/>
       <w:tcPr>
         <w:tcBorders>
-          <w:top w:val="single" w:sz="4" w:space="0" w:color="B2A1C6" w:themeColor="accent4" w:themeTint="9A"/>
-          <w:left w:val="none" w:sz="0" w:space="0" w:color="auto"/>
-          <w:bottom w:val="none" w:sz="0" w:space="0" w:color="auto"/>
-          <w:right w:val="none" w:sz="0" w:space="0" w:color="auto"/>
+          <w:top w:val="single" w:color="B2A1C6" w:themeColor="accent4" w:themeTint="9A" w:sz="4" w:space="0"/>
+          <w:left w:val="none" w:color="auto" w:sz="0" w:space="0"/>
+          <w:bottom w:val="none" w:color="auto" w:sz="0" w:space="0"/>
+          <w:right w:val="none" w:color="auto" w:sz="0" w:space="0"/>
         </w:tcBorders>
         <w:shd w:val="clear" w:color="FFFFFF" w:themeColor="light1" w:fill="FFFFFF" w:themeFill="light1"/>
       </w:tcPr>
@@ -10481,10 +10497,10 @@
       <w:tblPr/>
       <w:tcPr>
         <w:tcBorders>
-          <w:top w:val="none" w:sz="0" w:space="0" w:color="auto"/>
-          <w:left w:val="none" w:sz="0" w:space="0" w:color="auto"/>
-          <w:bottom w:val="none" w:sz="0" w:space="0" w:color="auto"/>
-          <w:right w:val="single" w:sz="4" w:space="0" w:color="B2A1C6" w:themeColor="accent4" w:themeTint="9A"/>
+          <w:top w:val="none" w:color="auto" w:sz="0" w:space="0"/>
+          <w:left w:val="none" w:color="auto" w:sz="0" w:space="0"/>
+          <w:bottom w:val="none" w:color="auto" w:sz="0" w:space="0"/>
+          <w:right w:val="single" w:color="B2A1C6" w:themeColor="accent4" w:themeTint="9A" w:sz="4" w:space="0"/>
         </w:tcBorders>
         <w:shd w:val="clear" w:color="FFFFFF" w:fill="auto"/>
       </w:tcPr>
@@ -10499,10 +10515,10 @@
       <w:tblPr/>
       <w:tcPr>
         <w:tcBorders>
-          <w:top w:val="none" w:sz="0" w:space="0" w:color="auto"/>
-          <w:left w:val="single" w:sz="4" w:space="0" w:color="B2A1C6" w:themeColor="accent4" w:themeTint="9A"/>
-          <w:bottom w:val="none" w:sz="0" w:space="0" w:color="auto"/>
-          <w:right w:val="none" w:sz="0" w:space="0" w:color="auto"/>
+          <w:top w:val="none" w:color="auto" w:sz="0" w:space="0"/>
+          <w:left w:val="single" w:color="B2A1C6" w:themeColor="accent4" w:themeTint="9A" w:sz="4" w:space="0"/>
+          <w:bottom w:val="none" w:color="auto" w:sz="0" w:space="0"/>
+          <w:right w:val="none" w:color="auto" w:sz="0" w:space="0"/>
         </w:tcBorders>
         <w:shd w:val="clear" w:color="FFFFFF" w:fill="auto"/>
       </w:tcPr>
@@ -10540,7 +10556,7 @@
       <w:tblStyleRowBandSize w:val="1"/>
       <w:tblStyleColBandSize w:val="1"/>
       <w:tblBorders>
-        <w:right w:val="single" w:sz="4" w:space="0" w:color="92CCDC" w:themeColor="accent5" w:themeTint="9A"/>
+        <w:right w:val="single" w:color="92CCDC" w:themeColor="accent5" w:themeTint="9A" w:sz="4" w:space="0"/>
       </w:tblBorders>
     </w:tblPr>
     <w:tblStylePr w:type="firstRow">
@@ -10553,10 +10569,10 @@
       <w:tblPr/>
       <w:tcPr>
         <w:tcBorders>
-          <w:top w:val="none" w:sz="0" w:space="0" w:color="auto"/>
-          <w:left w:val="none" w:sz="0" w:space="0" w:color="auto"/>
-          <w:bottom w:val="single" w:sz="4" w:space="0" w:color="92CCDC" w:themeColor="accent5" w:themeTint="9A"/>
-          <w:right w:val="none" w:sz="0" w:space="0" w:color="auto"/>
+          <w:top w:val="none" w:color="auto" w:sz="0" w:space="0"/>
+          <w:left w:val="none" w:color="auto" w:sz="0" w:space="0"/>
+          <w:bottom w:val="single" w:color="92CCDC" w:themeColor="accent5" w:themeTint="9A" w:sz="4" w:space="0"/>
+          <w:right w:val="none" w:color="auto" w:sz="0" w:space="0"/>
         </w:tcBorders>
         <w:shd w:val="clear" w:color="FFFFFF" w:themeColor="light1" w:fill="FFFFFF" w:themeFill="light1"/>
       </w:tcPr>
@@ -10571,10 +10587,10 @@
       <w:tblPr/>
       <w:tcPr>
         <w:tcBorders>
-          <w:top w:val="single" w:sz="4" w:space="0" w:color="92CCDC" w:themeColor="accent5" w:themeTint="9A"/>
-          <w:left w:val="none" w:sz="0" w:space="0" w:color="auto"/>
-          <w:bottom w:val="none" w:sz="0" w:space="0" w:color="auto"/>
-          <w:right w:val="none" w:sz="0" w:space="0" w:color="auto"/>
+          <w:top w:val="single" w:color="92CCDC" w:themeColor="accent5" w:themeTint="9A" w:sz="4" w:space="0"/>
+          <w:left w:val="none" w:color="auto" w:sz="0" w:space="0"/>
+          <w:bottom w:val="none" w:color="auto" w:sz="0" w:space="0"/>
+          <w:right w:val="none" w:color="auto" w:sz="0" w:space="0"/>
         </w:tcBorders>
         <w:shd w:val="clear" w:color="FFFFFF" w:themeColor="light1" w:fill="FFFFFF" w:themeFill="light1"/>
       </w:tcPr>
@@ -10592,10 +10608,10 @@
       <w:tblPr/>
       <w:tcPr>
         <w:tcBorders>
-          <w:top w:val="none" w:sz="0" w:space="0" w:color="auto"/>
-          <w:left w:val="none" w:sz="0" w:space="0" w:color="auto"/>
-          <w:bottom w:val="none" w:sz="0" w:space="0" w:color="auto"/>
-          <w:right w:val="single" w:sz="4" w:space="0" w:color="92CCDC" w:themeColor="accent5" w:themeTint="9A"/>
+          <w:top w:val="none" w:color="auto" w:sz="0" w:space="0"/>
+          <w:left w:val="none" w:color="auto" w:sz="0" w:space="0"/>
+          <w:bottom w:val="none" w:color="auto" w:sz="0" w:space="0"/>
+          <w:right w:val="single" w:color="92CCDC" w:themeColor="accent5" w:themeTint="9A" w:sz="4" w:space="0"/>
         </w:tcBorders>
         <w:shd w:val="clear" w:color="FFFFFF" w:fill="auto"/>
       </w:tcPr>
@@ -10610,10 +10626,10 @@
       <w:tblPr/>
       <w:tcPr>
         <w:tcBorders>
-          <w:top w:val="none" w:sz="0" w:space="0" w:color="auto"/>
-          <w:left w:val="single" w:sz="4" w:space="0" w:color="92CCDC" w:themeColor="accent5" w:themeTint="9A"/>
-          <w:bottom w:val="none" w:sz="0" w:space="0" w:color="auto"/>
-          <w:right w:val="none" w:sz="0" w:space="0" w:color="auto"/>
+          <w:top w:val="none" w:color="auto" w:sz="0" w:space="0"/>
+          <w:left w:val="single" w:color="92CCDC" w:themeColor="accent5" w:themeTint="9A" w:sz="4" w:space="0"/>
+          <w:bottom w:val="none" w:color="auto" w:sz="0" w:space="0"/>
+          <w:right w:val="none" w:color="auto" w:sz="0" w:space="0"/>
         </w:tcBorders>
         <w:shd w:val="clear" w:color="FFFFFF" w:fill="auto"/>
       </w:tcPr>
@@ -10651,7 +10667,7 @@
       <w:tblStyleRowBandSize w:val="1"/>
       <w:tblStyleColBandSize w:val="1"/>
       <w:tblBorders>
-        <w:right w:val="single" w:sz="4" w:space="0" w:color="FAC090" w:themeColor="accent6" w:themeTint="98"/>
+        <w:right w:val="single" w:color="FAC090" w:themeColor="accent6" w:themeTint="98" w:sz="4" w:space="0"/>
       </w:tblBorders>
     </w:tblPr>
     <w:tblStylePr w:type="firstRow">
@@ -10664,10 +10680,10 @@
       <w:tblPr/>
       <w:tcPr>
         <w:tcBorders>
-          <w:top w:val="none" w:sz="0" w:space="0" w:color="auto"/>
-          <w:left w:val="none" w:sz="0" w:space="0" w:color="auto"/>
-          <w:bottom w:val="single" w:sz="4" w:space="0" w:color="FAC090" w:themeColor="accent6" w:themeTint="98"/>
-          <w:right w:val="none" w:sz="0" w:space="0" w:color="auto"/>
+          <w:top w:val="none" w:color="auto" w:sz="0" w:space="0"/>
+          <w:left w:val="none" w:color="auto" w:sz="0" w:space="0"/>
+          <w:bottom w:val="single" w:color="FAC090" w:themeColor="accent6" w:themeTint="98" w:sz="4" w:space="0"/>
+          <w:right w:val="none" w:color="auto" w:sz="0" w:space="0"/>
         </w:tcBorders>
         <w:shd w:val="clear" w:color="FFFFFF" w:themeColor="light1" w:fill="FFFFFF" w:themeFill="light1"/>
       </w:tcPr>
@@ -10682,10 +10698,10 @@
       <w:tblPr/>
       <w:tcPr>
         <w:tcBorders>
-          <w:top w:val="single" w:sz="4" w:space="0" w:color="FAC090" w:themeColor="accent6" w:themeTint="98"/>
-          <w:left w:val="none" w:sz="0" w:space="0" w:color="auto"/>
-          <w:bottom w:val="none" w:sz="0" w:space="0" w:color="auto"/>
-          <w:right w:val="none" w:sz="0" w:space="0" w:color="auto"/>
+          <w:top w:val="single" w:color="FAC090" w:themeColor="accent6" w:themeTint="98" w:sz="4" w:space="0"/>
+          <w:left w:val="none" w:color="auto" w:sz="0" w:space="0"/>
+          <w:bottom w:val="none" w:color="auto" w:sz="0" w:space="0"/>
+          <w:right w:val="none" w:color="auto" w:sz="0" w:space="0"/>
         </w:tcBorders>
         <w:shd w:val="clear" w:color="FFFFFF" w:themeColor="light1" w:fill="FFFFFF" w:themeFill="light1"/>
       </w:tcPr>
@@ -10703,10 +10719,10 @@
       <w:tblPr/>
       <w:tcPr>
         <w:tcBorders>
-          <w:top w:val="none" w:sz="0" w:space="0" w:color="auto"/>
-          <w:left w:val="none" w:sz="0" w:space="0" w:color="auto"/>
-          <w:bottom w:val="none" w:sz="0" w:space="0" w:color="auto"/>
-          <w:right w:val="single" w:sz="4" w:space="0" w:color="FAC090" w:themeColor="accent6" w:themeTint="98"/>
+          <w:top w:val="none" w:color="auto" w:sz="0" w:space="0"/>
+          <w:left w:val="none" w:color="auto" w:sz="0" w:space="0"/>
+          <w:bottom w:val="none" w:color="auto" w:sz="0" w:space="0"/>
+          <w:right w:val="single" w:color="FAC090" w:themeColor="accent6" w:themeTint="98" w:sz="4" w:space="0"/>
         </w:tcBorders>
         <w:shd w:val="clear" w:color="FFFFFF" w:fill="auto"/>
       </w:tcPr>
@@ -10721,10 +10737,10 @@
       <w:tblPr/>
       <w:tcPr>
         <w:tcBorders>
-          <w:top w:val="none" w:sz="0" w:space="0" w:color="auto"/>
-          <w:left w:val="single" w:sz="4" w:space="0" w:color="FAC090" w:themeColor="accent6" w:themeTint="98"/>
-          <w:bottom w:val="none" w:sz="0" w:space="0" w:color="auto"/>
-          <w:right w:val="none" w:sz="0" w:space="0" w:color="auto"/>
+          <w:top w:val="none" w:color="auto" w:sz="0" w:space="0"/>
+          <w:left w:val="single" w:color="FAC090" w:themeColor="accent6" w:themeTint="98" w:sz="4" w:space="0"/>
+          <w:bottom w:val="none" w:color="auto" w:sz="0" w:space="0"/>
+          <w:right w:val="none" w:color="auto" w:sz="0" w:space="0"/>
         </w:tcBorders>
         <w:shd w:val="clear" w:color="FFFFFF" w:fill="auto"/>
       </w:tcPr>
@@ -10754,7 +10770,7 @@
       </w:rPr>
     </w:tblStylePr>
   </w:style>
-  <w:style w:type="table" w:customStyle="1" w:styleId="Lined-Accent">
+  <w:style w:type="table" w:styleId="Lined-Accent" w:customStyle="1">
     <w:name w:val="Lined - Accent"/>
     <w:basedOn w:val="TableNormal"/>
     <w:uiPriority w:val="99"/>
@@ -10847,7 +10863,7 @@
       </w:tcPr>
     </w:tblStylePr>
   </w:style>
-  <w:style w:type="table" w:customStyle="1" w:styleId="Lined-Accent1">
+  <w:style w:type="table" w:styleId="Lined-Accent1" w:customStyle="1">
     <w:name w:val="Lined - Accent 1"/>
     <w:basedOn w:val="TableNormal"/>
     <w:uiPriority w:val="99"/>
@@ -10940,7 +10956,7 @@
       </w:tcPr>
     </w:tblStylePr>
   </w:style>
-  <w:style w:type="table" w:customStyle="1" w:styleId="Lined-Accent2">
+  <w:style w:type="table" w:styleId="Lined-Accent2" w:customStyle="1">
     <w:name w:val="Lined - Accent 2"/>
     <w:basedOn w:val="TableNormal"/>
     <w:uiPriority w:val="99"/>
@@ -11033,7 +11049,7 @@
       </w:tcPr>
     </w:tblStylePr>
   </w:style>
-  <w:style w:type="table" w:customStyle="1" w:styleId="Lined-Accent3">
+  <w:style w:type="table" w:styleId="Lined-Accent3" w:customStyle="1">
     <w:name w:val="Lined - Accent 3"/>
     <w:basedOn w:val="TableNormal"/>
     <w:uiPriority w:val="99"/>
@@ -11126,7 +11142,7 @@
       </w:tcPr>
     </w:tblStylePr>
   </w:style>
-  <w:style w:type="table" w:customStyle="1" w:styleId="Lined-Accent4">
+  <w:style w:type="table" w:styleId="Lined-Accent4" w:customStyle="1">
     <w:name w:val="Lined - Accent 4"/>
     <w:basedOn w:val="TableNormal"/>
     <w:uiPriority w:val="99"/>
@@ -11219,7 +11235,7 @@
       </w:tcPr>
     </w:tblStylePr>
   </w:style>
-  <w:style w:type="table" w:customStyle="1" w:styleId="Lined-Accent5">
+  <w:style w:type="table" w:styleId="Lined-Accent5" w:customStyle="1">
     <w:name w:val="Lined - Accent 5"/>
     <w:basedOn w:val="TableNormal"/>
     <w:uiPriority w:val="99"/>
@@ -11312,7 +11328,7 @@
       </w:tcPr>
     </w:tblStylePr>
   </w:style>
-  <w:style w:type="table" w:customStyle="1" w:styleId="Lined-Accent6">
+  <w:style w:type="table" w:styleId="Lined-Accent6" w:customStyle="1">
     <w:name w:val="Lined - Accent 6"/>
     <w:basedOn w:val="TableNormal"/>
     <w:uiPriority w:val="99"/>
@@ -11405,7 +11421,7 @@
       </w:tcPr>
     </w:tblStylePr>
   </w:style>
-  <w:style w:type="table" w:customStyle="1" w:styleId="BorderedLined-Accent">
+  <w:style w:type="table" w:styleId="BorderedLined-Accent" w:customStyle="1">
     <w:name w:val="Bordered &amp; Lined - Accent"/>
     <w:basedOn w:val="TableNormal"/>
     <w:uiPriority w:val="99"/>
@@ -11417,12 +11433,12 @@
       <w:tblStyleRowBandSize w:val="1"/>
       <w:tblStyleColBandSize w:val="1"/>
       <w:tblBorders>
-        <w:top w:val="single" w:sz="4" w:space="0" w:color="595959" w:themeColor="text1" w:themeTint="A6"/>
-        <w:left w:val="single" w:sz="4" w:space="0" w:color="595959" w:themeColor="text1" w:themeTint="A6"/>
-        <w:bottom w:val="single" w:sz="4" w:space="0" w:color="595959" w:themeColor="text1" w:themeTint="A6"/>
-        <w:right w:val="single" w:sz="4" w:space="0" w:color="595959" w:themeColor="text1" w:themeTint="A6"/>
-        <w:insideH w:val="single" w:sz="4" w:space="0" w:color="595959" w:themeColor="text1" w:themeTint="A6"/>
-        <w:insideV w:val="single" w:sz="4" w:space="0" w:color="595959" w:themeColor="text1" w:themeTint="A6"/>
+        <w:top w:val="single" w:color="595959" w:themeColor="text1" w:themeTint="A6" w:sz="4" w:space="0"/>
+        <w:left w:val="single" w:color="595959" w:themeColor="text1" w:themeTint="A6" w:sz="4" w:space="0"/>
+        <w:bottom w:val="single" w:color="595959" w:themeColor="text1" w:themeTint="A6" w:sz="4" w:space="0"/>
+        <w:right w:val="single" w:color="595959" w:themeColor="text1" w:themeTint="A6" w:sz="4" w:space="0"/>
+        <w:insideH w:val="single" w:color="595959" w:themeColor="text1" w:themeTint="A6" w:sz="4" w:space="0"/>
+        <w:insideV w:val="single" w:color="595959" w:themeColor="text1" w:themeTint="A6" w:sz="4" w:space="0"/>
       </w:tblBorders>
     </w:tblPr>
     <w:tblStylePr w:type="firstRow">
@@ -11506,7 +11522,7 @@
       </w:tcPr>
     </w:tblStylePr>
   </w:style>
-  <w:style w:type="table" w:customStyle="1" w:styleId="BorderedLined-Accent1">
+  <w:style w:type="table" w:styleId="BorderedLined-Accent1" w:customStyle="1">
     <w:name w:val="Bordered &amp; Lined - Accent 1"/>
     <w:basedOn w:val="TableNormal"/>
     <w:uiPriority w:val="99"/>
@@ -11518,12 +11534,12 @@
       <w:tblStyleRowBandSize w:val="1"/>
       <w:tblStyleColBandSize w:val="1"/>
       <w:tblBorders>
-        <w:top w:val="single" w:sz="4" w:space="0" w:color="2A4A71" w:themeColor="accent1" w:themeShade="95"/>
-        <w:left w:val="single" w:sz="4" w:space="0" w:color="2A4A71" w:themeColor="accent1" w:themeShade="95"/>
-        <w:bottom w:val="single" w:sz="4" w:space="0" w:color="2A4A71" w:themeColor="accent1" w:themeShade="95"/>
-        <w:right w:val="single" w:sz="4" w:space="0" w:color="2A4A71" w:themeColor="accent1" w:themeShade="95"/>
-        <w:insideH w:val="single" w:sz="4" w:space="0" w:color="2A4A71" w:themeColor="accent1" w:themeShade="95"/>
-        <w:insideV w:val="single" w:sz="4" w:space="0" w:color="2A4A71" w:themeColor="accent1" w:themeShade="95"/>
+        <w:top w:val="single" w:color="2A4A71" w:themeColor="accent1" w:themeShade="95" w:sz="4" w:space="0"/>
+        <w:left w:val="single" w:color="2A4A71" w:themeColor="accent1" w:themeShade="95" w:sz="4" w:space="0"/>
+        <w:bottom w:val="single" w:color="2A4A71" w:themeColor="accent1" w:themeShade="95" w:sz="4" w:space="0"/>
+        <w:right w:val="single" w:color="2A4A71" w:themeColor="accent1" w:themeShade="95" w:sz="4" w:space="0"/>
+        <w:insideH w:val="single" w:color="2A4A71" w:themeColor="accent1" w:themeShade="95" w:sz="4" w:space="0"/>
+        <w:insideV w:val="single" w:color="2A4A71" w:themeColor="accent1" w:themeShade="95" w:sz="4" w:space="0"/>
       </w:tblBorders>
     </w:tblPr>
     <w:tblStylePr w:type="firstRow">
@@ -11607,7 +11623,7 @@
       </w:tcPr>
     </w:tblStylePr>
   </w:style>
-  <w:style w:type="table" w:customStyle="1" w:styleId="BorderedLined-Accent2">
+  <w:style w:type="table" w:styleId="BorderedLined-Accent2" w:customStyle="1">
     <w:name w:val="Bordered &amp; Lined - Accent 2"/>
     <w:basedOn w:val="TableNormal"/>
     <w:uiPriority w:val="99"/>
@@ -11619,12 +11635,12 @@
       <w:tblStyleRowBandSize w:val="1"/>
       <w:tblStyleColBandSize w:val="1"/>
       <w:tblBorders>
-        <w:top w:val="single" w:sz="4" w:space="0" w:color="732A29" w:themeColor="accent2" w:themeShade="95"/>
-        <w:left w:val="single" w:sz="4" w:space="0" w:color="732A29" w:themeColor="accent2" w:themeShade="95"/>
-        <w:bottom w:val="single" w:sz="4" w:space="0" w:color="732A29" w:themeColor="accent2" w:themeShade="95"/>
-        <w:right w:val="single" w:sz="4" w:space="0" w:color="732A29" w:themeColor="accent2" w:themeShade="95"/>
-        <w:insideH w:val="single" w:sz="4" w:space="0" w:color="732A29" w:themeColor="accent2" w:themeShade="95"/>
-        <w:insideV w:val="single" w:sz="4" w:space="0" w:color="732A29" w:themeColor="accent2" w:themeShade="95"/>
+        <w:top w:val="single" w:color="732A29" w:themeColor="accent2" w:themeShade="95" w:sz="4" w:space="0"/>
+        <w:left w:val="single" w:color="732A29" w:themeColor="accent2" w:themeShade="95" w:sz="4" w:space="0"/>
+        <w:bottom w:val="single" w:color="732A29" w:themeColor="accent2" w:themeShade="95" w:sz="4" w:space="0"/>
+        <w:right w:val="single" w:color="732A29" w:themeColor="accent2" w:themeShade="95" w:sz="4" w:space="0"/>
+        <w:insideH w:val="single" w:color="732A29" w:themeColor="accent2" w:themeShade="95" w:sz="4" w:space="0"/>
+        <w:insideV w:val="single" w:color="732A29" w:themeColor="accent2" w:themeShade="95" w:sz="4" w:space="0"/>
       </w:tblBorders>
     </w:tblPr>
     <w:tblStylePr w:type="firstRow">
@@ -11708,7 +11724,7 @@
       </w:tcPr>
     </w:tblStylePr>
   </w:style>
-  <w:style w:type="table" w:customStyle="1" w:styleId="BorderedLined-Accent3">
+  <w:style w:type="table" w:styleId="BorderedLined-Accent3" w:customStyle="1">
     <w:name w:val="Bordered &amp; Lined - Accent 3"/>
     <w:basedOn w:val="TableNormal"/>
     <w:uiPriority w:val="99"/>
@@ -11720,12 +11736,12 @@
       <w:tblStyleRowBandSize w:val="1"/>
       <w:tblStyleColBandSize w:val="1"/>
       <w:tblBorders>
-        <w:top w:val="single" w:sz="4" w:space="0" w:color="5B722E" w:themeColor="accent3" w:themeShade="95"/>
-        <w:left w:val="single" w:sz="4" w:space="0" w:color="5B722E" w:themeColor="accent3" w:themeShade="95"/>
-        <w:bottom w:val="single" w:sz="4" w:space="0" w:color="5B722E" w:themeColor="accent3" w:themeShade="95"/>
-        <w:right w:val="single" w:sz="4" w:space="0" w:color="5B722E" w:themeColor="accent3" w:themeShade="95"/>
-        <w:insideH w:val="single" w:sz="4" w:space="0" w:color="5B722E" w:themeColor="accent3" w:themeShade="95"/>
-        <w:insideV w:val="single" w:sz="4" w:space="0" w:color="5B722E" w:themeColor="accent3" w:themeShade="95"/>
+        <w:top w:val="single" w:color="5B722E" w:themeColor="accent3" w:themeShade="95" w:sz="4" w:space="0"/>
+        <w:left w:val="single" w:color="5B722E" w:themeColor="accent3" w:themeShade="95" w:sz="4" w:space="0"/>
+        <w:bottom w:val="single" w:color="5B722E" w:themeColor="accent3" w:themeShade="95" w:sz="4" w:space="0"/>
+        <w:right w:val="single" w:color="5B722E" w:themeColor="accent3" w:themeShade="95" w:sz="4" w:space="0"/>
+        <w:insideH w:val="single" w:color="5B722E" w:themeColor="accent3" w:themeShade="95" w:sz="4" w:space="0"/>
+        <w:insideV w:val="single" w:color="5B722E" w:themeColor="accent3" w:themeShade="95" w:sz="4" w:space="0"/>
       </w:tblBorders>
     </w:tblPr>
     <w:tblStylePr w:type="firstRow">
@@ -11809,7 +11825,7 @@
       </w:tcPr>
     </w:tblStylePr>
   </w:style>
-  <w:style w:type="table" w:customStyle="1" w:styleId="BorderedLined-Accent4">
+  <w:style w:type="table" w:styleId="BorderedLined-Accent4" w:customStyle="1">
     <w:name w:val="Bordered &amp; Lined - Accent 4"/>
     <w:basedOn w:val="TableNormal"/>
     <w:uiPriority w:val="99"/>
@@ -11821,12 +11837,12 @@
       <w:tblStyleRowBandSize w:val="1"/>
       <w:tblStyleColBandSize w:val="1"/>
       <w:tblBorders>
-        <w:top w:val="single" w:sz="4" w:space="0" w:color="4A395F" w:themeColor="accent4" w:themeShade="95"/>
-        <w:left w:val="single" w:sz="4" w:space="0" w:color="4A395F" w:themeColor="accent4" w:themeShade="95"/>
-        <w:bottom w:val="single" w:sz="4" w:space="0" w:color="4A395F" w:themeColor="accent4" w:themeShade="95"/>
-        <w:right w:val="single" w:sz="4" w:space="0" w:color="4A395F" w:themeColor="accent4" w:themeShade="95"/>
-        <w:insideH w:val="single" w:sz="4" w:space="0" w:color="4A395F" w:themeColor="accent4" w:themeShade="95"/>
-        <w:insideV w:val="single" w:sz="4" w:space="0" w:color="4A395F" w:themeColor="accent4" w:themeShade="95"/>
+        <w:top w:val="single" w:color="4A395F" w:themeColor="accent4" w:themeShade="95" w:sz="4" w:space="0"/>
+        <w:left w:val="single" w:color="4A395F" w:themeColor="accent4" w:themeShade="95" w:sz="4" w:space="0"/>
+        <w:bottom w:val="single" w:color="4A395F" w:themeColor="accent4" w:themeShade="95" w:sz="4" w:space="0"/>
+        <w:right w:val="single" w:color="4A395F" w:themeColor="accent4" w:themeShade="95" w:sz="4" w:space="0"/>
+        <w:insideH w:val="single" w:color="4A395F" w:themeColor="accent4" w:themeShade="95" w:sz="4" w:space="0"/>
+        <w:insideV w:val="single" w:color="4A395F" w:themeColor="accent4" w:themeShade="95" w:sz="4" w:space="0"/>
       </w:tblBorders>
     </w:tblPr>
     <w:tblStylePr w:type="firstRow">
@@ -11910,7 +11926,7 @@
       </w:tcPr>
     </w:tblStylePr>
   </w:style>
-  <w:style w:type="table" w:customStyle="1" w:styleId="BorderedLined-Accent5">
+  <w:style w:type="table" w:styleId="BorderedLined-Accent5" w:customStyle="1">
     <w:name w:val="Bordered &amp; Lined - Accent 5"/>
     <w:basedOn w:val="TableNormal"/>
     <w:uiPriority w:val="99"/>
@@ -11922,12 +11938,12 @@
       <w:tblStyleRowBandSize w:val="1"/>
       <w:tblStyleColBandSize w:val="1"/>
       <w:tblBorders>
-        <w:top w:val="single" w:sz="4" w:space="0" w:color="266779" w:themeColor="accent5" w:themeShade="95"/>
-        <w:left w:val="single" w:sz="4" w:space="0" w:color="266779" w:themeColor="accent5" w:themeShade="95"/>
-        <w:bottom w:val="single" w:sz="4" w:space="0" w:color="266779" w:themeColor="accent5" w:themeShade="95"/>
-        <w:right w:val="single" w:sz="4" w:space="0" w:color="266779" w:themeColor="accent5" w:themeShade="95"/>
-        <w:insideH w:val="single" w:sz="4" w:space="0" w:color="266779" w:themeColor="accent5" w:themeShade="95"/>
-        <w:insideV w:val="single" w:sz="4" w:space="0" w:color="266779" w:themeColor="accent5" w:themeShade="95"/>
+        <w:top w:val="single" w:color="266779" w:themeColor="accent5" w:themeShade="95" w:sz="4" w:space="0"/>
+        <w:left w:val="single" w:color="266779" w:themeColor="accent5" w:themeShade="95" w:sz="4" w:space="0"/>
+        <w:bottom w:val="single" w:color="266779" w:themeColor="accent5" w:themeShade="95" w:sz="4" w:space="0"/>
+        <w:right w:val="single" w:color="266779" w:themeColor="accent5" w:themeShade="95" w:sz="4" w:space="0"/>
+        <w:insideH w:val="single" w:color="266779" w:themeColor="accent5" w:themeShade="95" w:sz="4" w:space="0"/>
+        <w:insideV w:val="single" w:color="266779" w:themeColor="accent5" w:themeShade="95" w:sz="4" w:space="0"/>
       </w:tblBorders>
     </w:tblPr>
     <w:tblStylePr w:type="firstRow">
@@ -12011,7 +12027,7 @@
       </w:tcPr>
     </w:tblStylePr>
   </w:style>
-  <w:style w:type="table" w:customStyle="1" w:styleId="BorderedLined-Accent6">
+  <w:style w:type="table" w:styleId="BorderedLined-Accent6" w:customStyle="1">
     <w:name w:val="Bordered &amp; Lined - Accent 6"/>
     <w:basedOn w:val="TableNormal"/>
     <w:uiPriority w:val="99"/>
@@ -12023,12 +12039,12 @@
       <w:tblStyleRowBandSize w:val="1"/>
       <w:tblStyleColBandSize w:val="1"/>
       <w:tblBorders>
-        <w:top w:val="single" w:sz="4" w:space="0" w:color="B15407" w:themeColor="accent6" w:themeShade="95"/>
-        <w:left w:val="single" w:sz="4" w:space="0" w:color="B15407" w:themeColor="accent6" w:themeShade="95"/>
-        <w:bottom w:val="single" w:sz="4" w:space="0" w:color="B15407" w:themeColor="accent6" w:themeShade="95"/>
-        <w:right w:val="single" w:sz="4" w:space="0" w:color="B15407" w:themeColor="accent6" w:themeShade="95"/>
-        <w:insideH w:val="single" w:sz="4" w:space="0" w:color="B15407" w:themeColor="accent6" w:themeShade="95"/>
-        <w:insideV w:val="single" w:sz="4" w:space="0" w:color="B15407" w:themeColor="accent6" w:themeShade="95"/>
+        <w:top w:val="single" w:color="B15407" w:themeColor="accent6" w:themeShade="95" w:sz="4" w:space="0"/>
+        <w:left w:val="single" w:color="B15407" w:themeColor="accent6" w:themeShade="95" w:sz="4" w:space="0"/>
+        <w:bottom w:val="single" w:color="B15407" w:themeColor="accent6" w:themeShade="95" w:sz="4" w:space="0"/>
+        <w:right w:val="single" w:color="B15407" w:themeColor="accent6" w:themeShade="95" w:sz="4" w:space="0"/>
+        <w:insideH w:val="single" w:color="B15407" w:themeColor="accent6" w:themeShade="95" w:sz="4" w:space="0"/>
+        <w:insideV w:val="single" w:color="B15407" w:themeColor="accent6" w:themeShade="95" w:sz="4" w:space="0"/>
       </w:tblBorders>
     </w:tblPr>
     <w:tblStylePr w:type="firstRow">
@@ -12112,7 +12128,7 @@
       </w:tcPr>
     </w:tblStylePr>
   </w:style>
-  <w:style w:type="table" w:customStyle="1" w:styleId="Bordered">
+  <w:style w:type="table" w:styleId="Bordered" w:customStyle="1">
     <w:name w:val="Bordered"/>
     <w:basedOn w:val="TableNormal"/>
     <w:uiPriority w:val="99"/>
@@ -12120,12 +12136,12 @@
       <w:tblStyleRowBandSize w:val="1"/>
       <w:tblStyleColBandSize w:val="1"/>
       <w:tblBorders>
-        <w:top w:val="single" w:sz="4" w:space="0" w:color="D9D9D9" w:themeColor="text1" w:themeTint="26"/>
-        <w:left w:val="single" w:sz="4" w:space="0" w:color="D9D9D9" w:themeColor="text1" w:themeTint="26"/>
-        <w:bottom w:val="single" w:sz="4" w:space="0" w:color="D9D9D9" w:themeColor="text1" w:themeTint="26"/>
-        <w:right w:val="single" w:sz="4" w:space="0" w:color="D9D9D9" w:themeColor="text1" w:themeTint="26"/>
-        <w:insideH w:val="single" w:sz="4" w:space="0" w:color="D9D9D9" w:themeColor="text1" w:themeTint="26"/>
-        <w:insideV w:val="single" w:sz="4" w:space="0" w:color="D9D9D9" w:themeColor="text1" w:themeTint="26"/>
+        <w:top w:val="single" w:color="D9D9D9" w:themeColor="text1" w:themeTint="26" w:sz="4" w:space="0"/>
+        <w:left w:val="single" w:color="D9D9D9" w:themeColor="text1" w:themeTint="26" w:sz="4" w:space="0"/>
+        <w:bottom w:val="single" w:color="D9D9D9" w:themeColor="text1" w:themeTint="26" w:sz="4" w:space="0"/>
+        <w:right w:val="single" w:color="D9D9D9" w:themeColor="text1" w:themeTint="26" w:sz="4" w:space="0"/>
+        <w:insideH w:val="single" w:color="D9D9D9" w:themeColor="text1" w:themeTint="26" w:sz="4" w:space="0"/>
+        <w:insideV w:val="single" w:color="D9D9D9" w:themeColor="text1" w:themeTint="26" w:sz="4" w:space="0"/>
       </w:tblBorders>
     </w:tblPr>
     <w:tblStylePr w:type="firstRow">
@@ -12137,7 +12153,7 @@
       <w:tblPr/>
       <w:tcPr>
         <w:tcBorders>
-          <w:bottom w:val="single" w:sz="12" w:space="0" w:color="7F7F7F" w:themeColor="text1" w:themeTint="80"/>
+          <w:bottom w:val="single" w:color="7F7F7F" w:themeColor="text1" w:themeTint="80" w:sz="12" w:space="0"/>
         </w:tcBorders>
       </w:tcPr>
     </w:tblStylePr>
@@ -12150,7 +12166,7 @@
       <w:tblPr/>
       <w:tcPr>
         <w:tcBorders>
-          <w:top w:val="single" w:sz="12" w:space="0" w:color="7F7F7F" w:themeColor="text1" w:themeTint="80"/>
+          <w:top w:val="single" w:color="7F7F7F" w:themeColor="text1" w:themeTint="80" w:sz="12" w:space="0"/>
         </w:tcBorders>
       </w:tcPr>
     </w:tblStylePr>
@@ -12170,7 +12186,7 @@
       <w:tblPr/>
       <w:tcPr>
         <w:tcBorders>
-          <w:left w:val="single" w:sz="12" w:space="0" w:color="7F7F7F" w:themeColor="text1" w:themeTint="80"/>
+          <w:left w:val="single" w:color="7F7F7F" w:themeColor="text1" w:themeTint="80" w:sz="12" w:space="0"/>
         </w:tcBorders>
       </w:tcPr>
     </w:tblStylePr>
@@ -12183,15 +12199,15 @@
       <w:tblPr/>
       <w:tcPr>
         <w:tcBorders>
-          <w:top w:val="single" w:sz="4" w:space="0" w:color="D9D9D9" w:themeColor="text1" w:themeTint="26"/>
-          <w:left w:val="single" w:sz="4" w:space="0" w:color="D9D9D9" w:themeColor="text1" w:themeTint="26"/>
-          <w:bottom w:val="single" w:sz="4" w:space="0" w:color="D9D9D9" w:themeColor="text1" w:themeTint="26"/>
-          <w:right w:val="single" w:sz="4" w:space="0" w:color="D9D9D9" w:themeColor="text1" w:themeTint="26"/>
-        </w:tcBorders>
-      </w:tcPr>
-    </w:tblStylePr>
-  </w:style>
-  <w:style w:type="table" w:customStyle="1" w:styleId="Bordered-Accent1">
+          <w:top w:val="single" w:color="D9D9D9" w:themeColor="text1" w:themeTint="26" w:sz="4" w:space="0"/>
+          <w:left w:val="single" w:color="D9D9D9" w:themeColor="text1" w:themeTint="26" w:sz="4" w:space="0"/>
+          <w:bottom w:val="single" w:color="D9D9D9" w:themeColor="text1" w:themeTint="26" w:sz="4" w:space="0"/>
+          <w:right w:val="single" w:color="D9D9D9" w:themeColor="text1" w:themeTint="26" w:sz="4" w:space="0"/>
+        </w:tcBorders>
+      </w:tcPr>
+    </w:tblStylePr>
+  </w:style>
+  <w:style w:type="table" w:styleId="Bordered-Accent1" w:customStyle="1">
     <w:name w:val="Bordered - Accent 1"/>
     <w:basedOn w:val="TableNormal"/>
     <w:uiPriority w:val="99"/>
@@ -12199,12 +12215,12 @@
       <w:tblStyleRowBandSize w:val="1"/>
       <w:tblStyleColBandSize w:val="1"/>
       <w:tblBorders>
-        <w:top w:val="single" w:sz="4" w:space="0" w:color="B7CBE4" w:themeColor="accent1" w:themeTint="67"/>
-        <w:left w:val="single" w:sz="4" w:space="0" w:color="B7CBE4" w:themeColor="accent1" w:themeTint="67"/>
-        <w:bottom w:val="single" w:sz="4" w:space="0" w:color="B7CBE4" w:themeColor="accent1" w:themeTint="67"/>
-        <w:right w:val="single" w:sz="4" w:space="0" w:color="B7CBE4" w:themeColor="accent1" w:themeTint="67"/>
-        <w:insideH w:val="single" w:sz="4" w:space="0" w:color="B7CBE4" w:themeColor="accent1" w:themeTint="67"/>
-        <w:insideV w:val="single" w:sz="4" w:space="0" w:color="B7CBE4" w:themeColor="accent1" w:themeTint="67"/>
+        <w:top w:val="single" w:color="B7CBE4" w:themeColor="accent1" w:themeTint="67" w:sz="4" w:space="0"/>
+        <w:left w:val="single" w:color="B7CBE4" w:themeColor="accent1" w:themeTint="67" w:sz="4" w:space="0"/>
+        <w:bottom w:val="single" w:color="B7CBE4" w:themeColor="accent1" w:themeTint="67" w:sz="4" w:space="0"/>
+        <w:right w:val="single" w:color="B7CBE4" w:themeColor="accent1" w:themeTint="67" w:sz="4" w:space="0"/>
+        <w:insideH w:val="single" w:color="B7CBE4" w:themeColor="accent1" w:themeTint="67" w:sz="4" w:space="0"/>
+        <w:insideV w:val="single" w:color="B7CBE4" w:themeColor="accent1" w:themeTint="67" w:sz="4" w:space="0"/>
       </w:tblBorders>
     </w:tblPr>
     <w:tblStylePr w:type="firstRow">
@@ -12216,7 +12232,7 @@
       <w:tblPr/>
       <w:tcPr>
         <w:tcBorders>
-          <w:bottom w:val="single" w:sz="12" w:space="0" w:color="4F81BD" w:themeColor="accent1"/>
+          <w:bottom w:val="single" w:color="4F81BD" w:themeColor="accent1" w:sz="12" w:space="0"/>
         </w:tcBorders>
       </w:tcPr>
     </w:tblStylePr>
@@ -12229,7 +12245,7 @@
       <w:tblPr/>
       <w:tcPr>
         <w:tcBorders>
-          <w:top w:val="single" w:sz="12" w:space="0" w:color="4F81BD" w:themeColor="accent1"/>
+          <w:top w:val="single" w:color="4F81BD" w:themeColor="accent1" w:sz="12" w:space="0"/>
         </w:tcBorders>
       </w:tcPr>
     </w:tblStylePr>
@@ -12249,7 +12265,7 @@
       <w:tblPr/>
       <w:tcPr>
         <w:tcBorders>
-          <w:left w:val="single" w:sz="12" w:space="0" w:color="4F81BD" w:themeColor="accent1"/>
+          <w:left w:val="single" w:color="4F81BD" w:themeColor="accent1" w:sz="12" w:space="0"/>
         </w:tcBorders>
       </w:tcPr>
     </w:tblStylePr>
@@ -12262,15 +12278,15 @@
       <w:tblPr/>
       <w:tcPr>
         <w:tcBorders>
-          <w:top w:val="single" w:sz="4" w:space="0" w:color="B7CBE4" w:themeColor="accent1" w:themeTint="67"/>
-          <w:left w:val="single" w:sz="4" w:space="0" w:color="B7CBE4" w:themeColor="accent1" w:themeTint="67"/>
-          <w:bottom w:val="single" w:sz="4" w:space="0" w:color="B7CBE4" w:themeColor="accent1" w:themeTint="67"/>
-          <w:right w:val="single" w:sz="4" w:space="0" w:color="B7CBE4" w:themeColor="accent1" w:themeTint="67"/>
-        </w:tcBorders>
-      </w:tcPr>
-    </w:tblStylePr>
-  </w:style>
-  <w:style w:type="table" w:customStyle="1" w:styleId="Bordered-Accent2">
+          <w:top w:val="single" w:color="B7CBE4" w:themeColor="accent1" w:themeTint="67" w:sz="4" w:space="0"/>
+          <w:left w:val="single" w:color="B7CBE4" w:themeColor="accent1" w:themeTint="67" w:sz="4" w:space="0"/>
+          <w:bottom w:val="single" w:color="B7CBE4" w:themeColor="accent1" w:themeTint="67" w:sz="4" w:space="0"/>
+          <w:right w:val="single" w:color="B7CBE4" w:themeColor="accent1" w:themeTint="67" w:sz="4" w:space="0"/>
+        </w:tcBorders>
+      </w:tcPr>
+    </w:tblStylePr>
+  </w:style>
+  <w:style w:type="table" w:styleId="Bordered-Accent2" w:customStyle="1">
     <w:name w:val="Bordered - Accent 2"/>
     <w:basedOn w:val="TableNormal"/>
     <w:uiPriority w:val="99"/>
@@ -12278,12 +12294,12 @@
       <w:tblStyleRowBandSize w:val="1"/>
       <w:tblStyleColBandSize w:val="1"/>
       <w:tblBorders>
-        <w:top w:val="single" w:sz="4" w:space="0" w:color="E5B7B6" w:themeColor="accent2" w:themeTint="67"/>
-        <w:left w:val="single" w:sz="4" w:space="0" w:color="E5B7B6" w:themeColor="accent2" w:themeTint="67"/>
-        <w:bottom w:val="single" w:sz="4" w:space="0" w:color="E5B7B6" w:themeColor="accent2" w:themeTint="67"/>
-        <w:right w:val="single" w:sz="4" w:space="0" w:color="E5B7B6" w:themeColor="accent2" w:themeTint="67"/>
-        <w:insideH w:val="single" w:sz="4" w:space="0" w:color="E5B7B6" w:themeColor="accent2" w:themeTint="67"/>
-        <w:insideV w:val="single" w:sz="4" w:space="0" w:color="E5B7B6" w:themeColor="accent2" w:themeTint="67"/>
+        <w:top w:val="single" w:color="E5B7B6" w:themeColor="accent2" w:themeTint="67" w:sz="4" w:space="0"/>
+        <w:left w:val="single" w:color="E5B7B6" w:themeColor="accent2" w:themeTint="67" w:sz="4" w:space="0"/>
+        <w:bottom w:val="single" w:color="E5B7B6" w:themeColor="accent2" w:themeTint="67" w:sz="4" w:space="0"/>
+        <w:right w:val="single" w:color="E5B7B6" w:themeColor="accent2" w:themeTint="67" w:sz="4" w:space="0"/>
+        <w:insideH w:val="single" w:color="E5B7B6" w:themeColor="accent2" w:themeTint="67" w:sz="4" w:space="0"/>
+        <w:insideV w:val="single" w:color="E5B7B6" w:themeColor="accent2" w:themeTint="67" w:sz="4" w:space="0"/>
       </w:tblBorders>
     </w:tblPr>
     <w:tblStylePr w:type="firstRow">
@@ -12295,7 +12311,7 @@
       <w:tblPr/>
       <w:tcPr>
         <w:tcBorders>
-          <w:bottom w:val="single" w:sz="12" w:space="0" w:color="D99695" w:themeColor="accent2" w:themeTint="97"/>
+          <w:bottom w:val="single" w:color="D99695" w:themeColor="accent2" w:themeTint="97" w:sz="12" w:space="0"/>
         </w:tcBorders>
       </w:tcPr>
     </w:tblStylePr>
@@ -12308,7 +12324,7 @@
       <w:tblPr/>
       <w:tcPr>
         <w:tcBorders>
-          <w:top w:val="single" w:sz="12" w:space="0" w:color="D99695" w:themeColor="accent2" w:themeTint="97"/>
+          <w:top w:val="single" w:color="D99695" w:themeColor="accent2" w:themeTint="97" w:sz="12" w:space="0"/>
         </w:tcBorders>
       </w:tcPr>
     </w:tblStylePr>
@@ -12328,7 +12344,7 @@
       <w:tblPr/>
       <w:tcPr>
         <w:tcBorders>
-          <w:left w:val="single" w:sz="12" w:space="0" w:color="D99695" w:themeColor="accent2" w:themeTint="97"/>
+          <w:left w:val="single" w:color="D99695" w:themeColor="accent2" w:themeTint="97" w:sz="12" w:space="0"/>
         </w:tcBorders>
       </w:tcPr>
     </w:tblStylePr>
@@ -12341,15 +12357,15 @@
       <w:tblPr/>
       <w:tcPr>
         <w:tcBorders>
-          <w:top w:val="single" w:sz="4" w:space="0" w:color="E5B7B6" w:themeColor="accent2" w:themeTint="67"/>
-          <w:left w:val="single" w:sz="4" w:space="0" w:color="E5B7B6" w:themeColor="accent2" w:themeTint="67"/>
-          <w:bottom w:val="single" w:sz="4" w:space="0" w:color="E5B7B6" w:themeColor="accent2" w:themeTint="67"/>
-          <w:right w:val="single" w:sz="4" w:space="0" w:color="E5B7B6" w:themeColor="accent2" w:themeTint="67"/>
-        </w:tcBorders>
-      </w:tcPr>
-    </w:tblStylePr>
-  </w:style>
-  <w:style w:type="table" w:customStyle="1" w:styleId="Bordered-Accent3">
+          <w:top w:val="single" w:color="E5B7B6" w:themeColor="accent2" w:themeTint="67" w:sz="4" w:space="0"/>
+          <w:left w:val="single" w:color="E5B7B6" w:themeColor="accent2" w:themeTint="67" w:sz="4" w:space="0"/>
+          <w:bottom w:val="single" w:color="E5B7B6" w:themeColor="accent2" w:themeTint="67" w:sz="4" w:space="0"/>
+          <w:right w:val="single" w:color="E5B7B6" w:themeColor="accent2" w:themeTint="67" w:sz="4" w:space="0"/>
+        </w:tcBorders>
+      </w:tcPr>
+    </w:tblStylePr>
+  </w:style>
+  <w:style w:type="table" w:styleId="Bordered-Accent3" w:customStyle="1">
     <w:name w:val="Bordered - Accent 3"/>
     <w:basedOn w:val="TableNormal"/>
     <w:uiPriority w:val="99"/>
@@ -12357,12 +12373,12 @@
       <w:tblStyleRowBandSize w:val="1"/>
       <w:tblStyleColBandSize w:val="1"/>
       <w:tblBorders>
-        <w:top w:val="single" w:sz="4" w:space="0" w:color="D6E3BB" w:themeColor="accent3" w:themeTint="67"/>
-        <w:left w:val="single" w:sz="4" w:space="0" w:color="D6E3BB" w:themeColor="accent3" w:themeTint="67"/>
-        <w:bottom w:val="single" w:sz="4" w:space="0" w:color="D6E3BB" w:themeColor="accent3" w:themeTint="67"/>
-        <w:right w:val="single" w:sz="4" w:space="0" w:color="D6E3BB" w:themeColor="accent3" w:themeTint="67"/>
-        <w:insideH w:val="single" w:sz="4" w:space="0" w:color="D6E3BB" w:themeColor="accent3" w:themeTint="67"/>
-        <w:insideV w:val="single" w:sz="4" w:space="0" w:color="D6E3BB" w:themeColor="accent3" w:themeTint="67"/>
+        <w:top w:val="single" w:color="D6E3BB" w:themeColor="accent3" w:themeTint="67" w:sz="4" w:space="0"/>
+        <w:left w:val="single" w:color="D6E3BB" w:themeColor="accent3" w:themeTint="67" w:sz="4" w:space="0"/>
+        <w:bottom w:val="single" w:color="D6E3BB" w:themeColor="accent3" w:themeTint="67" w:sz="4" w:space="0"/>
+        <w:right w:val="single" w:color="D6E3BB" w:themeColor="accent3" w:themeTint="67" w:sz="4" w:space="0"/>
+        <w:insideH w:val="single" w:color="D6E3BB" w:themeColor="accent3" w:themeTint="67" w:sz="4" w:space="0"/>
+        <w:insideV w:val="single" w:color="D6E3BB" w:themeColor="accent3" w:themeTint="67" w:sz="4" w:space="0"/>
       </w:tblBorders>
     </w:tblPr>
     <w:tblStylePr w:type="firstRow">
@@ -12374,7 +12390,7 @@
       <w:tblPr/>
       <w:tcPr>
         <w:tcBorders>
-          <w:bottom w:val="single" w:sz="12" w:space="0" w:color="C3D69B" w:themeColor="accent3" w:themeTint="98"/>
+          <w:bottom w:val="single" w:color="C3D69B" w:themeColor="accent3" w:themeTint="98" w:sz="12" w:space="0"/>
         </w:tcBorders>
       </w:tcPr>
     </w:tblStylePr>
@@ -12387,7 +12403,7 @@
       <w:tblPr/>
       <w:tcPr>
         <w:tcBorders>
-          <w:top w:val="single" w:sz="12" w:space="0" w:color="C3D69B" w:themeColor="accent3" w:themeTint="98"/>
+          <w:top w:val="single" w:color="C3D69B" w:themeColor="accent3" w:themeTint="98" w:sz="12" w:space="0"/>
         </w:tcBorders>
       </w:tcPr>
     </w:tblStylePr>
@@ -12407,7 +12423,7 @@
       <w:tblPr/>
       <w:tcPr>
         <w:tcBorders>
-          <w:left w:val="single" w:sz="12" w:space="0" w:color="C3D69B" w:themeColor="accent3" w:themeTint="98"/>
+          <w:left w:val="single" w:color="C3D69B" w:themeColor="accent3" w:themeTint="98" w:sz="12" w:space="0"/>
         </w:tcBorders>
       </w:tcPr>
     </w:tblStylePr>
@@ -12420,15 +12436,15 @@
       <w:tblPr/>
       <w:tcPr>
         <w:tcBorders>
-          <w:top w:val="single" w:sz="4" w:space="0" w:color="D6E3BB" w:themeColor="accent3" w:themeTint="67"/>
-          <w:left w:val="single" w:sz="4" w:space="0" w:color="D6E3BB" w:themeColor="accent3" w:themeTint="67"/>
-          <w:bottom w:val="single" w:sz="4" w:space="0" w:color="D6E3BB" w:themeColor="accent3" w:themeTint="67"/>
-          <w:right w:val="single" w:sz="4" w:space="0" w:color="D6E3BB" w:themeColor="accent3" w:themeTint="67"/>
-        </w:tcBorders>
-      </w:tcPr>
-    </w:tblStylePr>
-  </w:style>
-  <w:style w:type="table" w:customStyle="1" w:styleId="Bordered-Accent4">
+          <w:top w:val="single" w:color="D6E3BB" w:themeColor="accent3" w:themeTint="67" w:sz="4" w:space="0"/>
+          <w:left w:val="single" w:color="D6E3BB" w:themeColor="accent3" w:themeTint="67" w:sz="4" w:space="0"/>
+          <w:bottom w:val="single" w:color="D6E3BB" w:themeColor="accent3" w:themeTint="67" w:sz="4" w:space="0"/>
+          <w:right w:val="single" w:color="D6E3BB" w:themeColor="accent3" w:themeTint="67" w:sz="4" w:space="0"/>
+        </w:tcBorders>
+      </w:tcPr>
+    </w:tblStylePr>
+  </w:style>
+  <w:style w:type="table" w:styleId="Bordered-Accent4" w:customStyle="1">
     <w:name w:val="Bordered - Accent 4"/>
     <w:basedOn w:val="TableNormal"/>
     <w:uiPriority w:val="99"/>
@@ -12436,12 +12452,12 @@
       <w:tblStyleRowBandSize w:val="1"/>
       <w:tblStyleColBandSize w:val="1"/>
       <w:tblBorders>
-        <w:top w:val="single" w:sz="4" w:space="0" w:color="CBC0D9" w:themeColor="accent4" w:themeTint="67"/>
-        <w:left w:val="single" w:sz="4" w:space="0" w:color="CBC0D9" w:themeColor="accent4" w:themeTint="67"/>
-        <w:bottom w:val="single" w:sz="4" w:space="0" w:color="CBC0D9" w:themeColor="accent4" w:themeTint="67"/>
-        <w:right w:val="single" w:sz="4" w:space="0" w:color="CBC0D9" w:themeColor="accent4" w:themeTint="67"/>
-        <w:insideH w:val="single" w:sz="4" w:space="0" w:color="CBC0D9" w:themeColor="accent4" w:themeTint="67"/>
-        <w:insideV w:val="single" w:sz="4" w:space="0" w:color="CBC0D9" w:themeColor="accent4" w:themeTint="67"/>
+        <w:top w:val="single" w:color="CBC0D9" w:themeColor="accent4" w:themeTint="67" w:sz="4" w:space="0"/>
+        <w:left w:val="single" w:color="CBC0D9" w:themeColor="accent4" w:themeTint="67" w:sz="4" w:space="0"/>
+        <w:bottom w:val="single" w:color="CBC0D9" w:themeColor="accent4" w:themeTint="67" w:sz="4" w:space="0"/>
+        <w:right w:val="single" w:color="CBC0D9" w:themeColor="accent4" w:themeTint="67" w:sz="4" w:space="0"/>
+        <w:insideH w:val="single" w:color="CBC0D9" w:themeColor="accent4" w:themeTint="67" w:sz="4" w:space="0"/>
+        <w:insideV w:val="single" w:color="CBC0D9" w:themeColor="accent4" w:themeTint="67" w:sz="4" w:space="0"/>
       </w:tblBorders>
     </w:tblPr>
     <w:tblStylePr w:type="firstRow">
@@ -12453,7 +12469,7 @@
       <w:tblPr/>
       <w:tcPr>
         <w:tcBorders>
-          <w:bottom w:val="single" w:sz="12" w:space="0" w:color="B2A1C6" w:themeColor="accent4" w:themeTint="9A"/>
+          <w:bottom w:val="single" w:color="B2A1C6" w:themeColor="accent4" w:themeTint="9A" w:sz="12" w:space="0"/>
         </w:tcBorders>
       </w:tcPr>
     </w:tblStylePr>
@@ -12466,7 +12482,7 @@
       <w:tblPr/>
       <w:tcPr>
         <w:tcBorders>
-          <w:top w:val="single" w:sz="12" w:space="0" w:color="B2A1C6" w:themeColor="accent4" w:themeTint="9A"/>
+          <w:top w:val="single" w:color="B2A1C6" w:themeColor="accent4" w:themeTint="9A" w:sz="12" w:space="0"/>
         </w:tcBorders>
       </w:tcPr>
     </w:tblStylePr>
@@ -12486,7 +12502,7 @@
       <w:tblPr/>
       <w:tcPr>
         <w:tcBorders>
-          <w:left w:val="single" w:sz="12" w:space="0" w:color="B2A1C6" w:themeColor="accent4" w:themeTint="9A"/>
+          <w:left w:val="single" w:color="B2A1C6" w:themeColor="accent4" w:themeTint="9A" w:sz="12" w:space="0"/>
         </w:tcBorders>
       </w:tcPr>
     </w:tblStylePr>
@@ -12499,15 +12515,15 @@
       <w:tblPr/>
       <w:tcPr>
         <w:tcBorders>
-          <w:top w:val="single" w:sz="4" w:space="0" w:color="CBC0D9" w:themeColor="accent4" w:themeTint="67"/>
-          <w:left w:val="single" w:sz="4" w:space="0" w:color="CBC0D9" w:themeColor="accent4" w:themeTint="67"/>
-          <w:bottom w:val="single" w:sz="4" w:space="0" w:color="CBC0D9" w:themeColor="accent4" w:themeTint="67"/>
-          <w:right w:val="single" w:sz="4" w:space="0" w:color="CBC0D9" w:themeColor="accent4" w:themeTint="67"/>
-        </w:tcBorders>
-      </w:tcPr>
-    </w:tblStylePr>
-  </w:style>
-  <w:style w:type="table" w:customStyle="1" w:styleId="Bordered-Accent5">
+          <w:top w:val="single" w:color="CBC0D9" w:themeColor="accent4" w:themeTint="67" w:sz="4" w:space="0"/>
+          <w:left w:val="single" w:color="CBC0D9" w:themeColor="accent4" w:themeTint="67" w:sz="4" w:space="0"/>
+          <w:bottom w:val="single" w:color="CBC0D9" w:themeColor="accent4" w:themeTint="67" w:sz="4" w:space="0"/>
+          <w:right w:val="single" w:color="CBC0D9" w:themeColor="accent4" w:themeTint="67" w:sz="4" w:space="0"/>
+        </w:tcBorders>
+      </w:tcPr>
+    </w:tblStylePr>
+  </w:style>
+  <w:style w:type="table" w:styleId="Bordered-Accent5" w:customStyle="1">
     <w:name w:val="Bordered - Accent 5"/>
     <w:basedOn w:val="TableNormal"/>
     <w:uiPriority w:val="99"/>
@@ -12515,12 +12531,12 @@
       <w:tblStyleRowBandSize w:val="1"/>
       <w:tblStyleColBandSize w:val="1"/>
       <w:tblBorders>
-        <w:top w:val="single" w:sz="4" w:space="0" w:color="B6DDE8" w:themeColor="accent5" w:themeTint="67"/>
-        <w:left w:val="single" w:sz="4" w:space="0" w:color="B6DDE8" w:themeColor="accent5" w:themeTint="67"/>
-        <w:bottom w:val="single" w:sz="4" w:space="0" w:color="B6DDE8" w:themeColor="accent5" w:themeTint="67"/>
-        <w:right w:val="single" w:sz="4" w:space="0" w:color="B6DDE8" w:themeColor="accent5" w:themeTint="67"/>
-        <w:insideH w:val="single" w:sz="4" w:space="0" w:color="B6DDE8" w:themeColor="accent5" w:themeTint="67"/>
-        <w:insideV w:val="single" w:sz="4" w:space="0" w:color="B6DDE8" w:themeColor="accent5" w:themeTint="67"/>
+        <w:top w:val="single" w:color="B6DDE8" w:themeColor="accent5" w:themeTint="67" w:sz="4" w:space="0"/>
+        <w:left w:val="single" w:color="B6DDE8" w:themeColor="accent5" w:themeTint="67" w:sz="4" w:space="0"/>
+        <w:bottom w:val="single" w:color="B6DDE8" w:themeColor="accent5" w:themeTint="67" w:sz="4" w:space="0"/>
+        <w:right w:val="single" w:color="B6DDE8" w:themeColor="accent5" w:themeTint="67" w:sz="4" w:space="0"/>
+        <w:insideH w:val="single" w:color="B6DDE8" w:themeColor="accent5" w:themeTint="67" w:sz="4" w:space="0"/>
+        <w:insideV w:val="single" w:color="B6DDE8" w:themeColor="accent5" w:themeTint="67" w:sz="4" w:space="0"/>
       </w:tblBorders>
     </w:tblPr>
     <w:tblStylePr w:type="firstRow">
@@ -12532,7 +12548,7 @@
       <w:tblPr/>
       <w:tcPr>
         <w:tcBorders>
-          <w:bottom w:val="single" w:sz="12" w:space="0" w:color="92CCDC" w:themeColor="accent5" w:themeTint="9A"/>
+          <w:bottom w:val="single" w:color="92CCDC" w:themeColor="accent5" w:themeTint="9A" w:sz="12" w:space="0"/>
         </w:tcBorders>
       </w:tcPr>
     </w:tblStylePr>
@@ -12545,7 +12561,7 @@
       <w:tblPr/>
       <w:tcPr>
         <w:tcBorders>
-          <w:top w:val="single" w:sz="12" w:space="0" w:color="92CCDC" w:themeColor="accent5" w:themeTint="9A"/>
+          <w:top w:val="single" w:color="92CCDC" w:themeColor="accent5" w:themeTint="9A" w:sz="12" w:space="0"/>
         </w:tcBorders>
       </w:tcPr>
     </w:tblStylePr>
@@ -12565,7 +12581,7 @@
       <w:tblPr/>
       <w:tcPr>
         <w:tcBorders>
-          <w:left w:val="single" w:sz="12" w:space="0" w:color="92CCDC" w:themeColor="accent5" w:themeTint="9A"/>
+          <w:left w:val="single" w:color="92CCDC" w:themeColor="accent5" w:themeTint="9A" w:sz="12" w:space="0"/>
         </w:tcBorders>
       </w:tcPr>
     </w:tblStylePr>
@@ -12578,15 +12594,15 @@
       <w:tblPr/>
       <w:tcPr>
         <w:tcBorders>
-          <w:top w:val="single" w:sz="4" w:space="0" w:color="B6DDE8" w:themeColor="accent5" w:themeTint="67"/>
-          <w:left w:val="single" w:sz="4" w:space="0" w:color="B6DDE8" w:themeColor="accent5" w:themeTint="67"/>
-          <w:bottom w:val="single" w:sz="4" w:space="0" w:color="B6DDE8" w:themeColor="accent5" w:themeTint="67"/>
-          <w:right w:val="single" w:sz="4" w:space="0" w:color="B6DDE8" w:themeColor="accent5" w:themeTint="67"/>
-        </w:tcBorders>
-      </w:tcPr>
-    </w:tblStylePr>
-  </w:style>
-  <w:style w:type="table" w:customStyle="1" w:styleId="Bordered-Accent6">
+          <w:top w:val="single" w:color="B6DDE8" w:themeColor="accent5" w:themeTint="67" w:sz="4" w:space="0"/>
+          <w:left w:val="single" w:color="B6DDE8" w:themeColor="accent5" w:themeTint="67" w:sz="4" w:space="0"/>
+          <w:bottom w:val="single" w:color="B6DDE8" w:themeColor="accent5" w:themeTint="67" w:sz="4" w:space="0"/>
+          <w:right w:val="single" w:color="B6DDE8" w:themeColor="accent5" w:themeTint="67" w:sz="4" w:space="0"/>
+        </w:tcBorders>
+      </w:tcPr>
+    </w:tblStylePr>
+  </w:style>
+  <w:style w:type="table" w:styleId="Bordered-Accent6" w:customStyle="1">
     <w:name w:val="Bordered - Accent 6"/>
     <w:basedOn w:val="TableNormal"/>
     <w:uiPriority w:val="99"/>
@@ -12594,12 +12610,12 @@
       <w:tblStyleRowBandSize w:val="1"/>
       <w:tblStyleColBandSize w:val="1"/>
       <w:tblBorders>
-        <w:top w:val="single" w:sz="4" w:space="0" w:color="FBD4B4" w:themeColor="accent6" w:themeTint="67"/>
-        <w:left w:val="single" w:sz="4" w:space="0" w:color="FBD4B4" w:themeColor="accent6" w:themeTint="67"/>
-        <w:bottom w:val="single" w:sz="4" w:space="0" w:color="FBD4B4" w:themeColor="accent6" w:themeTint="67"/>
-        <w:right w:val="single" w:sz="4" w:space="0" w:color="FBD4B4" w:themeColor="accent6" w:themeTint="67"/>
-        <w:insideH w:val="single" w:sz="4" w:space="0" w:color="FBD4B4" w:themeColor="accent6" w:themeTint="67"/>
-        <w:insideV w:val="single" w:sz="4" w:space="0" w:color="FBD4B4" w:themeColor="accent6" w:themeTint="67"/>
+        <w:top w:val="single" w:color="FBD4B4" w:themeColor="accent6" w:themeTint="67" w:sz="4" w:space="0"/>
+        <w:left w:val="single" w:color="FBD4B4" w:themeColor="accent6" w:themeTint="67" w:sz="4" w:space="0"/>
+        <w:bottom w:val="single" w:color="FBD4B4" w:themeColor="accent6" w:themeTint="67" w:sz="4" w:space="0"/>
+        <w:right w:val="single" w:color="FBD4B4" w:themeColor="accent6" w:themeTint="67" w:sz="4" w:space="0"/>
+        <w:insideH w:val="single" w:color="FBD4B4" w:themeColor="accent6" w:themeTint="67" w:sz="4" w:space="0"/>
+        <w:insideV w:val="single" w:color="FBD4B4" w:themeColor="accent6" w:themeTint="67" w:sz="4" w:space="0"/>
       </w:tblBorders>
     </w:tblPr>
     <w:tblStylePr w:type="firstRow">
@@ -12611,7 +12627,7 @@
       <w:tblPr/>
       <w:tcPr>
         <w:tcBorders>
-          <w:bottom w:val="single" w:sz="12" w:space="0" w:color="FAC090" w:themeColor="accent6" w:themeTint="98"/>
+          <w:bottom w:val="single" w:color="FAC090" w:themeColor="accent6" w:themeTint="98" w:sz="12" w:space="0"/>
         </w:tcBorders>
       </w:tcPr>
     </w:tblStylePr>
@@ -12624,7 +12640,7 @@
       <w:tblPr/>
       <w:tcPr>
         <w:tcBorders>
-          <w:top w:val="single" w:sz="12" w:space="0" w:color="FAC090" w:themeColor="accent6" w:themeTint="98"/>
+          <w:top w:val="single" w:color="FAC090" w:themeColor="accent6" w:themeTint="98" w:sz="12" w:space="0"/>
         </w:tcBorders>
       </w:tcPr>
     </w:tblStylePr>
@@ -12644,7 +12660,7 @@
       <w:tblPr/>
       <w:tcPr>
         <w:tcBorders>
-          <w:left w:val="single" w:sz="12" w:space="0" w:color="FAC090" w:themeColor="accent6" w:themeTint="98"/>
+          <w:left w:val="single" w:color="FAC090" w:themeColor="accent6" w:themeTint="98" w:sz="12" w:space="0"/>
         </w:tcBorders>
       </w:tcPr>
     </w:tblStylePr>
@@ -12657,10 +12673,10 @@
       <w:tblPr/>
       <w:tcPr>
         <w:tcBorders>
-          <w:top w:val="single" w:sz="4" w:space="0" w:color="FBD4B4" w:themeColor="accent6" w:themeTint="67"/>
-          <w:left w:val="single" w:sz="4" w:space="0" w:color="FBD4B4" w:themeColor="accent6" w:themeTint="67"/>
-          <w:bottom w:val="single" w:sz="4" w:space="0" w:color="FBD4B4" w:themeColor="accent6" w:themeTint="67"/>
-          <w:right w:val="single" w:sz="4" w:space="0" w:color="FBD4B4" w:themeColor="accent6" w:themeTint="67"/>
+          <w:top w:val="single" w:color="FBD4B4" w:themeColor="accent6" w:themeTint="67" w:sz="4" w:space="0"/>
+          <w:left w:val="single" w:color="FBD4B4" w:themeColor="accent6" w:themeTint="67" w:sz="4" w:space="0"/>
+          <w:bottom w:val="single" w:color="FBD4B4" w:themeColor="accent6" w:themeTint="67" w:sz="4" w:space="0"/>
+          <w:right w:val="single" w:color="FBD4B4" w:themeColor="accent6" w:themeTint="67" w:sz="4" w:space="0"/>
         </w:tcBorders>
       </w:tcPr>
     </w:tblStylePr>
@@ -12679,7 +12695,7 @@
       <w:sz w:val="18"/>
     </w:rPr>
   </w:style>
-  <w:style w:type="character" w:customStyle="1" w:styleId="FootnoteTextChar">
+  <w:style w:type="character" w:styleId="FootnoteTextChar" w:customStyle="1">
     <w:name w:val="Footnote Text Char"/>
     <w:link w:val="FootnoteText"/>
     <w:uiPriority w:val="99"/>
@@ -12707,7 +12723,7 @@
       <w:sz w:val="20"/>
     </w:rPr>
   </w:style>
-  <w:style w:type="character" w:customStyle="1" w:styleId="EndnoteTextChar">
+  <w:style w:type="character" w:styleId="EndnoteTextChar" w:customStyle="1">
     <w:name w:val="Endnote Text Char"/>
     <w:link w:val="EndnoteText"/>
     <w:uiPriority w:val="99"/>
@@ -12835,7 +12851,7 @@
     <w:uiPriority w:val="99"/>
     <w:unhideWhenUsed/>
   </w:style>
-  <w:style w:type="paragraph" w:customStyle="1" w:styleId="a">
+  <w:style w:type="paragraph" w:styleId="a" w:customStyle="1">
     <w:name w:val="רגיל"/>
     <w:pPr>
       <w:spacing w:line="264" w:lineRule="auto"/>
@@ -12845,7 +12861,7 @@
       <w:sz w:val="16"/>
     </w:rPr>
   </w:style>
-  <w:style w:type="paragraph" w:customStyle="1" w:styleId="RightAlignedHeading">
+  <w:style w:type="paragraph" w:styleId="RightAlignedHeading" w:customStyle="1">
     <w:name w:val="Right Aligned Heading"/>
     <w:basedOn w:val="a"/>
     <w:pPr>
@@ -12855,7 +12871,7 @@
       <w:caps/>
     </w:rPr>
   </w:style>
-  <w:style w:type="paragraph" w:customStyle="1" w:styleId="CenteredHeading">
+  <w:style w:type="paragraph" w:styleId="CenteredHeading" w:customStyle="1">
     <w:name w:val="Centered Heading"/>
     <w:basedOn w:val="a"/>
     <w:pPr>
@@ -12865,7 +12881,7 @@
       <w:b/>
     </w:rPr>
   </w:style>
-  <w:style w:type="paragraph" w:customStyle="1" w:styleId="NumberedList">
+  <w:style w:type="paragraph" w:styleId="NumberedList" w:customStyle="1">
     <w:name w:val="Numbered List"/>
     <w:basedOn w:val="a"/>
     <w:pPr>
@@ -12876,11 +12892,11 @@
       <w:sz w:val="14"/>
     </w:rPr>
   </w:style>
-  <w:style w:type="paragraph" w:customStyle="1" w:styleId="a0">
+  <w:style w:type="paragraph" w:styleId="a0" w:customStyle="1">
     <w:name w:val="טקסט בלונים"/>
     <w:basedOn w:val="a"/>
   </w:style>
-  <w:style w:type="paragraph" w:customStyle="1" w:styleId="4">
+  <w:style w:type="paragraph" w:styleId="4" w:customStyle="1">
     <w:name w:val="כותרת 4"/>
     <w:basedOn w:val="a"/>
     <w:next w:val="a"/>
@@ -12892,7 +12908,7 @@
       <w:caps/>
     </w:rPr>
   </w:style>
-  <w:style w:type="paragraph" w:customStyle="1" w:styleId="3">
+  <w:style w:type="paragraph" w:styleId="3" w:customStyle="1">
     <w:name w:val="כותרת 3"/>
     <w:basedOn w:val="a"/>
     <w:next w:val="a"/>
@@ -12903,7 +12919,7 @@
       <w:i/>
     </w:rPr>
   </w:style>
-  <w:style w:type="paragraph" w:customStyle="1" w:styleId="2">
+  <w:style w:type="paragraph" w:styleId="2" w:customStyle="1">
     <w:name w:val="כותרת 2"/>
     <w:basedOn w:val="a"/>
     <w:next w:val="a"/>
@@ -12916,7 +12932,7 @@
       <w:sz w:val="24"/>
     </w:rPr>
   </w:style>
-  <w:style w:type="paragraph" w:customStyle="1" w:styleId="1">
+  <w:style w:type="paragraph" w:styleId="1" w:customStyle="1">
     <w:name w:val="כותרת 1"/>
     <w:basedOn w:val="a"/>
     <w:next w:val="a"/>
@@ -12942,10 +12958,10 @@
       <w:u w:val="single"/>
     </w:rPr>
   </w:style>
-  <w:style w:type="character" w:customStyle="1" w:styleId="a1">
+  <w:style w:type="character" w:styleId="a1" w:customStyle="1">
     <w:name w:val="גופן ברירת המחדל של פיסקה"/>
   </w:style>
-  <w:style w:type="character" w:customStyle="1" w:styleId="a2">
+  <w:style w:type="character" w:styleId="a2" w:customStyle="1">
     <w:name w:val="תו תו"/>
     <w:basedOn w:val="a1"/>
     <w:rPr>
@@ -12960,16 +12976,16 @@
     <w:basedOn w:val="TableNormal"/>
     <w:tblPr>
       <w:tblBorders>
-        <w:top w:val="single" w:sz="4" w:space="0" w:color="000000"/>
-        <w:left w:val="single" w:sz="4" w:space="0" w:color="000000"/>
-        <w:bottom w:val="single" w:sz="4" w:space="0" w:color="000000"/>
-        <w:right w:val="single" w:sz="4" w:space="0" w:color="000000"/>
-        <w:insideH w:val="single" w:sz="4" w:space="0" w:color="000000"/>
-        <w:insideV w:val="single" w:sz="4" w:space="0" w:color="000000"/>
+        <w:top w:val="single" w:color="000000" w:sz="4" w:space="0"/>
+        <w:left w:val="single" w:color="000000" w:sz="4" w:space="0"/>
+        <w:bottom w:val="single" w:color="000000" w:sz="4" w:space="0"/>
+        <w:right w:val="single" w:color="000000" w:sz="4" w:space="0"/>
+        <w:insideH w:val="single" w:color="000000" w:sz="4" w:space="0"/>
+        <w:insideV w:val="single" w:color="000000" w:sz="4" w:space="0"/>
       </w:tblBorders>
     </w:tblPr>
   </w:style>
-  <w:style w:type="table" w:customStyle="1" w:styleId="a3">
+  <w:style w:type="table" w:styleId="a3" w:customStyle="1">
     <w:name w:val="טבלה רגילה"/>
     <w:tblPr>
       <w:tblInd w:w="0" w:type="dxa"/>
@@ -12981,7 +12997,7 @@
       </w:tblCellMar>
     </w:tblPr>
   </w:style>
-  <w:style w:type="numbering" w:customStyle="1" w:styleId="N0">
+  <w:style w:type="numbering" w:styleId="N0" w:customStyle="1">
     <w:name w:val="N0"/>
     <w:pPr>
       <w:numPr>
@@ -12995,16 +13011,16 @@
     <w:uiPriority w:val="59"/>
     <w:tblPr>
       <w:tblBorders>
-        <w:top w:val="single" w:sz="4" w:space="0" w:color="000000" w:themeColor="text1"/>
-        <w:left w:val="single" w:sz="4" w:space="0" w:color="000000" w:themeColor="text1"/>
-        <w:bottom w:val="single" w:sz="4" w:space="0" w:color="000000" w:themeColor="text1"/>
-        <w:right w:val="single" w:sz="4" w:space="0" w:color="000000" w:themeColor="text1"/>
-        <w:insideH w:val="single" w:sz="4" w:space="0" w:color="000000" w:themeColor="text1"/>
-        <w:insideV w:val="single" w:sz="4" w:space="0" w:color="000000" w:themeColor="text1"/>
+        <w:top w:val="single" w:color="000000" w:themeColor="text1" w:sz="4" w:space="0"/>
+        <w:left w:val="single" w:color="000000" w:themeColor="text1" w:sz="4" w:space="0"/>
+        <w:bottom w:val="single" w:color="000000" w:themeColor="text1" w:sz="4" w:space="0"/>
+        <w:right w:val="single" w:color="000000" w:themeColor="text1" w:sz="4" w:space="0"/>
+        <w:insideH w:val="single" w:color="000000" w:themeColor="text1" w:sz="4" w:space="0"/>
+        <w:insideV w:val="single" w:color="000000" w:themeColor="text1" w:sz="4" w:space="0"/>
       </w:tblBorders>
     </w:tblPr>
   </w:style>
-  <w:style w:type="character" w:customStyle="1" w:styleId="HeaderChar">
+  <w:style w:type="character" w:styleId="HeaderChar" w:customStyle="1">
     <w:name w:val="Header Char"/>
     <w:basedOn w:val="DefaultParagraphFont"/>
     <w:link w:val="Header"/>
@@ -13023,7 +13039,7 @@
       </w:tabs>
     </w:pPr>
   </w:style>
-  <w:style w:type="character" w:customStyle="1" w:styleId="FooterChar">
+  <w:style w:type="character" w:styleId="FooterChar" w:customStyle="1">
     <w:name w:val="Footer Char"/>
     <w:basedOn w:val="DefaultParagraphFont"/>
     <w:link w:val="Footer"/>
